--- a/ind/docx/47.content.docx
+++ b/ind/docx/47.content.docx
@@ -212,7 +212,7 @@
           <w:i/>
           <w:lang w:val="id_ID" w:bidi="id_ID"/>
         </w:rPr>
-        <w:t>2 Korintus 1:1 (#1), 2 Korintus 1:1 (#2), 2 Korintus 1:1 (#3), 2 Korintus 1:2 (#1), 2 Korintus 1:2 (#2), 2 Korintus 9:4 (#6), 2 Korintus 9:4 (#7), 2 Korintus 9:5 (#1), 2 Korintus 9:5 (#2), 2 Korintus 9:5 (#3), 2 Korintus 9:5 (#4), 2 Korintus 9:5 (#5), 2 Korintus 9:5 (#6), 2 Korintus 9:5 (#7), 2 Korintus 9:5 (#8), 2 Korintus 9:6 (#1), 2 Korintus 9:6 (#2), 2 Korintus 9:6 (#3), 2 Korintus 9:6 (#4), 2 Korintus 9:7 (#1), 2 Korintus 9:7 (#2), 2 Korintus 9:7 (#3), 2 Korintus 9:7 (#4), 2 Korintus 9:8 (#1), 2 Korintus 9:8 (#2), 2 Korintus 9:8 (#3), 2 Korintus 9:8 (#4), 2 Korintus 9:8 (#5), 2 Korintus 9:9 (#1), 2 Korintus 9:9 (#2), 2 Korintus 9:9 (#3), 2 Korintus 9:9 (#4), 2 Korintus 9:9 (#5), 2 Korintus 9:9 (#6), 2 Korintus 9:9 (#7), 2 Korintus 9:9 (#8), 2 Korintus 9:9 (#9), 2 Korintus 9:10 (#1), 2 Korintus 9:10 (#2), 2 Korintus 9:10 (#3), 2 Korintus 9:10 (#4), 2 Korintus 9:10 (#5), 2 Korintus 9:10 (#6), 2 Korintus 9:11 (#1), 2 Korintus 9:11 (#2), 2 Korintus 9:11 (#3), 2 Korintus 9:11 (#4), 2 Korintus 9:11 (#5), 2 Korintus 9:11 (#6), 2 Korintus 9:12 (#1), 2 Korintus 9:12 (#2), 2 Korintus 9:12 (#3), 2 Korintus 9:13 (#1), 2 Korintus 9:13 (#10), 2 Korintus 9:13 (#2), 2 Korintus 9:13 (#3), 2 Korintus 9:13 (#4), 2 Korintus 9:13 (#5), 2 Korintus 9:13 (#6), 2 Korintus 9:13 (#7), 2 Korintus 9:13 (#8), 2 Korintus 9:13 (#9), 2 Korintus 9:14 (#1), 2 Korintus 9:14 (#2), 2 Korintus 9:14 (#3), 2 Korintus 9:14 (#4), 2 Korintus 9:15 (#1), 2 Korintus 9:15 (#2), 2 Korintus 10:1 (#1), 2 Korintus 10:1 (#2), 2 Korintus 10:1 (#3), 2 Korintus 10:1 (#4), 2 Korintus 10:1 (#5), 2 Korintus 10:1 (#6), 2 Korintus 10:2 (#1), 2 Korintus 10:2 (#2), 2 Korintus 10:2 (#3), 2 Korintus 10:2 (#4), 2 Korintus 10:2 (#5), 2 Korintus 10:2 (#6), 2 Korintus 10:2 (#7), 2 Korintus 10:3 (#1), 2 Korintus 10:3 (#2), 2 Korintus 10:3 (#3), 2 Korintus 10:3 (#4), 2 Korintus 10:3 (#5), 2 Korintus 10:4 (#1), 2 Korintus 10:4 (#2), 2 Korintus 10:4 (#3), 2 Korintus 10:4 (#4), 2 Korintus 10:4 (#5), 2 Korintus 10:4 (#6), 2 Korintus 10:4 (#7), 2 Korintus 10:5 (#1), 2 Korintus 10:5 (#2), 2 Korintus 10:5 (#3), 2 Korintus 10:5 (#4), 2 Korintus 10:5 (#5), 2 Korintus 10:5 (#6), 2 Korintus 10:6 (#1), 2 Korintus 10:6 (#2), 2 Korintus 10:6 (#3), 2 Korintus 10:6 (#4), 2 Korintus 10:6 (#5), 2 Korintus 10:7 (#1), 2 Korintus 10:7 (#2), 2 Korintus 10:7 (#3), 2 Korintus 10:7 (#4), 2 Korintus 10:7 (#5), 2 Korintus 10:7 (#6), 2 Korintus 10:7 (#7), 2 Korintus 10:7 (#8), 2 Korintus 10:7 (#9), 2 Korintus 10:8 (#1), 2 Korintus 10:8 (#2), 2 Korintus 10:8 (#3), 2 Korintus 10:8 (#4), 2 Korintus 10:8 (#5), 2 Korintus 10:8 (#6), 2 Korintus 10:9 (#1), 2 Korintus 10:9 (#2), 2 Korintus 10:10 (#1), 2 Korintus 10:10 (#2), 2 Korintus 10:10 (#3), 2 Korintus 10:10 (#4), 2 Korintus 10:10 (#5), 2 Korintus 10:10 (#6), 2 Korintus 10:10 (#7), 2 Korintus 10:11 (#1), 2 Korintus 10:11 (#2), 2 Korintus 10:11 (#3), 2 Korintus 10:11 (#4), 2 Korintus 10:11 (#5), 2 Korintus 10:11 (#6), 2 Korintus 10:12 (#1), 2 Korintus 10:12 (#2), 2 Korintus 10:12 (#3), 2 Korintus 10:12 (#4), 2 Korintus 10:12 (#5), 2 Korintus 10:12 (#6), 2 Korintus 10:13 (#1), 2 Korintus 10:13 (#2), 2 Korintus 10:13 (#3), 2 Korintus 10:13 (#4), 2 Korintus 10:13 (#5), 2 Korintus 10:14 (#1), 2 Korintus 10:14 (#2), 2 Korintus 10:14 (#3), 2 Korintus 10:14 (#4), 2 Korintus 10:14 (#5), 2 Korintus 10:15 (#1), 2 Korintus 10:15 (#2), 2 Korintus 10:15 (#3), 2 Korintus 10:15 (#4), 2 Korintus 10:15 (#5), 2 Korintus 10:15 (#6), 2 Korintus 10:16 (#1), 2 Korintus 10:16 (#2), 2 Korintus 10:16 (#3), 2 Korintus 10:17 (#1), 2 Korintus 10:17 (#2), 2 Korintus 10:18 (#1), 2 Korintus 10:18 (#2), 2 Korintus 10:18 (#3), 2 Korintus 10:18 (#4), 2 Korintus 10:18 (#5), 2 Korintus 11:1 (#1), 2 Korintus 11:1 (#2), 2 Korintus 11:1 (#3), 2 Korintus 11:2 (#1), 2 Korintus 11:2 (#2), 2 Korintus 11:2 (#3), 2 Korintus 11:2 (#4), 2 Korintus 11:3 (#1), 2 Korintus 11:3 (#2), 2 Korintus 11:3 (#4), 2 Korintus 11:3 (#5), 2 Korintus 11:3 (#6), 2 Korintus 11:4 (#1), 2 Korintus 11:4 (#2), 2 Korintus 11:4 (#3), 2 Korintus 11:4 (#4), 2 Korintus 11:4 (#5), 2 Korintus 11:5 (#1), 2 Korintus 11:5 (#2), 2 Korintus 11:5 (#3), 2 Korintus 11:6 (#1), 2 Korintus 11:6 (#2), 2 Korintus 11:6 (#3), 2 Korintus 11:6 (#4), 2 Korintus 11:6 (#5), 2 Korintus 11:6 (#6), 2 Korintus 11:6 (#7), 2 Korintus 11:7 (#1), 2 Korintus 11:7 (#2), 2 Korintus 11:7 (#3), 2 Korintus 11:7 (#4), 2 Korintus 11:7 (#5), 2 Korintus 11:7 (#6), 2 Korintus 11:8 (#1), 2 Korintus 11:8 (#2), 2 Korintus 11:9 (#1), 2 Korintus 11:9 (#2), 2 Korintus 11:9 (#3), 2 Korintus 11:9 (#4), 2 Korintus 11:9 (#5), 2 Korintus 11:9 (#6), 2 Korintus 11:10 (#1), 2 Korintus 11:10 (#2), 2 Korintus 11:10 (#3), 2 Korintus 11:10 (#4), 2 Korintus 11:10 (#5), 2 Korintus 11:10 (#6), 2 Korintus 11:10 (#7), 2 Korintus 11:11 (#1), 2 Korintus 11:11 (#2), 2 Korintus 11:11 (#3), 2 Korintus 11:12 (#1), 2 Korintus 11:12 (#2), 2 Korintus 11:12 (#3), 2 Korintus 11:12 (#4), 2 Korintus 11:12 (#5), 2 Korintus 11:12 (#6), 2 Korintus 11:12 (#7), 2 Korintus 11:13 (#1), 2 Korintus 11:13 (#2), 2 Korintus 11:13 (#3), 2 Korintus 11:14 (#1), 2 Korintus 11:14 (#2), 2 Korintus 11:14 (#3), 2 Korintus 11:14 (#4), 2 Korintus 11:14 (#5), 2 Korintus 11:15 (#1), 2 Korintus 11:15 (#2), 2 Korintus 11:15 (#3), 2 Korintus 11:15 (#4), 2 Korintus 11:15 (#5), 2 Korintus 11:15 (#6), 2 Korintus 11:15 (#7), 2 Korintus 11:16, 2 Korintus 11:16 (#2), 2 Korintus 11:16 (#3), 2 Korintus 11:16 (#4), 2 Korintus 11:17 (#1), 2 Korintus 11:17 (#2), 2 Korintus 11:17 (#3), 2 Korintus 11:17 (#4), 2 Korintus 11:17 (#5), 2 Korintus 11:17 (#6), 2 Korintus 11:18 (#1), 2 Korintus 11:18 (#2), 2 Korintus 11:19 (#1), 2 Korintus 11:19 (#2), 2 Korintus 11:19 (#3), 2 Korintus 11:19 (#4), 2 Korintus 11:20 (#1), 2 Korintus 11:20 (#2), 2 Korintus 11:20 (#3), 2 Korintus 11:20 (#4), 2 Korintus 11:20 (#5), 2 Korintus 11:20 (#6), 2 Korintus 11:20 (#7), 2 Korintus 11:21 (#1), 2 Korintus 11:21 (#2), 2 Korintus 11:21 (#3), 2 Korintus 11:21 (#4), 2 Korintus 11:21 (#5), 2 Korintus 11:21 (#6), 2 Korintus 11:21 (#7), 2 Korintus 11:21 (#8), 2 Korintus 11:22 (#1), 2 Korintus 11:22 (#2), 2 Korintus 11:23 (#1), 2 Korintus 11:23 (#2), 2 Korintus 11:23 (#3), 2 Korintus 11:23 (#4), 2 Korintus 11:23 (#5), 2 Korintus 11:23 (#6), 2 Korintus 11:23 (#7), 2 Korintus 11:24 (#1), 2 Korintus 11:25 (#1), 2 Korintus 11:25 (#2), 2 Korintus 11:25 (#3), 2 Korintus 11:25 (#4), 2 Korintus 11:25 (#5), 2 Korintus 11:25 (#6), 2 Korintus 11:25 (#7), 2 Korintus 11:26 (#1), 2 Korintus 11:26 (#2), 2 Korintus 11:26 (#3), 2 Korintus 11:26 (#4), 2 Korintus 11:26 (#5), 2 Korintus 11:26 (#6), 2 Korintus 11:27 (#1), 2 Korintus 11:27 (#2), 2 Korintus 11:27 (#3), 2 Korintus 11:28 (#1), 2 Korintus 11:28 (#2), 2 Korintus 11:28 (#3), 2 Korintus 11:28 (#4), 2 Korintus 11:29 (#1), 2 Korintus 11:29 (#2), 2 Korintus 11:29 (#3), 2 Korintus 11:29 (#4), 2 Korintus 11:29 (#5), 2 Korintus 11:29 (#6), 2 Korintus 11:30 (#1), 2 Korintus 11:30 (#2), 2 Korintus 11:30 (#3), 2 Korintus 11:31 (#1), 2 Korintus 11:31 (#2), 2 Korintus 11:31 (#3), 2 Korintus 11:31 (#4), 2 Korintus 11:31 (#5), 2 Korintus 11:31 (#6), 2 Korintus 11:31 (#7), 2 Korintus 11:32 (#1), 2 Korintus 11:32 (#2), 2 Korintus 11:32 (#3), 2 Korintus 11:32 (#4), 2 Korintus 11:33 (#1), 2 Korintus 11:33 (#2), 2 Korintus 11:33 (#3), 2 Korintus 11:33 (#4), 2 Korintus 12:1 (#1), 2 Korintus 12:1 (#2), 2 Korintus 12:1 (#3), 2 Korintus 12:1 (#4), 2 Korintus 12:2 (#1), 2 Korintus 12:2 (#2), 2 Korintus 12:2 (#3), 2 Korintus 12:2 (#4), 2 Korintus 12:2 (#5), 2 Korintus 12:2 (#6), 2 Korintus 12:2 (#7), 2 Korintus 12:3 (#1), 2 Korintus 12:3 (#2), 2 Korintus 12:3 (#3), 2 Korintus 12:3 (#4)</w:t>
+        <w:t>2 Korintus 1:1 (#1), 2 Korintus 1:1 (#2), 2 Korintus 1:1 (#3), 2 Korintus 1:2 (#1), 2 Korintus 1:2 (#2), 2 Korintus 1:3 (#1), 2 Korintus 9:4 (#6), 2 Korintus 9:4 (#7), 2 Korintus 9:5 (#1), 2 Korintus 9:5 (#2), 2 Korintus 9:5 (#3), 2 Korintus 9:5 (#4), 2 Korintus 9:5 (#5), 2 Korintus 9:5 (#6), 2 Korintus 9:5 (#7), 2 Korintus 9:5 (#8), 2 Korintus 9:6 (#1), 2 Korintus 9:6 (#2), 2 Korintus 9:6 (#3), 2 Korintus 9:6 (#4), 2 Korintus 9:7 (#1), 2 Korintus 9:7 (#2), 2 Korintus 9:7 (#3), 2 Korintus 9:7 (#4), 2 Korintus 9:8 (#1), 2 Korintus 9:8 (#2), 2 Korintus 9:8 (#3), 2 Korintus 9:8 (#4), 2 Korintus 9:8 (#5), 2 Korintus 9:9 (#1), 2 Korintus 9:9 (#2), 2 Korintus 9:9 (#3), 2 Korintus 9:9 (#4), 2 Korintus 9:9 (#5), 2 Korintus 9:9 (#6), 2 Korintus 9:9 (#7), 2 Korintus 9:9 (#8), 2 Korintus 9:9 (#9), 2 Korintus 9:10 (#1), 2 Korintus 9:10 (#2), 2 Korintus 9:10 (#3), 2 Korintus 9:10 (#4), 2 Korintus 9:10 (#5), 2 Korintus 9:10 (#6), 2 Korintus 9:11 (#1), 2 Korintus 9:11 (#2), 2 Korintus 9:11 (#3), 2 Korintus 9:11 (#4), 2 Korintus 9:11 (#5), 2 Korintus 9:11 (#6), 2 Korintus 9:12 (#1), 2 Korintus 9:12 (#2), 2 Korintus 9:12 (#3), 2 Korintus 9:13 (#1), 2 Korintus 9:13 (#2), 2 Korintus 9:13 (#3), 2 Korintus 9:13 (#4), 2 Korintus 9:13 (#5), 2 Korintus 9:13 (#6), 2 Korintus 9:13 (#7), 2 Korintus 9:13 (#8), 2 Korintus 9:13 (#9), 2 Korintus 9:13 (#10), 2 Korintus 9:14 (#1), 2 Korintus 9:14 (#2), 2 Korintus 9:14 (#3), 2 Korintus 9:14 (#4), 2 Korintus 9:15 (#1), 2 Korintus 9:15 (#2), 2 Korintus 10:1 (#1), 2 Korintus 10:1 (#2), 2 Korintus 10:1 (#3), 2 Korintus 10:1 (#4), 2 Korintus 10:1 (#5), 2 Korintus 10:1 (#6), 2 Korintus 10:2 (#1), 2 Korintus 10:2 (#2), 2 Korintus 10:2 (#3), 2 Korintus 10:2 (#4), 2 Korintus 10:2 (#5), 2 Korintus 10:2 (#6), 2 Korintus 10:2 (#7), 2 Korintus 10:3 (#1), 2 Korintus 10:3 (#2), 2 Korintus 10:3 (#3), 2 Korintus 10:3 (#4), 2 Korintus 10:3 (#5), 2 Korintus 10:4 (#1), 2 Korintus 10:4 (#2), 2 Korintus 10:4 (#3), 2 Korintus 10:4 (#4), 2 Korintus 10:4 (#5), 2 Korintus 10:4 (#6), 2 Korintus 10:4 (#7), 2 Korintus 10:5 (#1), 2 Korintus 10:5 (#2), 2 Korintus 10:5 (#3), 2 Korintus 10:5 (#4), 2 Korintus 10:5 (#5), 2 Korintus 10:5 (#6), 2 Korintus 10:6 (#1), 2 Korintus 10:6 (#2), 2 Korintus 10:6 (#3), 2 Korintus 10:6 (#4), 2 Korintus 10:6 (#5), 2 Korintus 10:7 (#1), 2 Korintus 10:7 (#2), 2 Korintus 10:7 (#3), 2 Korintus 10:7 (#4), 2 Korintus 10:7 (#5), 2 Korintus 10:7 (#6), 2 Korintus 10:7 (#7), 2 Korintus 10:7 (#8), 2 Korintus 10:7 (#9), 2 Korintus 10:8 (#1), 2 Korintus 10:8 (#2), 2 Korintus 10:8 (#3), 2 Korintus 10:8 (#4), 2 Korintus 10:8 (#5), 2 Korintus 10:8 (#6), 2 Korintus 10:9 (#1), 2 Korintus 10:9 (#2), 2 Korintus 10:10 (#1), 2 Korintus 10:10 (#2), 2 Korintus 10:10 (#3), 2 Korintus 10:10 (#4), 2 Korintus 10:10 (#5), 2 Korintus 10:10 (#6), 2 Korintus 10:10 (#7), 2 Korintus 10:11 (#1), 2 Korintus 10:11 (#2), 2 Korintus 10:11 (#3), 2 Korintus 10:11 (#4), 2 Korintus 10:11 (#5), 2 Korintus 10:11 (#6), 2 Korintus 10:12 (#1), 2 Korintus 10:12 (#2), 2 Korintus 10:12 (#3), 2 Korintus 10:12 (#4), 2 Korintus 10:12 (#5), 2 Korintus 10:12 (#6), 2 Korintus 10:13 (#1), 2 Korintus 10:13 (#2), 2 Korintus 10:13 (#3), 2 Korintus 10:13 (#4), 2 Korintus 10:13 (#5), 2 Korintus 10:14 (#1), 2 Korintus 10:14 (#2), 2 Korintus 10:14 (#3), 2 Korintus 10:14 (#4), 2 Korintus 10:14 (#5), 2 Korintus 10:15 (#1), 2 Korintus 10:15 (#2), 2 Korintus 10:15 (#3), 2 Korintus 10:15 (#4), 2 Korintus 10:15 (#5), 2 Korintus 10:15 (#6), 2 Korintus 10:16 (#1), 2 Korintus 10:16 (#2), 2 Korintus 10:16 (#3), 2 Korintus 10:17 (#1), 2 Korintus 10:17 (#2), 2 Korintus 10:18 (#1), 2 Korintus 10:18 (#2), 2 Korintus 10:18 (#3), 2 Korintus 10:18 (#4), 2 Korintus 10:18 (#5), 2 Korintus 11:1 (#1), 2 Korintus 11:1 (#2), 2 Korintus 11:1 (#3), 2 Korintus 11:2 (#1), 2 Korintus 11:2 (#2), 2 Korintus 11:2 (#3), 2 Korintus 11:2 (#4), 2 Korintus 11:3 (#1), 2 Korintus 11:3 (#2), 2 Korintus 11:3 (#3), 2 Korintus 11:3 (#4), 2 Korintus 11:3 (#5), 2 Korintus 11:3 (#6), 2 Korintus 11:4 (#1), 2 Korintus 11:4 (#2), 2 Korintus 11:4 (#3), 2 Korintus 11:4 (#4), 2 Korintus 11:4 (#5), 2 Korintus 11:5 (#1), 2 Korintus 11:5 (#2), 2 Korintus 11:5 (#3), 2 Korintus 11:6 (#1), 2 Korintus 11:6 (#2), 2 Korintus 11:6 (#3), 2 Korintus 11:6 (#4), 2 Korintus 11:6 (#5), 2 Korintus 11:6 (#6), 2 Korintus 11:6 (#7), 2 Korintus 11:7 (#1), 2 Korintus 11:7 (#2), 2 Korintus 11:7 (#3), 2 Korintus 11:7 (#4), 2 Korintus 11:7 (#5), 2 Korintus 11:7 (#6), 2 Korintus 11:8 (#1), 2 Korintus 11:8 (#2), 2 Korintus 11:9 (#1), 2 Korintus 11:9 (#2), 2 Korintus 11:9 (#3), 2 Korintus 11:9 (#4), 2 Korintus 11:9 (#5), 2 Korintus 11:9 (#6), 2 Korintus 11:10 (#1), 2 Korintus 11:10 (#2), 2 Korintus 11:10 (#3), 2 Korintus 11:10 (#4), 2 Korintus 11:10 (#5), 2 Korintus 11:10 (#6), 2 Korintus 11:10 (#7), 2 Korintus 11:11 (#1), 2 Korintus 11:11 (#2), 2 Korintus 11:11 (#3), 2 Korintus 11:12 (#1), 2 Korintus 11:12 (#2), 2 Korintus 11:12 (#3), 2 Korintus 11:12 (#4), 2 Korintus 11:12 (#5), 2 Korintus 11:12 (#6), 2 Korintus 11:12 (#7), 2 Korintus 11:13 (#1), 2 Korintus 11:13 (#2), 2 Korintus 11:13 (#3), 2 Korintus 11:14 (#1), 2 Korintus 11:14 (#2), 2 Korintus 11:14 (#3), 2 Korintus 11:14 (#4), 2 Korintus 11:14 (#5), 2 Korintus 11:15 (#1), 2 Korintus 11:15 (#2), 2 Korintus 11:15 (#3), 2 Korintus 11:15 (#4), 2 Korintus 11:15 (#5), 2 Korintus 11:15 (#6), 2 Korintus 11:15 (#7), 2 Korintus 11:16, 2 Korintus 11:16 (#2), 2 Korintus 11:16 (#3), 2 Korintus 11:16 (#4), 2 Korintus 11:17 (#1), 2 Korintus 11:17 (#2), 2 Korintus 11:17 (#3), 2 Korintus 11:17 (#4), 2 Korintus 11:17 (#5), 2 Korintus 11:17 (#6), 2 Korintus 11:18 (#1), 2 Korintus 11:18 (#2), 2 Korintus 11:19 (#1), 2 Korintus 11:19 (#2), 2 Korintus 11:19 (#3), 2 Korintus 11:19 (#4), 2 Korintus 11:20 (#1), 2 Korintus 11:20 (#2), 2 Korintus 11:20 (#3), 2 Korintus 11:20 (#4), 2 Korintus 11:20 (#5), 2 Korintus 11:20 (#6), 2 Korintus 11:20 (#7), 2 Korintus 11:21 (#1), 2 Korintus 11:21 (#2), 2 Korintus 11:21 (#3), 2 Korintus 11:21 (#4), 2 Korintus 11:21 (#5), 2 Korintus 11:21 (#6), 2 Korintus 11:21 (#7), 2 Korintus 11:21 (#8), 2 Korintus 11:22 (#1), 2 Korintus 11:22 (#2), 2 Korintus 11:23 (#1), 2 Korintus 11:23 (#2), 2 Korintus 11:23 (#3), 2 Korintus 11:23 (#4), 2 Korintus 11:23 (#5), 2 Korintus 11:23 (#6), 2 Korintus 11:23 (#7), 2 Korintus 11:24 (#1), 2 Korintus 11:25 (#1), 2 Korintus 11:25 (#2), 2 Korintus 11:25 (#3), 2 Korintus 11:25 (#4), 2 Korintus 11:25 (#5), 2 Korintus 11:25 (#6), 2 Korintus 11:25 (#7), 2 Korintus 11:26 (#1), 2 Korintus 11:26 (#2), 2 Korintus 11:26 (#3), 2 Korintus 11:26 (#4), 2 Korintus 11:26 (#5), 2 Korintus 11:26 (#6), 2 Korintus 11:27 (#1), 2 Korintus 11:27 (#2), 2 Korintus 11:27 (#3), 2 Korintus 11:28 (#1), 2 Korintus 11:28 (#2), 2 Korintus 11:28 (#3), 2 Korintus 11:28 (#4), 2 Korintus 11:29 (#1), 2 Korintus 11:29 (#2), 2 Korintus 11:29 (#3), 2 Korintus 11:29 (#4), 2 Korintus 11:29 (#5), 2 Korintus 11:29 (#6), 2 Korintus 11:30 (#1), 2 Korintus 11:30 (#2), 2 Korintus 11:30 (#3), 2 Korintus 11:31 (#1), 2 Korintus 11:31 (#2), 2 Korintus 11:31 (#3), 2 Korintus 11:31 (#4), 2 Korintus 11:31 (#5), 2 Korintus 11:31 (#6), 2 Korintus 11:31 (#7), 2 Korintus 11:32 (#1), 2 Korintus 11:32 (#2), 2 Korintus 11:32 (#3), 2 Korintus 11:32 (#4), 2 Korintus 11:33 (#1), 2 Korintus 11:33 (#2), 2 Korintus 11:33 (#3), 2 Korintus 11:33 (#4), 2 Korintus 12:1 (#1), 2 Korintus 12:1 (#2), 2 Korintus 12:1 (#3), 2 Korintus 12:1 (#4), 2 Korintus 12:2 (#1), 2 Korintus 12:2 (#2), 2 Korintus 12:2 (#3), 2 Korintus 12:2 (#4), 2 Korintus 12:2 (#5), 2 Korintus 12:2 (#6), 2 Korintus 12:2 (#7), 2 Korintus 12:3 (#1), 2 Korintus 12:3 (#2), 2 Korintus 12:3 (#3), 2 Korintus 12:3 (#4)</w:t>
       </w:r>
       <w:r>
         <w:rPr>
@@ -741,6 +741,89 @@
           <w:lang w:val="id_ID" w:bidi="id_ID"/>
         </w:rPr>
         <w:t>Kata Benda Abstrak</w:t>
+      </w:r>
+      <w:r>
+        <w:rPr>
+          <w:lang w:val="id_ID" w:bidi="id_ID"/>
+        </w:rPr>
+      </w:r>
+      <w:r>
+        <w:rPr>
+          <w:lang w:val="id_ID" w:bidi="id_ID"/>
+        </w:rPr>
+      </w:r>
+    </w:p>
+    <w:p>
+      <w:pPr/>
+      <w:r>
+        <w:rPr>
+          <w:lang w:val="id_ID" w:bidi="id_ID"/>
+        </w:rPr>
+      </w:r>
+    </w:p>
+    <w:p>
+      <w:pPr>
+        <w:pStyle w:val="Heading2"/>
+      </w:pPr>
+      <w:r>
+        <w:rPr>
+          <w:lang w:val="id_ID" w:bidi="id_ID"/>
+        </w:rPr>
+        <w:t>2 Korintus 1:3 (#1)</w:t>
+      </w:r>
+      <w:r>
+        <w:rPr>
+          <w:lang w:val="id_ID" w:bidi="id_ID"/>
+        </w:rPr>
+      </w:r>
+    </w:p>
+    <w:p>
+      <w:pPr/>
+      <w:r>
+        <w:rPr>
+          <w:lang w:val="id_ID" w:bidi="id_ID"/>
+        </w:rPr>
+      </w:r>
+      <w:r>
+        <w:rPr>
+          <w:b/>
+          <w:lang w:val="id_ID" w:bidi="id_ID"/>
+        </w:rPr>
+        <w:t>"Terpujilah Allah, Bapa Tuhan kita Yesus Kristus"</w:t>
+      </w:r>
+    </w:p>
+    <w:p>
+      <w:pPr/>
+      <w:r>
+        <w:rPr>
+          <w:lang w:val="id_ID" w:bidi="id_ID"/>
+        </w:rPr>
+      </w:r>
+      <w:r>
+        <w:rPr>
+          <w:lang w:val="id_ID" w:bidi="id_ID"/>
+        </w:rPr>
+        <w:t>Jika bahasa Anda tidak menggunakan bentuk pasif dengan cara seperti ini, Anda dapat menyatakannya dalam bentuk aktif atau dengan cara lain yang lebih alami dalam bahasa Anda. Terjemahan alternatif: "Kiranya kita selalu memuji Allah dan Bapa Tuhan kita Yesus Kristus."</w:t>
+      </w:r>
+    </w:p>
+    <w:p>
+      <w:pPr/>
+      <w:r>
+        <w:rPr>
+          <w:lang w:val="id_ID" w:bidi="id_ID"/>
+        </w:rPr>
+      </w:r>
+      <w:r>
+        <w:rPr>
+          <w:lang w:val="id_ID" w:bidi="id_ID"/>
+        </w:rPr>
+        <w:t xml:space="preserve">Lihat: </w:t>
+      </w:r>
+      <w:r>
+        <w:rPr>
+          <w:lang w:val="id_ID" w:bidi="id_ID"/>
+        </w:rPr>
+        <w:t>Aktif atau Pasif</w:t>
       </w:r>
       <w:r>
         <w:rPr>
@@ -5753,6 +5836,982 @@
         <w:rPr>
           <w:lang w:val="id_ID" w:bidi="id_ID"/>
         </w:rPr>
+        <w:t>2 Korintus 9:13 (#2)</w:t>
+      </w:r>
+      <w:r>
+        <w:rPr>
+          <w:lang w:val="id_ID" w:bidi="id_ID"/>
+        </w:rPr>
+      </w:r>
+    </w:p>
+    <w:p>
+      <w:pPr/>
+      <w:r>
+        <w:rPr>
+          <w:lang w:val="id_ID" w:bidi="id_ID"/>
+        </w:rPr>
+      </w:r>
+      <w:r>
+        <w:rPr>
+          <w:b/>
+          <w:lang w:val="id_ID" w:bidi="id_ID"/>
+        </w:rPr>
+        <w:t>"tahan uji dalam pelayanan itu"</w:t>
+      </w:r>
+    </w:p>
+    <w:p>
+      <w:pPr/>
+      <w:r>
+        <w:rPr>
+          <w:lang w:val="id_ID" w:bidi="id_ID"/>
+        </w:rPr>
+      </w:r>
+      <w:r>
+        <w:rPr>
+          <w:lang w:val="id_ID" w:bidi="id_ID"/>
+        </w:rPr>
+        <w:t xml:space="preserve">Jika bahasa Anda tidak menggunakan kata benda abstrak untuk ide </w:t>
+      </w:r>
+      <w:r>
+        <w:rPr>
+          <w:b/>
+          <w:lang w:val="id_ID" w:bidi="id_ID"/>
+        </w:rPr>
+        <w:t>tahan uji</w:t>
+      </w:r>
+      <w:r>
+        <w:rPr>
+          <w:lang w:val="id_ID" w:bidi="id_ID"/>
+        </w:rPr>
+        <w:t xml:space="preserve"> dan </w:t>
+      </w:r>
+      <w:r>
+        <w:rPr>
+          <w:b/>
+          <w:lang w:val="id_ID" w:bidi="id_ID"/>
+        </w:rPr>
+        <w:t>pelayanan</w:t>
+      </w:r>
+      <w:r>
+        <w:rPr>
+          <w:lang w:val="id_ID" w:bidi="id_ID"/>
+        </w:rPr>
+        <w:t>, Anda dapat menyampaikan ide yang sama dengan cara lain. Terjemahan alternatif: “dari apa yang dibuktikan oleh pelayanan dengan cara ini”</w:t>
+      </w:r>
+    </w:p>
+    <w:p>
+      <w:pPr/>
+      <w:r>
+        <w:rPr>
+          <w:lang w:val="id_ID" w:bidi="id_ID"/>
+        </w:rPr>
+      </w:r>
+      <w:r>
+        <w:rPr>
+          <w:lang w:val="id_ID" w:bidi="id_ID"/>
+        </w:rPr>
+        <w:t xml:space="preserve">Lihat: </w:t>
+      </w:r>
+      <w:r>
+        <w:rPr>
+          <w:lang w:val="id_ID" w:bidi="id_ID"/>
+        </w:rPr>
+        <w:t>Kata Benda Abstrak</w:t>
+      </w:r>
+      <w:r>
+        <w:rPr>
+          <w:lang w:val="id_ID" w:bidi="id_ID"/>
+        </w:rPr>
+      </w:r>
+      <w:r>
+        <w:rPr>
+          <w:lang w:val="id_ID" w:bidi="id_ID"/>
+        </w:rPr>
+      </w:r>
+    </w:p>
+    <w:p>
+      <w:pPr/>
+      <w:r>
+        <w:rPr>
+          <w:lang w:val="id_ID" w:bidi="id_ID"/>
+        </w:rPr>
+      </w:r>
+    </w:p>
+    <w:p>
+      <w:pPr>
+        <w:pStyle w:val="Heading2"/>
+      </w:pPr>
+      <w:r>
+        <w:rPr>
+          <w:lang w:val="id_ID" w:bidi="id_ID"/>
+        </w:rPr>
+        <w:t>2 Korintus 9:13 (#3)</w:t>
+      </w:r>
+      <w:r>
+        <w:rPr>
+          <w:lang w:val="id_ID" w:bidi="id_ID"/>
+        </w:rPr>
+      </w:r>
+    </w:p>
+    <w:p>
+      <w:pPr/>
+      <w:r>
+        <w:rPr>
+          <w:lang w:val="id_ID" w:bidi="id_ID"/>
+        </w:rPr>
+      </w:r>
+      <w:r>
+        <w:rPr>
+          <w:b/>
+          <w:lang w:val="id_ID" w:bidi="id_ID"/>
+        </w:rPr>
+        <w:t>"mereka memuliakan"</w:t>
+      </w:r>
+    </w:p>
+    <w:p>
+      <w:pPr/>
+      <w:r>
+        <w:rPr>
+          <w:lang w:val="id_ID" w:bidi="id_ID"/>
+        </w:rPr>
+      </w:r>
+      <w:r>
+        <w:rPr>
+          <w:lang w:val="id_ID" w:bidi="id_ID"/>
+        </w:rPr>
+        <w:t xml:space="preserve">Di sini, orang-orang yang </w:t>
+      </w:r>
+      <w:r>
+        <w:rPr>
+          <w:b/>
+          <w:lang w:val="id_ID" w:bidi="id_ID"/>
+        </w:rPr>
+        <w:t>memuliakan Allah</w:t>
+      </w:r>
+      <w:r>
+        <w:rPr>
+          <w:lang w:val="id_ID" w:bidi="id_ID"/>
+        </w:rPr>
+        <w:t xml:space="preserve"> bisa jadi: (1) orang-orang beriman di Yerusalem yang menerima uang. Terjemahan alternatif: “orang-orang percaya di Yerusalem memuliakan” (2) orang-orang Korintus yang memberikan uang. Terjemahan alternatif: “kamu memuliakan” (3) siapa saja yang mendengar tentang orang-orang Korintus memberikan uang kepada orang-orang percaya di Yerusalem. Terjemahan alternatif: “Orang-orang memuliakan”</w:t>
+      </w:r>
+    </w:p>
+    <w:p>
+      <w:pPr/>
+      <w:r>
+        <w:rPr>
+          <w:lang w:val="id_ID" w:bidi="id_ID"/>
+        </w:rPr>
+      </w:r>
+      <w:r>
+        <w:rPr>
+          <w:lang w:val="id_ID" w:bidi="id_ID"/>
+        </w:rPr>
+        <w:t xml:space="preserve">Lihat: </w:t>
+      </w:r>
+      <w:r>
+        <w:rPr>
+          <w:lang w:val="id_ID" w:bidi="id_ID"/>
+        </w:rPr>
+        <w:t>Kata Ganti — Kapan Menggunakannya</w:t>
+      </w:r>
+      <w:r>
+        <w:rPr>
+          <w:lang w:val="id_ID" w:bidi="id_ID"/>
+        </w:rPr>
+      </w:r>
+      <w:r>
+        <w:rPr>
+          <w:lang w:val="id_ID" w:bidi="id_ID"/>
+        </w:rPr>
+      </w:r>
+    </w:p>
+    <w:p>
+      <w:pPr/>
+      <w:r>
+        <w:rPr>
+          <w:lang w:val="id_ID" w:bidi="id_ID"/>
+        </w:rPr>
+      </w:r>
+    </w:p>
+    <w:p>
+      <w:pPr>
+        <w:pStyle w:val="Heading2"/>
+      </w:pPr>
+      <w:r>
+        <w:rPr>
+          <w:lang w:val="id_ID" w:bidi="id_ID"/>
+        </w:rPr>
+        <w:t>2 Korintus 9:13 (#4)</w:t>
+      </w:r>
+      <w:r>
+        <w:rPr>
+          <w:lang w:val="id_ID" w:bidi="id_ID"/>
+        </w:rPr>
+      </w:r>
+    </w:p>
+    <w:p>
+      <w:pPr/>
+      <w:r>
+        <w:rPr>
+          <w:lang w:val="id_ID" w:bidi="id_ID"/>
+        </w:rPr>
+      </w:r>
+      <w:r>
+        <w:rPr>
+          <w:b/>
+          <w:lang w:val="id_ID" w:bidi="id_ID"/>
+        </w:rPr>
+        <w:t>"ketaatan kamu dalam pengakuan"</w:t>
+      </w:r>
+    </w:p>
+    <w:p>
+      <w:pPr/>
+      <w:r>
+        <w:rPr>
+          <w:lang w:val="id_ID" w:bidi="id_ID"/>
+        </w:rPr>
+      </w:r>
+      <w:r>
+        <w:rPr>
+          <w:lang w:val="id_ID" w:bidi="id_ID"/>
+        </w:rPr>
+        <w:t xml:space="preserve">Di sini Paulus menggunakan bentuk kepemilikan untuk menghubungkan </w:t>
+      </w:r>
+      <w:r>
+        <w:rPr>
+          <w:b/>
+          <w:lang w:val="id_ID" w:bidi="id_ID"/>
+        </w:rPr>
+        <w:t>ketaatan</w:t>
+      </w:r>
+      <w:r>
+        <w:rPr>
+          <w:lang w:val="id_ID" w:bidi="id_ID"/>
+        </w:rPr>
+        <w:t xml:space="preserve"> dengan </w:t>
+      </w:r>
+      <w:r>
+        <w:rPr>
+          <w:b/>
+          <w:lang w:val="id_ID" w:bidi="id_ID"/>
+        </w:rPr>
+        <w:t>pengakuanmu</w:t>
+      </w:r>
+      <w:r>
+        <w:rPr>
+          <w:lang w:val="id_ID" w:bidi="id_ID"/>
+        </w:rPr>
+        <w:t xml:space="preserve">. Dia dapat menggambarkan: (1) </w:t>
+      </w:r>
+      <w:r>
+        <w:rPr>
+          <w:b/>
+          <w:lang w:val="id_ID" w:bidi="id_ID"/>
+        </w:rPr>
+        <w:t>ketaatan</w:t>
+      </w:r>
+      <w:r>
+        <w:rPr>
+          <w:lang w:val="id_ID" w:bidi="id_ID"/>
+        </w:rPr>
+        <w:t xml:space="preserve"> terhadap isi </w:t>
+      </w:r>
+      <w:r>
+        <w:rPr>
+          <w:b/>
+          <w:lang w:val="id_ID" w:bidi="id_ID"/>
+        </w:rPr>
+        <w:t>pengakuan</w:t>
+      </w:r>
+      <w:r>
+        <w:rPr>
+          <w:lang w:val="id_ID" w:bidi="id_ID"/>
+        </w:rPr>
+        <w:t xml:space="preserve">. Terjemahan alternatif: “ketaatanmu terhadap pengakuanmu” atau “kamu menaati pengakuanmu” (2) </w:t>
+      </w:r>
+      <w:r>
+        <w:rPr>
+          <w:b/>
+          <w:lang w:val="id_ID" w:bidi="id_ID"/>
+        </w:rPr>
+        <w:t>ketaatan</w:t>
+      </w:r>
+      <w:r>
+        <w:rPr>
+          <w:lang w:val="id_ID" w:bidi="id_ID"/>
+        </w:rPr>
+        <w:t xml:space="preserve"> yang sejalan dengan </w:t>
+      </w:r>
+      <w:r>
+        <w:rPr>
+          <w:b/>
+          <w:lang w:val="id_ID" w:bidi="id_ID"/>
+        </w:rPr>
+        <w:t>pengakuan</w:t>
+      </w:r>
+      <w:r>
+        <w:rPr>
+          <w:lang w:val="id_ID" w:bidi="id_ID"/>
+        </w:rPr>
+        <w:t xml:space="preserve">. Terjemahan alternatif: “ketaatan yang sejalan dengan pengakuanmu” (3) </w:t>
+      </w:r>
+      <w:r>
+        <w:rPr>
+          <w:b/>
+          <w:lang w:val="id_ID" w:bidi="id_ID"/>
+        </w:rPr>
+        <w:t>ketaatan</w:t>
+      </w:r>
+      <w:r>
+        <w:rPr>
+          <w:lang w:val="id_ID" w:bidi="id_ID"/>
+        </w:rPr>
+        <w:t xml:space="preserve"> yang terdiri dari memberitakan </w:t>
+      </w:r>
+      <w:r>
+        <w:rPr>
+          <w:b/>
+          <w:lang w:val="id_ID" w:bidi="id_ID"/>
+        </w:rPr>
+        <w:t>pengakuan</w:t>
+      </w:r>
+      <w:r>
+        <w:rPr>
+          <w:lang w:val="id_ID" w:bidi="id_ID"/>
+        </w:rPr>
+        <w:t>. Terjemahan alternatif: “ketaatanmu dalam menyatakan pengakuanmu”</w:t>
+      </w:r>
+    </w:p>
+    <w:p>
+      <w:pPr/>
+      <w:r>
+        <w:rPr>
+          <w:lang w:val="id_ID" w:bidi="id_ID"/>
+        </w:rPr>
+      </w:r>
+      <w:r>
+        <w:rPr>
+          <w:lang w:val="id_ID" w:bidi="id_ID"/>
+        </w:rPr>
+        <w:t xml:space="preserve">Lihat: </w:t>
+      </w:r>
+      <w:r>
+        <w:rPr>
+          <w:lang w:val="id_ID" w:bidi="id_ID"/>
+        </w:rPr>
+        <w:t>Kepemilikan</w:t>
+      </w:r>
+      <w:r>
+        <w:rPr>
+          <w:lang w:val="id_ID" w:bidi="id_ID"/>
+        </w:rPr>
+      </w:r>
+      <w:r>
+        <w:rPr>
+          <w:lang w:val="id_ID" w:bidi="id_ID"/>
+        </w:rPr>
+      </w:r>
+    </w:p>
+    <w:p>
+      <w:pPr/>
+      <w:r>
+        <w:rPr>
+          <w:lang w:val="id_ID" w:bidi="id_ID"/>
+        </w:rPr>
+      </w:r>
+    </w:p>
+    <w:p>
+      <w:pPr>
+        <w:pStyle w:val="Heading2"/>
+      </w:pPr>
+      <w:r>
+        <w:rPr>
+          <w:lang w:val="id_ID" w:bidi="id_ID"/>
+        </w:rPr>
+        <w:t>2 Korintus 9:13 (#5)</w:t>
+      </w:r>
+      <w:r>
+        <w:rPr>
+          <w:lang w:val="id_ID" w:bidi="id_ID"/>
+        </w:rPr>
+      </w:r>
+    </w:p>
+    <w:p>
+      <w:pPr/>
+      <w:r>
+        <w:rPr>
+          <w:lang w:val="id_ID" w:bidi="id_ID"/>
+        </w:rPr>
+      </w:r>
+      <w:r>
+        <w:rPr>
+          <w:b/>
+          <w:lang w:val="id_ID" w:bidi="id_ID"/>
+        </w:rPr>
+        <w:t>"ketaatan kamu dalam pengakuan"</w:t>
+      </w:r>
+    </w:p>
+    <w:p>
+      <w:pPr/>
+      <w:r>
+        <w:rPr>
+          <w:lang w:val="id_ID" w:bidi="id_ID"/>
+        </w:rPr>
+      </w:r>
+      <w:r>
+        <w:rPr>
+          <w:lang w:val="id_ID" w:bidi="id_ID"/>
+        </w:rPr>
+        <w:t xml:space="preserve">Jika bahasa Anda tidak menggunakan kata benda abstrak untuk ide </w:t>
+      </w:r>
+      <w:r>
+        <w:rPr>
+          <w:b/>
+          <w:lang w:val="id_ID" w:bidi="id_ID"/>
+        </w:rPr>
+        <w:t>ketaatan</w:t>
+      </w:r>
+      <w:r>
+        <w:rPr>
+          <w:lang w:val="id_ID" w:bidi="id_ID"/>
+        </w:rPr>
+        <w:t xml:space="preserve"> dan </w:t>
+      </w:r>
+      <w:r>
+        <w:rPr>
+          <w:b/>
+          <w:lang w:val="id_ID" w:bidi="id_ID"/>
+        </w:rPr>
+        <w:t>pengakuan</w:t>
+      </w:r>
+      <w:r>
+        <w:rPr>
+          <w:lang w:val="id_ID" w:bidi="id_ID"/>
+        </w:rPr>
+        <w:t>, Anda dapat menyampaikan ide yang sama dengan cara lain. Terjemahan alternatif: “kamu menaati apa yang kamu akui.”</w:t>
+      </w:r>
+    </w:p>
+    <w:p>
+      <w:pPr/>
+      <w:r>
+        <w:rPr>
+          <w:lang w:val="id_ID" w:bidi="id_ID"/>
+        </w:rPr>
+      </w:r>
+      <w:r>
+        <w:rPr>
+          <w:lang w:val="id_ID" w:bidi="id_ID"/>
+        </w:rPr>
+        <w:t xml:space="preserve">Lihat: </w:t>
+      </w:r>
+      <w:r>
+        <w:rPr>
+          <w:lang w:val="id_ID" w:bidi="id_ID"/>
+        </w:rPr>
+        <w:t>Kata Benda Abstrak</w:t>
+      </w:r>
+      <w:r>
+        <w:rPr>
+          <w:lang w:val="id_ID" w:bidi="id_ID"/>
+        </w:rPr>
+      </w:r>
+      <w:r>
+        <w:rPr>
+          <w:lang w:val="id_ID" w:bidi="id_ID"/>
+        </w:rPr>
+      </w:r>
+    </w:p>
+    <w:p>
+      <w:pPr/>
+      <w:r>
+        <w:rPr>
+          <w:lang w:val="id_ID" w:bidi="id_ID"/>
+        </w:rPr>
+      </w:r>
+    </w:p>
+    <w:p>
+      <w:pPr>
+        <w:pStyle w:val="Heading2"/>
+      </w:pPr>
+      <w:r>
+        <w:rPr>
+          <w:lang w:val="id_ID" w:bidi="id_ID"/>
+        </w:rPr>
+        <w:t>2 Korintus 9:13 (#6)</w:t>
+      </w:r>
+      <w:r>
+        <w:rPr>
+          <w:lang w:val="id_ID" w:bidi="id_ID"/>
+        </w:rPr>
+      </w:r>
+    </w:p>
+    <w:p>
+      <w:pPr/>
+      <w:r>
+        <w:rPr>
+          <w:lang w:val="id_ID" w:bidi="id_ID"/>
+        </w:rPr>
+      </w:r>
+      <w:r>
+        <w:rPr>
+          <w:b/>
+          <w:lang w:val="id_ID" w:bidi="id_ID"/>
+        </w:rPr>
+        <w:t>"dalam pengakuan akan Injil Kristus"</w:t>
+      </w:r>
+    </w:p>
+    <w:p>
+      <w:pPr/>
+      <w:r>
+        <w:rPr>
+          <w:lang w:val="id_ID" w:bidi="id_ID"/>
+        </w:rPr>
+      </w:r>
+      <w:r>
+        <w:rPr>
+          <w:lang w:val="id_ID" w:bidi="id_ID"/>
+        </w:rPr>
+        <w:t xml:space="preserve">Di sini, frasa </w:t>
+      </w:r>
+      <w:r>
+        <w:rPr>
+          <w:b/>
+          <w:lang w:val="id_ID" w:bidi="id_ID"/>
+        </w:rPr>
+        <w:t>akan Injil Kristus</w:t>
+      </w:r>
+      <w:r>
+        <w:rPr>
+          <w:lang w:val="id_ID" w:bidi="id_ID"/>
+        </w:rPr>
+        <w:t xml:space="preserve"> dapat disertai dengan: (1) </w:t>
+      </w:r>
+      <w:r>
+        <w:rPr>
+          <w:b/>
+          <w:lang w:val="id_ID" w:bidi="id_ID"/>
+        </w:rPr>
+        <w:t>ketaatan</w:t>
+      </w:r>
+      <w:r>
+        <w:rPr>
+          <w:lang w:val="id_ID" w:bidi="id_ID"/>
+        </w:rPr>
+        <w:t xml:space="preserve">. Dalam konteks ini, mereka taat </w:t>
+      </w:r>
+      <w:r>
+        <w:rPr>
+          <w:b/>
+          <w:lang w:val="id_ID" w:bidi="id_ID"/>
+        </w:rPr>
+        <w:t>kepada Injil Kristus</w:t>
+      </w:r>
+      <w:r>
+        <w:rPr>
+          <w:lang w:val="id_ID" w:bidi="id_ID"/>
+        </w:rPr>
+        <w:t xml:space="preserve">. Terjemahan alternatif: “dari pengakuanmu, yaitu, ketaatan kepada Injil Kristus.” (2) </w:t>
+      </w:r>
+      <w:r>
+        <w:rPr>
+          <w:b/>
+          <w:lang w:val="id_ID" w:bidi="id_ID"/>
+        </w:rPr>
+        <w:t>pengakuan</w:t>
+      </w:r>
+      <w:r>
+        <w:rPr>
+          <w:lang w:val="id_ID" w:bidi="id_ID"/>
+        </w:rPr>
+        <w:t>. Dalam konteks ini, mereka mengaku percaya kepada</w:t>
+      </w:r>
+      <w:r>
+        <w:rPr>
+          <w:b/>
+          <w:lang w:val="id_ID" w:bidi="id_ID"/>
+        </w:rPr>
+        <w:t xml:space="preserve"> Injil Kristus</w:t>
+      </w:r>
+      <w:r>
+        <w:rPr>
+          <w:lang w:val="id_ID" w:bidi="id_ID"/>
+        </w:rPr>
+        <w:t>. Terjemahan alternatif: “dari pengakuanmu mengenai Injil Kristus.”</w:t>
+      </w:r>
+    </w:p>
+    <w:p>
+      <w:pPr/>
+      <w:r>
+        <w:rPr>
+          <w:lang w:val="id_ID" w:bidi="id_ID"/>
+        </w:rPr>
+      </w:r>
+      <w:r>
+        <w:rPr>
+          <w:lang w:val="id_ID" w:bidi="id_ID"/>
+        </w:rPr>
+        <w:t xml:space="preserve">Lihat: </w:t>
+      </w:r>
+      <w:r>
+        <w:rPr>
+          <w:lang w:val="id_ID" w:bidi="id_ID"/>
+        </w:rPr>
+        <w:t>Hal-Hal yang Dianggap Sudah Diketahui dan Informasi Tersirat</w:t>
+      </w:r>
+      <w:r>
+        <w:rPr>
+          <w:lang w:val="id_ID" w:bidi="id_ID"/>
+        </w:rPr>
+      </w:r>
+      <w:r>
+        <w:rPr>
+          <w:lang w:val="id_ID" w:bidi="id_ID"/>
+        </w:rPr>
+      </w:r>
+    </w:p>
+    <w:p>
+      <w:pPr/>
+      <w:r>
+        <w:rPr>
+          <w:lang w:val="id_ID" w:bidi="id_ID"/>
+        </w:rPr>
+      </w:r>
+    </w:p>
+    <w:p>
+      <w:pPr>
+        <w:pStyle w:val="Heading2"/>
+      </w:pPr>
+      <w:r>
+        <w:rPr>
+          <w:lang w:val="id_ID" w:bidi="id_ID"/>
+        </w:rPr>
+        <w:t>2 Korintus 9:13 (#7)</w:t>
+      </w:r>
+      <w:r>
+        <w:rPr>
+          <w:lang w:val="id_ID" w:bidi="id_ID"/>
+        </w:rPr>
+      </w:r>
+    </w:p>
+    <w:p>
+      <w:pPr/>
+      <w:r>
+        <w:rPr>
+          <w:lang w:val="id_ID" w:bidi="id_ID"/>
+        </w:rPr>
+      </w:r>
+      <w:r>
+        <w:rPr>
+          <w:b/>
+          <w:lang w:val="id_ID" w:bidi="id_ID"/>
+        </w:rPr>
+        <w:t>"Injil Kristus"</w:t>
+      </w:r>
+    </w:p>
+    <w:p>
+      <w:pPr/>
+      <w:r>
+        <w:rPr>
+          <w:lang w:val="id_ID" w:bidi="id_ID"/>
+        </w:rPr>
+      </w:r>
+      <w:r>
+        <w:rPr>
+          <w:lang w:val="id_ID" w:bidi="id_ID"/>
+        </w:rPr>
+        <w:t xml:space="preserve">Di sini, Paulus menggunakan bentuk posesif untuk menggambarkan </w:t>
+      </w:r>
+      <w:r>
+        <w:rPr>
+          <w:b/>
+          <w:lang w:val="id_ID" w:bidi="id_ID"/>
+        </w:rPr>
+        <w:t>Injil</w:t>
+      </w:r>
+      <w:r>
+        <w:rPr>
+          <w:lang w:val="id_ID" w:bidi="id_ID"/>
+        </w:rPr>
+        <w:t xml:space="preserve"> yang berkaitan dengan </w:t>
+      </w:r>
+      <w:r>
+        <w:rPr>
+          <w:b/>
+          <w:lang w:val="id_ID" w:bidi="id_ID"/>
+        </w:rPr>
+        <w:t>Kristus</w:t>
+      </w:r>
+      <w:r>
+        <w:rPr>
+          <w:lang w:val="id_ID" w:bidi="id_ID"/>
+        </w:rPr>
+        <w:t>. Jika ini tidak jelas dalam bahasa Anda, Anda bisa menggunakan bentuk yang berbeda. Terjemahan alternatif: “kepada Injil yang berkenaan dengan Kristus”</w:t>
+      </w:r>
+    </w:p>
+    <w:p>
+      <w:pPr/>
+      <w:r>
+        <w:rPr>
+          <w:lang w:val="id_ID" w:bidi="id_ID"/>
+        </w:rPr>
+      </w:r>
+      <w:r>
+        <w:rPr>
+          <w:lang w:val="id_ID" w:bidi="id_ID"/>
+        </w:rPr>
+        <w:t xml:space="preserve">Lihat: </w:t>
+      </w:r>
+      <w:r>
+        <w:rPr>
+          <w:lang w:val="id_ID" w:bidi="id_ID"/>
+        </w:rPr>
+        <w:t>Kepemilikan</w:t>
+      </w:r>
+      <w:r>
+        <w:rPr>
+          <w:lang w:val="id_ID" w:bidi="id_ID"/>
+        </w:rPr>
+      </w:r>
+      <w:r>
+        <w:rPr>
+          <w:lang w:val="id_ID" w:bidi="id_ID"/>
+        </w:rPr>
+      </w:r>
+    </w:p>
+    <w:p>
+      <w:pPr/>
+      <w:r>
+        <w:rPr>
+          <w:lang w:val="id_ID" w:bidi="id_ID"/>
+        </w:rPr>
+      </w:r>
+    </w:p>
+    <w:p>
+      <w:pPr>
+        <w:pStyle w:val="Heading2"/>
+      </w:pPr>
+      <w:r>
+        <w:rPr>
+          <w:lang w:val="id_ID" w:bidi="id_ID"/>
+        </w:rPr>
+        <w:t>2 Korintus 9:13 (#8)</w:t>
+      </w:r>
+      <w:r>
+        <w:rPr>
+          <w:lang w:val="id_ID" w:bidi="id_ID"/>
+        </w:rPr>
+      </w:r>
+    </w:p>
+    <w:p>
+      <w:pPr/>
+      <w:r>
+        <w:rPr>
+          <w:lang w:val="id_ID" w:bidi="id_ID"/>
+        </w:rPr>
+      </w:r>
+      <w:r>
+        <w:rPr>
+          <w:b/>
+          <w:lang w:val="id_ID" w:bidi="id_ID"/>
+        </w:rPr>
+        <w:t>"kemurahan hatimu dalam membagikan"</w:t>
+      </w:r>
+    </w:p>
+    <w:p>
+      <w:pPr/>
+      <w:r>
+        <w:rPr>
+          <w:lang w:val="id_ID" w:bidi="id_ID"/>
+        </w:rPr>
+      </w:r>
+      <w:r>
+        <w:rPr>
+          <w:lang w:val="id_ID" w:bidi="id_ID"/>
+        </w:rPr>
+        <w:t xml:space="preserve">Di sini, Paulus menggunakan bentuk kepemilikan untuk menggambarkan </w:t>
+      </w:r>
+      <w:r>
+        <w:rPr>
+          <w:b/>
+          <w:lang w:val="id_ID" w:bidi="id_ID"/>
+        </w:rPr>
+        <w:t>persekutuan</w:t>
+      </w:r>
+      <w:r>
+        <w:rPr>
+          <w:lang w:val="id_ID" w:bidi="id_ID"/>
+        </w:rPr>
+        <w:t xml:space="preserve"> yang ditandai dengan </w:t>
+      </w:r>
+      <w:r>
+        <w:rPr>
+          <w:b/>
+          <w:lang w:val="id_ID" w:bidi="id_ID"/>
+        </w:rPr>
+        <w:t>kemurahan hati</w:t>
+      </w:r>
+      <w:r>
+        <w:rPr>
+          <w:lang w:val="id_ID" w:bidi="id_ID"/>
+        </w:rPr>
+        <w:t>. Jika ini tidak jelas dalam bahasa Anda, Anda bisa menggunakan kata sifat seperti "dermawan." Terjemahan alternatif: "persekutuan yang murah hati"</w:t>
+      </w:r>
+    </w:p>
+    <w:p>
+      <w:pPr/>
+      <w:r>
+        <w:rPr>
+          <w:lang w:val="id_ID" w:bidi="id_ID"/>
+        </w:rPr>
+      </w:r>
+      <w:r>
+        <w:rPr>
+          <w:lang w:val="id_ID" w:bidi="id_ID"/>
+        </w:rPr>
+        <w:t xml:space="preserve">Lihat: </w:t>
+      </w:r>
+      <w:r>
+        <w:rPr>
+          <w:lang w:val="id_ID" w:bidi="id_ID"/>
+        </w:rPr>
+        <w:t>Kepemilikan</w:t>
+      </w:r>
+      <w:r>
+        <w:rPr>
+          <w:lang w:val="id_ID" w:bidi="id_ID"/>
+        </w:rPr>
+      </w:r>
+      <w:r>
+        <w:rPr>
+          <w:lang w:val="id_ID" w:bidi="id_ID"/>
+        </w:rPr>
+      </w:r>
+    </w:p>
+    <w:p>
+      <w:pPr/>
+      <w:r>
+        <w:rPr>
+          <w:lang w:val="id_ID" w:bidi="id_ID"/>
+        </w:rPr>
+      </w:r>
+    </w:p>
+    <w:p>
+      <w:pPr>
+        <w:pStyle w:val="Heading2"/>
+      </w:pPr>
+      <w:r>
+        <w:rPr>
+          <w:lang w:val="id_ID" w:bidi="id_ID"/>
+        </w:rPr>
+        <w:t>2 Korintus 9:13 (#9)</w:t>
+      </w:r>
+      <w:r>
+        <w:rPr>
+          <w:lang w:val="id_ID" w:bidi="id_ID"/>
+        </w:rPr>
+      </w:r>
+    </w:p>
+    <w:p>
+      <w:pPr/>
+      <w:r>
+        <w:rPr>
+          <w:lang w:val="id_ID" w:bidi="id_ID"/>
+        </w:rPr>
+      </w:r>
+      <w:r>
+        <w:rPr>
+          <w:b/>
+          <w:lang w:val="id_ID" w:bidi="id_ID"/>
+        </w:rPr>
+        <w:t>"kemurahan hatimu dalam membagikan segala sesuatu dengan mereka dan dengan semua orang"</w:t>
+      </w:r>
+    </w:p>
+    <w:p>
+      <w:pPr/>
+      <w:r>
+        <w:rPr>
+          <w:lang w:val="id_ID" w:bidi="id_ID"/>
+        </w:rPr>
+      </w:r>
+      <w:r>
+        <w:rPr>
+          <w:lang w:val="id_ID" w:bidi="id_ID"/>
+        </w:rPr>
+        <w:t xml:space="preserve">Jika bahasa Anda tidak menggunakan kata benda abstrak untuk ide tentang </w:t>
+      </w:r>
+      <w:r>
+        <w:rPr>
+          <w:b/>
+          <w:lang w:val="id_ID" w:bidi="id_ID"/>
+        </w:rPr>
+        <w:t>kemurahan hati</w:t>
+      </w:r>
+      <w:r>
+        <w:rPr>
+          <w:lang w:val="id_ID" w:bidi="id_ID"/>
+        </w:rPr>
+        <w:t xml:space="preserve"> dan </w:t>
+      </w:r>
+      <w:r>
+        <w:rPr>
+          <w:b/>
+          <w:lang w:val="id_ID" w:bidi="id_ID"/>
+        </w:rPr>
+        <w:t>persekutuan</w:t>
+      </w:r>
+      <w:r>
+        <w:rPr>
+          <w:lang w:val="id_ID" w:bidi="id_ID"/>
+        </w:rPr>
+        <w:t>, Anda dapat menyampaikan ide yang sama dengan cara lain. Terjemahan alternatif: “betapa tanpa pamrihnya kamu memberi kepada mereka dan kepada semua orang.”</w:t>
+      </w:r>
+    </w:p>
+    <w:p>
+      <w:pPr/>
+      <w:r>
+        <w:rPr>
+          <w:lang w:val="id_ID" w:bidi="id_ID"/>
+        </w:rPr>
+      </w:r>
+      <w:r>
+        <w:rPr>
+          <w:lang w:val="id_ID" w:bidi="id_ID"/>
+        </w:rPr>
+        <w:t xml:space="preserve">Lihat: </w:t>
+      </w:r>
+      <w:r>
+        <w:rPr>
+          <w:lang w:val="id_ID" w:bidi="id_ID"/>
+        </w:rPr>
+        <w:t>Kata Benda Abstrak</w:t>
+      </w:r>
+      <w:r>
+        <w:rPr>
+          <w:lang w:val="id_ID" w:bidi="id_ID"/>
+        </w:rPr>
+      </w:r>
+      <w:r>
+        <w:rPr>
+          <w:lang w:val="id_ID" w:bidi="id_ID"/>
+        </w:rPr>
+      </w:r>
+    </w:p>
+    <w:p>
+      <w:pPr/>
+      <w:r>
+        <w:rPr>
+          <w:lang w:val="id_ID" w:bidi="id_ID"/>
+        </w:rPr>
+      </w:r>
+    </w:p>
+    <w:p>
+      <w:pPr>
+        <w:pStyle w:val="Heading2"/>
+      </w:pPr>
+      <w:r>
+        <w:rPr>
+          <w:lang w:val="id_ID" w:bidi="id_ID"/>
+        </w:rPr>
         <w:t>2 Korintus 9:13 (#10)</w:t>
       </w:r>
       <w:r>
@@ -5821,982 +6880,6 @@
           <w:lang w:val="id_ID" w:bidi="id_ID"/>
         </w:rPr>
         <w:t>Hal-Hal yang Dianggap Sudah Diketahui dan Informasi Tersirat</w:t>
-      </w:r>
-      <w:r>
-        <w:rPr>
-          <w:lang w:val="id_ID" w:bidi="id_ID"/>
-        </w:rPr>
-      </w:r>
-      <w:r>
-        <w:rPr>
-          <w:lang w:val="id_ID" w:bidi="id_ID"/>
-        </w:rPr>
-      </w:r>
-    </w:p>
-    <w:p>
-      <w:pPr/>
-      <w:r>
-        <w:rPr>
-          <w:lang w:val="id_ID" w:bidi="id_ID"/>
-        </w:rPr>
-      </w:r>
-    </w:p>
-    <w:p>
-      <w:pPr>
-        <w:pStyle w:val="Heading2"/>
-      </w:pPr>
-      <w:r>
-        <w:rPr>
-          <w:lang w:val="id_ID" w:bidi="id_ID"/>
-        </w:rPr>
-        <w:t>2 Korintus 9:13 (#2)</w:t>
-      </w:r>
-      <w:r>
-        <w:rPr>
-          <w:lang w:val="id_ID" w:bidi="id_ID"/>
-        </w:rPr>
-      </w:r>
-    </w:p>
-    <w:p>
-      <w:pPr/>
-      <w:r>
-        <w:rPr>
-          <w:lang w:val="id_ID" w:bidi="id_ID"/>
-        </w:rPr>
-      </w:r>
-      <w:r>
-        <w:rPr>
-          <w:b/>
-          <w:lang w:val="id_ID" w:bidi="id_ID"/>
-        </w:rPr>
-        <w:t>"tahan uji dalam pelayanan itu"</w:t>
-      </w:r>
-    </w:p>
-    <w:p>
-      <w:pPr/>
-      <w:r>
-        <w:rPr>
-          <w:lang w:val="id_ID" w:bidi="id_ID"/>
-        </w:rPr>
-      </w:r>
-      <w:r>
-        <w:rPr>
-          <w:lang w:val="id_ID" w:bidi="id_ID"/>
-        </w:rPr>
-        <w:t xml:space="preserve">Jika bahasa Anda tidak menggunakan kata benda abstrak untuk ide </w:t>
-      </w:r>
-      <w:r>
-        <w:rPr>
-          <w:b/>
-          <w:lang w:val="id_ID" w:bidi="id_ID"/>
-        </w:rPr>
-        <w:t>tahan uji</w:t>
-      </w:r>
-      <w:r>
-        <w:rPr>
-          <w:lang w:val="id_ID" w:bidi="id_ID"/>
-        </w:rPr>
-        <w:t xml:space="preserve"> dan </w:t>
-      </w:r>
-      <w:r>
-        <w:rPr>
-          <w:b/>
-          <w:lang w:val="id_ID" w:bidi="id_ID"/>
-        </w:rPr>
-        <w:t>pelayanan</w:t>
-      </w:r>
-      <w:r>
-        <w:rPr>
-          <w:lang w:val="id_ID" w:bidi="id_ID"/>
-        </w:rPr>
-        <w:t>, Anda dapat menyampaikan ide yang sama dengan cara lain. Terjemahan alternatif: “dari apa yang dibuktikan oleh pelayanan dengan cara ini”</w:t>
-      </w:r>
-    </w:p>
-    <w:p>
-      <w:pPr/>
-      <w:r>
-        <w:rPr>
-          <w:lang w:val="id_ID" w:bidi="id_ID"/>
-        </w:rPr>
-      </w:r>
-      <w:r>
-        <w:rPr>
-          <w:lang w:val="id_ID" w:bidi="id_ID"/>
-        </w:rPr>
-        <w:t xml:space="preserve">Lihat: </w:t>
-      </w:r>
-      <w:r>
-        <w:rPr>
-          <w:lang w:val="id_ID" w:bidi="id_ID"/>
-        </w:rPr>
-        <w:t>Kata Benda Abstrak</w:t>
-      </w:r>
-      <w:r>
-        <w:rPr>
-          <w:lang w:val="id_ID" w:bidi="id_ID"/>
-        </w:rPr>
-      </w:r>
-      <w:r>
-        <w:rPr>
-          <w:lang w:val="id_ID" w:bidi="id_ID"/>
-        </w:rPr>
-      </w:r>
-    </w:p>
-    <w:p>
-      <w:pPr/>
-      <w:r>
-        <w:rPr>
-          <w:lang w:val="id_ID" w:bidi="id_ID"/>
-        </w:rPr>
-      </w:r>
-    </w:p>
-    <w:p>
-      <w:pPr>
-        <w:pStyle w:val="Heading2"/>
-      </w:pPr>
-      <w:r>
-        <w:rPr>
-          <w:lang w:val="id_ID" w:bidi="id_ID"/>
-        </w:rPr>
-        <w:t>2 Korintus 9:13 (#3)</w:t>
-      </w:r>
-      <w:r>
-        <w:rPr>
-          <w:lang w:val="id_ID" w:bidi="id_ID"/>
-        </w:rPr>
-      </w:r>
-    </w:p>
-    <w:p>
-      <w:pPr/>
-      <w:r>
-        <w:rPr>
-          <w:lang w:val="id_ID" w:bidi="id_ID"/>
-        </w:rPr>
-      </w:r>
-      <w:r>
-        <w:rPr>
-          <w:b/>
-          <w:lang w:val="id_ID" w:bidi="id_ID"/>
-        </w:rPr>
-        <w:t>"mereka memuliakan"</w:t>
-      </w:r>
-    </w:p>
-    <w:p>
-      <w:pPr/>
-      <w:r>
-        <w:rPr>
-          <w:lang w:val="id_ID" w:bidi="id_ID"/>
-        </w:rPr>
-      </w:r>
-      <w:r>
-        <w:rPr>
-          <w:lang w:val="id_ID" w:bidi="id_ID"/>
-        </w:rPr>
-        <w:t xml:space="preserve">Di sini, orang-orang yang </w:t>
-      </w:r>
-      <w:r>
-        <w:rPr>
-          <w:b/>
-          <w:lang w:val="id_ID" w:bidi="id_ID"/>
-        </w:rPr>
-        <w:t>memuliakan Allah</w:t>
-      </w:r>
-      <w:r>
-        <w:rPr>
-          <w:lang w:val="id_ID" w:bidi="id_ID"/>
-        </w:rPr>
-        <w:t xml:space="preserve"> bisa jadi: (1) orang-orang beriman di Yerusalem yang menerima uang. Terjemahan alternatif: “orang-orang percaya di Yerusalem memuliakan” (2) orang-orang Korintus yang memberikan uang. Terjemahan alternatif: “kamu memuliakan” (3) siapa saja yang mendengar tentang orang-orang Korintus memberikan uang kepada orang-orang percaya di Yerusalem. Terjemahan alternatif: “Orang-orang memuliakan”</w:t>
-      </w:r>
-    </w:p>
-    <w:p>
-      <w:pPr/>
-      <w:r>
-        <w:rPr>
-          <w:lang w:val="id_ID" w:bidi="id_ID"/>
-        </w:rPr>
-      </w:r>
-      <w:r>
-        <w:rPr>
-          <w:lang w:val="id_ID" w:bidi="id_ID"/>
-        </w:rPr>
-        <w:t xml:space="preserve">Lihat: </w:t>
-      </w:r>
-      <w:r>
-        <w:rPr>
-          <w:lang w:val="id_ID" w:bidi="id_ID"/>
-        </w:rPr>
-        <w:t>Kata Ganti — Kapan Menggunakannya</w:t>
-      </w:r>
-      <w:r>
-        <w:rPr>
-          <w:lang w:val="id_ID" w:bidi="id_ID"/>
-        </w:rPr>
-      </w:r>
-      <w:r>
-        <w:rPr>
-          <w:lang w:val="id_ID" w:bidi="id_ID"/>
-        </w:rPr>
-      </w:r>
-    </w:p>
-    <w:p>
-      <w:pPr/>
-      <w:r>
-        <w:rPr>
-          <w:lang w:val="id_ID" w:bidi="id_ID"/>
-        </w:rPr>
-      </w:r>
-    </w:p>
-    <w:p>
-      <w:pPr>
-        <w:pStyle w:val="Heading2"/>
-      </w:pPr>
-      <w:r>
-        <w:rPr>
-          <w:lang w:val="id_ID" w:bidi="id_ID"/>
-        </w:rPr>
-        <w:t>2 Korintus 9:13 (#4)</w:t>
-      </w:r>
-      <w:r>
-        <w:rPr>
-          <w:lang w:val="id_ID" w:bidi="id_ID"/>
-        </w:rPr>
-      </w:r>
-    </w:p>
-    <w:p>
-      <w:pPr/>
-      <w:r>
-        <w:rPr>
-          <w:lang w:val="id_ID" w:bidi="id_ID"/>
-        </w:rPr>
-      </w:r>
-      <w:r>
-        <w:rPr>
-          <w:b/>
-          <w:lang w:val="id_ID" w:bidi="id_ID"/>
-        </w:rPr>
-        <w:t>"ketaatan kamu dalam pengakuan"</w:t>
-      </w:r>
-    </w:p>
-    <w:p>
-      <w:pPr/>
-      <w:r>
-        <w:rPr>
-          <w:lang w:val="id_ID" w:bidi="id_ID"/>
-        </w:rPr>
-      </w:r>
-      <w:r>
-        <w:rPr>
-          <w:lang w:val="id_ID" w:bidi="id_ID"/>
-        </w:rPr>
-        <w:t xml:space="preserve">Di sini Paulus menggunakan bentuk kepemilikan untuk menghubungkan </w:t>
-      </w:r>
-      <w:r>
-        <w:rPr>
-          <w:b/>
-          <w:lang w:val="id_ID" w:bidi="id_ID"/>
-        </w:rPr>
-        <w:t>ketaatan</w:t>
-      </w:r>
-      <w:r>
-        <w:rPr>
-          <w:lang w:val="id_ID" w:bidi="id_ID"/>
-        </w:rPr>
-        <w:t xml:space="preserve"> dengan </w:t>
-      </w:r>
-      <w:r>
-        <w:rPr>
-          <w:b/>
-          <w:lang w:val="id_ID" w:bidi="id_ID"/>
-        </w:rPr>
-        <w:t>pengakuanmu</w:t>
-      </w:r>
-      <w:r>
-        <w:rPr>
-          <w:lang w:val="id_ID" w:bidi="id_ID"/>
-        </w:rPr>
-        <w:t xml:space="preserve">. Dia dapat menggambarkan: (1) </w:t>
-      </w:r>
-      <w:r>
-        <w:rPr>
-          <w:b/>
-          <w:lang w:val="id_ID" w:bidi="id_ID"/>
-        </w:rPr>
-        <w:t>ketaatan</w:t>
-      </w:r>
-      <w:r>
-        <w:rPr>
-          <w:lang w:val="id_ID" w:bidi="id_ID"/>
-        </w:rPr>
-        <w:t xml:space="preserve"> terhadap isi </w:t>
-      </w:r>
-      <w:r>
-        <w:rPr>
-          <w:b/>
-          <w:lang w:val="id_ID" w:bidi="id_ID"/>
-        </w:rPr>
-        <w:t>pengakuan</w:t>
-      </w:r>
-      <w:r>
-        <w:rPr>
-          <w:lang w:val="id_ID" w:bidi="id_ID"/>
-        </w:rPr>
-        <w:t xml:space="preserve">. Terjemahan alternatif: “ketaatanmu terhadap pengakuanmu” atau “kamu menaati pengakuanmu” (2) </w:t>
-      </w:r>
-      <w:r>
-        <w:rPr>
-          <w:b/>
-          <w:lang w:val="id_ID" w:bidi="id_ID"/>
-        </w:rPr>
-        <w:t>ketaatan</w:t>
-      </w:r>
-      <w:r>
-        <w:rPr>
-          <w:lang w:val="id_ID" w:bidi="id_ID"/>
-        </w:rPr>
-        <w:t xml:space="preserve"> yang sejalan dengan </w:t>
-      </w:r>
-      <w:r>
-        <w:rPr>
-          <w:b/>
-          <w:lang w:val="id_ID" w:bidi="id_ID"/>
-        </w:rPr>
-        <w:t>pengakuan</w:t>
-      </w:r>
-      <w:r>
-        <w:rPr>
-          <w:lang w:val="id_ID" w:bidi="id_ID"/>
-        </w:rPr>
-        <w:t xml:space="preserve">. Terjemahan alternatif: “ketaatan yang sejalan dengan pengakuanmu” (3) </w:t>
-      </w:r>
-      <w:r>
-        <w:rPr>
-          <w:b/>
-          <w:lang w:val="id_ID" w:bidi="id_ID"/>
-        </w:rPr>
-        <w:t>ketaatan</w:t>
-      </w:r>
-      <w:r>
-        <w:rPr>
-          <w:lang w:val="id_ID" w:bidi="id_ID"/>
-        </w:rPr>
-        <w:t xml:space="preserve"> yang terdiri dari memberitakan </w:t>
-      </w:r>
-      <w:r>
-        <w:rPr>
-          <w:b/>
-          <w:lang w:val="id_ID" w:bidi="id_ID"/>
-        </w:rPr>
-        <w:t>pengakuan</w:t>
-      </w:r>
-      <w:r>
-        <w:rPr>
-          <w:lang w:val="id_ID" w:bidi="id_ID"/>
-        </w:rPr>
-        <w:t>. Terjemahan alternatif: “ketaatanmu dalam menyatakan pengakuanmu”</w:t>
-      </w:r>
-    </w:p>
-    <w:p>
-      <w:pPr/>
-      <w:r>
-        <w:rPr>
-          <w:lang w:val="id_ID" w:bidi="id_ID"/>
-        </w:rPr>
-      </w:r>
-      <w:r>
-        <w:rPr>
-          <w:lang w:val="id_ID" w:bidi="id_ID"/>
-        </w:rPr>
-        <w:t xml:space="preserve">Lihat: </w:t>
-      </w:r>
-      <w:r>
-        <w:rPr>
-          <w:lang w:val="id_ID" w:bidi="id_ID"/>
-        </w:rPr>
-        <w:t>Kepemilikan</w:t>
-      </w:r>
-      <w:r>
-        <w:rPr>
-          <w:lang w:val="id_ID" w:bidi="id_ID"/>
-        </w:rPr>
-      </w:r>
-      <w:r>
-        <w:rPr>
-          <w:lang w:val="id_ID" w:bidi="id_ID"/>
-        </w:rPr>
-      </w:r>
-    </w:p>
-    <w:p>
-      <w:pPr/>
-      <w:r>
-        <w:rPr>
-          <w:lang w:val="id_ID" w:bidi="id_ID"/>
-        </w:rPr>
-      </w:r>
-    </w:p>
-    <w:p>
-      <w:pPr>
-        <w:pStyle w:val="Heading2"/>
-      </w:pPr>
-      <w:r>
-        <w:rPr>
-          <w:lang w:val="id_ID" w:bidi="id_ID"/>
-        </w:rPr>
-        <w:t>2 Korintus 9:13 (#5)</w:t>
-      </w:r>
-      <w:r>
-        <w:rPr>
-          <w:lang w:val="id_ID" w:bidi="id_ID"/>
-        </w:rPr>
-      </w:r>
-    </w:p>
-    <w:p>
-      <w:pPr/>
-      <w:r>
-        <w:rPr>
-          <w:lang w:val="id_ID" w:bidi="id_ID"/>
-        </w:rPr>
-      </w:r>
-      <w:r>
-        <w:rPr>
-          <w:b/>
-          <w:lang w:val="id_ID" w:bidi="id_ID"/>
-        </w:rPr>
-        <w:t>"ketaatan kamu dalam pengakuan"</w:t>
-      </w:r>
-    </w:p>
-    <w:p>
-      <w:pPr/>
-      <w:r>
-        <w:rPr>
-          <w:lang w:val="id_ID" w:bidi="id_ID"/>
-        </w:rPr>
-      </w:r>
-      <w:r>
-        <w:rPr>
-          <w:lang w:val="id_ID" w:bidi="id_ID"/>
-        </w:rPr>
-        <w:t xml:space="preserve">Jika bahasa Anda tidak menggunakan kata benda abstrak untuk ide </w:t>
-      </w:r>
-      <w:r>
-        <w:rPr>
-          <w:b/>
-          <w:lang w:val="id_ID" w:bidi="id_ID"/>
-        </w:rPr>
-        <w:t>ketaatan</w:t>
-      </w:r>
-      <w:r>
-        <w:rPr>
-          <w:lang w:val="id_ID" w:bidi="id_ID"/>
-        </w:rPr>
-        <w:t xml:space="preserve"> dan </w:t>
-      </w:r>
-      <w:r>
-        <w:rPr>
-          <w:b/>
-          <w:lang w:val="id_ID" w:bidi="id_ID"/>
-        </w:rPr>
-        <w:t>pengakuan</w:t>
-      </w:r>
-      <w:r>
-        <w:rPr>
-          <w:lang w:val="id_ID" w:bidi="id_ID"/>
-        </w:rPr>
-        <w:t>, Anda dapat menyampaikan ide yang sama dengan cara lain. Terjemahan alternatif: “kamu menaati apa yang kamu akui.”</w:t>
-      </w:r>
-    </w:p>
-    <w:p>
-      <w:pPr/>
-      <w:r>
-        <w:rPr>
-          <w:lang w:val="id_ID" w:bidi="id_ID"/>
-        </w:rPr>
-      </w:r>
-      <w:r>
-        <w:rPr>
-          <w:lang w:val="id_ID" w:bidi="id_ID"/>
-        </w:rPr>
-        <w:t xml:space="preserve">Lihat: </w:t>
-      </w:r>
-      <w:r>
-        <w:rPr>
-          <w:lang w:val="id_ID" w:bidi="id_ID"/>
-        </w:rPr>
-        <w:t>Kata Benda Abstrak</w:t>
-      </w:r>
-      <w:r>
-        <w:rPr>
-          <w:lang w:val="id_ID" w:bidi="id_ID"/>
-        </w:rPr>
-      </w:r>
-      <w:r>
-        <w:rPr>
-          <w:lang w:val="id_ID" w:bidi="id_ID"/>
-        </w:rPr>
-      </w:r>
-    </w:p>
-    <w:p>
-      <w:pPr/>
-      <w:r>
-        <w:rPr>
-          <w:lang w:val="id_ID" w:bidi="id_ID"/>
-        </w:rPr>
-      </w:r>
-    </w:p>
-    <w:p>
-      <w:pPr>
-        <w:pStyle w:val="Heading2"/>
-      </w:pPr>
-      <w:r>
-        <w:rPr>
-          <w:lang w:val="id_ID" w:bidi="id_ID"/>
-        </w:rPr>
-        <w:t>2 Korintus 9:13 (#6)</w:t>
-      </w:r>
-      <w:r>
-        <w:rPr>
-          <w:lang w:val="id_ID" w:bidi="id_ID"/>
-        </w:rPr>
-      </w:r>
-    </w:p>
-    <w:p>
-      <w:pPr/>
-      <w:r>
-        <w:rPr>
-          <w:lang w:val="id_ID" w:bidi="id_ID"/>
-        </w:rPr>
-      </w:r>
-      <w:r>
-        <w:rPr>
-          <w:b/>
-          <w:lang w:val="id_ID" w:bidi="id_ID"/>
-        </w:rPr>
-        <w:t>"dalam pengakuan akan Injil Kristus"</w:t>
-      </w:r>
-    </w:p>
-    <w:p>
-      <w:pPr/>
-      <w:r>
-        <w:rPr>
-          <w:lang w:val="id_ID" w:bidi="id_ID"/>
-        </w:rPr>
-      </w:r>
-      <w:r>
-        <w:rPr>
-          <w:lang w:val="id_ID" w:bidi="id_ID"/>
-        </w:rPr>
-        <w:t xml:space="preserve">Di sini, frasa </w:t>
-      </w:r>
-      <w:r>
-        <w:rPr>
-          <w:b/>
-          <w:lang w:val="id_ID" w:bidi="id_ID"/>
-        </w:rPr>
-        <w:t>akan Injil Kristus</w:t>
-      </w:r>
-      <w:r>
-        <w:rPr>
-          <w:lang w:val="id_ID" w:bidi="id_ID"/>
-        </w:rPr>
-        <w:t xml:space="preserve"> dapat disertai dengan: (1) </w:t>
-      </w:r>
-      <w:r>
-        <w:rPr>
-          <w:b/>
-          <w:lang w:val="id_ID" w:bidi="id_ID"/>
-        </w:rPr>
-        <w:t>ketaatan</w:t>
-      </w:r>
-      <w:r>
-        <w:rPr>
-          <w:lang w:val="id_ID" w:bidi="id_ID"/>
-        </w:rPr>
-        <w:t xml:space="preserve">. Dalam konteks ini, mereka taat </w:t>
-      </w:r>
-      <w:r>
-        <w:rPr>
-          <w:b/>
-          <w:lang w:val="id_ID" w:bidi="id_ID"/>
-        </w:rPr>
-        <w:t>kepada Injil Kristus</w:t>
-      </w:r>
-      <w:r>
-        <w:rPr>
-          <w:lang w:val="id_ID" w:bidi="id_ID"/>
-        </w:rPr>
-        <w:t xml:space="preserve">. Terjemahan alternatif: “dari pengakuanmu, yaitu, ketaatan kepada Injil Kristus.” (2) </w:t>
-      </w:r>
-      <w:r>
-        <w:rPr>
-          <w:b/>
-          <w:lang w:val="id_ID" w:bidi="id_ID"/>
-        </w:rPr>
-        <w:t>pengakuan</w:t>
-      </w:r>
-      <w:r>
-        <w:rPr>
-          <w:lang w:val="id_ID" w:bidi="id_ID"/>
-        </w:rPr>
-        <w:t>. Dalam konteks ini, mereka mengaku percaya kepada</w:t>
-      </w:r>
-      <w:r>
-        <w:rPr>
-          <w:b/>
-          <w:lang w:val="id_ID" w:bidi="id_ID"/>
-        </w:rPr>
-        <w:t xml:space="preserve"> Injil Kristus</w:t>
-      </w:r>
-      <w:r>
-        <w:rPr>
-          <w:lang w:val="id_ID" w:bidi="id_ID"/>
-        </w:rPr>
-        <w:t>. Terjemahan alternatif: “dari pengakuanmu mengenai Injil Kristus.”</w:t>
-      </w:r>
-    </w:p>
-    <w:p>
-      <w:pPr/>
-      <w:r>
-        <w:rPr>
-          <w:lang w:val="id_ID" w:bidi="id_ID"/>
-        </w:rPr>
-      </w:r>
-      <w:r>
-        <w:rPr>
-          <w:lang w:val="id_ID" w:bidi="id_ID"/>
-        </w:rPr>
-        <w:t xml:space="preserve">Lihat: </w:t>
-      </w:r>
-      <w:r>
-        <w:rPr>
-          <w:lang w:val="id_ID" w:bidi="id_ID"/>
-        </w:rPr>
-        <w:t>Hal-Hal yang Dianggap Sudah Diketahui dan Informasi Tersirat</w:t>
-      </w:r>
-      <w:r>
-        <w:rPr>
-          <w:lang w:val="id_ID" w:bidi="id_ID"/>
-        </w:rPr>
-      </w:r>
-      <w:r>
-        <w:rPr>
-          <w:lang w:val="id_ID" w:bidi="id_ID"/>
-        </w:rPr>
-      </w:r>
-    </w:p>
-    <w:p>
-      <w:pPr/>
-      <w:r>
-        <w:rPr>
-          <w:lang w:val="id_ID" w:bidi="id_ID"/>
-        </w:rPr>
-      </w:r>
-    </w:p>
-    <w:p>
-      <w:pPr>
-        <w:pStyle w:val="Heading2"/>
-      </w:pPr>
-      <w:r>
-        <w:rPr>
-          <w:lang w:val="id_ID" w:bidi="id_ID"/>
-        </w:rPr>
-        <w:t>2 Korintus 9:13 (#7)</w:t>
-      </w:r>
-      <w:r>
-        <w:rPr>
-          <w:lang w:val="id_ID" w:bidi="id_ID"/>
-        </w:rPr>
-      </w:r>
-    </w:p>
-    <w:p>
-      <w:pPr/>
-      <w:r>
-        <w:rPr>
-          <w:lang w:val="id_ID" w:bidi="id_ID"/>
-        </w:rPr>
-      </w:r>
-      <w:r>
-        <w:rPr>
-          <w:b/>
-          <w:lang w:val="id_ID" w:bidi="id_ID"/>
-        </w:rPr>
-        <w:t>"Injil Kristus"</w:t>
-      </w:r>
-    </w:p>
-    <w:p>
-      <w:pPr/>
-      <w:r>
-        <w:rPr>
-          <w:lang w:val="id_ID" w:bidi="id_ID"/>
-        </w:rPr>
-      </w:r>
-      <w:r>
-        <w:rPr>
-          <w:lang w:val="id_ID" w:bidi="id_ID"/>
-        </w:rPr>
-        <w:t xml:space="preserve">Di sini, Paulus menggunakan bentuk posesif untuk menggambarkan </w:t>
-      </w:r>
-      <w:r>
-        <w:rPr>
-          <w:b/>
-          <w:lang w:val="id_ID" w:bidi="id_ID"/>
-        </w:rPr>
-        <w:t>Injil</w:t>
-      </w:r>
-      <w:r>
-        <w:rPr>
-          <w:lang w:val="id_ID" w:bidi="id_ID"/>
-        </w:rPr>
-        <w:t xml:space="preserve"> yang berkaitan dengan </w:t>
-      </w:r>
-      <w:r>
-        <w:rPr>
-          <w:b/>
-          <w:lang w:val="id_ID" w:bidi="id_ID"/>
-        </w:rPr>
-        <w:t>Kristus</w:t>
-      </w:r>
-      <w:r>
-        <w:rPr>
-          <w:lang w:val="id_ID" w:bidi="id_ID"/>
-        </w:rPr>
-        <w:t>. Jika ini tidak jelas dalam bahasa Anda, Anda bisa menggunakan bentuk yang berbeda. Terjemahan alternatif: “kepada Injil yang berkenaan dengan Kristus”</w:t>
-      </w:r>
-    </w:p>
-    <w:p>
-      <w:pPr/>
-      <w:r>
-        <w:rPr>
-          <w:lang w:val="id_ID" w:bidi="id_ID"/>
-        </w:rPr>
-      </w:r>
-      <w:r>
-        <w:rPr>
-          <w:lang w:val="id_ID" w:bidi="id_ID"/>
-        </w:rPr>
-        <w:t xml:space="preserve">Lihat: </w:t>
-      </w:r>
-      <w:r>
-        <w:rPr>
-          <w:lang w:val="id_ID" w:bidi="id_ID"/>
-        </w:rPr>
-        <w:t>Kepemilikan</w:t>
-      </w:r>
-      <w:r>
-        <w:rPr>
-          <w:lang w:val="id_ID" w:bidi="id_ID"/>
-        </w:rPr>
-      </w:r>
-      <w:r>
-        <w:rPr>
-          <w:lang w:val="id_ID" w:bidi="id_ID"/>
-        </w:rPr>
-      </w:r>
-    </w:p>
-    <w:p>
-      <w:pPr/>
-      <w:r>
-        <w:rPr>
-          <w:lang w:val="id_ID" w:bidi="id_ID"/>
-        </w:rPr>
-      </w:r>
-    </w:p>
-    <w:p>
-      <w:pPr>
-        <w:pStyle w:val="Heading2"/>
-      </w:pPr>
-      <w:r>
-        <w:rPr>
-          <w:lang w:val="id_ID" w:bidi="id_ID"/>
-        </w:rPr>
-        <w:t>2 Korintus 9:13 (#8)</w:t>
-      </w:r>
-      <w:r>
-        <w:rPr>
-          <w:lang w:val="id_ID" w:bidi="id_ID"/>
-        </w:rPr>
-      </w:r>
-    </w:p>
-    <w:p>
-      <w:pPr/>
-      <w:r>
-        <w:rPr>
-          <w:lang w:val="id_ID" w:bidi="id_ID"/>
-        </w:rPr>
-      </w:r>
-      <w:r>
-        <w:rPr>
-          <w:b/>
-          <w:lang w:val="id_ID" w:bidi="id_ID"/>
-        </w:rPr>
-        <w:t>"kemurahan hatimu dalam membagikan"</w:t>
-      </w:r>
-    </w:p>
-    <w:p>
-      <w:pPr/>
-      <w:r>
-        <w:rPr>
-          <w:lang w:val="id_ID" w:bidi="id_ID"/>
-        </w:rPr>
-      </w:r>
-      <w:r>
-        <w:rPr>
-          <w:lang w:val="id_ID" w:bidi="id_ID"/>
-        </w:rPr>
-        <w:t xml:space="preserve">Di sini, Paulus menggunakan bentuk kepemilikan untuk menggambarkan </w:t>
-      </w:r>
-      <w:r>
-        <w:rPr>
-          <w:b/>
-          <w:lang w:val="id_ID" w:bidi="id_ID"/>
-        </w:rPr>
-        <w:t>persekutuan</w:t>
-      </w:r>
-      <w:r>
-        <w:rPr>
-          <w:lang w:val="id_ID" w:bidi="id_ID"/>
-        </w:rPr>
-        <w:t xml:space="preserve"> yang ditandai dengan </w:t>
-      </w:r>
-      <w:r>
-        <w:rPr>
-          <w:b/>
-          <w:lang w:val="id_ID" w:bidi="id_ID"/>
-        </w:rPr>
-        <w:t>kemurahan hati</w:t>
-      </w:r>
-      <w:r>
-        <w:rPr>
-          <w:lang w:val="id_ID" w:bidi="id_ID"/>
-        </w:rPr>
-        <w:t>. Jika ini tidak jelas dalam bahasa Anda, Anda bisa menggunakan kata sifat seperti "dermawan." Terjemahan alternatif: "persekutuan yang murah hati"</w:t>
-      </w:r>
-    </w:p>
-    <w:p>
-      <w:pPr/>
-      <w:r>
-        <w:rPr>
-          <w:lang w:val="id_ID" w:bidi="id_ID"/>
-        </w:rPr>
-      </w:r>
-      <w:r>
-        <w:rPr>
-          <w:lang w:val="id_ID" w:bidi="id_ID"/>
-        </w:rPr>
-        <w:t xml:space="preserve">Lihat: </w:t>
-      </w:r>
-      <w:r>
-        <w:rPr>
-          <w:lang w:val="id_ID" w:bidi="id_ID"/>
-        </w:rPr>
-        <w:t>Kepemilikan</w:t>
-      </w:r>
-      <w:r>
-        <w:rPr>
-          <w:lang w:val="id_ID" w:bidi="id_ID"/>
-        </w:rPr>
-      </w:r>
-      <w:r>
-        <w:rPr>
-          <w:lang w:val="id_ID" w:bidi="id_ID"/>
-        </w:rPr>
-      </w:r>
-    </w:p>
-    <w:p>
-      <w:pPr/>
-      <w:r>
-        <w:rPr>
-          <w:lang w:val="id_ID" w:bidi="id_ID"/>
-        </w:rPr>
-      </w:r>
-    </w:p>
-    <w:p>
-      <w:pPr>
-        <w:pStyle w:val="Heading2"/>
-      </w:pPr>
-      <w:r>
-        <w:rPr>
-          <w:lang w:val="id_ID" w:bidi="id_ID"/>
-        </w:rPr>
-        <w:t>2 Korintus 9:13 (#9)</w:t>
-      </w:r>
-      <w:r>
-        <w:rPr>
-          <w:lang w:val="id_ID" w:bidi="id_ID"/>
-        </w:rPr>
-      </w:r>
-    </w:p>
-    <w:p>
-      <w:pPr/>
-      <w:r>
-        <w:rPr>
-          <w:lang w:val="id_ID" w:bidi="id_ID"/>
-        </w:rPr>
-      </w:r>
-      <w:r>
-        <w:rPr>
-          <w:b/>
-          <w:lang w:val="id_ID" w:bidi="id_ID"/>
-        </w:rPr>
-        <w:t>"kemurahan hatimu dalam membagikan segala sesuatu dengan mereka dan dengan semua orang"</w:t>
-      </w:r>
-    </w:p>
-    <w:p>
-      <w:pPr/>
-      <w:r>
-        <w:rPr>
-          <w:lang w:val="id_ID" w:bidi="id_ID"/>
-        </w:rPr>
-      </w:r>
-      <w:r>
-        <w:rPr>
-          <w:lang w:val="id_ID" w:bidi="id_ID"/>
-        </w:rPr>
-        <w:t xml:space="preserve">Jika bahasa Anda tidak menggunakan kata benda abstrak untuk ide tentang </w:t>
-      </w:r>
-      <w:r>
-        <w:rPr>
-          <w:b/>
-          <w:lang w:val="id_ID" w:bidi="id_ID"/>
-        </w:rPr>
-        <w:t>kemurahan hati</w:t>
-      </w:r>
-      <w:r>
-        <w:rPr>
-          <w:lang w:val="id_ID" w:bidi="id_ID"/>
-        </w:rPr>
-        <w:t xml:space="preserve"> dan </w:t>
-      </w:r>
-      <w:r>
-        <w:rPr>
-          <w:b/>
-          <w:lang w:val="id_ID" w:bidi="id_ID"/>
-        </w:rPr>
-        <w:t>persekutuan</w:t>
-      </w:r>
-      <w:r>
-        <w:rPr>
-          <w:lang w:val="id_ID" w:bidi="id_ID"/>
-        </w:rPr>
-        <w:t>, Anda dapat menyampaikan ide yang sama dengan cara lain. Terjemahan alternatif: “betapa tanpa pamrihnya kamu memberi kepada mereka dan kepada semua orang.”</w:t>
-      </w:r>
-    </w:p>
-    <w:p>
-      <w:pPr/>
-      <w:r>
-        <w:rPr>
-          <w:lang w:val="id_ID" w:bidi="id_ID"/>
-        </w:rPr>
-      </w:r>
-      <w:r>
-        <w:rPr>
-          <w:lang w:val="id_ID" w:bidi="id_ID"/>
-        </w:rPr>
-        <w:t xml:space="preserve">Lihat: </w:t>
-      </w:r>
-      <w:r>
-        <w:rPr>
-          <w:lang w:val="id_ID" w:bidi="id_ID"/>
-        </w:rPr>
-        <w:t>Kata Benda Abstrak</w:t>
       </w:r>
       <w:r>
         <w:rPr>
@@ -18640,6 +18723,89 @@
           <w:lang w:val="id_ID" w:bidi="id_ID"/>
         </w:rPr>
         <w:t>Kata Benda Abstrak</w:t>
+      </w:r>
+      <w:r>
+        <w:rPr>
+          <w:lang w:val="id_ID" w:bidi="id_ID"/>
+        </w:rPr>
+      </w:r>
+      <w:r>
+        <w:rPr>
+          <w:lang w:val="id_ID" w:bidi="id_ID"/>
+        </w:rPr>
+      </w:r>
+    </w:p>
+    <w:p>
+      <w:pPr/>
+      <w:r>
+        <w:rPr>
+          <w:lang w:val="id_ID" w:bidi="id_ID"/>
+        </w:rPr>
+      </w:r>
+    </w:p>
+    <w:p>
+      <w:pPr>
+        <w:pStyle w:val="Heading2"/>
+      </w:pPr>
+      <w:r>
+        <w:rPr>
+          <w:lang w:val="id_ID" w:bidi="id_ID"/>
+        </w:rPr>
+        <w:t>2 Korintus 11:3 (#3)</w:t>
+      </w:r>
+      <w:r>
+        <w:rPr>
+          <w:lang w:val="id_ID" w:bidi="id_ID"/>
+        </w:rPr>
+      </w:r>
+    </w:p>
+    <w:p>
+      <w:pPr/>
+      <w:r>
+        <w:rPr>
+          <w:lang w:val="id_ID" w:bidi="id_ID"/>
+        </w:rPr>
+      </w:r>
+      <w:r>
+        <w:rPr>
+          <w:b/>
+          <w:lang w:val="id_ID" w:bidi="id_ID"/>
+        </w:rPr>
+        <w:t>"pikiran kamu disesatkan"</w:t>
+      </w:r>
+    </w:p>
+    <w:p>
+      <w:pPr/>
+      <w:r>
+        <w:rPr>
+          <w:lang w:val="id_ID" w:bidi="id_ID"/>
+        </w:rPr>
+      </w:r>
+      <w:r>
+        <w:rPr>
+          <w:lang w:val="id_ID" w:bidi="id_ID"/>
+        </w:rPr>
+        <w:t>Jika bahasa Anda tidak menggunakan bentuk pasif ini, Anda dapat menyampaikan ide tersebut dalam bentuk aktif atau dengan cara lain yang lebih alami dalam bahasa Anda. Jika Anda perlu menyatakan siapa yang melakukan tindakan, Anda bisa menggunakan subjek tak tentu. Terjemahan alternatif: "Orang lain mungkin menyesatkan pikiran kamu" atau "Seseorang mungkin menyesatkan pikiran kamu".</w:t>
+      </w:r>
+    </w:p>
+    <w:p>
+      <w:pPr/>
+      <w:r>
+        <w:rPr>
+          <w:lang w:val="id_ID" w:bidi="id_ID"/>
+        </w:rPr>
+      </w:r>
+      <w:r>
+        <w:rPr>
+          <w:lang w:val="id_ID" w:bidi="id_ID"/>
+        </w:rPr>
+        <w:t xml:space="preserve">Lihat: </w:t>
+      </w:r>
+      <w:r>
+        <w:rPr>
+          <w:lang w:val="id_ID" w:bidi="id_ID"/>
+        </w:rPr>
+        <w:t>Aktif atau Pasif</w:t>
       </w:r>
       <w:r>
         <w:rPr>

--- a/ind/docx/47.content.docx
+++ b/ind/docx/47.content.docx
@@ -28,49 +28,15 @@
       </w:r>
     </w:p>
     <w:p>
-      <w:pPr>
-        <w:pStyle w:val="Heading2"/>
-      </w:pPr>
-      <w:r>
-        <w:rPr>
-          <w:lang w:val="id_ID" w:bidi="id_ID"/>
-        </w:rPr>
-        <w:t>License Information</w:t>
-      </w:r>
-      <w:r>
-        <w:rPr>
-          <w:lang w:val="id_ID" w:bidi="id_ID"/>
-        </w:rPr>
-      </w:r>
-    </w:p>
-    <w:p>
-      <w:pPr/>
-      <w:r>
-        <w:rPr>
-          <w:lang w:val="id_ID" w:bidi="id_ID"/>
-        </w:rPr>
-      </w:r>
-      <w:r>
-        <w:rPr>
-          <w:b/>
-          <w:lang w:val="id_ID" w:bidi="id_ID"/>
-        </w:rPr>
-        <w:t>Catatan Terjemahan (unfoldingWord)</w:t>
-      </w:r>
-      <w:r>
-        <w:rPr>
-          <w:lang w:val="id_ID" w:bidi="id_ID"/>
-        </w:rPr>
-        <w:t xml:space="preserve"> (Indonesian) is based on</w:t>
-      </w:r>
-      <w:r>
-        <w:rPr>
-          <w:lang w:val="id_ID" w:bidi="id_ID"/>
-        </w:rPr>
-        <w:t xml:space="preserve">: </w:t>
-      </w:r>
-      <w:r>
-        <w:rPr>
+      <w:pPr/>
+      <w:r>
+        <w:rPr>
+          <w:lang w:val="id_ID" w:bidi="id_ID"/>
+        </w:rPr>
+      </w:r>
+      <w:r>
+        <w:rPr>
+          <w:b/>
           <w:lang w:val="id_ID" w:bidi="id_ID"/>
         </w:rPr>
         <w:t>unfoldingWord® Translation Notes</w:t>
@@ -79,62 +45,31 @@
         <w:rPr>
           <w:lang w:val="id_ID" w:bidi="id_ID"/>
         </w:rPr>
-        <w:t xml:space="preserve">, </w:t>
-      </w:r>
-      <w:hyperlink r:id="rId13">
-        <w:r>
-          <w:rPr>
-            <w:lang w:val="id_ID" w:bidi="id_ID"/>
-          </w:rPr>
-          <w:rPr>
-            <w:color w:val="0000EE"/>
-            <w:u w:val="single"/>
-          </w:rPr>
-          <w:t>unfoldingWord</w:t>
-        </w:r>
-      </w:hyperlink>
-      <w:r>
-        <w:rPr>
-          <w:lang w:val="id_ID" w:bidi="id_ID"/>
-        </w:rPr>
-        <w:t xml:space="preserve">, 2022, which is licensed under a </w:t>
-      </w:r>
-      <w:hyperlink r:id="rId14">
-        <w:r>
-          <w:rPr>
-            <w:lang w:val="id_ID" w:bidi="id_ID"/>
-          </w:rPr>
-          <w:rPr>
-            <w:color w:val="0000EE"/>
-            <w:u w:val="single"/>
-          </w:rPr>
-          <w:t>CC BY-SA 4.0 license</w:t>
-        </w:r>
-      </w:hyperlink>
-      <w:r>
-        <w:rPr>
-          <w:lang w:val="id_ID" w:bidi="id_ID"/>
-        </w:rPr>
-        <w:t>.</w:t>
-      </w:r>
-      <w:r>
-        <w:rPr>
-          <w:lang w:val="id_ID" w:bidi="id_ID"/>
-        </w:rPr>
-      </w:r>
-    </w:p>
-    <w:p>
-      <w:pPr/>
-      <w:r>
-        <w:rPr>
-          <w:lang w:val="id_ID" w:bidi="id_ID"/>
-        </w:rPr>
-      </w:r>
-      <w:r>
-        <w:rPr>
-          <w:lang w:val="id_ID" w:bidi="id_ID"/>
-        </w:rPr>
-        <w:t>This PDF version is provided under the same license.</w:t>
+        <w:t xml:space="preserve"> © 2022 unfoldingWord. Released under CC BY-SA 4.0 license. </w:t>
+      </w:r>
+      <w:r>
+        <w:rPr>
+          <w:lang w:val="id_ID" w:bidi="id_ID"/>
+        </w:rPr>
+        <w:t>unfoldingWord® Translation Notes</w:t>
+      </w:r>
+      <w:r>
+        <w:rPr>
+          <w:lang w:val="id_ID" w:bidi="id_ID"/>
+        </w:rPr>
+        <w:t xml:space="preserve"> has been adapted in the following languages: Tok Pisin, Arabic (عربي), French (Français), Hindi (हिंदी), Indonesian (Bahasa Indonesia), Portuguese (Português), Russian (Русский), Spanish (Español), Swahili (Kiswahili), and Simplified Chinese (简体中文) from </w:t>
+      </w:r>
+      <w:r>
+        <w:rPr>
+          <w:lang w:val="id_ID" w:bidi="id_ID"/>
+        </w:rPr>
+        <w:t>unfoldingWord® Translation Notes</w:t>
+      </w:r>
+      <w:r>
+        <w:rPr>
+          <w:lang w:val="id_ID" w:bidi="id_ID"/>
+        </w:rPr>
+        <w:t xml:space="preserve"> © 2022 unfoldingWord. Released under CC BY-SA 4.0 license by Mission Mutual</w:t>
       </w:r>
       <w:r>
         <w:rPr>
@@ -1010,7 +945,7 @@
         </w:rPr>
         <w:t xml:space="preserve">. ULT mengikuti bacaan tersebut. Beberapa manuskrip kuno membaca "situasi membanggakan ini." Kemungkinan besar, frasa "membanggakan" ditambahkan secara tidak sengaja karena muncul dalam frasa serupa di </w:t>
       </w:r>
-      <w:hyperlink r:id="rId15">
+      <w:hyperlink r:id="rId13">
         <w:r>
           <w:rPr>
             <w:lang w:val="id_ID" w:bidi="id_ID"/>
@@ -1124,7 +1059,7 @@
         </w:rPr>
         <w:t xml:space="preserve"> memperkenalkan sebuah inferensi atau kesimpulan dari apa yang Paulus katakan di ayat sebelumnya (Lihat: </w:t>
       </w:r>
-      <w:hyperlink r:id="rId16">
+      <w:hyperlink r:id="rId14">
         <w:r>
           <w:rPr>
             <w:lang w:val="id_ID" w:bidi="id_ID"/>
@@ -1238,7 +1173,7 @@
         </w:rPr>
         <w:t xml:space="preserve"> merujuk kepada Titus dan dua orang percaya yang bepergian bersamanya. Perhatikan bagaimana Anda menerjemahkan kata ini di </w:t>
       </w:r>
-      <w:hyperlink r:id="rId17">
+      <w:hyperlink r:id="rId15">
         <w:r>
           <w:rPr>
             <w:lang w:val="id_ID" w:bidi="id_ID"/>
@@ -3215,7 +3150,7 @@
         </w:rPr>
         <w:t xml:space="preserve">Di sini, Paulus mengutip dari Kitab Suci Perjanjian Lama, khususnya dari Mazmur </w:t>
       </w:r>
-      <w:hyperlink r:id="rId18">
+      <w:hyperlink r:id="rId16">
         <w:r>
           <w:rPr>
             <w:lang w:val="id_ID" w:bidi="id_ID"/>
@@ -3438,7 +3373,7 @@
         </w:rPr>
         <w:t xml:space="preserve"> dapat merujuk kepada: (1) seseorang yang takut dan taat kepada Allah. Inilah yang dimaksud dengan kata ganti dalam </w:t>
       </w:r>
-      <w:hyperlink r:id="rId18">
+      <w:hyperlink r:id="rId16">
         <w:r>
           <w:rPr>
             <w:lang w:val="id_ID" w:bidi="id_ID"/>
@@ -6983,7 +6918,7 @@
         </w:rPr>
         <w:t xml:space="preserve"> menggambarkan hal lain yang dilakukan oleh umat percaya Yerusalem, selain “memuliakan Allah” (Lihat: </w:t>
       </w:r>
-      <w:hyperlink r:id="rId19">
+      <w:hyperlink r:id="rId17">
         <w:r>
           <w:rPr>
             <w:lang w:val="id_ID" w:bidi="id_ID"/>
@@ -7001,7 +6936,7 @@
         </w:rPr>
         <w:t xml:space="preserve">). Terjemahan alternatif: “dan mereka merindukan kamu dalam doa mereka untukmu,” (2) frasa “karena” dalam ayat sebelumnya (Lihat: </w:t>
       </w:r>
-      <w:hyperlink r:id="rId19">
+      <w:hyperlink r:id="rId17">
         <w:r>
           <w:rPr>
             <w:lang w:val="id_ID" w:bidi="id_ID"/>
@@ -7455,7 +7390,7 @@
         </w:rPr>
         <w:t xml:space="preserve"> adalah frasa seruan yang menyampaikan rasa syukur dari Paulus. Gunakan bentuk seruan yang alami dalam bahasa Anda untuk menyampaikan rasa terima kasih. Perhatikan bagaimana Anda menerjemahkan frasa serupa di </w:t>
       </w:r>
-      <w:hyperlink r:id="rId20">
+      <w:hyperlink r:id="rId18">
         <w:r>
           <w:rPr>
             <w:lang w:val="id_ID" w:bidi="id_ID"/>
@@ -9042,7 +8977,7 @@
         </w:rPr>
         <w:t xml:space="preserve"> digunakan untuk memperkenalkan penjelasan lebih lanjut tentang apa yang Paulus katakan di ayat sebelumnya (</w:t>
       </w:r>
-      <w:hyperlink r:id="rId21">
+      <w:hyperlink r:id="rId19">
         <w:r>
           <w:rPr>
             <w:lang w:val="id_ID" w:bidi="id_ID"/>
@@ -9156,7 +9091,7 @@
         </w:rPr>
         <w:t xml:space="preserve"> seperti yang Anda lakukan di </w:t>
       </w:r>
-      <w:hyperlink r:id="rId21">
+      <w:hyperlink r:id="rId19">
         <w:r>
           <w:rPr>
             <w:lang w:val="id_ID" w:bidi="id_ID"/>
@@ -9366,7 +9301,7 @@
         </w:rPr>
         <w:t xml:space="preserve">Di sini dan dalam </w:t>
       </w:r>
-      <w:hyperlink r:id="rId22">
+      <w:hyperlink r:id="rId20">
         <w:r>
           <w:rPr>
             <w:lang w:val="id_ID" w:bidi="id_ID"/>
@@ -9467,7 +9402,7 @@
         </w:rPr>
         <w:t xml:space="preserve">Anda harus menerjemahkan frasa ini seperti yang Anda lakukan di </w:t>
       </w:r>
-      <w:hyperlink r:id="rId21">
+      <w:hyperlink r:id="rId19">
         <w:r>
           <w:rPr>
             <w:lang w:val="id_ID" w:bidi="id_ID"/>
@@ -9581,7 +9516,7 @@
         </w:rPr>
         <w:t xml:space="preserve"> memperkenalkan penjelasan lebih lanjut tentang apa yang Paulus katakan di ayat sebelumnya (</w:t>
       </w:r>
-      <w:hyperlink r:id="rId23">
+      <w:hyperlink r:id="rId21">
         <w:r>
           <w:rPr>
             <w:lang w:val="id_ID" w:bidi="id_ID"/>
@@ -9695,7 +9630,7 @@
         </w:rPr>
         <w:t xml:space="preserve">Di sini, seperti dalam </w:t>
       </w:r>
-      <w:hyperlink r:id="rId23">
+      <w:hyperlink r:id="rId21">
         <w:r>
           <w:rPr>
             <w:lang w:val="id_ID" w:bidi="id_ID"/>
@@ -10380,7 +10315,7 @@
         </w:rPr>
         <w:t xml:space="preserve">Di sini, seperti dalam </w:t>
       </w:r>
-      <w:hyperlink r:id="rId24">
+      <w:hyperlink r:id="rId22">
         <w:r>
           <w:rPr>
             <w:lang w:val="id_ID" w:bidi="id_ID"/>
@@ -11353,7 +11288,7 @@
         </w:rPr>
         <w:t xml:space="preserve"> dapat merujuk pada: (1) ketaatan kepada Kristus. Pilihan ini didukung oleh frasa “ketaatan kepada Kristus” dalam </w:t>
       </w:r>
-      <w:hyperlink r:id="rId25">
+      <w:hyperlink r:id="rId23">
         <w:r>
           <w:rPr>
             <w:lang w:val="id_ID" w:bidi="id_ID"/>
@@ -12446,7 +12381,7 @@
         </w:rPr>
         <w:t xml:space="preserve"> digunakan untuk memperkenalkan penjelasan lebih lanjut tentang klaim Paulus bahwa dia dan rekan-rekannya adalah milik Kristus (Lihat: </w:t>
       </w:r>
-      <w:hyperlink r:id="rId26">
+      <w:hyperlink r:id="rId24">
         <w:r>
           <w:rPr>
             <w:lang w:val="id_ID" w:bidi="id_ID"/>
@@ -13027,7 +12962,7 @@
         </w:rPr>
         <w:t xml:space="preserve"> dapat memperkenalkan: (1) sebuah kesimpulan umum atau hasil berdasarkan apa yang Paulus telah katakan. Terjemahan alternatif: “dan karena itu” (2) tujuan untuk mana Tuhan memberikan kuasa kepada Paulus (Lihat: </w:t>
       </w:r>
-      <w:hyperlink r:id="rId27">
+      <w:hyperlink r:id="rId25">
         <w:r>
           <w:rPr>
             <w:lang w:val="id_ID" w:bidi="id_ID"/>
@@ -13045,7 +12980,7 @@
         </w:rPr>
         <w:t xml:space="preserve">). Terjemahan alternatif: “dan Ia telah memberikan kepadaku kuasa supaya” (3) tujuan dari apa yang Paulus katakan di </w:t>
       </w:r>
-      <w:hyperlink r:id="rId28">
+      <w:hyperlink r:id="rId26">
         <w:r>
           <w:rPr>
             <w:lang w:val="id_ID" w:bidi="id_ID"/>
@@ -13255,7 +13190,7 @@
         </w:rPr>
         <w:t xml:space="preserve"> digunakan untuk memperkenalkan penjelasan atau alasan mengapa orang-orang Korintus mungkin berpikir bahwa Paulus mencoba menakut-nakuti mereka dengan surat-suratnya (Lihat: </w:t>
       </w:r>
-      <w:hyperlink r:id="rId29">
+      <w:hyperlink r:id="rId27">
         <w:r>
           <w:rPr>
             <w:lang w:val="id_ID" w:bidi="id_ID"/>
@@ -14015,7 +13950,7 @@
         </w:rPr>
         <w:t xml:space="preserve"> merujuk kepada siapa pun yang mengatakan bahwa surat-surat Paulus kuat tetapi kehadiran pribadinya lemah (Lihat: </w:t>
       </w:r>
-      <w:hyperlink r:id="rId30">
+      <w:hyperlink r:id="rId28">
         <w:r>
           <w:rPr>
             <w:lang w:val="id_ID" w:bidi="id_ID"/>
@@ -14571,7 +14506,7 @@
         </w:rPr>
         <w:t xml:space="preserve"> memperkenalkan penjelasan lebih lanjut tentang apa yang Paulus katakan dalam ayat-ayat sebelumnya (</w:t>
       </w:r>
-      <w:hyperlink r:id="rId31">
+      <w:hyperlink r:id="rId29">
         <w:r>
           <w:rPr>
             <w:lang w:val="id_ID" w:bidi="id_ID"/>
@@ -15762,7 +15697,7 @@
         </w:rPr>
         <w:t xml:space="preserve"> digunakan oleh Paulus untuk menunjukkan bahwa "batas" yang disebutkan dalam ayat sebelumnya memang mencakup orang-orang Korintus (Lihat: </w:t>
       </w:r>
-      <w:hyperlink r:id="rId32">
+      <w:hyperlink r:id="rId30">
         <w:r>
           <w:rPr>
             <w:lang w:val="id_ID" w:bidi="id_ID"/>
@@ -15863,7 +15798,7 @@
         </w:rPr>
         <w:t xml:space="preserve">Di sini, Paulus menegaskan bahwa ia dan rekan-rekannya tidak melampaui "batas" yang disebutkannya di </w:t>
       </w:r>
-      <w:hyperlink r:id="rId32">
+      <w:hyperlink r:id="rId30">
         <w:r>
           <w:rPr>
             <w:lang w:val="id_ID" w:bidi="id_ID"/>
@@ -16258,7 +16193,7 @@
         </w:rPr>
         <w:t xml:space="preserve">Perhatikan bagaimana Anda menerjemahkan frasa serupa di </w:t>
       </w:r>
-      <w:hyperlink r:id="rId32">
+      <w:hyperlink r:id="rId30">
         <w:r>
           <w:rPr>
             <w:lang w:val="id_ID" w:bidi="id_ID"/>
@@ -17057,7 +16992,7 @@
         </w:rPr>
         <w:t xml:space="preserve">Di sini, seperti halnya dengan kata "batas" dalam </w:t>
       </w:r>
-      <w:hyperlink r:id="rId33">
+      <w:hyperlink r:id="rId31">
         <w:r>
           <w:rPr>
             <w:lang w:val="id_ID" w:bidi="id_ID"/>
@@ -17184,7 +17119,7 @@
         </w:rPr>
         <w:t xml:space="preserve">Di sini Paulus mengutip dari Kitab Suci Perjanjian Lama, khususnya dari </w:t>
       </w:r>
-      <w:hyperlink r:id="rId34">
+      <w:hyperlink r:id="rId32">
         <w:r>
           <w:rPr>
             <w:lang w:val="id_ID" w:bidi="id_ID"/>
@@ -17381,7 +17316,7 @@
         </w:rPr>
         <w:t xml:space="preserve"> digunakan untuk memberikan penjelasan lebih lanjut tentang apa yang Paulus katakan di ayat sebelumnya (</w:t>
       </w:r>
-      <w:hyperlink r:id="rId35">
+      <w:hyperlink r:id="rId33">
         <w:r>
           <w:rPr>
             <w:lang w:val="id_ID" w:bidi="id_ID"/>
@@ -18564,7 +18499,7 @@
         </w:rPr>
         <w:t xml:space="preserve">Di sini Paulus merujuk pada sebuah kisah dalam </w:t>
       </w:r>
-      <w:hyperlink r:id="rId36">
+      <w:hyperlink r:id="rId34">
         <w:r>
           <w:rPr>
             <w:lang w:val="id_ID" w:bidi="id_ID"/>
@@ -19275,7 +19210,7 @@
         </w:rPr>
         <w:t xml:space="preserve"> dapat memperkenalkan alasan mengapa: (1) Paulus khawatir bahwa seseorang akan menyesatkan orang-orang Korintus (Lihat:</w:t>
       </w:r>
-      <w:hyperlink r:id="rId37">
+      <w:hyperlink r:id="rId35">
         <w:r>
           <w:rPr>
             <w:lang w:val="id_ID" w:bidi="id_ID"/>
@@ -19293,7 +19228,7 @@
         </w:rPr>
         <w:t xml:space="preserve">). Terjemahan alternatif: “Aku khawatir akan hal itu karena” (2) orang-orang Korintus seharusnya “bersabar dengan” Paulus (Lihat: </w:t>
       </w:r>
-      <w:hyperlink r:id="rId38">
+      <w:hyperlink r:id="rId36">
         <w:r>
           <w:rPr>
             <w:lang w:val="id_ID" w:bidi="id_ID"/>
@@ -19695,7 +19630,7 @@
         </w:rPr>
         <w:t xml:space="preserve">Perhatikan bagaimana Anda menerjemahkan frasa serupa di </w:t>
       </w:r>
-      <w:hyperlink r:id="rId38">
+      <w:hyperlink r:id="rId36">
         <w:r>
           <w:rPr>
             <w:lang w:val="id_ID" w:bidi="id_ID"/>
@@ -19713,7 +19648,7 @@
         </w:rPr>
         <w:t xml:space="preserve">. Di sini, Paulus bermaksud bahwa jemaat Korintus mendengarkan dengan sabar bahkan ketika guru-guru palsu mengatakan kebohongan kepada mereka. Ia tidak menyetujui perilaku ini, tetapi ia menggunakan klausa ini untuk menghubungkan apa yang ia katakan di sini dengan apa yang ia katakan di </w:t>
       </w:r>
-      <w:hyperlink r:id="rId38">
+      <w:hyperlink r:id="rId36">
         <w:r>
           <w:rPr>
             <w:lang w:val="id_ID" w:bidi="id_ID"/>
@@ -19827,7 +19762,3295 @@
         </w:rPr>
         <w:t xml:space="preserve"> dapat memperkenalkan: (1) alasan mengapa Paulus mengatakan kepada mereka hal-hal tentang Yesus, Roh, dan Injil (Lihat: </w:t>
       </w:r>
+      <w:hyperlink r:id="rId36">
+        <w:r>
+          <w:rPr>
+            <w:lang w:val="id_ID" w:bidi="id_ID"/>
+          </w:rPr>
+          <w:rPr>
+            <w:color w:val="0000EE"/>
+            <w:u w:val="single"/>
+          </w:rPr>
+          <w:t xml:space="preserve">2 Korintus </w:t>
+        </w:r>
+      </w:hyperlink>
+      <w:hyperlink r:id="rId37">
+        <w:r>
+          <w:rPr>
+            <w:lang w:val="id_ID" w:bidi="id_ID"/>
+          </w:rPr>
+          <w:rPr>
+            <w:color w:val="0000EE"/>
+            <w:u w:val="single"/>
+          </w:rPr>
+          <w:t>11:4</w:t>
+        </w:r>
+      </w:hyperlink>
+      <w:r>
+        <w:rPr>
+          <w:lang w:val="id_ID" w:bidi="id_ID"/>
+        </w:rPr>
+        <w:t xml:space="preserve">) harus lebih diutamakan daripada apa yang dikatakan orang lain kepada mereka. Terjemahan alternatif: “Jadi, apa yang aku ajarkan kepadamu lebih diutamakan, karena” (2) suatu alasan mengapa mereka harus “bersabar dengan” Paulus (Lihat: </w:t>
+      </w:r>
+      <w:hyperlink r:id="rId36">
+        <w:r>
+          <w:rPr>
+            <w:lang w:val="id_ID" w:bidi="id_ID"/>
+          </w:rPr>
+          <w:rPr>
+            <w:color w:val="0000EE"/>
+            <w:u w:val="single"/>
+          </w:rPr>
+          <w:t>2 Korintus 11:1</w:t>
+        </w:r>
+      </w:hyperlink>
+      <w:r>
+        <w:rPr>
+          <w:lang w:val="id_ID" w:bidi="id_ID"/>
+        </w:rPr>
+        <w:t>). Terjemahan alternatif: “Lebih lanjut, aku ingin kamu bersabar dengan aku karena”</w:t>
+      </w:r>
+    </w:p>
+    <w:p>
+      <w:pPr/>
+      <w:r>
+        <w:rPr>
+          <w:lang w:val="id_ID" w:bidi="id_ID"/>
+        </w:rPr>
+      </w:r>
+      <w:r>
+        <w:rPr>
+          <w:lang w:val="id_ID" w:bidi="id_ID"/>
+        </w:rPr>
+        <w:t xml:space="preserve">Lihat: </w:t>
+      </w:r>
+      <w:r>
+        <w:rPr>
+          <w:lang w:val="id_ID" w:bidi="id_ID"/>
+        </w:rPr>
+        <w:t>Kata dan Frasa Penghubung</w:t>
+      </w:r>
+      <w:r>
+        <w:rPr>
+          <w:lang w:val="id_ID" w:bidi="id_ID"/>
+        </w:rPr>
+      </w:r>
+      <w:r>
+        <w:rPr>
+          <w:lang w:val="id_ID" w:bidi="id_ID"/>
+        </w:rPr>
+      </w:r>
+    </w:p>
+    <w:p>
+      <w:pPr/>
+      <w:r>
+        <w:rPr>
+          <w:lang w:val="id_ID" w:bidi="id_ID"/>
+        </w:rPr>
+      </w:r>
+    </w:p>
+    <w:p>
+      <w:pPr>
+        <w:pStyle w:val="Heading2"/>
+      </w:pPr>
+      <w:r>
+        <w:rPr>
+          <w:lang w:val="id_ID" w:bidi="id_ID"/>
+        </w:rPr>
+        <w:t>2 Korintus 11:5 (#2)</w:t>
+      </w:r>
+      <w:r>
+        <w:rPr>
+          <w:lang w:val="id_ID" w:bidi="id_ID"/>
+        </w:rPr>
+      </w:r>
+    </w:p>
+    <w:p>
+      <w:pPr/>
+      <w:r>
+        <w:rPr>
+          <w:lang w:val="id_ID" w:bidi="id_ID"/>
+        </w:rPr>
+      </w:r>
+      <w:r>
+        <w:rPr>
+          <w:b/>
+          <w:lang w:val="id_ID" w:bidi="id_ID"/>
+        </w:rPr>
+        <w:t>"kurang dari pada rasul-rasul yang tak ada taranya itu"</w:t>
+      </w:r>
+    </w:p>
+    <w:p>
+      <w:pPr/>
+      <w:r>
+        <w:rPr>
+          <w:lang w:val="id_ID" w:bidi="id_ID"/>
+        </w:rPr>
+      </w:r>
+      <w:r>
+        <w:rPr>
+          <w:lang w:val="id_ID" w:bidi="id_ID"/>
+        </w:rPr>
+        <w:t xml:space="preserve">Di sini Paulus berbicara seolah-olah dia setara dengan </w:t>
+      </w:r>
+      <w:r>
+        <w:rPr>
+          <w:b/>
+          <w:lang w:val="id_ID" w:bidi="id_ID"/>
+        </w:rPr>
+        <w:t>“rasul-rasul yang tiada taranya itu”</w:t>
+      </w:r>
+      <w:r>
+        <w:rPr>
+          <w:lang w:val="id_ID" w:bidi="id_ID"/>
+        </w:rPr>
+        <w:t>. Ia ingin menyampaikan bahwa ia memiliki kuasa dan otoritas yang sama dengan mereka. Jika lebih mudah dipahami dalam bahasa Anda, Anda bisa menyampaikan ide tersebut secara sederhana. Terjemahan alternatif: “menjadi lebih rendah dari ‘rasul-rasul yang tiada taranya itu’” atau “memiliki otoritas yang lebih rendah dari ‘rasul-rasul yang tiada taranya itu’”</w:t>
+      </w:r>
+    </w:p>
+    <w:p>
+      <w:pPr/>
+      <w:r>
+        <w:rPr>
+          <w:lang w:val="id_ID" w:bidi="id_ID"/>
+        </w:rPr>
+      </w:r>
+      <w:r>
+        <w:rPr>
+          <w:lang w:val="id_ID" w:bidi="id_ID"/>
+        </w:rPr>
+        <w:t xml:space="preserve">Lihat: </w:t>
+      </w:r>
+      <w:r>
+        <w:rPr>
+          <w:lang w:val="id_ID" w:bidi="id_ID"/>
+        </w:rPr>
+        <w:t>Metafora</w:t>
+      </w:r>
+      <w:r>
+        <w:rPr>
+          <w:lang w:val="id_ID" w:bidi="id_ID"/>
+        </w:rPr>
+      </w:r>
+      <w:r>
+        <w:rPr>
+          <w:lang w:val="id_ID" w:bidi="id_ID"/>
+        </w:rPr>
+      </w:r>
+    </w:p>
+    <w:p>
+      <w:pPr/>
+      <w:r>
+        <w:rPr>
+          <w:lang w:val="id_ID" w:bidi="id_ID"/>
+        </w:rPr>
+      </w:r>
+    </w:p>
+    <w:p>
+      <w:pPr>
+        <w:pStyle w:val="Heading2"/>
+      </w:pPr>
+      <w:r>
+        <w:rPr>
+          <w:lang w:val="id_ID" w:bidi="id_ID"/>
+        </w:rPr>
+        <w:t>2 Korintus 11:5 (#3)</w:t>
+      </w:r>
+      <w:r>
+        <w:rPr>
+          <w:lang w:val="id_ID" w:bidi="id_ID"/>
+        </w:rPr>
+      </w:r>
+    </w:p>
+    <w:p>
+      <w:pPr/>
+      <w:r>
+        <w:rPr>
+          <w:lang w:val="id_ID" w:bidi="id_ID"/>
+        </w:rPr>
+      </w:r>
+      <w:r>
+        <w:rPr>
+          <w:b/>
+          <w:lang w:val="id_ID" w:bidi="id_ID"/>
+        </w:rPr>
+        <w:t>"dari pada rasul-rasul yang tak ada taranya itu'"</w:t>
+      </w:r>
+    </w:p>
+    <w:p>
+      <w:pPr/>
+      <w:r>
+        <w:rPr>
+          <w:lang w:val="id_ID" w:bidi="id_ID"/>
+        </w:rPr>
+      </w:r>
+      <w:r>
+        <w:rPr>
+          <w:lang w:val="id_ID" w:bidi="id_ID"/>
+        </w:rPr>
+        <w:t xml:space="preserve">Di sini Paulus merujuk kepada lawan-lawannya, para pengajar palsu, dengan istilah yang mereka sendiri atau pengikut mereka gunakan untuk menggambarkan diri mereka: </w:t>
+      </w:r>
+      <w:r>
+        <w:rPr>
+          <w:b/>
+          <w:lang w:val="id_ID" w:bidi="id_ID"/>
+        </w:rPr>
+        <w:t>"rasul yang tak ada taranya"</w:t>
+      </w:r>
+      <w:r>
+        <w:rPr>
+          <w:lang w:val="id_ID" w:bidi="id_ID"/>
+        </w:rPr>
+        <w:t xml:space="preserve">. Ia sebenarnya tidak percaya bahwa orang-orang ini adalah </w:t>
+      </w:r>
+      <w:r>
+        <w:rPr>
+          <w:b/>
+          <w:lang w:val="id_ID" w:bidi="id_ID"/>
+        </w:rPr>
+        <w:t>rasul</w:t>
+      </w:r>
+      <w:r>
+        <w:rPr>
+          <w:lang w:val="id_ID" w:bidi="id_ID"/>
+        </w:rPr>
+        <w:t xml:space="preserve"> yang lebih baik atau lebih hebat dari siapa pun. Jika bermanfaat dalam bahasa Anda, Anda dapat menggunakan bentuk yang menunjukkan bahwa Paulus berbicara dari sudut pandang orang lain untuk menyampaikan maksudnya. Terjemahan alternatif: "dari mereka yang disebut 'rasul yang tiada taranya itu'" atau "dari mereka yang menganggap diri mereka rasul-rasul-rasul yang tiada taranya"</w:t>
+      </w:r>
+    </w:p>
+    <w:p>
+      <w:pPr/>
+      <w:r>
+        <w:rPr>
+          <w:lang w:val="id_ID" w:bidi="id_ID"/>
+        </w:rPr>
+      </w:r>
+      <w:r>
+        <w:rPr>
+          <w:lang w:val="id_ID" w:bidi="id_ID"/>
+        </w:rPr>
+        <w:t xml:space="preserve">Lihat: </w:t>
+      </w:r>
+      <w:r>
+        <w:rPr>
+          <w:lang w:val="id_ID" w:bidi="id_ID"/>
+        </w:rPr>
+        <w:t>Ironi</w:t>
+      </w:r>
+      <w:r>
+        <w:rPr>
+          <w:lang w:val="id_ID" w:bidi="id_ID"/>
+        </w:rPr>
+      </w:r>
+      <w:r>
+        <w:rPr>
+          <w:lang w:val="id_ID" w:bidi="id_ID"/>
+        </w:rPr>
+      </w:r>
+    </w:p>
+    <w:p>
+      <w:pPr/>
+      <w:r>
+        <w:rPr>
+          <w:lang w:val="id_ID" w:bidi="id_ID"/>
+        </w:rPr>
+      </w:r>
+    </w:p>
+    <w:p>
+      <w:pPr>
+        <w:pStyle w:val="Heading2"/>
+      </w:pPr>
+      <w:r>
+        <w:rPr>
+          <w:lang w:val="id_ID" w:bidi="id_ID"/>
+        </w:rPr>
+        <w:t>2 Korintus 11:6 (#1)</w:t>
+      </w:r>
+      <w:r>
+        <w:rPr>
+          <w:lang w:val="id_ID" w:bidi="id_ID"/>
+        </w:rPr>
+      </w:r>
+    </w:p>
+    <w:p>
+      <w:pPr/>
+      <w:r>
+        <w:rPr>
+          <w:lang w:val="id_ID" w:bidi="id_ID"/>
+        </w:rPr>
+      </w:r>
+      <w:r>
+        <w:rPr>
+          <w:b/>
+          <w:lang w:val="id_ID" w:bidi="id_ID"/>
+        </w:rPr>
+        <w:t>"Jikalau"</w:t>
+      </w:r>
+    </w:p>
+    <w:p>
+      <w:pPr/>
+      <w:r>
+        <w:rPr>
+          <w:lang w:val="id_ID" w:bidi="id_ID"/>
+        </w:rPr>
+      </w:r>
+      <w:r>
+        <w:rPr>
+          <w:lang w:val="id_ID" w:bidi="id_ID"/>
+        </w:rPr>
+        <w:t xml:space="preserve">Di sini, kata </w:t>
+      </w:r>
+      <w:r>
+        <w:rPr>
+          <w:b/>
+          <w:lang w:val="id_ID" w:bidi="id_ID"/>
+        </w:rPr>
+        <w:t>jikalau</w:t>
+      </w:r>
+      <w:r>
+        <w:rPr>
+          <w:lang w:val="id_ID" w:bidi="id_ID"/>
+        </w:rPr>
+        <w:t xml:space="preserve"> memperkenalkan perkembangan ide dari ayat sebelumnya. Jika lebih bermanfaat dalam bahasa Anda, Anda bisa menggunakan kata atau frasa yang memperkenalkan perkembangan, atau Anda bisa membiarkan kata </w:t>
+      </w:r>
+      <w:r>
+        <w:rPr>
+          <w:b/>
+          <w:lang w:val="id_ID" w:bidi="id_ID"/>
+        </w:rPr>
+        <w:t>jikalau</w:t>
+      </w:r>
+      <w:r>
+        <w:rPr>
+          <w:lang w:val="id_ID" w:bidi="id_ID"/>
+        </w:rPr>
+        <w:t xml:space="preserve"> tidak diterjemahkan. Terjemahan alternatif: “Memang,”</w:t>
+      </w:r>
+    </w:p>
+    <w:p>
+      <w:pPr/>
+      <w:r>
+        <w:rPr>
+          <w:lang w:val="id_ID" w:bidi="id_ID"/>
+        </w:rPr>
+      </w:r>
+      <w:r>
+        <w:rPr>
+          <w:lang w:val="id_ID" w:bidi="id_ID"/>
+        </w:rPr>
+        <w:t xml:space="preserve">Lihat: </w:t>
+      </w:r>
+      <w:r>
+        <w:rPr>
+          <w:lang w:val="id_ID" w:bidi="id_ID"/>
+        </w:rPr>
+        <w:t>Kata dan Frasa Penghubung</w:t>
+      </w:r>
+      <w:r>
+        <w:rPr>
+          <w:lang w:val="id_ID" w:bidi="id_ID"/>
+        </w:rPr>
+      </w:r>
+      <w:r>
+        <w:rPr>
+          <w:lang w:val="id_ID" w:bidi="id_ID"/>
+        </w:rPr>
+      </w:r>
+    </w:p>
+    <w:p>
+      <w:pPr/>
+      <w:r>
+        <w:rPr>
+          <w:lang w:val="id_ID" w:bidi="id_ID"/>
+        </w:rPr>
+      </w:r>
+    </w:p>
+    <w:p>
+      <w:pPr>
+        <w:pStyle w:val="Heading2"/>
+      </w:pPr>
+      <w:r>
+        <w:rPr>
+          <w:lang w:val="id_ID" w:bidi="id_ID"/>
+        </w:rPr>
+        <w:t>2 Korintus 11:6 (#2)</w:t>
+      </w:r>
+      <w:r>
+        <w:rPr>
+          <w:lang w:val="id_ID" w:bidi="id_ID"/>
+        </w:rPr>
+      </w:r>
+    </w:p>
+    <w:p>
+      <w:pPr/>
+      <w:r>
+        <w:rPr>
+          <w:lang w:val="id_ID" w:bidi="id_ID"/>
+        </w:rPr>
+      </w:r>
+      <w:r>
+        <w:rPr>
+          <w:b/>
+          <w:lang w:val="id_ID" w:bidi="id_ID"/>
+        </w:rPr>
+        <w:t>"jikalau aku kurang paham"</w:t>
+      </w:r>
+    </w:p>
+    <w:p>
+      <w:pPr/>
+      <w:r>
+        <w:rPr>
+          <w:lang w:val="id_ID" w:bidi="id_ID"/>
+        </w:rPr>
+      </w:r>
+      <w:r>
+        <w:rPr>
+          <w:lang w:val="id_ID" w:bidi="id_ID"/>
+        </w:rPr>
+        <w:t xml:space="preserve">Di sini Paulus mungkin menggunakan frasa </w:t>
+      </w:r>
+      <w:r>
+        <w:rPr>
+          <w:b/>
+          <w:lang w:val="id_ID" w:bidi="id_ID"/>
+        </w:rPr>
+        <w:t>jikalau aku kurang paham</w:t>
+      </w:r>
+      <w:r>
+        <w:rPr>
+          <w:lang w:val="id_ID" w:bidi="id_ID"/>
+        </w:rPr>
+        <w:t xml:space="preserve"> untuk: (1) mengakui bahwa ia </w:t>
+      </w:r>
+      <w:r>
+        <w:rPr>
+          <w:b/>
+          <w:lang w:val="id_ID" w:bidi="id_ID"/>
+        </w:rPr>
+        <w:t>tidak terlatih</w:t>
+      </w:r>
+      <w:r>
+        <w:rPr>
+          <w:lang w:val="id_ID" w:bidi="id_ID"/>
+        </w:rPr>
+        <w:t xml:space="preserve"> dalam berbicara dengan baik. Terjemahan alternatif: “meskipun aku tidak terlatih” (2) mengakui bahwa beberapa orang berpikir bahwa ia </w:t>
+      </w:r>
+      <w:r>
+        <w:rPr>
+          <w:b/>
+          <w:lang w:val="id_ID" w:bidi="id_ID"/>
+        </w:rPr>
+        <w:t>tidak terlatih</w:t>
+      </w:r>
+      <w:r>
+        <w:rPr>
+          <w:lang w:val="id_ID" w:bidi="id_ID"/>
+        </w:rPr>
+        <w:t xml:space="preserve"> dalam berbicara dengan baik, meskipun ia tidak setuju dengan pandangan ini. Terjemahan alternatif: “bahkan jika aku tidak terlatih”</w:t>
+      </w:r>
+    </w:p>
+    <w:p>
+      <w:pPr/>
+      <w:r>
+        <w:rPr>
+          <w:lang w:val="id_ID" w:bidi="id_ID"/>
+        </w:rPr>
+      </w:r>
+      <w:r>
+        <w:rPr>
+          <w:lang w:val="id_ID" w:bidi="id_ID"/>
+        </w:rPr>
+        <w:t xml:space="preserve">Lihat: </w:t>
+      </w:r>
+      <w:r>
+        <w:rPr>
+          <w:lang w:val="id_ID" w:bidi="id_ID"/>
+        </w:rPr>
+        <w:t>Menghubungkan — Kalimat Pengandaian Faktual</w:t>
+      </w:r>
+      <w:r>
+        <w:rPr>
+          <w:lang w:val="id_ID" w:bidi="id_ID"/>
+        </w:rPr>
+      </w:r>
+      <w:r>
+        <w:rPr>
+          <w:lang w:val="id_ID" w:bidi="id_ID"/>
+        </w:rPr>
+      </w:r>
+    </w:p>
+    <w:p>
+      <w:pPr/>
+      <w:r>
+        <w:rPr>
+          <w:lang w:val="id_ID" w:bidi="id_ID"/>
+        </w:rPr>
+      </w:r>
+    </w:p>
+    <w:p>
+      <w:pPr>
+        <w:pStyle w:val="Heading2"/>
+      </w:pPr>
+      <w:r>
+        <w:rPr>
+          <w:lang w:val="id_ID" w:bidi="id_ID"/>
+        </w:rPr>
+        <w:t>2 Korintus 11:6 (#3)</w:t>
+      </w:r>
+      <w:r>
+        <w:rPr>
+          <w:lang w:val="id_ID" w:bidi="id_ID"/>
+        </w:rPr>
+      </w:r>
+    </w:p>
+    <w:p>
+      <w:pPr/>
+      <w:r>
+        <w:rPr>
+          <w:lang w:val="id_ID" w:bidi="id_ID"/>
+        </w:rPr>
+      </w:r>
+      <w:r>
+        <w:rPr>
+          <w:b/>
+          <w:lang w:val="id_ID" w:bidi="id_ID"/>
+        </w:rPr>
+        <w:t>"dalam hal berkata-kata"</w:t>
+      </w:r>
+    </w:p>
+    <w:p>
+      <w:pPr/>
+      <w:r>
+        <w:rPr>
+          <w:lang w:val="id_ID" w:bidi="id_ID"/>
+        </w:rPr>
+      </w:r>
+      <w:r>
+        <w:rPr>
+          <w:lang w:val="id_ID" w:bidi="id_ID"/>
+        </w:rPr>
+        <w:t>Di sini, Paulus merujuk pada praktik berbicara di depan umum untuk meyakinkan banyak orang. Jika ini akan membantu dalam bahasa Anda, Anda bisa membuat ide ini lebih eksplisit. Terjemahan alternatif: “dalam hal berbicara di depan umum”</w:t>
+      </w:r>
+    </w:p>
+    <w:p>
+      <w:pPr/>
+      <w:r>
+        <w:rPr>
+          <w:lang w:val="id_ID" w:bidi="id_ID"/>
+        </w:rPr>
+      </w:r>
+      <w:r>
+        <w:rPr>
+          <w:lang w:val="id_ID" w:bidi="id_ID"/>
+        </w:rPr>
+        <w:t xml:space="preserve">Lihat: </w:t>
+      </w:r>
+      <w:r>
+        <w:rPr>
+          <w:lang w:val="id_ID" w:bidi="id_ID"/>
+        </w:rPr>
+        <w:t>Hal-Hal yang Dianggap Sudah Diketahui dan Informasi Tersirat</w:t>
+      </w:r>
+      <w:r>
+        <w:rPr>
+          <w:lang w:val="id_ID" w:bidi="id_ID"/>
+        </w:rPr>
+      </w:r>
+      <w:r>
+        <w:rPr>
+          <w:lang w:val="id_ID" w:bidi="id_ID"/>
+        </w:rPr>
+      </w:r>
+    </w:p>
+    <w:p>
+      <w:pPr/>
+      <w:r>
+        <w:rPr>
+          <w:lang w:val="id_ID" w:bidi="id_ID"/>
+        </w:rPr>
+      </w:r>
+    </w:p>
+    <w:p>
+      <w:pPr>
+        <w:pStyle w:val="Heading2"/>
+      </w:pPr>
+      <w:r>
+        <w:rPr>
+          <w:lang w:val="id_ID" w:bidi="id_ID"/>
+        </w:rPr>
+        <w:t>2 Korintus 11:6 (#4)</w:t>
+      </w:r>
+      <w:r>
+        <w:rPr>
+          <w:lang w:val="id_ID" w:bidi="id_ID"/>
+        </w:rPr>
+      </w:r>
+    </w:p>
+    <w:p>
+      <w:pPr/>
+      <w:r>
+        <w:rPr>
+          <w:lang w:val="id_ID" w:bidi="id_ID"/>
+        </w:rPr>
+      </w:r>
+      <w:r>
+        <w:rPr>
+          <w:b/>
+          <w:lang w:val="id_ID" w:bidi="id_ID"/>
+        </w:rPr>
+        <w:t>"dalam hal pengetahuan"</w:t>
+      </w:r>
+    </w:p>
+    <w:p>
+      <w:pPr/>
+      <w:r>
+        <w:rPr>
+          <w:lang w:val="id_ID" w:bidi="id_ID"/>
+        </w:rPr>
+      </w:r>
+      <w:r>
+        <w:rPr>
+          <w:lang w:val="id_ID" w:bidi="id_ID"/>
+        </w:rPr>
+        <w:t xml:space="preserve">Jika bahasa Anda tidak menggunakan kata benda abstrak untuk ide </w:t>
+      </w:r>
+      <w:r>
+        <w:rPr>
+          <w:b/>
+          <w:lang w:val="id_ID" w:bidi="id_ID"/>
+        </w:rPr>
+        <w:t>pengetahuan</w:t>
+      </w:r>
+      <w:r>
+        <w:rPr>
+          <w:lang w:val="id_ID" w:bidi="id_ID"/>
+        </w:rPr>
+        <w:t>, Anda dapat menyampaikan ide yang sama dengan cara lain. Terjemahan alternatif: “dalam mengetahui Injil” atau “dalam memahami berita tentang Yesus”</w:t>
+      </w:r>
+    </w:p>
+    <w:p>
+      <w:pPr/>
+      <w:r>
+        <w:rPr>
+          <w:lang w:val="id_ID" w:bidi="id_ID"/>
+        </w:rPr>
+      </w:r>
+      <w:r>
+        <w:rPr>
+          <w:lang w:val="id_ID" w:bidi="id_ID"/>
+        </w:rPr>
+        <w:t xml:space="preserve">Lihat: </w:t>
+      </w:r>
+      <w:r>
+        <w:rPr>
+          <w:lang w:val="id_ID" w:bidi="id_ID"/>
+        </w:rPr>
+        <w:t>Kata Benda Abstrak</w:t>
+      </w:r>
+      <w:r>
+        <w:rPr>
+          <w:lang w:val="id_ID" w:bidi="id_ID"/>
+        </w:rPr>
+      </w:r>
+      <w:r>
+        <w:rPr>
+          <w:lang w:val="id_ID" w:bidi="id_ID"/>
+        </w:rPr>
+      </w:r>
+    </w:p>
+    <w:p>
+      <w:pPr/>
+      <w:r>
+        <w:rPr>
+          <w:lang w:val="id_ID" w:bidi="id_ID"/>
+        </w:rPr>
+      </w:r>
+    </w:p>
+    <w:p>
+      <w:pPr>
+        <w:pStyle w:val="Heading2"/>
+      </w:pPr>
+      <w:r>
+        <w:rPr>
+          <w:lang w:val="id_ID" w:bidi="id_ID"/>
+        </w:rPr>
+        <w:t>2 Korintus 11:6 (#5)</w:t>
+      </w:r>
+      <w:r>
+        <w:rPr>
+          <w:lang w:val="id_ID" w:bidi="id_ID"/>
+        </w:rPr>
+      </w:r>
+    </w:p>
+    <w:p>
+      <w:pPr/>
+      <w:r>
+        <w:rPr>
+          <w:lang w:val="id_ID" w:bidi="id_ID"/>
+        </w:rPr>
+      </w:r>
+      <w:r>
+        <w:rPr>
+          <w:b/>
+          <w:lang w:val="id_ID" w:bidi="id_ID"/>
+        </w:rPr>
+        <w:t>"dalam hal pengetahuan"</w:t>
+      </w:r>
+    </w:p>
+    <w:p>
+      <w:pPr/>
+      <w:r>
+        <w:rPr>
+          <w:lang w:val="id_ID" w:bidi="id_ID"/>
+        </w:rPr>
+      </w:r>
+      <w:r>
+        <w:rPr>
+          <w:lang w:val="id_ID" w:bidi="id_ID"/>
+        </w:rPr>
+        <w:t xml:space="preserve">Di sini, kata </w:t>
+      </w:r>
+      <w:r>
+        <w:rPr>
+          <w:b/>
+          <w:lang w:val="id_ID" w:bidi="id_ID"/>
+        </w:rPr>
+        <w:t>pengetahuan</w:t>
+      </w:r>
+      <w:r>
+        <w:rPr>
+          <w:lang w:val="id_ID" w:bidi="id_ID"/>
+        </w:rPr>
+        <w:t xml:space="preserve"> merujuk pada apa yang seseorang ketahui tentang Yesus dan kabar baik mengenai-Nya. Jika perlu, Anda bisa membuat ide tersebut lebih jelas dalam bahasa Anda. Terjemahan alternatif: “dalam pengetahuan tentang Yesus” atau “dalam pengetahuan tentang Injil”.</w:t>
+      </w:r>
+    </w:p>
+    <w:p>
+      <w:pPr/>
+      <w:r>
+        <w:rPr>
+          <w:lang w:val="id_ID" w:bidi="id_ID"/>
+        </w:rPr>
+      </w:r>
+      <w:r>
+        <w:rPr>
+          <w:lang w:val="id_ID" w:bidi="id_ID"/>
+        </w:rPr>
+        <w:t xml:space="preserve">Lihat: </w:t>
+      </w:r>
+      <w:r>
+        <w:rPr>
+          <w:lang w:val="id_ID" w:bidi="id_ID"/>
+        </w:rPr>
+        <w:t>Hal-Hal yang Dianggap Sudah Diketahui dan Informasi Tersirat</w:t>
+      </w:r>
+      <w:r>
+        <w:rPr>
+          <w:lang w:val="id_ID" w:bidi="id_ID"/>
+        </w:rPr>
+      </w:r>
+      <w:r>
+        <w:rPr>
+          <w:lang w:val="id_ID" w:bidi="id_ID"/>
+        </w:rPr>
+      </w:r>
+    </w:p>
+    <w:p>
+      <w:pPr/>
+      <w:r>
+        <w:rPr>
+          <w:lang w:val="id_ID" w:bidi="id_ID"/>
+        </w:rPr>
+      </w:r>
+    </w:p>
+    <w:p>
+      <w:pPr>
+        <w:pStyle w:val="Heading2"/>
+      </w:pPr>
+      <w:r>
+        <w:rPr>
+          <w:lang w:val="id_ID" w:bidi="id_ID"/>
+        </w:rPr>
+        <w:t>2 Korintus 11:6 (#6)</w:t>
+      </w:r>
+      <w:r>
+        <w:rPr>
+          <w:lang w:val="id_ID" w:bidi="id_ID"/>
+        </w:rPr>
+      </w:r>
+    </w:p>
+    <w:p>
+      <w:pPr/>
+      <w:r>
+        <w:rPr>
+          <w:lang w:val="id_ID" w:bidi="id_ID"/>
+        </w:rPr>
+      </w:r>
+      <w:r>
+        <w:rPr>
+          <w:b/>
+          <w:lang w:val="id_ID" w:bidi="id_ID"/>
+        </w:rPr>
+        <w:t>"pada segala waktu"</w:t>
+      </w:r>
+      <w:r>
+        <w:rPr>
+          <w:lang w:val="id_ID" w:bidi="id_ID"/>
+        </w:rPr>
+        <w:t xml:space="preserve"> - </w:t>
+      </w:r>
+      <w:r>
+        <w:rPr>
+          <w:b/>
+          <w:lang w:val="id_ID" w:bidi="id_ID"/>
+        </w:rPr>
+        <w:t>"di dalam segala hal"</w:t>
+      </w:r>
+    </w:p>
+    <w:p>
+      <w:pPr/>
+      <w:r>
+        <w:rPr>
+          <w:lang w:val="id_ID" w:bidi="id_ID"/>
+        </w:rPr>
+      </w:r>
+      <w:r>
+        <w:rPr>
+          <w:lang w:val="id_ID" w:bidi="id_ID"/>
+        </w:rPr>
+        <w:t xml:space="preserve">Di sini, frasa </w:t>
+      </w:r>
+      <w:r>
+        <w:rPr>
+          <w:b/>
+          <w:lang w:val="id_ID" w:bidi="id_ID"/>
+        </w:rPr>
+        <w:t>pada segala waktu</w:t>
+      </w:r>
+      <w:r>
+        <w:rPr>
+          <w:lang w:val="id_ID" w:bidi="id_ID"/>
+        </w:rPr>
+        <w:t xml:space="preserve"> dan </w:t>
+      </w:r>
+      <w:r>
+        <w:rPr>
+          <w:b/>
+          <w:lang w:val="id_ID" w:bidi="id_ID"/>
+        </w:rPr>
+        <w:t>dalam segala hal</w:t>
+      </w:r>
+      <w:r>
+        <w:rPr>
+          <w:lang w:val="id_ID" w:bidi="id_ID"/>
+        </w:rPr>
+        <w:t xml:space="preserve"> menunjukkan bahwa Paulus dan rekan-rekannya membuat segala sesuatu </w:t>
+      </w:r>
+      <w:r>
+        <w:rPr>
+          <w:b/>
+          <w:lang w:val="id_ID" w:bidi="id_ID"/>
+        </w:rPr>
+        <w:t>jelas</w:t>
+      </w:r>
+      <w:r>
+        <w:rPr>
+          <w:lang w:val="id_ID" w:bidi="id_ID"/>
+        </w:rPr>
+        <w:t>: (1) dengan segala cara yang mungkin dan dalam semua yang mereka katakan dan lakukan. Terjemahan alternatif: “dengan segala cara ... dalam semua yang kami lakukan” (2) dengan segala cara yang mungkin dan di antara semua orang. Terjemahan alternatif: “dengan segala cara ... di antara semua orang”</w:t>
+      </w:r>
+    </w:p>
+    <w:p>
+      <w:pPr/>
+      <w:r>
+        <w:rPr>
+          <w:lang w:val="id_ID" w:bidi="id_ID"/>
+        </w:rPr>
+      </w:r>
+      <w:r>
+        <w:rPr>
+          <w:lang w:val="id_ID" w:bidi="id_ID"/>
+        </w:rPr>
+        <w:t xml:space="preserve">Lihat: </w:t>
+      </w:r>
+      <w:r>
+        <w:rPr>
+          <w:lang w:val="id_ID" w:bidi="id_ID"/>
+        </w:rPr>
+        <w:t>Hal-Hal yang Dianggap Sudah Diketahui dan Informasi Tersirat</w:t>
+      </w:r>
+      <w:r>
+        <w:rPr>
+          <w:lang w:val="id_ID" w:bidi="id_ID"/>
+        </w:rPr>
+      </w:r>
+      <w:r>
+        <w:rPr>
+          <w:lang w:val="id_ID" w:bidi="id_ID"/>
+        </w:rPr>
+      </w:r>
+    </w:p>
+    <w:p>
+      <w:pPr/>
+      <w:r>
+        <w:rPr>
+          <w:lang w:val="id_ID" w:bidi="id_ID"/>
+        </w:rPr>
+      </w:r>
+    </w:p>
+    <w:p>
+      <w:pPr>
+        <w:pStyle w:val="Heading2"/>
+      </w:pPr>
+      <w:r>
+        <w:rPr>
+          <w:lang w:val="id_ID" w:bidi="id_ID"/>
+        </w:rPr>
+        <w:t>2 Korintus 11:6 (#7)</w:t>
+      </w:r>
+      <w:r>
+        <w:rPr>
+          <w:lang w:val="id_ID" w:bidi="id_ID"/>
+        </w:rPr>
+      </w:r>
+    </w:p>
+    <w:p>
+      <w:pPr/>
+      <w:r>
+        <w:rPr>
+          <w:lang w:val="id_ID" w:bidi="id_ID"/>
+        </w:rPr>
+      </w:r>
+      <w:r>
+        <w:rPr>
+          <w:b/>
+          <w:lang w:val="id_ID" w:bidi="id_ID"/>
+        </w:rPr>
+        <w:t>"telah menyatakannya kepada kamu"</w:t>
+      </w:r>
+    </w:p>
+    <w:p>
+      <w:pPr/>
+      <w:r>
+        <w:rPr>
+          <w:lang w:val="id_ID" w:bidi="id_ID"/>
+        </w:rPr>
+      </w:r>
+      <w:r>
+        <w:rPr>
+          <w:lang w:val="id_ID" w:bidi="id_ID"/>
+        </w:rPr>
+        <w:t xml:space="preserve">Di sini Paulus menyiratkan bahwa yang dia </w:t>
+      </w:r>
+      <w:r>
+        <w:rPr>
+          <w:b/>
+          <w:lang w:val="id_ID" w:bidi="id_ID"/>
+        </w:rPr>
+        <w:t xml:space="preserve">tekankan </w:t>
+      </w:r>
+      <w:r>
+        <w:rPr>
+          <w:lang w:val="id_ID" w:bidi="id_ID"/>
+        </w:rPr>
+        <w:t xml:space="preserve">adalah bahwa dia memiliki </w:t>
+      </w:r>
+      <w:r>
+        <w:rPr>
+          <w:b/>
+          <w:lang w:val="id_ID" w:bidi="id_ID"/>
+        </w:rPr>
+        <w:t>pengetahuan</w:t>
+      </w:r>
+      <w:r>
+        <w:rPr>
+          <w:lang w:val="id_ID" w:bidi="id_ID"/>
+        </w:rPr>
+        <w:t>. Jika ini akan membantu dalam bahasa Anda, Anda bisa membuat ide tersebut lebih eksplisit. Terjemahan alternatif: "telah membuktikan bahwa aku memiliki pengetahuan”</w:t>
+      </w:r>
+    </w:p>
+    <w:p>
+      <w:pPr/>
+      <w:r>
+        <w:rPr>
+          <w:lang w:val="id_ID" w:bidi="id_ID"/>
+        </w:rPr>
+      </w:r>
+      <w:r>
+        <w:rPr>
+          <w:lang w:val="id_ID" w:bidi="id_ID"/>
+        </w:rPr>
+        <w:t xml:space="preserve">Lihat: </w:t>
+      </w:r>
+      <w:r>
+        <w:rPr>
+          <w:lang w:val="id_ID" w:bidi="id_ID"/>
+        </w:rPr>
+        <w:t>Hal-Hal yang Dianggap Sudah Diketahui dan Informasi Tersirat</w:t>
+      </w:r>
+      <w:r>
+        <w:rPr>
+          <w:lang w:val="id_ID" w:bidi="id_ID"/>
+        </w:rPr>
+      </w:r>
+      <w:r>
+        <w:rPr>
+          <w:lang w:val="id_ID" w:bidi="id_ID"/>
+        </w:rPr>
+      </w:r>
+    </w:p>
+    <w:p>
+      <w:pPr/>
+      <w:r>
+        <w:rPr>
+          <w:lang w:val="id_ID" w:bidi="id_ID"/>
+        </w:rPr>
+      </w:r>
+    </w:p>
+    <w:p>
+      <w:pPr>
+        <w:pStyle w:val="Heading2"/>
+      </w:pPr>
+      <w:r>
+        <w:rPr>
+          <w:lang w:val="id_ID" w:bidi="id_ID"/>
+        </w:rPr>
+        <w:t>2 Korintus 11:7 (#1)</w:t>
+      </w:r>
+      <w:r>
+        <w:rPr>
+          <w:lang w:val="id_ID" w:bidi="id_ID"/>
+        </w:rPr>
+      </w:r>
+    </w:p>
+    <w:p>
+      <w:pPr/>
+      <w:r>
+        <w:rPr>
+          <w:lang w:val="id_ID" w:bidi="id_ID"/>
+        </w:rPr>
+      </w:r>
+      <w:r>
+        <w:rPr>
+          <w:b/>
+          <w:lang w:val="id_ID" w:bidi="id_ID"/>
+        </w:rPr>
+        <w:t>"Apakah aku"</w:t>
+      </w:r>
+    </w:p>
+    <w:p>
+      <w:pPr/>
+      <w:r>
+        <w:rPr>
+          <w:lang w:val="id_ID" w:bidi="id_ID"/>
+        </w:rPr>
+      </w:r>
+      <w:r>
+        <w:rPr>
+          <w:lang w:val="id_ID" w:bidi="id_ID"/>
+        </w:rPr>
+        <w:t xml:space="preserve">Frasa </w:t>
+      </w:r>
+      <w:r>
+        <w:rPr>
+          <w:b/>
+          <w:lang w:val="id_ID" w:bidi="id_ID"/>
+        </w:rPr>
+        <w:t>Apakah aku</w:t>
+      </w:r>
+      <w:r>
+        <w:rPr>
+          <w:lang w:val="id_ID" w:bidi="id_ID"/>
+        </w:rPr>
+        <w:t xml:space="preserve"> memperkenalkan alternatif terhadap apa yang Paulus katakan di ayat sebelumnya, di mana ia menyatakan bahwa ia memiliki "pengetahuan" (Lihat: </w:t>
+      </w:r>
+      <w:hyperlink r:id="rId36">
+        <w:r>
+          <w:rPr>
+            <w:lang w:val="id_ID" w:bidi="id_ID"/>
+          </w:rPr>
+          <w:rPr>
+            <w:color w:val="0000EE"/>
+            <w:u w:val="single"/>
+          </w:rPr>
+          <w:t xml:space="preserve">2 Korintus </w:t>
+        </w:r>
+      </w:hyperlink>
       <w:hyperlink r:id="rId38">
+        <w:r>
+          <w:rPr>
+            <w:lang w:val="id_ID" w:bidi="id_ID"/>
+          </w:rPr>
+          <w:rPr>
+            <w:color w:val="0000EE"/>
+            <w:u w:val="single"/>
+          </w:rPr>
+          <w:t>11:6</w:t>
+        </w:r>
+      </w:hyperlink>
+      <w:r>
+        <w:rPr>
+          <w:lang w:val="id_ID" w:bidi="id_ID"/>
+        </w:rPr>
+        <w:t xml:space="preserve">). Dengan frasa </w:t>
+      </w:r>
+      <w:r>
+        <w:rPr>
+          <w:b/>
+          <w:lang w:val="id_ID" w:bidi="id_ID"/>
+        </w:rPr>
+        <w:t>apakah aku</w:t>
+      </w:r>
+      <w:r>
+        <w:rPr>
+          <w:lang w:val="id_ID" w:bidi="id_ID"/>
+        </w:rPr>
+        <w:t xml:space="preserve">, Paulus kemudian memperkenalkan sebuah pertanyaan yang menimbulkan kemungkinan keberatan lain terhadap otoritasnya sebagai rasul: ia tidak meminta bayaran dari mereka untuk mengajarkan mereka. Jika akan membantu dalam bahasa Anda, Anda bisa mengekspresikan kata </w:t>
+      </w:r>
+      <w:r>
+        <w:rPr>
+          <w:b/>
+          <w:lang w:val="id_ID" w:bidi="id_ID"/>
+        </w:rPr>
+        <w:t>apakah</w:t>
+      </w:r>
+      <w:r>
+        <w:rPr>
+          <w:lang w:val="id_ID" w:bidi="id_ID"/>
+        </w:rPr>
+        <w:t xml:space="preserve"> dengan kata yang menandakan kontras atau memberikan alternatif. Terjemahan alternatif: "Tetapi" atau "Namun,"</w:t>
+      </w:r>
+    </w:p>
+    <w:p>
+      <w:pPr/>
+      <w:r>
+        <w:rPr>
+          <w:lang w:val="id_ID" w:bidi="id_ID"/>
+        </w:rPr>
+      </w:r>
+      <w:r>
+        <w:rPr>
+          <w:lang w:val="id_ID" w:bidi="id_ID"/>
+        </w:rPr>
+        <w:t xml:space="preserve">Lihat: </w:t>
+      </w:r>
+      <w:r>
+        <w:rPr>
+          <w:lang w:val="id_ID" w:bidi="id_ID"/>
+        </w:rPr>
+        <w:t>Menghubungkan — Hubungan Kontras</w:t>
+      </w:r>
+      <w:r>
+        <w:rPr>
+          <w:lang w:val="id_ID" w:bidi="id_ID"/>
+        </w:rPr>
+      </w:r>
+      <w:r>
+        <w:rPr>
+          <w:lang w:val="id_ID" w:bidi="id_ID"/>
+        </w:rPr>
+      </w:r>
+    </w:p>
+    <w:p>
+      <w:pPr/>
+      <w:r>
+        <w:rPr>
+          <w:lang w:val="id_ID" w:bidi="id_ID"/>
+        </w:rPr>
+      </w:r>
+    </w:p>
+    <w:p>
+      <w:pPr>
+        <w:pStyle w:val="Heading2"/>
+      </w:pPr>
+      <w:r>
+        <w:rPr>
+          <w:lang w:val="id_ID" w:bidi="id_ID"/>
+        </w:rPr>
+        <w:t>2 Korintus 11:7 (#2)</w:t>
+      </w:r>
+      <w:r>
+        <w:rPr>
+          <w:lang w:val="id_ID" w:bidi="id_ID"/>
+        </w:rPr>
+      </w:r>
+    </w:p>
+    <w:p>
+      <w:pPr/>
+      <w:r>
+        <w:rPr>
+          <w:lang w:val="id_ID" w:bidi="id_ID"/>
+        </w:rPr>
+      </w:r>
+      <w:r>
+        <w:rPr>
+          <w:b/>
+          <w:lang w:val="id_ID" w:bidi="id_ID"/>
+        </w:rPr>
+        <w:t>"Apakah aku berbuat salah jika aku merendahkan diri untuk meinggikan kamu, karena aku memberitakan Injil Allah kepada kamu dengan cuma-cuma?"</w:t>
+      </w:r>
+    </w:p>
+    <w:p>
+      <w:pPr/>
+      <w:r>
+        <w:rPr>
+          <w:lang w:val="id_ID" w:bidi="id_ID"/>
+        </w:rPr>
+      </w:r>
+      <w:r>
+        <w:rPr>
+          <w:lang w:val="id_ID" w:bidi="id_ID"/>
+        </w:rPr>
+        <w:t xml:space="preserve">Paulus menggunakan bentuk pertanyaan untuk menunjukkan kepada jemaat Korintus bahwa ia tidak </w:t>
+      </w:r>
+      <w:r>
+        <w:rPr>
+          <w:b/>
+          <w:lang w:val="id_ID" w:bidi="id_ID"/>
+        </w:rPr>
+        <w:t>melakukan dosa</w:t>
+      </w:r>
+      <w:r>
+        <w:rPr>
+          <w:lang w:val="id_ID" w:bidi="id_ID"/>
+        </w:rPr>
+        <w:t>. Jika dalam bahasa Anda tidak menggunakan bentuk pertanyaan untuk tujuan ini, Anda dapat menerjemahkannya sebagai pernyataan atau seruan. Terjemahan alternatif: “Namun, aku tentu tidak melakukan dosa dengan merendahkan diri agar kamu ditinggikan, karena aku memberitakan Injil Allah kepada kamu tanpa bayaran!”</w:t>
+      </w:r>
+    </w:p>
+    <w:p>
+      <w:pPr/>
+      <w:r>
+        <w:rPr>
+          <w:lang w:val="id_ID" w:bidi="id_ID"/>
+        </w:rPr>
+      </w:r>
+      <w:r>
+        <w:rPr>
+          <w:lang w:val="id_ID" w:bidi="id_ID"/>
+        </w:rPr>
+        <w:t xml:space="preserve">Lihat: </w:t>
+      </w:r>
+      <w:r>
+        <w:rPr>
+          <w:lang w:val="id_ID" w:bidi="id_ID"/>
+        </w:rPr>
+        <w:t>Pertanyaan Retoris</w:t>
+      </w:r>
+      <w:r>
+        <w:rPr>
+          <w:lang w:val="id_ID" w:bidi="id_ID"/>
+        </w:rPr>
+      </w:r>
+      <w:r>
+        <w:rPr>
+          <w:lang w:val="id_ID" w:bidi="id_ID"/>
+        </w:rPr>
+      </w:r>
+    </w:p>
+    <w:p>
+      <w:pPr/>
+      <w:r>
+        <w:rPr>
+          <w:lang w:val="id_ID" w:bidi="id_ID"/>
+        </w:rPr>
+      </w:r>
+    </w:p>
+    <w:p>
+      <w:pPr>
+        <w:pStyle w:val="Heading2"/>
+      </w:pPr>
+      <w:r>
+        <w:rPr>
+          <w:lang w:val="id_ID" w:bidi="id_ID"/>
+        </w:rPr>
+        <w:t>2 Korintus 11:7 (#3)</w:t>
+      </w:r>
+      <w:r>
+        <w:rPr>
+          <w:lang w:val="id_ID" w:bidi="id_ID"/>
+        </w:rPr>
+      </w:r>
+    </w:p>
+    <w:p>
+      <w:pPr/>
+      <w:r>
+        <w:rPr>
+          <w:lang w:val="id_ID" w:bidi="id_ID"/>
+        </w:rPr>
+      </w:r>
+      <w:r>
+        <w:rPr>
+          <w:b/>
+          <w:lang w:val="id_ID" w:bidi="id_ID"/>
+        </w:rPr>
+        <w:t>"merendahkan diri"</w:t>
+      </w:r>
+    </w:p>
+    <w:p>
+      <w:pPr/>
+      <w:r>
+        <w:rPr>
+          <w:lang w:val="id_ID" w:bidi="id_ID"/>
+        </w:rPr>
+      </w:r>
+      <w:r>
+        <w:rPr>
+          <w:lang w:val="id_ID" w:bidi="id_ID"/>
+        </w:rPr>
+        <w:t xml:space="preserve">Di sini Paulus merujuk pada bagaimana ia bekerja untuk mencari nafkah bagi dirinya sendiri. Dalam budayanya, ini dianggap sebagai </w:t>
+      </w:r>
+      <w:r>
+        <w:rPr>
+          <w:b/>
+          <w:lang w:val="id_ID" w:bidi="id_ID"/>
+        </w:rPr>
+        <w:t>tindakan merendahkan diri</w:t>
+      </w:r>
+      <w:r>
+        <w:rPr>
+          <w:lang w:val="id_ID" w:bidi="id_ID"/>
+        </w:rPr>
+        <w:t>, karena pembicara dan guru yang baik biasanya tidak perlu melakukan pekerjaan tambahan, sebab mereka akan mendapatkan cukup uang dari orang-orang yang mereka ajar. Jika ini akan membantu dalam bahasa Anda, Anda bisa membuat ide ini lebih eksplisit. Terjemahan alternatif: “merendahkan diri dengan menafkahi diri sendiri”</w:t>
+      </w:r>
+    </w:p>
+    <w:p>
+      <w:pPr/>
+      <w:r>
+        <w:rPr>
+          <w:lang w:val="id_ID" w:bidi="id_ID"/>
+        </w:rPr>
+      </w:r>
+      <w:r>
+        <w:rPr>
+          <w:lang w:val="id_ID" w:bidi="id_ID"/>
+        </w:rPr>
+        <w:t xml:space="preserve">Lihat: </w:t>
+      </w:r>
+      <w:r>
+        <w:rPr>
+          <w:lang w:val="id_ID" w:bidi="id_ID"/>
+        </w:rPr>
+        <w:t>Hal-Hal yang Dianggap Sudah Diketahui dan Informasi Tersirat</w:t>
+      </w:r>
+      <w:r>
+        <w:rPr>
+          <w:lang w:val="id_ID" w:bidi="id_ID"/>
+        </w:rPr>
+      </w:r>
+      <w:r>
+        <w:rPr>
+          <w:lang w:val="id_ID" w:bidi="id_ID"/>
+        </w:rPr>
+      </w:r>
+    </w:p>
+    <w:p>
+      <w:pPr/>
+      <w:r>
+        <w:rPr>
+          <w:lang w:val="id_ID" w:bidi="id_ID"/>
+        </w:rPr>
+      </w:r>
+    </w:p>
+    <w:p>
+      <w:pPr>
+        <w:pStyle w:val="Heading2"/>
+      </w:pPr>
+      <w:r>
+        <w:rPr>
+          <w:lang w:val="id_ID" w:bidi="id_ID"/>
+        </w:rPr>
+        <w:t>2 Korintus 11:7 (#4)</w:t>
+      </w:r>
+      <w:r>
+        <w:rPr>
+          <w:lang w:val="id_ID" w:bidi="id_ID"/>
+        </w:rPr>
+      </w:r>
+    </w:p>
+    <w:p>
+      <w:pPr/>
+      <w:r>
+        <w:rPr>
+          <w:lang w:val="id_ID" w:bidi="id_ID"/>
+        </w:rPr>
+      </w:r>
+      <w:r>
+        <w:rPr>
+          <w:b/>
+          <w:lang w:val="id_ID" w:bidi="id_ID"/>
+        </w:rPr>
+        <w:t>"untuk meninggikan kamu"</w:t>
+      </w:r>
+    </w:p>
+    <w:p>
+      <w:pPr/>
+      <w:r>
+        <w:rPr>
+          <w:lang w:val="id_ID" w:bidi="id_ID"/>
+        </w:rPr>
+      </w:r>
+      <w:r>
+        <w:rPr>
+          <w:lang w:val="id_ID" w:bidi="id_ID"/>
+        </w:rPr>
+        <w:t>Jika bahasa Anda tidak menggunakan bentuk pasif ini, Anda dapat menyampaikan ide tersebut dalam bentuk aktif atau dengan cara lain yang alami dalam bahasa Anda. Jika Anda perlu menyebutkan siapa yang melakukan tindakan, jelas dari konteks bahwa itu adalah Paulus. Terjemahan alternatif: "aku bisa meninggikan kamu sendiri"</w:t>
+      </w:r>
+    </w:p>
+    <w:p>
+      <w:pPr/>
+      <w:r>
+        <w:rPr>
+          <w:lang w:val="id_ID" w:bidi="id_ID"/>
+        </w:rPr>
+      </w:r>
+      <w:r>
+        <w:rPr>
+          <w:lang w:val="id_ID" w:bidi="id_ID"/>
+        </w:rPr>
+        <w:t xml:space="preserve">Lihat: </w:t>
+      </w:r>
+      <w:r>
+        <w:rPr>
+          <w:lang w:val="id_ID" w:bidi="id_ID"/>
+        </w:rPr>
+        <w:t>Aktif atau Pasif</w:t>
+      </w:r>
+      <w:r>
+        <w:rPr>
+          <w:lang w:val="id_ID" w:bidi="id_ID"/>
+        </w:rPr>
+      </w:r>
+      <w:r>
+        <w:rPr>
+          <w:lang w:val="id_ID" w:bidi="id_ID"/>
+        </w:rPr>
+      </w:r>
+    </w:p>
+    <w:p>
+      <w:pPr/>
+      <w:r>
+        <w:rPr>
+          <w:lang w:val="id_ID" w:bidi="id_ID"/>
+        </w:rPr>
+      </w:r>
+    </w:p>
+    <w:p>
+      <w:pPr>
+        <w:pStyle w:val="Heading2"/>
+      </w:pPr>
+      <w:r>
+        <w:rPr>
+          <w:lang w:val="id_ID" w:bidi="id_ID"/>
+        </w:rPr>
+        <w:t>2 Korintus 11:7 (#5)</w:t>
+      </w:r>
+      <w:r>
+        <w:rPr>
+          <w:lang w:val="id_ID" w:bidi="id_ID"/>
+        </w:rPr>
+      </w:r>
+    </w:p>
+    <w:p>
+      <w:pPr/>
+      <w:r>
+        <w:rPr>
+          <w:lang w:val="id_ID" w:bidi="id_ID"/>
+        </w:rPr>
+      </w:r>
+      <w:r>
+        <w:rPr>
+          <w:b/>
+          <w:lang w:val="id_ID" w:bidi="id_ID"/>
+        </w:rPr>
+        <w:t>"untuk meninggikan kamu"</w:t>
+      </w:r>
+    </w:p>
+    <w:p>
+      <w:pPr/>
+      <w:r>
+        <w:rPr>
+          <w:lang w:val="id_ID" w:bidi="id_ID"/>
+        </w:rPr>
+      </w:r>
+      <w:r>
+        <w:rPr>
+          <w:lang w:val="id_ID" w:bidi="id_ID"/>
+        </w:rPr>
+        <w:t xml:space="preserve">Di sini, kata yang diterjemahkan sebagai </w:t>
+      </w:r>
+      <w:r>
+        <w:rPr>
+          <w:b/>
+          <w:lang w:val="id_ID" w:bidi="id_ID"/>
+        </w:rPr>
+        <w:t>dirimu sendiri</w:t>
+      </w:r>
+      <w:r>
+        <w:rPr>
+          <w:lang w:val="id_ID" w:bidi="id_ID"/>
+        </w:rPr>
+        <w:t xml:space="preserve"> menekankan </w:t>
+      </w:r>
+      <w:r>
+        <w:rPr>
+          <w:b/>
+          <w:lang w:val="id_ID" w:bidi="id_ID"/>
+        </w:rPr>
+        <w:t>kamu</w:t>
+      </w:r>
+      <w:r>
+        <w:rPr>
+          <w:lang w:val="id_ID" w:bidi="id_ID"/>
+        </w:rPr>
+        <w:t xml:space="preserve">. Pertimbangkan untuk menggunakan cara yang alami untuk menekankan </w:t>
+      </w:r>
+      <w:r>
+        <w:rPr>
+          <w:b/>
+          <w:lang w:val="id_ID" w:bidi="id_ID"/>
+        </w:rPr>
+        <w:t>kamu</w:t>
+      </w:r>
+      <w:r>
+        <w:rPr>
+          <w:lang w:val="id_ID" w:bidi="id_ID"/>
+        </w:rPr>
+        <w:t xml:space="preserve"> dalam bahasa Anda. Alternatif terjemahan: “kamu mungkin ditinggikan” atau “itu adalah kamu yang mungkin ditinggikan”.</w:t>
+      </w:r>
+    </w:p>
+    <w:p>
+      <w:pPr/>
+      <w:r>
+        <w:rPr>
+          <w:lang w:val="id_ID" w:bidi="id_ID"/>
+        </w:rPr>
+      </w:r>
+      <w:r>
+        <w:rPr>
+          <w:lang w:val="id_ID" w:bidi="id_ID"/>
+        </w:rPr>
+        <w:t xml:space="preserve">Lihat: </w:t>
+      </w:r>
+      <w:r>
+        <w:rPr>
+          <w:lang w:val="id_ID" w:bidi="id_ID"/>
+        </w:rPr>
+        <w:t>Kata Ganti Diri Sendiri</w:t>
+      </w:r>
+      <w:r>
+        <w:rPr>
+          <w:lang w:val="id_ID" w:bidi="id_ID"/>
+        </w:rPr>
+      </w:r>
+      <w:r>
+        <w:rPr>
+          <w:lang w:val="id_ID" w:bidi="id_ID"/>
+        </w:rPr>
+      </w:r>
+    </w:p>
+    <w:p>
+      <w:pPr/>
+      <w:r>
+        <w:rPr>
+          <w:lang w:val="id_ID" w:bidi="id_ID"/>
+        </w:rPr>
+      </w:r>
+    </w:p>
+    <w:p>
+      <w:pPr>
+        <w:pStyle w:val="Heading2"/>
+      </w:pPr>
+      <w:r>
+        <w:rPr>
+          <w:lang w:val="id_ID" w:bidi="id_ID"/>
+        </w:rPr>
+        <w:t>2 Korintus 11:7 (#6)</w:t>
+      </w:r>
+      <w:r>
+        <w:rPr>
+          <w:lang w:val="id_ID" w:bidi="id_ID"/>
+        </w:rPr>
+      </w:r>
+    </w:p>
+    <w:p>
+      <w:pPr/>
+      <w:r>
+        <w:rPr>
+          <w:lang w:val="id_ID" w:bidi="id_ID"/>
+        </w:rPr>
+      </w:r>
+      <w:r>
+        <w:rPr>
+          <w:b/>
+          <w:lang w:val="id_ID" w:bidi="id_ID"/>
+        </w:rPr>
+        <w:t>"Injil Allah"</w:t>
+      </w:r>
+    </w:p>
+    <w:p>
+      <w:pPr/>
+      <w:r>
+        <w:rPr>
+          <w:lang w:val="id_ID" w:bidi="id_ID"/>
+        </w:rPr>
+      </w:r>
+      <w:r>
+        <w:rPr>
+          <w:lang w:val="id_ID" w:bidi="id_ID"/>
+        </w:rPr>
+        <w:t xml:space="preserve">Di sini, Paulus menggunakan bentuk kepemilikan untuk menggambarkan </w:t>
+      </w:r>
+      <w:r>
+        <w:rPr>
+          <w:b/>
+          <w:lang w:val="id_ID" w:bidi="id_ID"/>
+        </w:rPr>
+        <w:t>Injil</w:t>
+      </w:r>
+      <w:r>
+        <w:rPr>
+          <w:lang w:val="id_ID" w:bidi="id_ID"/>
+        </w:rPr>
+        <w:t xml:space="preserve"> yang dapat: (1) berasal dari </w:t>
+      </w:r>
+      <w:r>
+        <w:rPr>
+          <w:b/>
+          <w:lang w:val="id_ID" w:bidi="id_ID"/>
+        </w:rPr>
+        <w:t>Allah</w:t>
+      </w:r>
+      <w:r>
+        <w:rPr>
+          <w:lang w:val="id_ID" w:bidi="id_ID"/>
+        </w:rPr>
+        <w:t xml:space="preserve">. Terjemahan alternatif: “Injil yang berasal dari Allah” (2) berasal dari dan mengenai </w:t>
+      </w:r>
+      <w:r>
+        <w:rPr>
+          <w:b/>
+          <w:lang w:val="id_ID" w:bidi="id_ID"/>
+        </w:rPr>
+        <w:t>Allah</w:t>
+      </w:r>
+      <w:r>
+        <w:rPr>
+          <w:lang w:val="id_ID" w:bidi="id_ID"/>
+        </w:rPr>
+        <w:t>. Terjemahan alternatif: “Injil dari Allah dan mengenai Allah”</w:t>
+      </w:r>
+    </w:p>
+    <w:p>
+      <w:pPr/>
+      <w:r>
+        <w:rPr>
+          <w:lang w:val="id_ID" w:bidi="id_ID"/>
+        </w:rPr>
+      </w:r>
+      <w:r>
+        <w:rPr>
+          <w:lang w:val="id_ID" w:bidi="id_ID"/>
+        </w:rPr>
+        <w:t xml:space="preserve">Lihat: </w:t>
+      </w:r>
+      <w:r>
+        <w:rPr>
+          <w:lang w:val="id_ID" w:bidi="id_ID"/>
+        </w:rPr>
+        <w:t>Kepemilikan</w:t>
+      </w:r>
+      <w:r>
+        <w:rPr>
+          <w:lang w:val="id_ID" w:bidi="id_ID"/>
+        </w:rPr>
+      </w:r>
+      <w:r>
+        <w:rPr>
+          <w:lang w:val="id_ID" w:bidi="id_ID"/>
+        </w:rPr>
+      </w:r>
+    </w:p>
+    <w:p>
+      <w:pPr/>
+      <w:r>
+        <w:rPr>
+          <w:lang w:val="id_ID" w:bidi="id_ID"/>
+        </w:rPr>
+      </w:r>
+    </w:p>
+    <w:p>
+      <w:pPr>
+        <w:pStyle w:val="Heading2"/>
+      </w:pPr>
+      <w:r>
+        <w:rPr>
+          <w:lang w:val="id_ID" w:bidi="id_ID"/>
+        </w:rPr>
+        <w:t>2 Korintus 11:8 (#1)</w:t>
+      </w:r>
+      <w:r>
+        <w:rPr>
+          <w:lang w:val="id_ID" w:bidi="id_ID"/>
+        </w:rPr>
+      </w:r>
+    </w:p>
+    <w:p>
+      <w:pPr/>
+      <w:r>
+        <w:rPr>
+          <w:lang w:val="id_ID" w:bidi="id_ID"/>
+        </w:rPr>
+      </w:r>
+      <w:r>
+        <w:rPr>
+          <w:b/>
+          <w:lang w:val="id_ID" w:bidi="id_ID"/>
+        </w:rPr>
+        <w:t>"Jemaat-jemaat lain telah kurampok"</w:t>
+      </w:r>
+    </w:p>
+    <w:p>
+      <w:pPr/>
+      <w:r>
+        <w:rPr>
+          <w:lang w:val="id_ID" w:bidi="id_ID"/>
+        </w:rPr>
+      </w:r>
+      <w:r>
+        <w:rPr>
+          <w:lang w:val="id_ID" w:bidi="id_ID"/>
+        </w:rPr>
+        <w:t xml:space="preserve">Di sini, Paulus merujuk pada penerimaan uang dari </w:t>
+      </w:r>
+      <w:r>
+        <w:rPr>
+          <w:b/>
+          <w:lang w:val="id_ID" w:bidi="id_ID"/>
+        </w:rPr>
+        <w:t>jemaat-jemaat lain</w:t>
+      </w:r>
+      <w:r>
+        <w:rPr>
+          <w:lang w:val="id_ID" w:bidi="id_ID"/>
+        </w:rPr>
+        <w:t xml:space="preserve"> untuk mendukung dirinya saat melayani jemaat Korintus, seolah-olah itu adalah perampokan. Maksudnya adalah bahwa ia menerima uang dari gereja-gereja ini tanpa memberikan imbalan, yang oleh beberapa orang mungkin dianggap sebagai perampokan. Ia menggunakan bahasa yang kuat ini untuk menunjukkan betapa besar pengorbanannya dan </w:t>
+      </w:r>
+      <w:r>
+        <w:rPr>
+          <w:b/>
+          <w:lang w:val="id_ID" w:bidi="id_ID"/>
+        </w:rPr>
+        <w:t>gereja-gereja lain</w:t>
+      </w:r>
+      <w:r>
+        <w:rPr>
+          <w:lang w:val="id_ID" w:bidi="id_ID"/>
+        </w:rPr>
+        <w:t xml:space="preserve"> dalam membantu jemaat Korintus. Jika ini berguna dalam bahasa Anda, Anda bisa menggunakan bentuk yang dengan jelas menunjukkan bahwa Paulus berbicara dari sudut pandang orang lain dan melebih-lebihkan maksudnya. Terjemahan alternatif: “Seolah-olah aku merampok gereja-gereja lain” atau “Beberapa orang mungkin mengatakan bahwa aku merampok gereja-gereja yang lain.”</w:t>
+      </w:r>
+    </w:p>
+    <w:p>
+      <w:pPr/>
+      <w:r>
+        <w:rPr>
+          <w:lang w:val="id_ID" w:bidi="id_ID"/>
+        </w:rPr>
+      </w:r>
+      <w:r>
+        <w:rPr>
+          <w:lang w:val="id_ID" w:bidi="id_ID"/>
+        </w:rPr>
+        <w:t xml:space="preserve">Lihat: </w:t>
+      </w:r>
+      <w:r>
+        <w:rPr>
+          <w:lang w:val="id_ID" w:bidi="id_ID"/>
+        </w:rPr>
+        <w:t>Ironi</w:t>
+      </w:r>
+      <w:r>
+        <w:rPr>
+          <w:lang w:val="id_ID" w:bidi="id_ID"/>
+        </w:rPr>
+      </w:r>
+      <w:r>
+        <w:rPr>
+          <w:lang w:val="id_ID" w:bidi="id_ID"/>
+        </w:rPr>
+      </w:r>
+    </w:p>
+    <w:p>
+      <w:pPr/>
+      <w:r>
+        <w:rPr>
+          <w:lang w:val="id_ID" w:bidi="id_ID"/>
+        </w:rPr>
+      </w:r>
+    </w:p>
+    <w:p>
+      <w:pPr>
+        <w:pStyle w:val="Heading2"/>
+      </w:pPr>
+      <w:r>
+        <w:rPr>
+          <w:lang w:val="id_ID" w:bidi="id_ID"/>
+        </w:rPr>
+        <w:t>2 Korintus 11:8 (#2)</w:t>
+      </w:r>
+      <w:r>
+        <w:rPr>
+          <w:lang w:val="id_ID" w:bidi="id_ID"/>
+        </w:rPr>
+      </w:r>
+    </w:p>
+    <w:p>
+      <w:pPr/>
+      <w:r>
+        <w:rPr>
+          <w:lang w:val="id_ID" w:bidi="id_ID"/>
+        </w:rPr>
+      </w:r>
+      <w:r>
+        <w:rPr>
+          <w:b/>
+          <w:lang w:val="id_ID" w:bidi="id_ID"/>
+        </w:rPr>
+        <w:t>"telah menerima tunjangan dari mereka, supaya aku dapat melayani kamu"</w:t>
+      </w:r>
+    </w:p>
+    <w:p>
+      <w:pPr/>
+      <w:r>
+        <w:rPr>
+          <w:lang w:val="id_ID" w:bidi="id_ID"/>
+        </w:rPr>
+      </w:r>
+      <w:r>
+        <w:rPr>
+          <w:lang w:val="id_ID" w:bidi="id_ID"/>
+        </w:rPr>
+        <w:t xml:space="preserve">Di sini Paulus menyiratkan bahwa </w:t>
+      </w:r>
+      <w:r>
+        <w:rPr>
+          <w:b/>
+          <w:lang w:val="id_ID" w:bidi="id_ID"/>
+        </w:rPr>
+        <w:t>jemaat-jemaat lain</w:t>
+      </w:r>
+      <w:r>
+        <w:rPr>
+          <w:lang w:val="id_ID" w:bidi="id_ID"/>
+        </w:rPr>
+        <w:t xml:space="preserve"> memberikan </w:t>
+      </w:r>
+      <w:r>
+        <w:rPr>
+          <w:b/>
+          <w:lang w:val="id_ID" w:bidi="id_ID"/>
+        </w:rPr>
+        <w:t>tunjangan</w:t>
+      </w:r>
+      <w:r>
+        <w:rPr>
+          <w:lang w:val="id_ID" w:bidi="id_ID"/>
+        </w:rPr>
+        <w:t xml:space="preserve"> kepadanya, tetapi ia menggunakannya untuk melayani jemaat Korintus, bukan gereja-gereja tersebut. Jika lebih membantu dalam bahasa Anda, Anda bisa membuat ide tersebut lebih eksplisit. Terjemahan alternatif: “menerima tunjangan dari mereka tetapi menggunakannya untuk pelayanan kepada kamu”</w:t>
+      </w:r>
+    </w:p>
+    <w:p>
+      <w:pPr/>
+      <w:r>
+        <w:rPr>
+          <w:lang w:val="id_ID" w:bidi="id_ID"/>
+        </w:rPr>
+      </w:r>
+      <w:r>
+        <w:rPr>
+          <w:lang w:val="id_ID" w:bidi="id_ID"/>
+        </w:rPr>
+        <w:t xml:space="preserve">Lihat: </w:t>
+      </w:r>
+      <w:r>
+        <w:rPr>
+          <w:lang w:val="id_ID" w:bidi="id_ID"/>
+        </w:rPr>
+        <w:t>Hal-Hal yang Dianggap Sudah Diketahui dan Informasi Tersirat</w:t>
+      </w:r>
+      <w:r>
+        <w:rPr>
+          <w:lang w:val="id_ID" w:bidi="id_ID"/>
+        </w:rPr>
+      </w:r>
+      <w:r>
+        <w:rPr>
+          <w:lang w:val="id_ID" w:bidi="id_ID"/>
+        </w:rPr>
+      </w:r>
+    </w:p>
+    <w:p>
+      <w:pPr/>
+      <w:r>
+        <w:rPr>
+          <w:lang w:val="id_ID" w:bidi="id_ID"/>
+        </w:rPr>
+      </w:r>
+    </w:p>
+    <w:p>
+      <w:pPr>
+        <w:pStyle w:val="Heading2"/>
+      </w:pPr>
+      <w:r>
+        <w:rPr>
+          <w:lang w:val="id_ID" w:bidi="id_ID"/>
+        </w:rPr>
+        <w:t>2 Korintus 11:9 (#1)</w:t>
+      </w:r>
+      <w:r>
+        <w:rPr>
+          <w:lang w:val="id_ID" w:bidi="id_ID"/>
+        </w:rPr>
+      </w:r>
+    </w:p>
+    <w:p>
+      <w:pPr/>
+      <w:r>
+        <w:rPr>
+          <w:lang w:val="id_ID" w:bidi="id_ID"/>
+        </w:rPr>
+      </w:r>
+      <w:r>
+        <w:rPr>
+          <w:b/>
+          <w:lang w:val="id_ID" w:bidi="id_ID"/>
+        </w:rPr>
+        <w:t>"dalam kekurangan"</w:t>
+      </w:r>
+    </w:p>
+    <w:p>
+      <w:pPr/>
+      <w:r>
+        <w:rPr>
+          <w:lang w:val="id_ID" w:bidi="id_ID"/>
+        </w:rPr>
+      </w:r>
+      <w:r>
+        <w:rPr>
+          <w:lang w:val="id_ID" w:bidi="id_ID"/>
+        </w:rPr>
+        <w:t xml:space="preserve">Di sini Paulus menyiratkan bahwa ia </w:t>
+      </w:r>
+      <w:r>
+        <w:rPr>
+          <w:b/>
+          <w:lang w:val="id_ID" w:bidi="id_ID"/>
+        </w:rPr>
+        <w:t>kekurangan</w:t>
+      </w:r>
+      <w:r>
+        <w:rPr>
+          <w:lang w:val="id_ID" w:bidi="id_ID"/>
+        </w:rPr>
+        <w:t xml:space="preserve"> atau tidak memiliki cukup dari apa yang ia butuhkan untuk hidup, termasuk hal-hal seperti makanan dan pakaian. Jika ini lebih membantu dalam bahasa Anda, Anda bisa membuat ide ini lebih eksplisit. Terjemahan alternatif: “telah kekurangan hal-hal yang diperlukan untuk hidup” atau “telah kekurangan dalam kebutuhan dasar”.</w:t>
+      </w:r>
+    </w:p>
+    <w:p>
+      <w:pPr/>
+      <w:r>
+        <w:rPr>
+          <w:lang w:val="id_ID" w:bidi="id_ID"/>
+        </w:rPr>
+      </w:r>
+      <w:r>
+        <w:rPr>
+          <w:lang w:val="id_ID" w:bidi="id_ID"/>
+        </w:rPr>
+        <w:t xml:space="preserve">Lihat: </w:t>
+      </w:r>
+      <w:r>
+        <w:rPr>
+          <w:lang w:val="id_ID" w:bidi="id_ID"/>
+        </w:rPr>
+        <w:t>Hal-Hal yang Dianggap Sudah Diketahui dan Informasi Tersirat</w:t>
+      </w:r>
+      <w:r>
+        <w:rPr>
+          <w:lang w:val="id_ID" w:bidi="id_ID"/>
+        </w:rPr>
+      </w:r>
+      <w:r>
+        <w:rPr>
+          <w:lang w:val="id_ID" w:bidi="id_ID"/>
+        </w:rPr>
+      </w:r>
+    </w:p>
+    <w:p>
+      <w:pPr/>
+      <w:r>
+        <w:rPr>
+          <w:lang w:val="id_ID" w:bidi="id_ID"/>
+        </w:rPr>
+      </w:r>
+    </w:p>
+    <w:p>
+      <w:pPr>
+        <w:pStyle w:val="Heading2"/>
+      </w:pPr>
+      <w:r>
+        <w:rPr>
+          <w:lang w:val="id_ID" w:bidi="id_ID"/>
+        </w:rPr>
+        <w:t>2 Korintus 11:9 (#2)</w:t>
+      </w:r>
+      <w:r>
+        <w:rPr>
+          <w:lang w:val="id_ID" w:bidi="id_ID"/>
+        </w:rPr>
+      </w:r>
+    </w:p>
+    <w:p>
+      <w:pPr/>
+      <w:r>
+        <w:rPr>
+          <w:lang w:val="id_ID" w:bidi="id_ID"/>
+        </w:rPr>
+      </w:r>
+      <w:r>
+        <w:rPr>
+          <w:b/>
+          <w:lang w:val="id_ID" w:bidi="id_ID"/>
+        </w:rPr>
+        <w:t>"aku tidak menyusahkan"</w:t>
+      </w:r>
+    </w:p>
+    <w:p>
+      <w:pPr/>
+      <w:r>
+        <w:rPr>
+          <w:lang w:val="id_ID" w:bidi="id_ID"/>
+        </w:rPr>
+      </w:r>
+      <w:r>
+        <w:rPr>
+          <w:lang w:val="id_ID" w:bidi="id_ID"/>
+        </w:rPr>
+        <w:t xml:space="preserve">Di sini Paulus berbicara tentang meminta uang seolah-olah itu adalah </w:t>
+      </w:r>
+      <w:r>
+        <w:rPr>
+          <w:b/>
+          <w:lang w:val="id_ID" w:bidi="id_ID"/>
+        </w:rPr>
+        <w:t>beban</w:t>
+      </w:r>
+      <w:r>
+        <w:rPr>
+          <w:lang w:val="id_ID" w:bidi="id_ID"/>
+        </w:rPr>
+        <w:t xml:space="preserve"> berat yang akan dia minta kepada jemaat Korintus untuk menanggungnya. Jika ini lebih membantu dalam bahasa Anda, Anda bisa menggunakan kiasan, majas, atau bahasa sederhana yang mirip. Terjemahan alternatif: “Aku tidak ingin menyusahkan” atau “Aku tidak meminta uang sehingga mengganggu”.</w:t>
+      </w:r>
+    </w:p>
+    <w:p>
+      <w:pPr/>
+      <w:r>
+        <w:rPr>
+          <w:lang w:val="id_ID" w:bidi="id_ID"/>
+        </w:rPr>
+      </w:r>
+      <w:r>
+        <w:rPr>
+          <w:lang w:val="id_ID" w:bidi="id_ID"/>
+        </w:rPr>
+        <w:t xml:space="preserve">Lihat: </w:t>
+      </w:r>
+      <w:r>
+        <w:rPr>
+          <w:lang w:val="id_ID" w:bidi="id_ID"/>
+        </w:rPr>
+        <w:t>Metafora</w:t>
+      </w:r>
+      <w:r>
+        <w:rPr>
+          <w:lang w:val="id_ID" w:bidi="id_ID"/>
+        </w:rPr>
+      </w:r>
+      <w:r>
+        <w:rPr>
+          <w:lang w:val="id_ID" w:bidi="id_ID"/>
+        </w:rPr>
+      </w:r>
+    </w:p>
+    <w:p>
+      <w:pPr/>
+      <w:r>
+        <w:rPr>
+          <w:lang w:val="id_ID" w:bidi="id_ID"/>
+        </w:rPr>
+      </w:r>
+    </w:p>
+    <w:p>
+      <w:pPr>
+        <w:pStyle w:val="Heading2"/>
+      </w:pPr>
+      <w:r>
+        <w:rPr>
+          <w:lang w:val="id_ID" w:bidi="id_ID"/>
+        </w:rPr>
+        <w:t>2 Korintus 11:9 (#3)</w:t>
+      </w:r>
+      <w:r>
+        <w:rPr>
+          <w:lang w:val="id_ID" w:bidi="id_ID"/>
+        </w:rPr>
+      </w:r>
+    </w:p>
+    <w:p>
+      <w:pPr/>
+      <w:r>
+        <w:rPr>
+          <w:lang w:val="id_ID" w:bidi="id_ID"/>
+        </w:rPr>
+      </w:r>
+      <w:r>
+        <w:rPr>
+          <w:b/>
+          <w:lang w:val="id_ID" w:bidi="id_ID"/>
+        </w:rPr>
+        <w:t>"saudara-saudara"</w:t>
+      </w:r>
+    </w:p>
+    <w:p>
+      <w:pPr/>
+      <w:r>
+        <w:rPr>
+          <w:lang w:val="id_ID" w:bidi="id_ID"/>
+        </w:rPr>
+      </w:r>
+      <w:r>
+        <w:rPr>
+          <w:lang w:val="id_ID" w:bidi="id_ID"/>
+        </w:rPr>
+        <w:t xml:space="preserve">Walaupun istilah </w:t>
+      </w:r>
+      <w:r>
+        <w:rPr>
+          <w:b/>
+          <w:lang w:val="id_ID" w:bidi="id_ID"/>
+        </w:rPr>
+        <w:t>saudara</w:t>
+      </w:r>
+      <w:r>
+        <w:rPr>
+          <w:lang w:val="id_ID" w:bidi="id_ID"/>
+        </w:rPr>
+        <w:t xml:space="preserve"> bersifat maskulin, Paulus mungkin tidak hanya merujuk kepada pria. Ada kemungkinan bahwa ia hanya merujuk kepada pria, tetapi ia juga mungkin menyertakan wanita. Jika akan membantu dalam bahasa Anda, Anda dapat menggunakan frasa yang membuat hal ini jelas. Alternatif terjemahan: “saudara kandung” atau “saudara laki-laki dan perempuan”.</w:t>
+      </w:r>
+    </w:p>
+    <w:p>
+      <w:pPr/>
+      <w:r>
+        <w:rPr>
+          <w:lang w:val="id_ID" w:bidi="id_ID"/>
+        </w:rPr>
+      </w:r>
+      <w:r>
+        <w:rPr>
+          <w:lang w:val="id_ID" w:bidi="id_ID"/>
+        </w:rPr>
+        <w:t xml:space="preserve">Lihat: </w:t>
+      </w:r>
+      <w:r>
+        <w:rPr>
+          <w:lang w:val="id_ID" w:bidi="id_ID"/>
+        </w:rPr>
+        <w:t>Ketika Kata Maskulin Mencakup Perempuan</w:t>
+      </w:r>
+      <w:r>
+        <w:rPr>
+          <w:lang w:val="id_ID" w:bidi="id_ID"/>
+        </w:rPr>
+      </w:r>
+      <w:r>
+        <w:rPr>
+          <w:lang w:val="id_ID" w:bidi="id_ID"/>
+        </w:rPr>
+      </w:r>
+    </w:p>
+    <w:p>
+      <w:pPr/>
+      <w:r>
+        <w:rPr>
+          <w:lang w:val="id_ID" w:bidi="id_ID"/>
+        </w:rPr>
+      </w:r>
+    </w:p>
+    <w:p>
+      <w:pPr>
+        <w:pStyle w:val="Heading2"/>
+      </w:pPr>
+      <w:r>
+        <w:rPr>
+          <w:lang w:val="id_ID" w:bidi="id_ID"/>
+        </w:rPr>
+        <w:t>2 Korintus 11:9 (#4)</w:t>
+      </w:r>
+      <w:r>
+        <w:rPr>
+          <w:lang w:val="id_ID" w:bidi="id_ID"/>
+        </w:rPr>
+      </w:r>
+    </w:p>
+    <w:p>
+      <w:pPr/>
+      <w:r>
+        <w:rPr>
+          <w:lang w:val="id_ID" w:bidi="id_ID"/>
+        </w:rPr>
+      </w:r>
+      <w:r>
+        <w:rPr>
+          <w:b/>
+          <w:lang w:val="id_ID" w:bidi="id_ID"/>
+        </w:rPr>
+        <w:t>"saudara-saudara"</w:t>
+      </w:r>
+    </w:p>
+    <w:p>
+      <w:pPr/>
+      <w:r>
+        <w:rPr>
+          <w:lang w:val="id_ID" w:bidi="id_ID"/>
+        </w:rPr>
+      </w:r>
+      <w:r>
+        <w:rPr>
+          <w:lang w:val="id_ID" w:bidi="id_ID"/>
+        </w:rPr>
+        <w:t xml:space="preserve">Paulus menggunakan istilah </w:t>
+      </w:r>
+      <w:r>
+        <w:rPr>
+          <w:b/>
+          <w:lang w:val="id_ID" w:bidi="id_ID"/>
+        </w:rPr>
+        <w:t>saudara-saudara</w:t>
+      </w:r>
+      <w:r>
+        <w:rPr>
+          <w:lang w:val="id_ID" w:bidi="id_ID"/>
+        </w:rPr>
+        <w:t xml:space="preserve"> untuk merujuk pada orang-orang yang memiliki iman yang sama. Jika lebih bermanfaat dalam bahasa Anda, Anda bisa menyatakan maknanya secara jelas. Terjemahan alternatif: “orang-orang percaya”.</w:t>
+      </w:r>
+    </w:p>
+    <w:p>
+      <w:pPr/>
+      <w:r>
+        <w:rPr>
+          <w:lang w:val="id_ID" w:bidi="id_ID"/>
+        </w:rPr>
+      </w:r>
+      <w:r>
+        <w:rPr>
+          <w:lang w:val="id_ID" w:bidi="id_ID"/>
+        </w:rPr>
+        <w:t xml:space="preserve">Lihat: </w:t>
+      </w:r>
+      <w:r>
+        <w:rPr>
+          <w:lang w:val="id_ID" w:bidi="id_ID"/>
+        </w:rPr>
+        <w:t>Metafora</w:t>
+      </w:r>
+      <w:r>
+        <w:rPr>
+          <w:lang w:val="id_ID" w:bidi="id_ID"/>
+        </w:rPr>
+      </w:r>
+      <w:r>
+        <w:rPr>
+          <w:lang w:val="id_ID" w:bidi="id_ID"/>
+        </w:rPr>
+      </w:r>
+    </w:p>
+    <w:p>
+      <w:pPr/>
+      <w:r>
+        <w:rPr>
+          <w:lang w:val="id_ID" w:bidi="id_ID"/>
+        </w:rPr>
+      </w:r>
+    </w:p>
+    <w:p>
+      <w:pPr>
+        <w:pStyle w:val="Heading2"/>
+      </w:pPr>
+      <w:r>
+        <w:rPr>
+          <w:lang w:val="id_ID" w:bidi="id_ID"/>
+        </w:rPr>
+        <w:t>2 Korintus 11:9 (#5)</w:t>
+      </w:r>
+      <w:r>
+        <w:rPr>
+          <w:lang w:val="id_ID" w:bidi="id_ID"/>
+        </w:rPr>
+      </w:r>
+    </w:p>
+    <w:p>
+      <w:pPr/>
+      <w:r>
+        <w:rPr>
+          <w:lang w:val="id_ID" w:bidi="id_ID"/>
+        </w:rPr>
+      </w:r>
+      <w:r>
+        <w:rPr>
+          <w:b/>
+          <w:lang w:val="id_ID" w:bidi="id_ID"/>
+        </w:rPr>
+        <w:t>"aku menjaga diriku supaya jangan menjadi beban bagi kamu"</w:t>
+      </w:r>
+    </w:p>
+    <w:p>
+      <w:pPr/>
+      <w:r>
+        <w:rPr>
+          <w:lang w:val="id_ID" w:bidi="id_ID"/>
+        </w:rPr>
+      </w:r>
+      <w:r>
+        <w:rPr>
+          <w:lang w:val="id_ID" w:bidi="id_ID"/>
+        </w:rPr>
+        <w:t xml:space="preserve">Di sini, seperti pada awal Ayat, </w:t>
+      </w:r>
+      <w:r>
+        <w:rPr>
+          <w:b/>
+          <w:lang w:val="id_ID" w:bidi="id_ID"/>
+        </w:rPr>
+        <w:t>beban</w:t>
+      </w:r>
+      <w:r>
+        <w:rPr>
+          <w:lang w:val="id_ID" w:bidi="id_ID"/>
+        </w:rPr>
+        <w:t xml:space="preserve"> merujuk pada meminta uang. Ungkapkan ide ini seperti yang Anda lakukan di awal ayat. Terjemahan alternatif: "Aku tidak dan tidak akan terus menyusahkanmu" atau "Aku tidak dan tidak akan terus meminta uang sehingga mengganggu kamu"</w:t>
+      </w:r>
+    </w:p>
+    <w:p>
+      <w:pPr/>
+      <w:r>
+        <w:rPr>
+          <w:lang w:val="id_ID" w:bidi="id_ID"/>
+        </w:rPr>
+      </w:r>
+      <w:r>
+        <w:rPr>
+          <w:lang w:val="id_ID" w:bidi="id_ID"/>
+        </w:rPr>
+        <w:t xml:space="preserve">Lihat: </w:t>
+      </w:r>
+      <w:r>
+        <w:rPr>
+          <w:lang w:val="id_ID" w:bidi="id_ID"/>
+        </w:rPr>
+        <w:t>Metafora</w:t>
+      </w:r>
+      <w:r>
+        <w:rPr>
+          <w:lang w:val="id_ID" w:bidi="id_ID"/>
+        </w:rPr>
+      </w:r>
+      <w:r>
+        <w:rPr>
+          <w:lang w:val="id_ID" w:bidi="id_ID"/>
+        </w:rPr>
+      </w:r>
+    </w:p>
+    <w:p>
+      <w:pPr/>
+      <w:r>
+        <w:rPr>
+          <w:lang w:val="id_ID" w:bidi="id_ID"/>
+        </w:rPr>
+      </w:r>
+    </w:p>
+    <w:p>
+      <w:pPr>
+        <w:pStyle w:val="Heading2"/>
+      </w:pPr>
+      <w:r>
+        <w:rPr>
+          <w:lang w:val="id_ID" w:bidi="id_ID"/>
+        </w:rPr>
+        <w:t>2 Korintus 11:9 (#6)</w:t>
+      </w:r>
+      <w:r>
+        <w:rPr>
+          <w:lang w:val="id_ID" w:bidi="id_ID"/>
+        </w:rPr>
+      </w:r>
+    </w:p>
+    <w:p>
+      <w:pPr/>
+      <w:r>
+        <w:rPr>
+          <w:lang w:val="id_ID" w:bidi="id_ID"/>
+        </w:rPr>
+      </w:r>
+      <w:r>
+        <w:rPr>
+          <w:b/>
+          <w:lang w:val="id_ID" w:bidi="id_ID"/>
+        </w:rPr>
+        <w:t>"aku menjaga … dan aku akan tetap berbuat demikian"</w:t>
+      </w:r>
+    </w:p>
+    <w:p>
+      <w:pPr/>
+      <w:r>
+        <w:rPr>
+          <w:lang w:val="id_ID" w:bidi="id_ID"/>
+        </w:rPr>
+      </w:r>
+      <w:r>
+        <w:rPr>
+          <w:lang w:val="id_ID" w:bidi="id_ID"/>
+        </w:rPr>
+        <w:t xml:space="preserve">Di sini, Paulus menunjukkan bahwa ia tidak menjadi </w:t>
+      </w:r>
+      <w:r>
+        <w:rPr>
+          <w:b/>
+          <w:lang w:val="id_ID" w:bidi="id_ID"/>
+        </w:rPr>
+        <w:t>beban</w:t>
+      </w:r>
+      <w:r>
+        <w:rPr>
+          <w:lang w:val="id_ID" w:bidi="id_ID"/>
+        </w:rPr>
+        <w:t xml:space="preserve"> bagi mereka ketika ia mengunjungi mereka di masa lalu, dan ia berjanji bahwa ia tidak akan pernah menjadi </w:t>
+      </w:r>
+      <w:r>
+        <w:rPr>
+          <w:b/>
+          <w:lang w:val="id_ID" w:bidi="id_ID"/>
+        </w:rPr>
+        <w:t>beban</w:t>
+      </w:r>
+      <w:r>
+        <w:rPr>
+          <w:lang w:val="id_ID" w:bidi="id_ID"/>
+        </w:rPr>
+        <w:t xml:space="preserve"> bagi mereka di masa mendatang. Jika ini akan membantu dalam bahasa Anda, Anda bisa menggunakan bentuk yang menyatakan ide ini dengan jelas.Terjemahan alternatif: “Aku telah menjaga dan akan selalu menjaga” atau “di masa lalu aku telah menjaga dan di masa depan akan menjaga”.</w:t>
+      </w:r>
+    </w:p>
+    <w:p>
+      <w:pPr/>
+      <w:r>
+        <w:rPr>
+          <w:lang w:val="id_ID" w:bidi="id_ID"/>
+        </w:rPr>
+      </w:r>
+      <w:r>
+        <w:rPr>
+          <w:lang w:val="id_ID" w:bidi="id_ID"/>
+        </w:rPr>
+        <w:t xml:space="preserve">Lihat: </w:t>
+      </w:r>
+      <w:r>
+        <w:rPr>
+          <w:lang w:val="id_ID" w:bidi="id_ID"/>
+        </w:rPr>
+        <w:t>Hal-Hal yang Dianggap Sudah Diketahui dan Informasi Tersirat</w:t>
+      </w:r>
+      <w:r>
+        <w:rPr>
+          <w:lang w:val="id_ID" w:bidi="id_ID"/>
+        </w:rPr>
+      </w:r>
+      <w:r>
+        <w:rPr>
+          <w:lang w:val="id_ID" w:bidi="id_ID"/>
+        </w:rPr>
+      </w:r>
+    </w:p>
+    <w:p>
+      <w:pPr/>
+      <w:r>
+        <w:rPr>
+          <w:lang w:val="id_ID" w:bidi="id_ID"/>
+        </w:rPr>
+      </w:r>
+    </w:p>
+    <w:p>
+      <w:pPr>
+        <w:pStyle w:val="Heading2"/>
+      </w:pPr>
+      <w:r>
+        <w:rPr>
+          <w:lang w:val="id_ID" w:bidi="id_ID"/>
+        </w:rPr>
+        <w:t>2 Korintus 11:10 (#1)</w:t>
+      </w:r>
+      <w:r>
+        <w:rPr>
+          <w:lang w:val="id_ID" w:bidi="id_ID"/>
+        </w:rPr>
+      </w:r>
+    </w:p>
+    <w:p>
+      <w:pPr/>
+      <w:r>
+        <w:rPr>
+          <w:lang w:val="id_ID" w:bidi="id_ID"/>
+        </w:rPr>
+      </w:r>
+      <w:r>
+        <w:rPr>
+          <w:b/>
+          <w:lang w:val="id_ID" w:bidi="id_ID"/>
+        </w:rPr>
+        <w:t>"kebenaran Kristus di dalam diriku, bahwa"</w:t>
+      </w:r>
+    </w:p>
+    <w:p>
+      <w:pPr/>
+      <w:r>
+        <w:rPr>
+          <w:lang w:val="id_ID" w:bidi="id_ID"/>
+        </w:rPr>
+      </w:r>
+      <w:r>
+        <w:rPr>
+          <w:lang w:val="id_ID" w:bidi="id_ID"/>
+        </w:rPr>
+        <w:t xml:space="preserve">Frasa </w:t>
+      </w:r>
+      <w:r>
+        <w:rPr>
+          <w:b/>
+          <w:lang w:val="id_ID" w:bidi="id_ID"/>
+        </w:rPr>
+        <w:t>kebenaran Kristus di dalam diriku</w:t>
+      </w:r>
+      <w:r>
+        <w:rPr>
+          <w:lang w:val="id_ID" w:bidi="id_ID"/>
+        </w:rPr>
+        <w:t xml:space="preserve"> adalah ungkapan sumpah yang digunakan Paulus untuk menegaskan bahwa apa yang akan ia sampaikan adalah benar. Gunakan cara alami dalam bahasa Anda untuk mengekspresikan sumpah. Terjemahan alternatif: “Sebagaimana kebenaran Kristus ada di dalam diriku,”</w:t>
+      </w:r>
+    </w:p>
+    <w:p>
+      <w:pPr/>
+      <w:r>
+        <w:rPr>
+          <w:lang w:val="id_ID" w:bidi="id_ID"/>
+        </w:rPr>
+      </w:r>
+      <w:r>
+        <w:rPr>
+          <w:lang w:val="id_ID" w:bidi="id_ID"/>
+        </w:rPr>
+        <w:t xml:space="preserve">Lihat: </w:t>
+      </w:r>
+      <w:r>
+        <w:rPr>
+          <w:lang w:val="id_ID" w:bidi="id_ID"/>
+        </w:rPr>
+        <w:t>Rumusan Sumpah</w:t>
+      </w:r>
+      <w:r>
+        <w:rPr>
+          <w:lang w:val="id_ID" w:bidi="id_ID"/>
+        </w:rPr>
+      </w:r>
+      <w:r>
+        <w:rPr>
+          <w:lang w:val="id_ID" w:bidi="id_ID"/>
+        </w:rPr>
+      </w:r>
+    </w:p>
+    <w:p>
+      <w:pPr/>
+      <w:r>
+        <w:rPr>
+          <w:lang w:val="id_ID" w:bidi="id_ID"/>
+        </w:rPr>
+      </w:r>
+    </w:p>
+    <w:p>
+      <w:pPr>
+        <w:pStyle w:val="Heading2"/>
+      </w:pPr>
+      <w:r>
+        <w:rPr>
+          <w:lang w:val="id_ID" w:bidi="id_ID"/>
+        </w:rPr>
+        <w:t>2 Korintus 11:10 (#2)</w:t>
+      </w:r>
+      <w:r>
+        <w:rPr>
+          <w:lang w:val="id_ID" w:bidi="id_ID"/>
+        </w:rPr>
+      </w:r>
+    </w:p>
+    <w:p>
+      <w:pPr/>
+      <w:r>
+        <w:rPr>
+          <w:lang w:val="id_ID" w:bidi="id_ID"/>
+        </w:rPr>
+      </w:r>
+      <w:r>
+        <w:rPr>
+          <w:b/>
+          <w:lang w:val="id_ID" w:bidi="id_ID"/>
+        </w:rPr>
+        <w:t>"kebenaran Kristus ada di dalam diriku"</w:t>
+      </w:r>
+    </w:p>
+    <w:p>
+      <w:pPr/>
+      <w:r>
+        <w:rPr>
+          <w:lang w:val="id_ID" w:bidi="id_ID"/>
+        </w:rPr>
+      </w:r>
+      <w:r>
+        <w:rPr>
+          <w:lang w:val="id_ID" w:bidi="id_ID"/>
+        </w:rPr>
+        <w:t xml:space="preserve">Di sini, Paulus mungkin menggunakan bentuk kepemilikan untuk menunjukkan bahwa: (1) ia jujur seperti </w:t>
+      </w:r>
+      <w:r>
+        <w:rPr>
+          <w:b/>
+          <w:lang w:val="id_ID" w:bidi="id_ID"/>
+        </w:rPr>
+        <w:t>Kristus</w:t>
+      </w:r>
+      <w:r>
+        <w:rPr>
+          <w:lang w:val="id_ID" w:bidi="id_ID"/>
+        </w:rPr>
+        <w:t xml:space="preserve"> yang jujur. Terjemahan alternatif: “Aku jujur, seperti Kristus” (2) ia telah menerima </w:t>
+      </w:r>
+      <w:r>
+        <w:rPr>
+          <w:b/>
+          <w:lang w:val="id_ID" w:bidi="id_ID"/>
+        </w:rPr>
+        <w:t>kebenaran</w:t>
+      </w:r>
+      <w:r>
+        <w:rPr>
+          <w:lang w:val="id_ID" w:bidi="id_ID"/>
+        </w:rPr>
+        <w:t xml:space="preserve"> dari </w:t>
+      </w:r>
+      <w:r>
+        <w:rPr>
+          <w:b/>
+          <w:lang w:val="id_ID" w:bidi="id_ID"/>
+        </w:rPr>
+        <w:t>Kristus</w:t>
+      </w:r>
+      <w:r>
+        <w:rPr>
+          <w:lang w:val="id_ID" w:bidi="id_ID"/>
+        </w:rPr>
+        <w:t xml:space="preserve">. Terjemahan alternatif: “Kebenaran dari Kristus ada dalam diriku” (3) ia berbicara apa yang benar tentang </w:t>
+      </w:r>
+      <w:r>
+        <w:rPr>
+          <w:b/>
+          <w:lang w:val="id_ID" w:bidi="id_ID"/>
+        </w:rPr>
+        <w:t>Kristus</w:t>
+      </w:r>
+      <w:r>
+        <w:rPr>
+          <w:lang w:val="id_ID" w:bidi="id_ID"/>
+        </w:rPr>
+        <w:t>. Terjemahan alternatif: “Kebenaran tentang Kristus ada dalam diriku”</w:t>
+      </w:r>
+    </w:p>
+    <w:p>
+      <w:pPr/>
+      <w:r>
+        <w:rPr>
+          <w:lang w:val="id_ID" w:bidi="id_ID"/>
+        </w:rPr>
+      </w:r>
+      <w:r>
+        <w:rPr>
+          <w:lang w:val="id_ID" w:bidi="id_ID"/>
+        </w:rPr>
+        <w:t xml:space="preserve">Lihat: </w:t>
+      </w:r>
+      <w:r>
+        <w:rPr>
+          <w:lang w:val="id_ID" w:bidi="id_ID"/>
+        </w:rPr>
+        <w:t>Kepemilikan</w:t>
+      </w:r>
+      <w:r>
+        <w:rPr>
+          <w:lang w:val="id_ID" w:bidi="id_ID"/>
+        </w:rPr>
+      </w:r>
+      <w:r>
+        <w:rPr>
+          <w:lang w:val="id_ID" w:bidi="id_ID"/>
+        </w:rPr>
+      </w:r>
+    </w:p>
+    <w:p>
+      <w:pPr/>
+      <w:r>
+        <w:rPr>
+          <w:lang w:val="id_ID" w:bidi="id_ID"/>
+        </w:rPr>
+      </w:r>
+    </w:p>
+    <w:p>
+      <w:pPr>
+        <w:pStyle w:val="Heading2"/>
+      </w:pPr>
+      <w:r>
+        <w:rPr>
+          <w:lang w:val="id_ID" w:bidi="id_ID"/>
+        </w:rPr>
+        <w:t>2 Korintus 11:10 (#3)</w:t>
+      </w:r>
+      <w:r>
+        <w:rPr>
+          <w:lang w:val="id_ID" w:bidi="id_ID"/>
+        </w:rPr>
+      </w:r>
+    </w:p>
+    <w:p>
+      <w:pPr/>
+      <w:r>
+        <w:rPr>
+          <w:lang w:val="id_ID" w:bidi="id_ID"/>
+        </w:rPr>
+      </w:r>
+      <w:r>
+        <w:rPr>
+          <w:b/>
+          <w:lang w:val="id_ID" w:bidi="id_ID"/>
+        </w:rPr>
+        <w:t>"kebenaran Kristus di dalam diriku"</w:t>
+      </w:r>
+    </w:p>
+    <w:p>
+      <w:pPr/>
+      <w:r>
+        <w:rPr>
+          <w:lang w:val="id_ID" w:bidi="id_ID"/>
+        </w:rPr>
+      </w:r>
+      <w:r>
+        <w:rPr>
+          <w:lang w:val="id_ID" w:bidi="id_ID"/>
+        </w:rPr>
+        <w:t xml:space="preserve">Jika bahasa Anda tidak menggunakan kata benda abstrak untuk ide </w:t>
+      </w:r>
+      <w:r>
+        <w:rPr>
+          <w:b/>
+          <w:lang w:val="id_ID" w:bidi="id_ID"/>
+        </w:rPr>
+        <w:t>kebenaran</w:t>
+      </w:r>
+      <w:r>
+        <w:rPr>
+          <w:lang w:val="id_ID" w:bidi="id_ID"/>
+        </w:rPr>
+        <w:t>, Anda dapat menyampaikan ide yang sama dengan cara lain. Terjemahan alternatif: “Aku sama jujurnya dengan Sang Mesias”</w:t>
+      </w:r>
+    </w:p>
+    <w:p>
+      <w:pPr/>
+      <w:r>
+        <w:rPr>
+          <w:lang w:val="id_ID" w:bidi="id_ID"/>
+        </w:rPr>
+      </w:r>
+      <w:r>
+        <w:rPr>
+          <w:lang w:val="id_ID" w:bidi="id_ID"/>
+        </w:rPr>
+        <w:t xml:space="preserve">Lihat: </w:t>
+      </w:r>
+      <w:r>
+        <w:rPr>
+          <w:lang w:val="id_ID" w:bidi="id_ID"/>
+        </w:rPr>
+        <w:t>Kata Benda Abstrak</w:t>
+      </w:r>
+      <w:r>
+        <w:rPr>
+          <w:lang w:val="id_ID" w:bidi="id_ID"/>
+        </w:rPr>
+      </w:r>
+      <w:r>
+        <w:rPr>
+          <w:lang w:val="id_ID" w:bidi="id_ID"/>
+        </w:rPr>
+      </w:r>
+    </w:p>
+    <w:p>
+      <w:pPr/>
+      <w:r>
+        <w:rPr>
+          <w:lang w:val="id_ID" w:bidi="id_ID"/>
+        </w:rPr>
+      </w:r>
+    </w:p>
+    <w:p>
+      <w:pPr>
+        <w:pStyle w:val="Heading2"/>
+      </w:pPr>
+      <w:r>
+        <w:rPr>
+          <w:lang w:val="id_ID" w:bidi="id_ID"/>
+        </w:rPr>
+        <w:t>2 Korintus 11:10 (#4)</w:t>
+      </w:r>
+      <w:r>
+        <w:rPr>
+          <w:lang w:val="id_ID" w:bidi="id_ID"/>
+        </w:rPr>
+      </w:r>
+    </w:p>
+    <w:p>
+      <w:pPr/>
+      <w:r>
+        <w:rPr>
+          <w:lang w:val="id_ID" w:bidi="id_ID"/>
+        </w:rPr>
+      </w:r>
+      <w:r>
+        <w:rPr>
+          <w:b/>
+          <w:lang w:val="id_ID" w:bidi="id_ID"/>
+        </w:rPr>
+        <w:t>"kemegahanku itu"</w:t>
+      </w:r>
+    </w:p>
+    <w:p>
+      <w:pPr/>
+      <w:r>
+        <w:rPr>
+          <w:lang w:val="id_ID" w:bidi="id_ID"/>
+        </w:rPr>
+      </w:r>
+      <w:r>
+        <w:rPr>
+          <w:lang w:val="id_ID" w:bidi="id_ID"/>
+        </w:rPr>
+        <w:t>Di sini Paulus merujuk pada bagaimana ia memegahkan dirinya karena tidak menerima uang dari jemaat Korintus ketika ia memberitakan kabar baik kepada mereka. Jika akan lebih membantu dalam bahasa Anda, Anda bisa membuat ide ini lebih eksplisit. Terjemahan alternatif: “kebanggaan ini tentang bagaimana aku tidak membebani kamu”</w:t>
+      </w:r>
+    </w:p>
+    <w:p>
+      <w:pPr/>
+      <w:r>
+        <w:rPr>
+          <w:lang w:val="id_ID" w:bidi="id_ID"/>
+        </w:rPr>
+      </w:r>
+      <w:r>
+        <w:rPr>
+          <w:lang w:val="id_ID" w:bidi="id_ID"/>
+        </w:rPr>
+        <w:t xml:space="preserve">Lihat: </w:t>
+      </w:r>
+      <w:r>
+        <w:rPr>
+          <w:lang w:val="id_ID" w:bidi="id_ID"/>
+        </w:rPr>
+        <w:t>Hal-Hal yang Dianggap Sudah Diketahui dan Informasi Tersirat</w:t>
+      </w:r>
+      <w:r>
+        <w:rPr>
+          <w:lang w:val="id_ID" w:bidi="id_ID"/>
+        </w:rPr>
+      </w:r>
+      <w:r>
+        <w:rPr>
+          <w:lang w:val="id_ID" w:bidi="id_ID"/>
+        </w:rPr>
+      </w:r>
+    </w:p>
+    <w:p>
+      <w:pPr/>
+      <w:r>
+        <w:rPr>
+          <w:lang w:val="id_ID" w:bidi="id_ID"/>
+        </w:rPr>
+      </w:r>
+    </w:p>
+    <w:p>
+      <w:pPr>
+        <w:pStyle w:val="Heading2"/>
+      </w:pPr>
+      <w:r>
+        <w:rPr>
+          <w:lang w:val="id_ID" w:bidi="id_ID"/>
+        </w:rPr>
+        <w:t>2 Korintus 11:10 (#5)</w:t>
+      </w:r>
+      <w:r>
+        <w:rPr>
+          <w:lang w:val="id_ID" w:bidi="id_ID"/>
+        </w:rPr>
+      </w:r>
+    </w:p>
+    <w:p>
+      <w:pPr/>
+      <w:r>
+        <w:rPr>
+          <w:lang w:val="id_ID" w:bidi="id_ID"/>
+        </w:rPr>
+      </w:r>
+      <w:r>
+        <w:rPr>
+          <w:b/>
+          <w:lang w:val="id_ID" w:bidi="id_ID"/>
+        </w:rPr>
+        <w:t>"tidak akan dirintangi"</w:t>
+      </w:r>
+    </w:p>
+    <w:p>
+      <w:pPr/>
+      <w:r>
+        <w:rPr>
+          <w:lang w:val="id_ID" w:bidi="id_ID"/>
+        </w:rPr>
+      </w:r>
+      <w:r>
+        <w:rPr>
+          <w:lang w:val="id_ID" w:bidi="id_ID"/>
+        </w:rPr>
+        <w:t xml:space="preserve">Di sini Paulus berbicara seolah-olah </w:t>
+      </w:r>
+      <w:r>
+        <w:rPr>
+          <w:b/>
+          <w:lang w:val="id_ID" w:bidi="id_ID"/>
+        </w:rPr>
+        <w:t>membanggakan</w:t>
+      </w:r>
+      <w:r>
+        <w:rPr>
+          <w:lang w:val="id_ID" w:bidi="id_ID"/>
+        </w:rPr>
+        <w:t xml:space="preserve"> dirinya adalah pintu yang </w:t>
+      </w:r>
+      <w:r>
+        <w:rPr>
+          <w:b/>
+          <w:lang w:val="id_ID" w:bidi="id_ID"/>
+        </w:rPr>
+        <w:t>tidak akan tertutup</w:t>
+      </w:r>
+      <w:r>
+        <w:rPr>
+          <w:lang w:val="id_ID" w:bidi="id_ID"/>
+        </w:rPr>
+        <w:t xml:space="preserve"> baginya. Maksudnya adalah tidak ada yang bisa menghalanginya untuk membanggakan diri atau membuktikan bahwa apa yang ia katakan salah. Jika lebih membantu dalam bahasa Anda, Anda bisa menyatakan maknanya secara jelas. Terjemahan alternatif: "aku tidak akan dibungkam" atau "tidak akan terbukti salah".</w:t>
+      </w:r>
+    </w:p>
+    <w:p>
+      <w:pPr/>
+      <w:r>
+        <w:rPr>
+          <w:lang w:val="id_ID" w:bidi="id_ID"/>
+        </w:rPr>
+      </w:r>
+      <w:r>
+        <w:rPr>
+          <w:lang w:val="id_ID" w:bidi="id_ID"/>
+        </w:rPr>
+        <w:t xml:space="preserve">Lihat: </w:t>
+      </w:r>
+      <w:r>
+        <w:rPr>
+          <w:lang w:val="id_ID" w:bidi="id_ID"/>
+        </w:rPr>
+        <w:t>Metafora</w:t>
+      </w:r>
+      <w:r>
+        <w:rPr>
+          <w:lang w:val="id_ID" w:bidi="id_ID"/>
+        </w:rPr>
+      </w:r>
+      <w:r>
+        <w:rPr>
+          <w:lang w:val="id_ID" w:bidi="id_ID"/>
+        </w:rPr>
+      </w:r>
+    </w:p>
+    <w:p>
+      <w:pPr/>
+      <w:r>
+        <w:rPr>
+          <w:lang w:val="id_ID" w:bidi="id_ID"/>
+        </w:rPr>
+      </w:r>
+    </w:p>
+    <w:p>
+      <w:pPr>
+        <w:pStyle w:val="Heading2"/>
+      </w:pPr>
+      <w:r>
+        <w:rPr>
+          <w:lang w:val="id_ID" w:bidi="id_ID"/>
+        </w:rPr>
+        <w:t>2 Korintus 11:10 (#6)</w:t>
+      </w:r>
+      <w:r>
+        <w:rPr>
+          <w:lang w:val="id_ID" w:bidi="id_ID"/>
+        </w:rPr>
+      </w:r>
+    </w:p>
+    <w:p>
+      <w:pPr/>
+      <w:r>
+        <w:rPr>
+          <w:lang w:val="id_ID" w:bidi="id_ID"/>
+        </w:rPr>
+      </w:r>
+      <w:r>
+        <w:rPr>
+          <w:b/>
+          <w:lang w:val="id_ID" w:bidi="id_ID"/>
+        </w:rPr>
+        <w:t>"kemegahanku itu tidak akan dirintangi oleh siapa pun"</w:t>
+      </w:r>
+    </w:p>
+    <w:p>
+      <w:pPr/>
+      <w:r>
+        <w:rPr>
+          <w:lang w:val="id_ID" w:bidi="id_ID"/>
+        </w:rPr>
+      </w:r>
+      <w:r>
+        <w:rPr>
+          <w:lang w:val="id_ID" w:bidi="id_ID"/>
+        </w:rPr>
+        <w:t>Jika bahasa Anda tidak menggunakan bentuk pasif ini, Anda dapat menyampaikan ide tersebut dalam bentuk aktif atau dengan cara lain yang alami dalam bahasa Anda. Terjemahan alternatif: "tidak ada seorang pun dapat menghentikan kemegahan ini terhadap aku"</w:t>
+      </w:r>
+    </w:p>
+    <w:p>
+      <w:pPr/>
+      <w:r>
+        <w:rPr>
+          <w:lang w:val="id_ID" w:bidi="id_ID"/>
+        </w:rPr>
+      </w:r>
+      <w:r>
+        <w:rPr>
+          <w:lang w:val="id_ID" w:bidi="id_ID"/>
+        </w:rPr>
+        <w:t xml:space="preserve">Lihat: </w:t>
+      </w:r>
+      <w:r>
+        <w:rPr>
+          <w:lang w:val="id_ID" w:bidi="id_ID"/>
+        </w:rPr>
+        <w:t>Aktif atau Pasif</w:t>
+      </w:r>
+      <w:r>
+        <w:rPr>
+          <w:lang w:val="id_ID" w:bidi="id_ID"/>
+        </w:rPr>
+      </w:r>
+      <w:r>
+        <w:rPr>
+          <w:lang w:val="id_ID" w:bidi="id_ID"/>
+        </w:rPr>
+      </w:r>
+    </w:p>
+    <w:p>
+      <w:pPr/>
+      <w:r>
+        <w:rPr>
+          <w:lang w:val="id_ID" w:bidi="id_ID"/>
+        </w:rPr>
+      </w:r>
+    </w:p>
+    <w:p>
+      <w:pPr>
+        <w:pStyle w:val="Heading2"/>
+      </w:pPr>
+      <w:r>
+        <w:rPr>
+          <w:lang w:val="id_ID" w:bidi="id_ID"/>
+        </w:rPr>
+        <w:t>2 Korintus 11:10 (#7)</w:t>
+      </w:r>
+      <w:r>
+        <w:rPr>
+          <w:lang w:val="id_ID" w:bidi="id_ID"/>
+        </w:rPr>
+      </w:r>
+    </w:p>
+    <w:p>
+      <w:pPr/>
+      <w:r>
+        <w:rPr>
+          <w:lang w:val="id_ID" w:bidi="id_ID"/>
+        </w:rPr>
+      </w:r>
+      <w:r>
+        <w:rPr>
+          <w:b/>
+          <w:lang w:val="id_ID" w:bidi="id_ID"/>
+        </w:rPr>
+        <w:t>"di daerah-daerah Akhaya"</w:t>
+      </w:r>
+    </w:p>
+    <w:p>
+      <w:pPr/>
+      <w:r>
+        <w:rPr>
+          <w:lang w:val="id_ID" w:bidi="id_ID"/>
+        </w:rPr>
+      </w:r>
+      <w:r>
+        <w:rPr>
+          <w:lang w:val="id_ID" w:bidi="id_ID"/>
+        </w:rPr>
+        <w:t xml:space="preserve">Di sini Paulus merujuk pada </w:t>
+      </w:r>
+      <w:r>
+        <w:rPr>
+          <w:b/>
+          <w:lang w:val="id_ID" w:bidi="id_ID"/>
+        </w:rPr>
+        <w:t>daerah-daerah</w:t>
+      </w:r>
+      <w:r>
+        <w:rPr>
+          <w:lang w:val="id_ID" w:bidi="id_ID"/>
+        </w:rPr>
+        <w:t xml:space="preserve"> yang bersama-sama membentuk provinsi </w:t>
+      </w:r>
+      <w:r>
+        <w:rPr>
+          <w:b/>
+          <w:lang w:val="id_ID" w:bidi="id_ID"/>
+        </w:rPr>
+        <w:t>Akhaya</w:t>
+      </w:r>
+      <w:r>
+        <w:rPr>
+          <w:lang w:val="id_ID" w:bidi="id_ID"/>
+        </w:rPr>
+        <w:t xml:space="preserve">. Ia menyebut </w:t>
+      </w:r>
+      <w:r>
+        <w:rPr>
+          <w:b/>
+          <w:lang w:val="id_ID" w:bidi="id_ID"/>
+        </w:rPr>
+        <w:t>daerah-daerah</w:t>
+      </w:r>
+      <w:r>
+        <w:rPr>
+          <w:lang w:val="id_ID" w:bidi="id_ID"/>
+        </w:rPr>
+        <w:t xml:space="preserve"> untuk menunjukkan bahwa tidak ada tempat di seluruh provinsi di mana seseorang dapat mencegahnya membanggakan diri atau membuktikan bahwa apa yang ia katakan salah. Jika bermanfaat dalam bahasa Anda, Anda bisa membuat ide ini lebih eksplisit. Alternatif terjemahan: “di seluruh Akhaya” atau “di seluruh provinsi Akhaya”.</w:t>
+      </w:r>
+    </w:p>
+    <w:p>
+      <w:pPr/>
+      <w:r>
+        <w:rPr>
+          <w:lang w:val="id_ID" w:bidi="id_ID"/>
+        </w:rPr>
+      </w:r>
+      <w:r>
+        <w:rPr>
+          <w:lang w:val="id_ID" w:bidi="id_ID"/>
+        </w:rPr>
+        <w:t xml:space="preserve">Lihat: </w:t>
+      </w:r>
+      <w:r>
+        <w:rPr>
+          <w:lang w:val="id_ID" w:bidi="id_ID"/>
+        </w:rPr>
+        <w:t>Hal-Hal yang Dianggap Sudah Diketahui dan Informasi Tersirat</w:t>
+      </w:r>
+      <w:r>
+        <w:rPr>
+          <w:lang w:val="id_ID" w:bidi="id_ID"/>
+        </w:rPr>
+      </w:r>
+      <w:r>
+        <w:rPr>
+          <w:lang w:val="id_ID" w:bidi="id_ID"/>
+        </w:rPr>
+      </w:r>
+    </w:p>
+    <w:p>
+      <w:pPr/>
+      <w:r>
+        <w:rPr>
+          <w:lang w:val="id_ID" w:bidi="id_ID"/>
+        </w:rPr>
+      </w:r>
+    </w:p>
+    <w:p>
+      <w:pPr>
+        <w:pStyle w:val="Heading2"/>
+      </w:pPr>
+      <w:r>
+        <w:rPr>
+          <w:lang w:val="id_ID" w:bidi="id_ID"/>
+        </w:rPr>
+        <w:t>2 Korintus 11:11 (#1)</w:t>
+      </w:r>
+      <w:r>
+        <w:rPr>
+          <w:lang w:val="id_ID" w:bidi="id_ID"/>
+        </w:rPr>
+      </w:r>
+    </w:p>
+    <w:p>
+      <w:pPr/>
+      <w:r>
+        <w:rPr>
+          <w:lang w:val="id_ID" w:bidi="id_ID"/>
+        </w:rPr>
+      </w:r>
+      <w:r>
+        <w:rPr>
+          <w:b/>
+          <w:lang w:val="id_ID" w:bidi="id_ID"/>
+        </w:rPr>
+        <w:t>"Mengapa"</w:t>
+      </w:r>
+    </w:p>
+    <w:p>
+      <w:pPr/>
+      <w:r>
+        <w:rPr>
+          <w:lang w:val="id_ID" w:bidi="id_ID"/>
+        </w:rPr>
+      </w:r>
+      <w:r>
+        <w:rPr>
+          <w:lang w:val="id_ID" w:bidi="id_ID"/>
+        </w:rPr>
+        <w:t xml:space="preserve">Di sini Paulus bertanya mengapa ia tidak "membebani" orang-orang Korintus (Lihat: </w:t>
+      </w:r>
+      <w:hyperlink r:id="rId36">
         <w:r>
           <w:rPr>
             <w:lang w:val="id_ID" w:bidi="id_ID"/>
@@ -19848,32 +23071,14 @@
             <w:color w:val="0000EE"/>
             <w:u w:val="single"/>
           </w:rPr>
-          <w:t>11:4</w:t>
+          <w:t>11:9</w:t>
         </w:r>
       </w:hyperlink>
       <w:r>
         <w:rPr>
           <w:lang w:val="id_ID" w:bidi="id_ID"/>
         </w:rPr>
-        <w:t xml:space="preserve">) harus lebih diutamakan daripada apa yang dikatakan orang lain kepada mereka. Terjemahan alternatif: “Jadi, apa yang aku ajarkan kepadamu lebih diutamakan, karena” (2) suatu alasan mengapa mereka harus “bersabar dengan” Paulus (Lihat: </w:t>
-      </w:r>
-      <w:hyperlink r:id="rId38">
-        <w:r>
-          <w:rPr>
-            <w:lang w:val="id_ID" w:bidi="id_ID"/>
-          </w:rPr>
-          <w:rPr>
-            <w:color w:val="0000EE"/>
-            <w:u w:val="single"/>
-          </w:rPr>
-          <w:t>2 Korintus 11:1</w:t>
-        </w:r>
-      </w:hyperlink>
-      <w:r>
-        <w:rPr>
-          <w:lang w:val="id_ID" w:bidi="id_ID"/>
-        </w:rPr>
-        <w:t>). Terjemahan alternatif: “Lebih lanjut, aku ingin kamu bersabar dengan aku karena”</w:t>
+        <w:t>). Jika ini akan membantu dalam bahasa Anda, Anda bisa membuat hubungan ini lebih eksplisit. Terjemahan alternatif: “Mengapa aku tidak membebani kamu?”</w:t>
       </w:r>
     </w:p>
     <w:p>
@@ -19893,7 +23098,7 @@
         <w:rPr>
           <w:lang w:val="id_ID" w:bidi="id_ID"/>
         </w:rPr>
-        <w:t>Kata dan Frasa Penghubung</w:t>
+        <w:t>Hal-Hal yang Dianggap Sudah Diketahui dan Informasi Tersirat</w:t>
       </w:r>
       <w:r>
         <w:rPr>
@@ -19922,54 +23127,41 @@
         <w:rPr>
           <w:lang w:val="id_ID" w:bidi="id_ID"/>
         </w:rPr>
-        <w:t>2 Korintus 11:5 (#2)</w:t>
-      </w:r>
-      <w:r>
-        <w:rPr>
-          <w:lang w:val="id_ID" w:bidi="id_ID"/>
-        </w:rPr>
-      </w:r>
-    </w:p>
-    <w:p>
-      <w:pPr/>
-      <w:r>
-        <w:rPr>
-          <w:lang w:val="id_ID" w:bidi="id_ID"/>
-        </w:rPr>
-      </w:r>
-      <w:r>
-        <w:rPr>
-          <w:b/>
-          <w:lang w:val="id_ID" w:bidi="id_ID"/>
-        </w:rPr>
-        <w:t>"kurang dari pada rasul-rasul yang tak ada taranya itu"</w:t>
-      </w:r>
-    </w:p>
-    <w:p>
-      <w:pPr/>
-      <w:r>
-        <w:rPr>
-          <w:lang w:val="id_ID" w:bidi="id_ID"/>
-        </w:rPr>
-      </w:r>
-      <w:r>
-        <w:rPr>
-          <w:lang w:val="id_ID" w:bidi="id_ID"/>
-        </w:rPr>
-        <w:t xml:space="preserve">Di sini Paulus berbicara seolah-olah dia setara dengan </w:t>
-      </w:r>
-      <w:r>
-        <w:rPr>
-          <w:b/>
-          <w:lang w:val="id_ID" w:bidi="id_ID"/>
-        </w:rPr>
-        <w:t>“rasul-rasul yang tiada taranya itu”</w:t>
-      </w:r>
-      <w:r>
-        <w:rPr>
-          <w:lang w:val="id_ID" w:bidi="id_ID"/>
-        </w:rPr>
-        <w:t>. Ia ingin menyampaikan bahwa ia memiliki kuasa dan otoritas yang sama dengan mereka. Jika lebih mudah dipahami dalam bahasa Anda, Anda bisa menyampaikan ide tersebut secara sederhana. Terjemahan alternatif: “menjadi lebih rendah dari ‘rasul-rasul yang tiada taranya itu’” atau “memiliki otoritas yang lebih rendah dari ‘rasul-rasul yang tiada taranya itu’”</w:t>
+        <w:t>2 Korintus 11:11 (#2)</w:t>
+      </w:r>
+      <w:r>
+        <w:rPr>
+          <w:lang w:val="id_ID" w:bidi="id_ID"/>
+        </w:rPr>
+      </w:r>
+    </w:p>
+    <w:p>
+      <w:pPr/>
+      <w:r>
+        <w:rPr>
+          <w:lang w:val="id_ID" w:bidi="id_ID"/>
+        </w:rPr>
+      </w:r>
+      <w:r>
+        <w:rPr>
+          <w:b/>
+          <w:lang w:val="id_ID" w:bidi="id_ID"/>
+        </w:rPr>
+        <w:t>"Mengapa tidak? Apakah karena aku tidak mengasihi kamu"</w:t>
+      </w:r>
+    </w:p>
+    <w:p>
+      <w:pPr/>
+      <w:r>
+        <w:rPr>
+          <w:lang w:val="id_ID" w:bidi="id_ID"/>
+        </w:rPr>
+      </w:r>
+      <w:r>
+        <w:rPr>
+          <w:lang w:val="id_ID" w:bidi="id_ID"/>
+        </w:rPr>
+        <w:t>Paulus menggunakan bentuk pertanyaan untuk menunjukkan kepada jemaat Korintus bahwa alasannya tidak membebani mereka bukan karena ia tidak mencintai mereka. Jika Anda tidak menggunakan bentuk pertanyaan untuk tujuan ini dalam bahasa Anda, Anda dapat menerjemahkan dua pertanyaan ini sebagai pernyataan atau seruan, atau Anda dapat menggabungkannya menjadi satu pernyataan. Terjemahan alternatif: “Aku memiliki alasan untuk ini. Namun, bukan berarti aku tidak mengasihi kamu!” atau “Alasanku bukan karena aku tidak mengasihi kamu.”</w:t>
       </w:r>
     </w:p>
     <w:p>
@@ -19989,7 +23181,7 @@
         <w:rPr>
           <w:lang w:val="id_ID" w:bidi="id_ID"/>
         </w:rPr>
-        <w:t>Metafora</w:t>
+        <w:t>Pertanyaan Retoris</w:t>
       </w:r>
       <w:r>
         <w:rPr>
@@ -20018,67 +23210,93 @@
         <w:rPr>
           <w:lang w:val="id_ID" w:bidi="id_ID"/>
         </w:rPr>
-        <w:t>2 Korintus 11:5 (#3)</w:t>
-      </w:r>
-      <w:r>
-        <w:rPr>
-          <w:lang w:val="id_ID" w:bidi="id_ID"/>
-        </w:rPr>
-      </w:r>
-    </w:p>
-    <w:p>
-      <w:pPr/>
-      <w:r>
-        <w:rPr>
-          <w:lang w:val="id_ID" w:bidi="id_ID"/>
-        </w:rPr>
-      </w:r>
-      <w:r>
-        <w:rPr>
-          <w:b/>
-          <w:lang w:val="id_ID" w:bidi="id_ID"/>
-        </w:rPr>
-        <w:t>"dari pada rasul-rasul yang tak ada taranya itu'"</w:t>
-      </w:r>
-    </w:p>
-    <w:p>
-      <w:pPr/>
-      <w:r>
-        <w:rPr>
-          <w:lang w:val="id_ID" w:bidi="id_ID"/>
-        </w:rPr>
-      </w:r>
-      <w:r>
-        <w:rPr>
-          <w:lang w:val="id_ID" w:bidi="id_ID"/>
-        </w:rPr>
-        <w:t xml:space="preserve">Di sini Paulus merujuk kepada lawan-lawannya, para pengajar palsu, dengan istilah yang mereka sendiri atau pengikut mereka gunakan untuk menggambarkan diri mereka: </w:t>
-      </w:r>
-      <w:r>
-        <w:rPr>
-          <w:b/>
-          <w:lang w:val="id_ID" w:bidi="id_ID"/>
-        </w:rPr>
-        <w:t>"rasul yang tak ada taranya"</w:t>
-      </w:r>
-      <w:r>
-        <w:rPr>
-          <w:lang w:val="id_ID" w:bidi="id_ID"/>
-        </w:rPr>
-        <w:t xml:space="preserve">. Ia sebenarnya tidak percaya bahwa orang-orang ini adalah </w:t>
-      </w:r>
-      <w:r>
-        <w:rPr>
-          <w:b/>
-          <w:lang w:val="id_ID" w:bidi="id_ID"/>
-        </w:rPr>
-        <w:t>rasul</w:t>
-      </w:r>
-      <w:r>
-        <w:rPr>
-          <w:lang w:val="id_ID" w:bidi="id_ID"/>
-        </w:rPr>
-        <w:t xml:space="preserve"> yang lebih baik atau lebih hebat dari siapa pun. Jika bermanfaat dalam bahasa Anda, Anda dapat menggunakan bentuk yang menunjukkan bahwa Paulus berbicara dari sudut pandang orang lain untuk menyampaikan maksudnya. Terjemahan alternatif: "dari mereka yang disebut 'rasul yang tiada taranya itu'" atau "dari mereka yang menganggap diri mereka rasul-rasul-rasul yang tiada taranya"</w:t>
+        <w:t>2 Korintus 11:11 (#3)</w:t>
+      </w:r>
+      <w:r>
+        <w:rPr>
+          <w:lang w:val="id_ID" w:bidi="id_ID"/>
+        </w:rPr>
+      </w:r>
+    </w:p>
+    <w:p>
+      <w:pPr/>
+      <w:r>
+        <w:rPr>
+          <w:lang w:val="id_ID" w:bidi="id_ID"/>
+        </w:rPr>
+      </w:r>
+      <w:r>
+        <w:rPr>
+          <w:b/>
+          <w:lang w:val="id_ID" w:bidi="id_ID"/>
+        </w:rPr>
+        <w:t>"Allah mengetahuinya"</w:t>
+      </w:r>
+    </w:p>
+    <w:p>
+      <w:pPr/>
+      <w:r>
+        <w:rPr>
+          <w:lang w:val="id_ID" w:bidi="id_ID"/>
+        </w:rPr>
+      </w:r>
+      <w:r>
+        <w:rPr>
+          <w:lang w:val="id_ID" w:bidi="id_ID"/>
+        </w:rPr>
+        <w:t xml:space="preserve">Di sini Paulus menyatakan bahwa </w:t>
+      </w:r>
+      <w:r>
+        <w:rPr>
+          <w:b/>
+          <w:lang w:val="id_ID" w:bidi="id_ID"/>
+        </w:rPr>
+        <w:t>Allah mengetahui</w:t>
+      </w:r>
+      <w:r>
+        <w:rPr>
+          <w:lang w:val="id_ID" w:bidi="id_ID"/>
+        </w:rPr>
+        <w:t xml:space="preserve"> sesuatu. Ia menyiratkan bahwa </w:t>
+      </w:r>
+      <w:r>
+        <w:rPr>
+          <w:b/>
+          <w:lang w:val="id_ID" w:bidi="id_ID"/>
+        </w:rPr>
+        <w:t>Allah mengetahui</w:t>
+      </w:r>
+      <w:r>
+        <w:rPr>
+          <w:lang w:val="id_ID" w:bidi="id_ID"/>
+        </w:rPr>
+        <w:t xml:space="preserve"> bahwa Paulus benar-benar mengasihi jemaat Korintus. Frasa </w:t>
+      </w:r>
+      <w:r>
+        <w:rPr>
+          <w:b/>
+          <w:lang w:val="id_ID" w:bidi="id_ID"/>
+        </w:rPr>
+        <w:t>Allah mengetahui</w:t>
+      </w:r>
+      <w:r>
+        <w:rPr>
+          <w:lang w:val="id_ID" w:bidi="id_ID"/>
+        </w:rPr>
+        <w:t xml:space="preserve"> memperkuat klaim tersebut, karena </w:t>
+      </w:r>
+      <w:r>
+        <w:rPr>
+          <w:b/>
+          <w:lang w:val="id_ID" w:bidi="id_ID"/>
+        </w:rPr>
+        <w:t>Allah</w:t>
+      </w:r>
+      <w:r>
+        <w:rPr>
+          <w:lang w:val="id_ID" w:bidi="id_ID"/>
+        </w:rPr>
+        <w:t xml:space="preserve"> adalah yang dapat membuktikan kebenaran klaim itu. Jika perlu membantu dalam bahasa Anda, Anda dapat membuat ide tersebut lebih eksplisit. Terjemahan alternatif: “Allah sendiri mengetahui bahwa aku mengasihimu” atau “Kamu dapat mengetahui secara pasti bahwa aku mengasihimu, karena Allah mengetahuinya”</w:t>
       </w:r>
     </w:p>
     <w:p>
@@ -20098,7 +23316,7 @@
         <w:rPr>
           <w:lang w:val="id_ID" w:bidi="id_ID"/>
         </w:rPr>
-        <w:t>Ironi</w:t>
+        <w:t>Hal-Hal yang Dianggap Sudah Diketahui dan Informasi Tersirat</w:t>
       </w:r>
       <w:r>
         <w:rPr>
@@ -20127,27 +23345,27 @@
         <w:rPr>
           <w:lang w:val="id_ID" w:bidi="id_ID"/>
         </w:rPr>
-        <w:t>2 Korintus 11:6 (#1)</w:t>
-      </w:r>
-      <w:r>
-        <w:rPr>
-          <w:lang w:val="id_ID" w:bidi="id_ID"/>
-        </w:rPr>
-      </w:r>
-    </w:p>
-    <w:p>
-      <w:pPr/>
-      <w:r>
-        <w:rPr>
-          <w:lang w:val="id_ID" w:bidi="id_ID"/>
-        </w:rPr>
-      </w:r>
-      <w:r>
-        <w:rPr>
-          <w:b/>
-          <w:lang w:val="id_ID" w:bidi="id_ID"/>
-        </w:rPr>
-        <w:t>"Jikalau"</w:t>
+        <w:t>2 Korintus 11:12 (#1)</w:t>
+      </w:r>
+      <w:r>
+        <w:rPr>
+          <w:lang w:val="id_ID" w:bidi="id_ID"/>
+        </w:rPr>
+      </w:r>
+    </w:p>
+    <w:p>
+      <w:pPr/>
+      <w:r>
+        <w:rPr>
+          <w:lang w:val="id_ID" w:bidi="id_ID"/>
+        </w:rPr>
+      </w:r>
+      <w:r>
+        <w:rPr>
+          <w:b/>
+          <w:lang w:val="id_ID" w:bidi="id_ID"/>
+        </w:rPr>
+        <w:t>"Tetapi"</w:t>
       </w:r>
     </w:p>
     <w:p>
@@ -20168,765 +23386,15 @@
           <w:b/>
           <w:lang w:val="id_ID" w:bidi="id_ID"/>
         </w:rPr>
-        <w:t>jikalau</w:t>
-      </w:r>
-      <w:r>
-        <w:rPr>
-          <w:lang w:val="id_ID" w:bidi="id_ID"/>
-        </w:rPr>
-        <w:t xml:space="preserve"> memperkenalkan perkembangan ide dari ayat sebelumnya. Jika lebih bermanfaat dalam bahasa Anda, Anda bisa menggunakan kata atau frasa yang memperkenalkan perkembangan, atau Anda bisa membiarkan kata </w:t>
-      </w:r>
-      <w:r>
-        <w:rPr>
-          <w:b/>
-          <w:lang w:val="id_ID" w:bidi="id_ID"/>
-        </w:rPr>
-        <w:t>jikalau</w:t>
-      </w:r>
-      <w:r>
-        <w:rPr>
-          <w:lang w:val="id_ID" w:bidi="id_ID"/>
-        </w:rPr>
-        <w:t xml:space="preserve"> tidak diterjemahkan. Terjemahan alternatif: “Memang,”</w:t>
-      </w:r>
-    </w:p>
-    <w:p>
-      <w:pPr/>
-      <w:r>
-        <w:rPr>
-          <w:lang w:val="id_ID" w:bidi="id_ID"/>
-        </w:rPr>
-      </w:r>
-      <w:r>
-        <w:rPr>
-          <w:lang w:val="id_ID" w:bidi="id_ID"/>
-        </w:rPr>
-        <w:t xml:space="preserve">Lihat: </w:t>
-      </w:r>
-      <w:r>
-        <w:rPr>
-          <w:lang w:val="id_ID" w:bidi="id_ID"/>
-        </w:rPr>
-        <w:t>Kata dan Frasa Penghubung</w:t>
-      </w:r>
-      <w:r>
-        <w:rPr>
-          <w:lang w:val="id_ID" w:bidi="id_ID"/>
-        </w:rPr>
-      </w:r>
-      <w:r>
-        <w:rPr>
-          <w:lang w:val="id_ID" w:bidi="id_ID"/>
-        </w:rPr>
-      </w:r>
-    </w:p>
-    <w:p>
-      <w:pPr/>
-      <w:r>
-        <w:rPr>
-          <w:lang w:val="id_ID" w:bidi="id_ID"/>
-        </w:rPr>
-      </w:r>
-    </w:p>
-    <w:p>
-      <w:pPr>
-        <w:pStyle w:val="Heading2"/>
-      </w:pPr>
-      <w:r>
-        <w:rPr>
-          <w:lang w:val="id_ID" w:bidi="id_ID"/>
-        </w:rPr>
-        <w:t>2 Korintus 11:6 (#2)</w:t>
-      </w:r>
-      <w:r>
-        <w:rPr>
-          <w:lang w:val="id_ID" w:bidi="id_ID"/>
-        </w:rPr>
-      </w:r>
-    </w:p>
-    <w:p>
-      <w:pPr/>
-      <w:r>
-        <w:rPr>
-          <w:lang w:val="id_ID" w:bidi="id_ID"/>
-        </w:rPr>
-      </w:r>
-      <w:r>
-        <w:rPr>
-          <w:b/>
-          <w:lang w:val="id_ID" w:bidi="id_ID"/>
-        </w:rPr>
-        <w:t>"jikalau aku kurang paham"</w:t>
-      </w:r>
-    </w:p>
-    <w:p>
-      <w:pPr/>
-      <w:r>
-        <w:rPr>
-          <w:lang w:val="id_ID" w:bidi="id_ID"/>
-        </w:rPr>
-      </w:r>
-      <w:r>
-        <w:rPr>
-          <w:lang w:val="id_ID" w:bidi="id_ID"/>
-        </w:rPr>
-        <w:t xml:space="preserve">Di sini Paulus mungkin menggunakan frasa </w:t>
-      </w:r>
-      <w:r>
-        <w:rPr>
-          <w:b/>
-          <w:lang w:val="id_ID" w:bidi="id_ID"/>
-        </w:rPr>
-        <w:t>jikalau aku kurang paham</w:t>
-      </w:r>
-      <w:r>
-        <w:rPr>
-          <w:lang w:val="id_ID" w:bidi="id_ID"/>
-        </w:rPr>
-        <w:t xml:space="preserve"> untuk: (1) mengakui bahwa ia </w:t>
-      </w:r>
-      <w:r>
-        <w:rPr>
-          <w:b/>
-          <w:lang w:val="id_ID" w:bidi="id_ID"/>
-        </w:rPr>
-        <w:t>tidak terlatih</w:t>
-      </w:r>
-      <w:r>
-        <w:rPr>
-          <w:lang w:val="id_ID" w:bidi="id_ID"/>
-        </w:rPr>
-        <w:t xml:space="preserve"> dalam berbicara dengan baik. Terjemahan alternatif: “meskipun aku tidak terlatih” (2) mengakui bahwa beberapa orang berpikir bahwa ia </w:t>
-      </w:r>
-      <w:r>
-        <w:rPr>
-          <w:b/>
-          <w:lang w:val="id_ID" w:bidi="id_ID"/>
-        </w:rPr>
-        <w:t>tidak terlatih</w:t>
-      </w:r>
-      <w:r>
-        <w:rPr>
-          <w:lang w:val="id_ID" w:bidi="id_ID"/>
-        </w:rPr>
-        <w:t xml:space="preserve"> dalam berbicara dengan baik, meskipun ia tidak setuju dengan pandangan ini. Terjemahan alternatif: “bahkan jika aku tidak terlatih”</w:t>
-      </w:r>
-    </w:p>
-    <w:p>
-      <w:pPr/>
-      <w:r>
-        <w:rPr>
-          <w:lang w:val="id_ID" w:bidi="id_ID"/>
-        </w:rPr>
-      </w:r>
-      <w:r>
-        <w:rPr>
-          <w:lang w:val="id_ID" w:bidi="id_ID"/>
-        </w:rPr>
-        <w:t xml:space="preserve">Lihat: </w:t>
-      </w:r>
-      <w:r>
-        <w:rPr>
-          <w:lang w:val="id_ID" w:bidi="id_ID"/>
-        </w:rPr>
-        <w:t>Menghubungkan — Kalimat Pengandaian Faktual</w:t>
-      </w:r>
-      <w:r>
-        <w:rPr>
-          <w:lang w:val="id_ID" w:bidi="id_ID"/>
-        </w:rPr>
-      </w:r>
-      <w:r>
-        <w:rPr>
-          <w:lang w:val="id_ID" w:bidi="id_ID"/>
-        </w:rPr>
-      </w:r>
-    </w:p>
-    <w:p>
-      <w:pPr/>
-      <w:r>
-        <w:rPr>
-          <w:lang w:val="id_ID" w:bidi="id_ID"/>
-        </w:rPr>
-      </w:r>
-    </w:p>
-    <w:p>
-      <w:pPr>
-        <w:pStyle w:val="Heading2"/>
-      </w:pPr>
-      <w:r>
-        <w:rPr>
-          <w:lang w:val="id_ID" w:bidi="id_ID"/>
-        </w:rPr>
-        <w:t>2 Korintus 11:6 (#3)</w:t>
-      </w:r>
-      <w:r>
-        <w:rPr>
-          <w:lang w:val="id_ID" w:bidi="id_ID"/>
-        </w:rPr>
-      </w:r>
-    </w:p>
-    <w:p>
-      <w:pPr/>
-      <w:r>
-        <w:rPr>
-          <w:lang w:val="id_ID" w:bidi="id_ID"/>
-        </w:rPr>
-      </w:r>
-      <w:r>
-        <w:rPr>
-          <w:b/>
-          <w:lang w:val="id_ID" w:bidi="id_ID"/>
-        </w:rPr>
-        <w:t>"dalam hal berkata-kata"</w:t>
-      </w:r>
-    </w:p>
-    <w:p>
-      <w:pPr/>
-      <w:r>
-        <w:rPr>
-          <w:lang w:val="id_ID" w:bidi="id_ID"/>
-        </w:rPr>
-      </w:r>
-      <w:r>
-        <w:rPr>
-          <w:lang w:val="id_ID" w:bidi="id_ID"/>
-        </w:rPr>
-        <w:t>Di sini, Paulus merujuk pada praktik berbicara di depan umum untuk meyakinkan banyak orang. Jika ini akan membantu dalam bahasa Anda, Anda bisa membuat ide ini lebih eksplisit. Terjemahan alternatif: “dalam hal berbicara di depan umum”</w:t>
-      </w:r>
-    </w:p>
-    <w:p>
-      <w:pPr/>
-      <w:r>
-        <w:rPr>
-          <w:lang w:val="id_ID" w:bidi="id_ID"/>
-        </w:rPr>
-      </w:r>
-      <w:r>
-        <w:rPr>
-          <w:lang w:val="id_ID" w:bidi="id_ID"/>
-        </w:rPr>
-        <w:t xml:space="preserve">Lihat: </w:t>
-      </w:r>
-      <w:r>
-        <w:rPr>
-          <w:lang w:val="id_ID" w:bidi="id_ID"/>
-        </w:rPr>
-        <w:t>Hal-Hal yang Dianggap Sudah Diketahui dan Informasi Tersirat</w:t>
-      </w:r>
-      <w:r>
-        <w:rPr>
-          <w:lang w:val="id_ID" w:bidi="id_ID"/>
-        </w:rPr>
-      </w:r>
-      <w:r>
-        <w:rPr>
-          <w:lang w:val="id_ID" w:bidi="id_ID"/>
-        </w:rPr>
-      </w:r>
-    </w:p>
-    <w:p>
-      <w:pPr/>
-      <w:r>
-        <w:rPr>
-          <w:lang w:val="id_ID" w:bidi="id_ID"/>
-        </w:rPr>
-      </w:r>
-    </w:p>
-    <w:p>
-      <w:pPr>
-        <w:pStyle w:val="Heading2"/>
-      </w:pPr>
-      <w:r>
-        <w:rPr>
-          <w:lang w:val="id_ID" w:bidi="id_ID"/>
-        </w:rPr>
-        <w:t>2 Korintus 11:6 (#4)</w:t>
-      </w:r>
-      <w:r>
-        <w:rPr>
-          <w:lang w:val="id_ID" w:bidi="id_ID"/>
-        </w:rPr>
-      </w:r>
-    </w:p>
-    <w:p>
-      <w:pPr/>
-      <w:r>
-        <w:rPr>
-          <w:lang w:val="id_ID" w:bidi="id_ID"/>
-        </w:rPr>
-      </w:r>
-      <w:r>
-        <w:rPr>
-          <w:b/>
-          <w:lang w:val="id_ID" w:bidi="id_ID"/>
-        </w:rPr>
-        <w:t>"dalam hal pengetahuan"</w:t>
-      </w:r>
-    </w:p>
-    <w:p>
-      <w:pPr/>
-      <w:r>
-        <w:rPr>
-          <w:lang w:val="id_ID" w:bidi="id_ID"/>
-        </w:rPr>
-      </w:r>
-      <w:r>
-        <w:rPr>
-          <w:lang w:val="id_ID" w:bidi="id_ID"/>
-        </w:rPr>
-        <w:t xml:space="preserve">Jika bahasa Anda tidak menggunakan kata benda abstrak untuk ide </w:t>
-      </w:r>
-      <w:r>
-        <w:rPr>
-          <w:b/>
-          <w:lang w:val="id_ID" w:bidi="id_ID"/>
-        </w:rPr>
-        <w:t>pengetahuan</w:t>
-      </w:r>
-      <w:r>
-        <w:rPr>
-          <w:lang w:val="id_ID" w:bidi="id_ID"/>
-        </w:rPr>
-        <w:t>, Anda dapat menyampaikan ide yang sama dengan cara lain. Terjemahan alternatif: “dalam mengetahui Injil” atau “dalam memahami berita tentang Yesus”</w:t>
-      </w:r>
-    </w:p>
-    <w:p>
-      <w:pPr/>
-      <w:r>
-        <w:rPr>
-          <w:lang w:val="id_ID" w:bidi="id_ID"/>
-        </w:rPr>
-      </w:r>
-      <w:r>
-        <w:rPr>
-          <w:lang w:val="id_ID" w:bidi="id_ID"/>
-        </w:rPr>
-        <w:t xml:space="preserve">Lihat: </w:t>
-      </w:r>
-      <w:r>
-        <w:rPr>
-          <w:lang w:val="id_ID" w:bidi="id_ID"/>
-        </w:rPr>
-        <w:t>Kata Benda Abstrak</w:t>
-      </w:r>
-      <w:r>
-        <w:rPr>
-          <w:lang w:val="id_ID" w:bidi="id_ID"/>
-        </w:rPr>
-      </w:r>
-      <w:r>
-        <w:rPr>
-          <w:lang w:val="id_ID" w:bidi="id_ID"/>
-        </w:rPr>
-      </w:r>
-    </w:p>
-    <w:p>
-      <w:pPr/>
-      <w:r>
-        <w:rPr>
-          <w:lang w:val="id_ID" w:bidi="id_ID"/>
-        </w:rPr>
-      </w:r>
-    </w:p>
-    <w:p>
-      <w:pPr>
-        <w:pStyle w:val="Heading2"/>
-      </w:pPr>
-      <w:r>
-        <w:rPr>
-          <w:lang w:val="id_ID" w:bidi="id_ID"/>
-        </w:rPr>
-        <w:t>2 Korintus 11:6 (#5)</w:t>
-      </w:r>
-      <w:r>
-        <w:rPr>
-          <w:lang w:val="id_ID" w:bidi="id_ID"/>
-        </w:rPr>
-      </w:r>
-    </w:p>
-    <w:p>
-      <w:pPr/>
-      <w:r>
-        <w:rPr>
-          <w:lang w:val="id_ID" w:bidi="id_ID"/>
-        </w:rPr>
-      </w:r>
-      <w:r>
-        <w:rPr>
-          <w:b/>
-          <w:lang w:val="id_ID" w:bidi="id_ID"/>
-        </w:rPr>
-        <w:t>"dalam hal pengetahuan"</w:t>
-      </w:r>
-    </w:p>
-    <w:p>
-      <w:pPr/>
-      <w:r>
-        <w:rPr>
-          <w:lang w:val="id_ID" w:bidi="id_ID"/>
-        </w:rPr>
-      </w:r>
-      <w:r>
-        <w:rPr>
-          <w:lang w:val="id_ID" w:bidi="id_ID"/>
-        </w:rPr>
-        <w:t xml:space="preserve">Di sini, kata </w:t>
-      </w:r>
-      <w:r>
-        <w:rPr>
-          <w:b/>
-          <w:lang w:val="id_ID" w:bidi="id_ID"/>
-        </w:rPr>
-        <w:t>pengetahuan</w:t>
-      </w:r>
-      <w:r>
-        <w:rPr>
-          <w:lang w:val="id_ID" w:bidi="id_ID"/>
-        </w:rPr>
-        <w:t xml:space="preserve"> merujuk pada apa yang seseorang ketahui tentang Yesus dan kabar baik mengenai-Nya. Jika perlu, Anda bisa membuat ide tersebut lebih jelas dalam bahasa Anda. Terjemahan alternatif: “dalam pengetahuan tentang Yesus” atau “dalam pengetahuan tentang Injil”.</w:t>
-      </w:r>
-    </w:p>
-    <w:p>
-      <w:pPr/>
-      <w:r>
-        <w:rPr>
-          <w:lang w:val="id_ID" w:bidi="id_ID"/>
-        </w:rPr>
-      </w:r>
-      <w:r>
-        <w:rPr>
-          <w:lang w:val="id_ID" w:bidi="id_ID"/>
-        </w:rPr>
-        <w:t xml:space="preserve">Lihat: </w:t>
-      </w:r>
-      <w:r>
-        <w:rPr>
-          <w:lang w:val="id_ID" w:bidi="id_ID"/>
-        </w:rPr>
-        <w:t>Hal-Hal yang Dianggap Sudah Diketahui dan Informasi Tersirat</w:t>
-      </w:r>
-      <w:r>
-        <w:rPr>
-          <w:lang w:val="id_ID" w:bidi="id_ID"/>
-        </w:rPr>
-      </w:r>
-      <w:r>
-        <w:rPr>
-          <w:lang w:val="id_ID" w:bidi="id_ID"/>
-        </w:rPr>
-      </w:r>
-    </w:p>
-    <w:p>
-      <w:pPr/>
-      <w:r>
-        <w:rPr>
-          <w:lang w:val="id_ID" w:bidi="id_ID"/>
-        </w:rPr>
-      </w:r>
-    </w:p>
-    <w:p>
-      <w:pPr>
-        <w:pStyle w:val="Heading2"/>
-      </w:pPr>
-      <w:r>
-        <w:rPr>
-          <w:lang w:val="id_ID" w:bidi="id_ID"/>
-        </w:rPr>
-        <w:t>2 Korintus 11:6 (#6)</w:t>
-      </w:r>
-      <w:r>
-        <w:rPr>
-          <w:lang w:val="id_ID" w:bidi="id_ID"/>
-        </w:rPr>
-      </w:r>
-    </w:p>
-    <w:p>
-      <w:pPr/>
-      <w:r>
-        <w:rPr>
-          <w:lang w:val="id_ID" w:bidi="id_ID"/>
-        </w:rPr>
-      </w:r>
-      <w:r>
-        <w:rPr>
-          <w:b/>
-          <w:lang w:val="id_ID" w:bidi="id_ID"/>
-        </w:rPr>
-        <w:t>"pada segala waktu"</w:t>
-      </w:r>
-      <w:r>
-        <w:rPr>
-          <w:lang w:val="id_ID" w:bidi="id_ID"/>
-        </w:rPr>
-        <w:t xml:space="preserve"> - </w:t>
-      </w:r>
-      <w:r>
-        <w:rPr>
-          <w:b/>
-          <w:lang w:val="id_ID" w:bidi="id_ID"/>
-        </w:rPr>
-        <w:t>"di dalam segala hal"</w:t>
-      </w:r>
-    </w:p>
-    <w:p>
-      <w:pPr/>
-      <w:r>
-        <w:rPr>
-          <w:lang w:val="id_ID" w:bidi="id_ID"/>
-        </w:rPr>
-      </w:r>
-      <w:r>
-        <w:rPr>
-          <w:lang w:val="id_ID" w:bidi="id_ID"/>
-        </w:rPr>
-        <w:t xml:space="preserve">Di sini, frasa </w:t>
-      </w:r>
-      <w:r>
-        <w:rPr>
-          <w:b/>
-          <w:lang w:val="id_ID" w:bidi="id_ID"/>
-        </w:rPr>
-        <w:t>pada segala waktu</w:t>
-      </w:r>
-      <w:r>
-        <w:rPr>
-          <w:lang w:val="id_ID" w:bidi="id_ID"/>
-        </w:rPr>
-        <w:t xml:space="preserve"> dan </w:t>
-      </w:r>
-      <w:r>
-        <w:rPr>
-          <w:b/>
-          <w:lang w:val="id_ID" w:bidi="id_ID"/>
-        </w:rPr>
-        <w:t>dalam segala hal</w:t>
-      </w:r>
-      <w:r>
-        <w:rPr>
-          <w:lang w:val="id_ID" w:bidi="id_ID"/>
-        </w:rPr>
-        <w:t xml:space="preserve"> menunjukkan bahwa Paulus dan rekan-rekannya membuat segala sesuatu </w:t>
-      </w:r>
-      <w:r>
-        <w:rPr>
-          <w:b/>
-          <w:lang w:val="id_ID" w:bidi="id_ID"/>
-        </w:rPr>
-        <w:t>jelas</w:t>
-      </w:r>
-      <w:r>
-        <w:rPr>
-          <w:lang w:val="id_ID" w:bidi="id_ID"/>
-        </w:rPr>
-        <w:t>: (1) dengan segala cara yang mungkin dan dalam semua yang mereka katakan dan lakukan. Terjemahan alternatif: “dengan segala cara ... dalam semua yang kami lakukan” (2) dengan segala cara yang mungkin dan di antara semua orang. Terjemahan alternatif: “dengan segala cara ... di antara semua orang”</w:t>
-      </w:r>
-    </w:p>
-    <w:p>
-      <w:pPr/>
-      <w:r>
-        <w:rPr>
-          <w:lang w:val="id_ID" w:bidi="id_ID"/>
-        </w:rPr>
-      </w:r>
-      <w:r>
-        <w:rPr>
-          <w:lang w:val="id_ID" w:bidi="id_ID"/>
-        </w:rPr>
-        <w:t xml:space="preserve">Lihat: </w:t>
-      </w:r>
-      <w:r>
-        <w:rPr>
-          <w:lang w:val="id_ID" w:bidi="id_ID"/>
-        </w:rPr>
-        <w:t>Hal-Hal yang Dianggap Sudah Diketahui dan Informasi Tersirat</w:t>
-      </w:r>
-      <w:r>
-        <w:rPr>
-          <w:lang w:val="id_ID" w:bidi="id_ID"/>
-        </w:rPr>
-      </w:r>
-      <w:r>
-        <w:rPr>
-          <w:lang w:val="id_ID" w:bidi="id_ID"/>
-        </w:rPr>
-      </w:r>
-    </w:p>
-    <w:p>
-      <w:pPr/>
-      <w:r>
-        <w:rPr>
-          <w:lang w:val="id_ID" w:bidi="id_ID"/>
-        </w:rPr>
-      </w:r>
-    </w:p>
-    <w:p>
-      <w:pPr>
-        <w:pStyle w:val="Heading2"/>
-      </w:pPr>
-      <w:r>
-        <w:rPr>
-          <w:lang w:val="id_ID" w:bidi="id_ID"/>
-        </w:rPr>
-        <w:t>2 Korintus 11:6 (#7)</w:t>
-      </w:r>
-      <w:r>
-        <w:rPr>
-          <w:lang w:val="id_ID" w:bidi="id_ID"/>
-        </w:rPr>
-      </w:r>
-    </w:p>
-    <w:p>
-      <w:pPr/>
-      <w:r>
-        <w:rPr>
-          <w:lang w:val="id_ID" w:bidi="id_ID"/>
-        </w:rPr>
-      </w:r>
-      <w:r>
-        <w:rPr>
-          <w:b/>
-          <w:lang w:val="id_ID" w:bidi="id_ID"/>
-        </w:rPr>
-        <w:t>"telah menyatakannya kepada kamu"</w:t>
-      </w:r>
-    </w:p>
-    <w:p>
-      <w:pPr/>
-      <w:r>
-        <w:rPr>
-          <w:lang w:val="id_ID" w:bidi="id_ID"/>
-        </w:rPr>
-      </w:r>
-      <w:r>
-        <w:rPr>
-          <w:lang w:val="id_ID" w:bidi="id_ID"/>
-        </w:rPr>
-        <w:t xml:space="preserve">Di sini Paulus menyiratkan bahwa yang dia </w:t>
-      </w:r>
-      <w:r>
-        <w:rPr>
-          <w:b/>
-          <w:lang w:val="id_ID" w:bidi="id_ID"/>
-        </w:rPr>
-        <w:t xml:space="preserve">tekankan </w:t>
-      </w:r>
-      <w:r>
-        <w:rPr>
-          <w:lang w:val="id_ID" w:bidi="id_ID"/>
-        </w:rPr>
-        <w:t xml:space="preserve">adalah bahwa dia memiliki </w:t>
-      </w:r>
-      <w:r>
-        <w:rPr>
-          <w:b/>
-          <w:lang w:val="id_ID" w:bidi="id_ID"/>
-        </w:rPr>
-        <w:t>pengetahuan</w:t>
-      </w:r>
-      <w:r>
-        <w:rPr>
-          <w:lang w:val="id_ID" w:bidi="id_ID"/>
-        </w:rPr>
-        <w:t>. Jika ini akan membantu dalam bahasa Anda, Anda bisa membuat ide tersebut lebih eksplisit. Terjemahan alternatif: "telah membuktikan bahwa aku memiliki pengetahuan”</w:t>
-      </w:r>
-    </w:p>
-    <w:p>
-      <w:pPr/>
-      <w:r>
-        <w:rPr>
-          <w:lang w:val="id_ID" w:bidi="id_ID"/>
-        </w:rPr>
-      </w:r>
-      <w:r>
-        <w:rPr>
-          <w:lang w:val="id_ID" w:bidi="id_ID"/>
-        </w:rPr>
-        <w:t xml:space="preserve">Lihat: </w:t>
-      </w:r>
-      <w:r>
-        <w:rPr>
-          <w:lang w:val="id_ID" w:bidi="id_ID"/>
-        </w:rPr>
-        <w:t>Hal-Hal yang Dianggap Sudah Diketahui dan Informasi Tersirat</w:t>
-      </w:r>
-      <w:r>
-        <w:rPr>
-          <w:lang w:val="id_ID" w:bidi="id_ID"/>
-        </w:rPr>
-      </w:r>
-      <w:r>
-        <w:rPr>
-          <w:lang w:val="id_ID" w:bidi="id_ID"/>
-        </w:rPr>
-      </w:r>
-    </w:p>
-    <w:p>
-      <w:pPr/>
-      <w:r>
-        <w:rPr>
-          <w:lang w:val="id_ID" w:bidi="id_ID"/>
-        </w:rPr>
-      </w:r>
-    </w:p>
-    <w:p>
-      <w:pPr>
-        <w:pStyle w:val="Heading2"/>
-      </w:pPr>
-      <w:r>
-        <w:rPr>
-          <w:lang w:val="id_ID" w:bidi="id_ID"/>
-        </w:rPr>
-        <w:t>2 Korintus 11:7 (#1)</w:t>
-      </w:r>
-      <w:r>
-        <w:rPr>
-          <w:lang w:val="id_ID" w:bidi="id_ID"/>
-        </w:rPr>
-      </w:r>
-    </w:p>
-    <w:p>
-      <w:pPr/>
-      <w:r>
-        <w:rPr>
-          <w:lang w:val="id_ID" w:bidi="id_ID"/>
-        </w:rPr>
-      </w:r>
-      <w:r>
-        <w:rPr>
-          <w:b/>
-          <w:lang w:val="id_ID" w:bidi="id_ID"/>
-        </w:rPr>
-        <w:t>"Apakah aku"</w:t>
-      </w:r>
-    </w:p>
-    <w:p>
-      <w:pPr/>
-      <w:r>
-        <w:rPr>
-          <w:lang w:val="id_ID" w:bidi="id_ID"/>
-        </w:rPr>
-      </w:r>
-      <w:r>
-        <w:rPr>
-          <w:lang w:val="id_ID" w:bidi="id_ID"/>
-        </w:rPr>
-        <w:t xml:space="preserve">Frasa </w:t>
-      </w:r>
-      <w:r>
-        <w:rPr>
-          <w:b/>
-          <w:lang w:val="id_ID" w:bidi="id_ID"/>
-        </w:rPr>
-        <w:t>Apakah aku</w:t>
-      </w:r>
-      <w:r>
-        <w:rPr>
-          <w:lang w:val="id_ID" w:bidi="id_ID"/>
-        </w:rPr>
-        <w:t xml:space="preserve"> memperkenalkan alternatif terhadap apa yang Paulus katakan di ayat sebelumnya, di mana ia menyatakan bahwa ia memiliki "pengetahuan" (Lihat: </w:t>
-      </w:r>
-      <w:hyperlink r:id="rId38">
+        <w:t xml:space="preserve">Tetapi </w:t>
+      </w:r>
+      <w:r>
+        <w:rPr>
+          <w:lang w:val="id_ID" w:bidi="id_ID"/>
+        </w:rPr>
+        <w:t xml:space="preserve">memperkenalkan alasan sebenarnya mengapa Paulus tidak membebani jemaat Korintus, berbeda dengan alasan palsu yang ia sangkal di ayat sebelumnya (Lihat: </w:t>
+      </w:r>
+      <w:hyperlink r:id="rId36">
         <w:r>
           <w:rPr>
             <w:lang w:val="id_ID" w:bidi="id_ID"/>
@@ -20947,40 +23415,14 @@
             <w:color w:val="0000EE"/>
             <w:u w:val="single"/>
           </w:rPr>
-          <w:t>11:6</w:t>
+          <w:t>11:11</w:t>
         </w:r>
       </w:hyperlink>
       <w:r>
         <w:rPr>
           <w:lang w:val="id_ID" w:bidi="id_ID"/>
         </w:rPr>
-        <w:t xml:space="preserve">). Dengan frasa </w:t>
-      </w:r>
-      <w:r>
-        <w:rPr>
-          <w:b/>
-          <w:lang w:val="id_ID" w:bidi="id_ID"/>
-        </w:rPr>
-        <w:t>apakah aku</w:t>
-      </w:r>
-      <w:r>
-        <w:rPr>
-          <w:lang w:val="id_ID" w:bidi="id_ID"/>
-        </w:rPr>
-        <w:t xml:space="preserve">, Paulus kemudian memperkenalkan sebuah pertanyaan yang menimbulkan kemungkinan keberatan lain terhadap otoritasnya sebagai rasul: ia tidak meminta bayaran dari mereka untuk mengajarkan mereka. Jika akan membantu dalam bahasa Anda, Anda bisa mengekspresikan kata </w:t>
-      </w:r>
-      <w:r>
-        <w:rPr>
-          <w:b/>
-          <w:lang w:val="id_ID" w:bidi="id_ID"/>
-        </w:rPr>
-        <w:t>apakah</w:t>
-      </w:r>
-      <w:r>
-        <w:rPr>
-          <w:lang w:val="id_ID" w:bidi="id_ID"/>
-        </w:rPr>
-        <w:t xml:space="preserve"> dengan kata yang menandakan kontras atau memberikan alternatif. Terjemahan alternatif: "Tetapi" atau "Namun,"</w:t>
+        <w:t>). Jika dapat membantu dalam bahasa Anda, Anda dapat menggunakan kata atau frasa yang menunjukkan kekontrasan. Terjemahan alternatif: “Sebaliknya,”</w:t>
       </w:r>
     </w:p>
     <w:p>
@@ -21029,54 +23471,54 @@
         <w:rPr>
           <w:lang w:val="id_ID" w:bidi="id_ID"/>
         </w:rPr>
-        <w:t>2 Korintus 11:7 (#2)</w:t>
-      </w:r>
-      <w:r>
-        <w:rPr>
-          <w:lang w:val="id_ID" w:bidi="id_ID"/>
-        </w:rPr>
-      </w:r>
-    </w:p>
-    <w:p>
-      <w:pPr/>
-      <w:r>
-        <w:rPr>
-          <w:lang w:val="id_ID" w:bidi="id_ID"/>
-        </w:rPr>
-      </w:r>
-      <w:r>
-        <w:rPr>
-          <w:b/>
-          <w:lang w:val="id_ID" w:bidi="id_ID"/>
-        </w:rPr>
-        <w:t>"Apakah aku berbuat salah jika aku merendahkan diri untuk meinggikan kamu, karena aku memberitakan Injil Allah kepada kamu dengan cuma-cuma?"</w:t>
-      </w:r>
-    </w:p>
-    <w:p>
-      <w:pPr/>
-      <w:r>
-        <w:rPr>
-          <w:lang w:val="id_ID" w:bidi="id_ID"/>
-        </w:rPr>
-      </w:r>
-      <w:r>
-        <w:rPr>
-          <w:lang w:val="id_ID" w:bidi="id_ID"/>
-        </w:rPr>
-        <w:t xml:space="preserve">Paulus menggunakan bentuk pertanyaan untuk menunjukkan kepada jemaat Korintus bahwa ia tidak </w:t>
-      </w:r>
-      <w:r>
-        <w:rPr>
-          <w:b/>
-          <w:lang w:val="id_ID" w:bidi="id_ID"/>
-        </w:rPr>
-        <w:t>melakukan dosa</w:t>
-      </w:r>
-      <w:r>
-        <w:rPr>
-          <w:lang w:val="id_ID" w:bidi="id_ID"/>
-        </w:rPr>
-        <w:t>. Jika dalam bahasa Anda tidak menggunakan bentuk pertanyaan untuk tujuan ini, Anda dapat menerjemahkannya sebagai pernyataan atau seruan. Terjemahan alternatif: “Namun, aku tentu tidak melakukan dosa dengan merendahkan diri agar kamu ditinggikan, karena aku memberitakan Injil Allah kepada kamu tanpa bayaran!”</w:t>
+        <w:t>2 Korintus 11:12 (#2)</w:t>
+      </w:r>
+      <w:r>
+        <w:rPr>
+          <w:lang w:val="id_ID" w:bidi="id_ID"/>
+        </w:rPr>
+      </w:r>
+    </w:p>
+    <w:p>
+      <w:pPr/>
+      <w:r>
+        <w:rPr>
+          <w:lang w:val="id_ID" w:bidi="id_ID"/>
+        </w:rPr>
+      </w:r>
+      <w:r>
+        <w:rPr>
+          <w:b/>
+          <w:lang w:val="id_ID" w:bidi="id_ID"/>
+        </w:rPr>
+        <w:t>"apa yang kulakukan, akan tetap kulakukan"</w:t>
+      </w:r>
+    </w:p>
+    <w:p>
+      <w:pPr/>
+      <w:r>
+        <w:rPr>
+          <w:lang w:val="id_ID" w:bidi="id_ID"/>
+        </w:rPr>
+      </w:r>
+      <w:r>
+        <w:rPr>
+          <w:lang w:val="id_ID" w:bidi="id_ID"/>
+        </w:rPr>
+        <w:t xml:space="preserve">Di sini, frasa </w:t>
+      </w:r>
+      <w:r>
+        <w:rPr>
+          <w:b/>
+          <w:lang w:val="id_ID" w:bidi="id_ID"/>
+        </w:rPr>
+        <w:t>apa yang aku lakukan</w:t>
+      </w:r>
+      <w:r>
+        <w:rPr>
+          <w:lang w:val="id_ID" w:bidi="id_ID"/>
+        </w:rPr>
+        <w:t xml:space="preserve"> merujuk pada tindakan Paulus yang tidak meminta uang dari jemaat Korintus. Jika dapat membantu dalam bahasa Anda, Anda dapat membuat rujukan untuk frasa ini eksplisit. Terjemahan alternatif: “Aku juga akan terus tidak menerima uang dari kamu” atau “Aku juga akan terus tidak membebani kamu”.</w:t>
       </w:r>
     </w:p>
     <w:p>
@@ -21096,7 +23538,7 @@
         <w:rPr>
           <w:lang w:val="id_ID" w:bidi="id_ID"/>
         </w:rPr>
-        <w:t>Pertanyaan Retoris</w:t>
+        <w:t>Kata Ganti — Kapan Menggunakannya</w:t>
       </w:r>
       <w:r>
         <w:rPr>
@@ -21125,54 +23567,54 @@
         <w:rPr>
           <w:lang w:val="id_ID" w:bidi="id_ID"/>
         </w:rPr>
-        <w:t>2 Korintus 11:7 (#3)</w:t>
-      </w:r>
-      <w:r>
-        <w:rPr>
-          <w:lang w:val="id_ID" w:bidi="id_ID"/>
-        </w:rPr>
-      </w:r>
-    </w:p>
-    <w:p>
-      <w:pPr/>
-      <w:r>
-        <w:rPr>
-          <w:lang w:val="id_ID" w:bidi="id_ID"/>
-        </w:rPr>
-      </w:r>
-      <w:r>
-        <w:rPr>
-          <w:b/>
-          <w:lang w:val="id_ID" w:bidi="id_ID"/>
-        </w:rPr>
-        <w:t>"merendahkan diri"</w:t>
-      </w:r>
-    </w:p>
-    <w:p>
-      <w:pPr/>
-      <w:r>
-        <w:rPr>
-          <w:lang w:val="id_ID" w:bidi="id_ID"/>
-        </w:rPr>
-      </w:r>
-      <w:r>
-        <w:rPr>
-          <w:lang w:val="id_ID" w:bidi="id_ID"/>
-        </w:rPr>
-        <w:t xml:space="preserve">Di sini Paulus merujuk pada bagaimana ia bekerja untuk mencari nafkah bagi dirinya sendiri. Dalam budayanya, ini dianggap sebagai </w:t>
-      </w:r>
-      <w:r>
-        <w:rPr>
-          <w:b/>
-          <w:lang w:val="id_ID" w:bidi="id_ID"/>
-        </w:rPr>
-        <w:t>tindakan merendahkan diri</w:t>
-      </w:r>
-      <w:r>
-        <w:rPr>
-          <w:lang w:val="id_ID" w:bidi="id_ID"/>
-        </w:rPr>
-        <w:t>, karena pembicara dan guru yang baik biasanya tidak perlu melakukan pekerjaan tambahan, sebab mereka akan mendapatkan cukup uang dari orang-orang yang mereka ajar. Jika ini akan membantu dalam bahasa Anda, Anda bisa membuat ide ini lebih eksplisit. Terjemahan alternatif: “merendahkan diri dengan menafkahi diri sendiri”</w:t>
+        <w:t>2 Korintus 11:12 (#3)</w:t>
+      </w:r>
+      <w:r>
+        <w:rPr>
+          <w:lang w:val="id_ID" w:bidi="id_ID"/>
+        </w:rPr>
+      </w:r>
+    </w:p>
+    <w:p>
+      <w:pPr/>
+      <w:r>
+        <w:rPr>
+          <w:lang w:val="id_ID" w:bidi="id_ID"/>
+        </w:rPr>
+      </w:r>
+      <w:r>
+        <w:rPr>
+          <w:b/>
+          <w:lang w:val="id_ID" w:bidi="id_ID"/>
+        </w:rPr>
+        <w:t>"kulakukan untuk mencegah"</w:t>
+      </w:r>
+    </w:p>
+    <w:p>
+      <w:pPr/>
+      <w:r>
+        <w:rPr>
+          <w:lang w:val="id_ID" w:bidi="id_ID"/>
+        </w:rPr>
+      </w:r>
+      <w:r>
+        <w:rPr>
+          <w:lang w:val="id_ID" w:bidi="id_ID"/>
+        </w:rPr>
+        <w:t xml:space="preserve">Di sini Paulus berbicara tentang menghilangkan satu </w:t>
+      </w:r>
+      <w:r>
+        <w:rPr>
+          <w:b/>
+          <w:lang w:val="id_ID" w:bidi="id_ID"/>
+        </w:rPr>
+        <w:t>kesempatan</w:t>
+      </w:r>
+      <w:r>
+        <w:rPr>
+          <w:lang w:val="id_ID" w:bidi="id_ID"/>
+        </w:rPr>
+        <w:t xml:space="preserve"> seolah-olah memotong atau menghancurkan sesuatu. Jika dapat membantu dalam bahasa Anda, Anda dapat menggunakan kiasan atau bahasa biasa yang sepadan. Terjemahan alternatif: “aku dapat mengalahkan” atau “aku dapat menghilangkan”</w:t>
       </w:r>
     </w:p>
     <w:p>
@@ -21192,6 +23634,141 @@
         <w:rPr>
           <w:lang w:val="id_ID" w:bidi="id_ID"/>
         </w:rPr>
+        <w:t>Metafora</w:t>
+      </w:r>
+      <w:r>
+        <w:rPr>
+          <w:lang w:val="id_ID" w:bidi="id_ID"/>
+        </w:rPr>
+      </w:r>
+      <w:r>
+        <w:rPr>
+          <w:lang w:val="id_ID" w:bidi="id_ID"/>
+        </w:rPr>
+      </w:r>
+    </w:p>
+    <w:p>
+      <w:pPr/>
+      <w:r>
+        <w:rPr>
+          <w:lang w:val="id_ID" w:bidi="id_ID"/>
+        </w:rPr>
+      </w:r>
+    </w:p>
+    <w:p>
+      <w:pPr>
+        <w:pStyle w:val="Heading2"/>
+      </w:pPr>
+      <w:r>
+        <w:rPr>
+          <w:lang w:val="id_ID" w:bidi="id_ID"/>
+        </w:rPr>
+        <w:t>2 Korintus 11:12 (#4)</w:t>
+      </w:r>
+      <w:r>
+        <w:rPr>
+          <w:lang w:val="id_ID" w:bidi="id_ID"/>
+        </w:rPr>
+      </w:r>
+    </w:p>
+    <w:p>
+      <w:pPr/>
+      <w:r>
+        <w:rPr>
+          <w:lang w:val="id_ID" w:bidi="id_ID"/>
+        </w:rPr>
+      </w:r>
+      <w:r>
+        <w:rPr>
+          <w:b/>
+          <w:lang w:val="id_ID" w:bidi="id_ID"/>
+        </w:rPr>
+        <w:t>"untuk mencegah mereka yang mencari kesempatan guna menyatakan, bahwa mereka sama dengan kami dalam hal yang dapat dimegahkan"</w:t>
+      </w:r>
+    </w:p>
+    <w:p>
+      <w:pPr/>
+      <w:r>
+        <w:rPr>
+          <w:lang w:val="id_ID" w:bidi="id_ID"/>
+        </w:rPr>
+      </w:r>
+      <w:r>
+        <w:rPr>
+          <w:lang w:val="id_ID" w:bidi="id_ID"/>
+        </w:rPr>
+        <w:t xml:space="preserve">Di sini, kata </w:t>
+      </w:r>
+      <w:r>
+        <w:rPr>
+          <w:b/>
+          <w:lang w:val="id_ID" w:bidi="id_ID"/>
+        </w:rPr>
+        <w:t>kesempatan</w:t>
+      </w:r>
+      <w:r>
+        <w:rPr>
+          <w:lang w:val="id_ID" w:bidi="id_ID"/>
+        </w:rPr>
+        <w:t xml:space="preserve"> merujuk pada peluang atau kemampuan untuk melakukan sesuatu. Paulus menjelaskan apa yang terkait dengan </w:t>
+      </w:r>
+      <w:r>
+        <w:rPr>
+          <w:b/>
+          <w:lang w:val="id_ID" w:bidi="id_ID"/>
+        </w:rPr>
+        <w:t>kesempatan</w:t>
+      </w:r>
+      <w:r>
+        <w:rPr>
+          <w:lang w:val="id_ID" w:bidi="id_ID"/>
+        </w:rPr>
+        <w:t xml:space="preserve"> tersebut dengan menggunakan klausa </w:t>
+      </w:r>
+      <w:r>
+        <w:rPr>
+          <w:b/>
+          <w:lang w:val="id_ID" w:bidi="id_ID"/>
+        </w:rPr>
+        <w:t>agar dalam hal-hal yang mereka banggakan, mereka dapat ditemukan sama seperti kami juga</w:t>
+      </w:r>
+      <w:r>
+        <w:rPr>
+          <w:lang w:val="id_ID" w:bidi="id_ID"/>
+        </w:rPr>
+        <w:t xml:space="preserve">. Gunakan bentuk yang dengan jelas memperkenalkan apa yang terkait dengan </w:t>
+      </w:r>
+      <w:r>
+        <w:rPr>
+          <w:b/>
+          <w:lang w:val="id_ID" w:bidi="id_ID"/>
+        </w:rPr>
+        <w:t>kesempatan</w:t>
+      </w:r>
+      <w:r>
+        <w:rPr>
+          <w:lang w:val="id_ID" w:bidi="id_ID"/>
+        </w:rPr>
+        <w:t xml:space="preserve"> tersebut. Terjemahan alternatif: “setiap kesempatan dari mereka yang menginginkan kesempatan untuk ditemukan sama seperti kami juga dalam hal-hal yang mereka banggakan”</w:t>
+      </w:r>
+    </w:p>
+    <w:p>
+      <w:pPr/>
+      <w:r>
+        <w:rPr>
+          <w:lang w:val="id_ID" w:bidi="id_ID"/>
+        </w:rPr>
+      </w:r>
+      <w:r>
+        <w:rPr>
+          <w:lang w:val="id_ID" w:bidi="id_ID"/>
+        </w:rPr>
+        <w:t xml:space="preserve">Lihat: </w:t>
+      </w:r>
+      <w:r>
+        <w:rPr>
+          <w:lang w:val="id_ID" w:bidi="id_ID"/>
+        </w:rPr>
         <w:t>Hal-Hal yang Dianggap Sudah Diketahui dan Informasi Tersirat</w:t>
       </w:r>
       <w:r>
@@ -21221,41 +23798,54 @@
         <w:rPr>
           <w:lang w:val="id_ID" w:bidi="id_ID"/>
         </w:rPr>
-        <w:t>2 Korintus 11:7 (#4)</w:t>
-      </w:r>
-      <w:r>
-        <w:rPr>
-          <w:lang w:val="id_ID" w:bidi="id_ID"/>
-        </w:rPr>
-      </w:r>
-    </w:p>
-    <w:p>
-      <w:pPr/>
-      <w:r>
-        <w:rPr>
-          <w:lang w:val="id_ID" w:bidi="id_ID"/>
-        </w:rPr>
-      </w:r>
-      <w:r>
-        <w:rPr>
-          <w:b/>
-          <w:lang w:val="id_ID" w:bidi="id_ID"/>
-        </w:rPr>
-        <w:t>"untuk meninggikan kamu"</w:t>
-      </w:r>
-    </w:p>
-    <w:p>
-      <w:pPr/>
-      <w:r>
-        <w:rPr>
-          <w:lang w:val="id_ID" w:bidi="id_ID"/>
-        </w:rPr>
-      </w:r>
-      <w:r>
-        <w:rPr>
-          <w:lang w:val="id_ID" w:bidi="id_ID"/>
-        </w:rPr>
-        <w:t>Jika bahasa Anda tidak menggunakan bentuk pasif ini, Anda dapat menyampaikan ide tersebut dalam bentuk aktif atau dengan cara lain yang alami dalam bahasa Anda. Jika Anda perlu menyebutkan siapa yang melakukan tindakan, jelas dari konteks bahwa itu adalah Paulus. Terjemahan alternatif: "aku bisa meninggikan kamu sendiri"</w:t>
+        <w:t>2 Korintus 11:12 (#5)</w:t>
+      </w:r>
+      <w:r>
+        <w:rPr>
+          <w:lang w:val="id_ID" w:bidi="id_ID"/>
+        </w:rPr>
+      </w:r>
+    </w:p>
+    <w:p>
+      <w:pPr/>
+      <w:r>
+        <w:rPr>
+          <w:lang w:val="id_ID" w:bidi="id_ID"/>
+        </w:rPr>
+      </w:r>
+      <w:r>
+        <w:rPr>
+          <w:b/>
+          <w:lang w:val="id_ID" w:bidi="id_ID"/>
+        </w:rPr>
+        <w:t>"mereka yang mencari kesempatan guna menyatakan"</w:t>
+      </w:r>
+    </w:p>
+    <w:p>
+      <w:pPr/>
+      <w:r>
+        <w:rPr>
+          <w:lang w:val="id_ID" w:bidi="id_ID"/>
+        </w:rPr>
+      </w:r>
+      <w:r>
+        <w:rPr>
+          <w:lang w:val="id_ID" w:bidi="id_ID"/>
+        </w:rPr>
+        <w:t xml:space="preserve">Jika bahasa Anda tidak menggunakan kata benda abstrak untuk ide </w:t>
+      </w:r>
+      <w:r>
+        <w:rPr>
+          <w:b/>
+          <w:lang w:val="id_ID" w:bidi="id_ID"/>
+        </w:rPr>
+        <w:t>kesempatan</w:t>
+      </w:r>
+      <w:r>
+        <w:rPr>
+          <w:lang w:val="id_ID" w:bidi="id_ID"/>
+        </w:rPr>
+        <w:t>, Anda bisa mengungkapkan ide yang sama dengan cara lain. Terjemahan alternatif: "apa yang dikehendaiki oleh sebagian orang untuk terjadi" atau "apa yang diinginkan oleh mereka yang menginginkannya"</w:t>
       </w:r>
     </w:p>
     <w:p>
@@ -21275,6 +23865,172 @@
         <w:rPr>
           <w:lang w:val="id_ID" w:bidi="id_ID"/>
         </w:rPr>
+        <w:t>Kata Benda Abstrak</w:t>
+      </w:r>
+      <w:r>
+        <w:rPr>
+          <w:lang w:val="id_ID" w:bidi="id_ID"/>
+        </w:rPr>
+      </w:r>
+      <w:r>
+        <w:rPr>
+          <w:lang w:val="id_ID" w:bidi="id_ID"/>
+        </w:rPr>
+      </w:r>
+    </w:p>
+    <w:p>
+      <w:pPr/>
+      <w:r>
+        <w:rPr>
+          <w:lang w:val="id_ID" w:bidi="id_ID"/>
+        </w:rPr>
+      </w:r>
+    </w:p>
+    <w:p>
+      <w:pPr>
+        <w:pStyle w:val="Heading2"/>
+      </w:pPr>
+      <w:r>
+        <w:rPr>
+          <w:lang w:val="id_ID" w:bidi="id_ID"/>
+        </w:rPr>
+        <w:t>2 Korintus 11:12 (#6)</w:t>
+      </w:r>
+      <w:r>
+        <w:rPr>
+          <w:lang w:val="id_ID" w:bidi="id_ID"/>
+        </w:rPr>
+      </w:r>
+    </w:p>
+    <w:p>
+      <w:pPr/>
+      <w:r>
+        <w:rPr>
+          <w:lang w:val="id_ID" w:bidi="id_ID"/>
+        </w:rPr>
+      </w:r>
+      <w:r>
+        <w:rPr>
+          <w:b/>
+          <w:lang w:val="id_ID" w:bidi="id_ID"/>
+        </w:rPr>
+        <w:t>"dalam hal yang dapat dimegahkan"</w:t>
+      </w:r>
+    </w:p>
+    <w:p>
+      <w:pPr/>
+      <w:r>
+        <w:rPr>
+          <w:lang w:val="id_ID" w:bidi="id_ID"/>
+        </w:rPr>
+      </w:r>
+      <w:r>
+        <w:rPr>
+          <w:lang w:val="id_ID" w:bidi="id_ID"/>
+        </w:rPr>
+        <w:t>Di sini Paulus secara umum merujuk pada apa pun yang mungkin dibanggakan seseorang. Ia tidak menyebutkan secara spesifik apa yang dibanggakan oleh orang-orang. Jika dapat membantu dalam bahasa Anda, Anda dapat membuat ide ini lebih eksplisit. Terjemahan alternatif: “dalam segala hal yang mereka megahkan”</w:t>
+      </w:r>
+    </w:p>
+    <w:p>
+      <w:pPr/>
+      <w:r>
+        <w:rPr>
+          <w:lang w:val="id_ID" w:bidi="id_ID"/>
+        </w:rPr>
+      </w:r>
+      <w:r>
+        <w:rPr>
+          <w:lang w:val="id_ID" w:bidi="id_ID"/>
+        </w:rPr>
+        <w:t xml:space="preserve">Lihat: </w:t>
+      </w:r>
+      <w:r>
+        <w:rPr>
+          <w:lang w:val="id_ID" w:bidi="id_ID"/>
+        </w:rPr>
+        <w:t>Hal-Hal yang Dianggap Sudah Diketahui dan Informasi Tersirat</w:t>
+      </w:r>
+      <w:r>
+        <w:rPr>
+          <w:lang w:val="id_ID" w:bidi="id_ID"/>
+        </w:rPr>
+      </w:r>
+      <w:r>
+        <w:rPr>
+          <w:lang w:val="id_ID" w:bidi="id_ID"/>
+        </w:rPr>
+      </w:r>
+    </w:p>
+    <w:p>
+      <w:pPr/>
+      <w:r>
+        <w:rPr>
+          <w:lang w:val="id_ID" w:bidi="id_ID"/>
+        </w:rPr>
+      </w:r>
+    </w:p>
+    <w:p>
+      <w:pPr>
+        <w:pStyle w:val="Heading2"/>
+      </w:pPr>
+      <w:r>
+        <w:rPr>
+          <w:lang w:val="id_ID" w:bidi="id_ID"/>
+        </w:rPr>
+        <w:t>2 Korintus 11:12 (#7)</w:t>
+      </w:r>
+      <w:r>
+        <w:rPr>
+          <w:lang w:val="id_ID" w:bidi="id_ID"/>
+        </w:rPr>
+      </w:r>
+    </w:p>
+    <w:p>
+      <w:pPr/>
+      <w:r>
+        <w:rPr>
+          <w:lang w:val="id_ID" w:bidi="id_ID"/>
+        </w:rPr>
+      </w:r>
+      <w:r>
+        <w:rPr>
+          <w:b/>
+          <w:lang w:val="id_ID" w:bidi="id_ID"/>
+        </w:rPr>
+        <w:t>"bahwa mereka sama dengan kami"</w:t>
+      </w:r>
+    </w:p>
+    <w:p>
+      <w:pPr/>
+      <w:r>
+        <w:rPr>
+          <w:lang w:val="id_ID" w:bidi="id_ID"/>
+        </w:rPr>
+      </w:r>
+      <w:r>
+        <w:rPr>
+          <w:lang w:val="id_ID" w:bidi="id_ID"/>
+        </w:rPr>
+        <w:t>Jika bahasa Anda tidak menggunakan bentuk pasif ini, Anda dapat menyampaikan ide tersebut dalam bentuk aktif atau dengan cara lain yang lebih alami dalam bahasa Anda. Jika Anda perlu menyatakan siapa yang melakukan tindakan, Anda dapat menggunakan subjek tak tentu. Terjemahan alternatif: "orang-orang lain dapat menemukan mereka" atau "orang-orang dapat menganggap mereka demikian"</w:t>
+      </w:r>
+    </w:p>
+    <w:p>
+      <w:pPr/>
+      <w:r>
+        <w:rPr>
+          <w:lang w:val="id_ID" w:bidi="id_ID"/>
+        </w:rPr>
+      </w:r>
+      <w:r>
+        <w:rPr>
+          <w:lang w:val="id_ID" w:bidi="id_ID"/>
+        </w:rPr>
+        <w:t xml:space="preserve">Lihat: </w:t>
+      </w:r>
+      <w:r>
+        <w:rPr>
+          <w:lang w:val="id_ID" w:bidi="id_ID"/>
+        </w:rPr>
         <w:t>Aktif atau Pasif</w:t>
       </w:r>
       <w:r>
@@ -21304,1818 +24060,56 @@
         <w:rPr>
           <w:lang w:val="id_ID" w:bidi="id_ID"/>
         </w:rPr>
-        <w:t>2 Korintus 11:7 (#5)</w:t>
-      </w:r>
-      <w:r>
-        <w:rPr>
-          <w:lang w:val="id_ID" w:bidi="id_ID"/>
-        </w:rPr>
-      </w:r>
-    </w:p>
-    <w:p>
-      <w:pPr/>
-      <w:r>
-        <w:rPr>
-          <w:lang w:val="id_ID" w:bidi="id_ID"/>
-        </w:rPr>
-      </w:r>
-      <w:r>
-        <w:rPr>
-          <w:b/>
-          <w:lang w:val="id_ID" w:bidi="id_ID"/>
-        </w:rPr>
-        <w:t>"untuk meninggikan kamu"</w:t>
-      </w:r>
-    </w:p>
-    <w:p>
-      <w:pPr/>
-      <w:r>
-        <w:rPr>
-          <w:lang w:val="id_ID" w:bidi="id_ID"/>
-        </w:rPr>
-      </w:r>
-      <w:r>
-        <w:rPr>
-          <w:lang w:val="id_ID" w:bidi="id_ID"/>
-        </w:rPr>
-        <w:t xml:space="preserve">Di sini, kata yang diterjemahkan sebagai </w:t>
-      </w:r>
-      <w:r>
-        <w:rPr>
-          <w:b/>
-          <w:lang w:val="id_ID" w:bidi="id_ID"/>
-        </w:rPr>
-        <w:t>dirimu sendiri</w:t>
-      </w:r>
-      <w:r>
-        <w:rPr>
-          <w:lang w:val="id_ID" w:bidi="id_ID"/>
-        </w:rPr>
-        <w:t xml:space="preserve"> menekankan </w:t>
-      </w:r>
-      <w:r>
-        <w:rPr>
-          <w:b/>
-          <w:lang w:val="id_ID" w:bidi="id_ID"/>
-        </w:rPr>
-        <w:t>kamu</w:t>
-      </w:r>
-      <w:r>
-        <w:rPr>
-          <w:lang w:val="id_ID" w:bidi="id_ID"/>
-        </w:rPr>
-        <w:t xml:space="preserve">. Pertimbangkan untuk menggunakan cara yang alami untuk menekankan </w:t>
-      </w:r>
-      <w:r>
-        <w:rPr>
-          <w:b/>
-          <w:lang w:val="id_ID" w:bidi="id_ID"/>
-        </w:rPr>
-        <w:t>kamu</w:t>
-      </w:r>
-      <w:r>
-        <w:rPr>
-          <w:lang w:val="id_ID" w:bidi="id_ID"/>
-        </w:rPr>
-        <w:t xml:space="preserve"> dalam bahasa Anda. Alternatif terjemahan: “kamu mungkin ditinggikan” atau “itu adalah kamu yang mungkin ditinggikan”.</w:t>
-      </w:r>
-    </w:p>
-    <w:p>
-      <w:pPr/>
-      <w:r>
-        <w:rPr>
-          <w:lang w:val="id_ID" w:bidi="id_ID"/>
-        </w:rPr>
-      </w:r>
-      <w:r>
-        <w:rPr>
-          <w:lang w:val="id_ID" w:bidi="id_ID"/>
-        </w:rPr>
-        <w:t xml:space="preserve">Lihat: </w:t>
-      </w:r>
-      <w:r>
-        <w:rPr>
-          <w:lang w:val="id_ID" w:bidi="id_ID"/>
-        </w:rPr>
-        <w:t>Kata Ganti Diri Sendiri</w:t>
-      </w:r>
-      <w:r>
-        <w:rPr>
-          <w:lang w:val="id_ID" w:bidi="id_ID"/>
-        </w:rPr>
-      </w:r>
-      <w:r>
-        <w:rPr>
-          <w:lang w:val="id_ID" w:bidi="id_ID"/>
-        </w:rPr>
-      </w:r>
-    </w:p>
-    <w:p>
-      <w:pPr/>
-      <w:r>
-        <w:rPr>
-          <w:lang w:val="id_ID" w:bidi="id_ID"/>
-        </w:rPr>
-      </w:r>
-    </w:p>
-    <w:p>
-      <w:pPr>
-        <w:pStyle w:val="Heading2"/>
-      </w:pPr>
-      <w:r>
-        <w:rPr>
-          <w:lang w:val="id_ID" w:bidi="id_ID"/>
-        </w:rPr>
-        <w:t>2 Korintus 11:7 (#6)</w:t>
-      </w:r>
-      <w:r>
-        <w:rPr>
-          <w:lang w:val="id_ID" w:bidi="id_ID"/>
-        </w:rPr>
-      </w:r>
-    </w:p>
-    <w:p>
-      <w:pPr/>
-      <w:r>
-        <w:rPr>
-          <w:lang w:val="id_ID" w:bidi="id_ID"/>
-        </w:rPr>
-      </w:r>
-      <w:r>
-        <w:rPr>
-          <w:b/>
-          <w:lang w:val="id_ID" w:bidi="id_ID"/>
-        </w:rPr>
-        <w:t>"Injil Allah"</w:t>
-      </w:r>
-    </w:p>
-    <w:p>
-      <w:pPr/>
-      <w:r>
-        <w:rPr>
-          <w:lang w:val="id_ID" w:bidi="id_ID"/>
-        </w:rPr>
-      </w:r>
-      <w:r>
-        <w:rPr>
-          <w:lang w:val="id_ID" w:bidi="id_ID"/>
-        </w:rPr>
-        <w:t xml:space="preserve">Di sini, Paulus menggunakan bentuk kepemilikan untuk menggambarkan </w:t>
-      </w:r>
-      <w:r>
-        <w:rPr>
-          <w:b/>
-          <w:lang w:val="id_ID" w:bidi="id_ID"/>
-        </w:rPr>
-        <w:t>Injil</w:t>
-      </w:r>
-      <w:r>
-        <w:rPr>
-          <w:lang w:val="id_ID" w:bidi="id_ID"/>
-        </w:rPr>
-        <w:t xml:space="preserve"> yang dapat: (1) berasal dari </w:t>
-      </w:r>
-      <w:r>
-        <w:rPr>
-          <w:b/>
-          <w:lang w:val="id_ID" w:bidi="id_ID"/>
-        </w:rPr>
-        <w:t>Allah</w:t>
-      </w:r>
-      <w:r>
-        <w:rPr>
-          <w:lang w:val="id_ID" w:bidi="id_ID"/>
-        </w:rPr>
-        <w:t xml:space="preserve">. Terjemahan alternatif: “Injil yang berasal dari Allah” (2) berasal dari dan mengenai </w:t>
-      </w:r>
-      <w:r>
-        <w:rPr>
-          <w:b/>
-          <w:lang w:val="id_ID" w:bidi="id_ID"/>
-        </w:rPr>
-        <w:t>Allah</w:t>
-      </w:r>
-      <w:r>
-        <w:rPr>
-          <w:lang w:val="id_ID" w:bidi="id_ID"/>
-        </w:rPr>
-        <w:t>. Terjemahan alternatif: “Injil dari Allah dan mengenai Allah”</w:t>
-      </w:r>
-    </w:p>
-    <w:p>
-      <w:pPr/>
-      <w:r>
-        <w:rPr>
-          <w:lang w:val="id_ID" w:bidi="id_ID"/>
-        </w:rPr>
-      </w:r>
-      <w:r>
-        <w:rPr>
-          <w:lang w:val="id_ID" w:bidi="id_ID"/>
-        </w:rPr>
-        <w:t xml:space="preserve">Lihat: </w:t>
-      </w:r>
-      <w:r>
-        <w:rPr>
-          <w:lang w:val="id_ID" w:bidi="id_ID"/>
-        </w:rPr>
-        <w:t>Kepemilikan</w:t>
-      </w:r>
-      <w:r>
-        <w:rPr>
-          <w:lang w:val="id_ID" w:bidi="id_ID"/>
-        </w:rPr>
-      </w:r>
-      <w:r>
-        <w:rPr>
-          <w:lang w:val="id_ID" w:bidi="id_ID"/>
-        </w:rPr>
-      </w:r>
-    </w:p>
-    <w:p>
-      <w:pPr/>
-      <w:r>
-        <w:rPr>
-          <w:lang w:val="id_ID" w:bidi="id_ID"/>
-        </w:rPr>
-      </w:r>
-    </w:p>
-    <w:p>
-      <w:pPr>
-        <w:pStyle w:val="Heading2"/>
-      </w:pPr>
-      <w:r>
-        <w:rPr>
-          <w:lang w:val="id_ID" w:bidi="id_ID"/>
-        </w:rPr>
-        <w:t>2 Korintus 11:8 (#1)</w:t>
-      </w:r>
-      <w:r>
-        <w:rPr>
-          <w:lang w:val="id_ID" w:bidi="id_ID"/>
-        </w:rPr>
-      </w:r>
-    </w:p>
-    <w:p>
-      <w:pPr/>
-      <w:r>
-        <w:rPr>
-          <w:lang w:val="id_ID" w:bidi="id_ID"/>
-        </w:rPr>
-      </w:r>
-      <w:r>
-        <w:rPr>
-          <w:b/>
-          <w:lang w:val="id_ID" w:bidi="id_ID"/>
-        </w:rPr>
-        <w:t>"Jemaat-jemaat lain telah kurampok"</w:t>
-      </w:r>
-    </w:p>
-    <w:p>
-      <w:pPr/>
-      <w:r>
-        <w:rPr>
-          <w:lang w:val="id_ID" w:bidi="id_ID"/>
-        </w:rPr>
-      </w:r>
-      <w:r>
-        <w:rPr>
-          <w:lang w:val="id_ID" w:bidi="id_ID"/>
-        </w:rPr>
-        <w:t xml:space="preserve">Di sini, Paulus merujuk pada penerimaan uang dari </w:t>
-      </w:r>
-      <w:r>
-        <w:rPr>
-          <w:b/>
-          <w:lang w:val="id_ID" w:bidi="id_ID"/>
-        </w:rPr>
-        <w:t>jemaat-jemaat lain</w:t>
-      </w:r>
-      <w:r>
-        <w:rPr>
-          <w:lang w:val="id_ID" w:bidi="id_ID"/>
-        </w:rPr>
-        <w:t xml:space="preserve"> untuk mendukung dirinya saat melayani jemaat Korintus, seolah-olah itu adalah perampokan. Maksudnya adalah bahwa ia menerima uang dari gereja-gereja ini tanpa memberikan imbalan, yang oleh beberapa orang mungkin dianggap sebagai perampokan. Ia menggunakan bahasa yang kuat ini untuk menunjukkan betapa besar pengorbanannya dan </w:t>
-      </w:r>
-      <w:r>
-        <w:rPr>
-          <w:b/>
-          <w:lang w:val="id_ID" w:bidi="id_ID"/>
-        </w:rPr>
-        <w:t>gereja-gereja lain</w:t>
-      </w:r>
-      <w:r>
-        <w:rPr>
-          <w:lang w:val="id_ID" w:bidi="id_ID"/>
-        </w:rPr>
-        <w:t xml:space="preserve"> dalam membantu jemaat Korintus. Jika ini berguna dalam bahasa Anda, Anda bisa menggunakan bentuk yang dengan jelas menunjukkan bahwa Paulus berbicara dari sudut pandang orang lain dan melebih-lebihkan maksudnya. Terjemahan alternatif: “Seolah-olah aku merampok gereja-gereja lain” atau “Beberapa orang mungkin mengatakan bahwa aku merampok gereja-gereja yang lain.”</w:t>
-      </w:r>
-    </w:p>
-    <w:p>
-      <w:pPr/>
-      <w:r>
-        <w:rPr>
-          <w:lang w:val="id_ID" w:bidi="id_ID"/>
-        </w:rPr>
-      </w:r>
-      <w:r>
-        <w:rPr>
-          <w:lang w:val="id_ID" w:bidi="id_ID"/>
-        </w:rPr>
-        <w:t xml:space="preserve">Lihat: </w:t>
-      </w:r>
-      <w:r>
-        <w:rPr>
-          <w:lang w:val="id_ID" w:bidi="id_ID"/>
-        </w:rPr>
-        <w:t>Ironi</w:t>
-      </w:r>
-      <w:r>
-        <w:rPr>
-          <w:lang w:val="id_ID" w:bidi="id_ID"/>
-        </w:rPr>
-      </w:r>
-      <w:r>
-        <w:rPr>
-          <w:lang w:val="id_ID" w:bidi="id_ID"/>
-        </w:rPr>
-      </w:r>
-    </w:p>
-    <w:p>
-      <w:pPr/>
-      <w:r>
-        <w:rPr>
-          <w:lang w:val="id_ID" w:bidi="id_ID"/>
-        </w:rPr>
-      </w:r>
-    </w:p>
-    <w:p>
-      <w:pPr>
-        <w:pStyle w:val="Heading2"/>
-      </w:pPr>
-      <w:r>
-        <w:rPr>
-          <w:lang w:val="id_ID" w:bidi="id_ID"/>
-        </w:rPr>
-        <w:t>2 Korintus 11:8 (#2)</w:t>
-      </w:r>
-      <w:r>
-        <w:rPr>
-          <w:lang w:val="id_ID" w:bidi="id_ID"/>
-        </w:rPr>
-      </w:r>
-    </w:p>
-    <w:p>
-      <w:pPr/>
-      <w:r>
-        <w:rPr>
-          <w:lang w:val="id_ID" w:bidi="id_ID"/>
-        </w:rPr>
-      </w:r>
-      <w:r>
-        <w:rPr>
-          <w:b/>
-          <w:lang w:val="id_ID" w:bidi="id_ID"/>
-        </w:rPr>
-        <w:t>"telah menerima tunjangan dari mereka, supaya aku dapat melayani kamu"</w:t>
-      </w:r>
-    </w:p>
-    <w:p>
-      <w:pPr/>
-      <w:r>
-        <w:rPr>
-          <w:lang w:val="id_ID" w:bidi="id_ID"/>
-        </w:rPr>
-      </w:r>
-      <w:r>
-        <w:rPr>
-          <w:lang w:val="id_ID" w:bidi="id_ID"/>
-        </w:rPr>
-        <w:t xml:space="preserve">Di sini Paulus menyiratkan bahwa </w:t>
-      </w:r>
-      <w:r>
-        <w:rPr>
-          <w:b/>
-          <w:lang w:val="id_ID" w:bidi="id_ID"/>
-        </w:rPr>
-        <w:t>jemaat-jemaat lain</w:t>
-      </w:r>
-      <w:r>
-        <w:rPr>
-          <w:lang w:val="id_ID" w:bidi="id_ID"/>
-        </w:rPr>
-        <w:t xml:space="preserve"> memberikan </w:t>
-      </w:r>
-      <w:r>
-        <w:rPr>
-          <w:b/>
-          <w:lang w:val="id_ID" w:bidi="id_ID"/>
-        </w:rPr>
-        <w:t>tunjangan</w:t>
-      </w:r>
-      <w:r>
-        <w:rPr>
-          <w:lang w:val="id_ID" w:bidi="id_ID"/>
-        </w:rPr>
-        <w:t xml:space="preserve"> kepadanya, tetapi ia menggunakannya untuk melayani jemaat Korintus, bukan gereja-gereja tersebut. Jika lebih membantu dalam bahasa Anda, Anda bisa membuat ide tersebut lebih eksplisit. Terjemahan alternatif: “menerima tunjangan dari mereka tetapi menggunakannya untuk pelayanan kepada kamu”</w:t>
-      </w:r>
-    </w:p>
-    <w:p>
-      <w:pPr/>
-      <w:r>
-        <w:rPr>
-          <w:lang w:val="id_ID" w:bidi="id_ID"/>
-        </w:rPr>
-      </w:r>
-      <w:r>
-        <w:rPr>
-          <w:lang w:val="id_ID" w:bidi="id_ID"/>
-        </w:rPr>
-        <w:t xml:space="preserve">Lihat: </w:t>
-      </w:r>
-      <w:r>
-        <w:rPr>
-          <w:lang w:val="id_ID" w:bidi="id_ID"/>
-        </w:rPr>
-        <w:t>Hal-Hal yang Dianggap Sudah Diketahui dan Informasi Tersirat</w:t>
-      </w:r>
-      <w:r>
-        <w:rPr>
-          <w:lang w:val="id_ID" w:bidi="id_ID"/>
-        </w:rPr>
-      </w:r>
-      <w:r>
-        <w:rPr>
-          <w:lang w:val="id_ID" w:bidi="id_ID"/>
-        </w:rPr>
-      </w:r>
-    </w:p>
-    <w:p>
-      <w:pPr/>
-      <w:r>
-        <w:rPr>
-          <w:lang w:val="id_ID" w:bidi="id_ID"/>
-        </w:rPr>
-      </w:r>
-    </w:p>
-    <w:p>
-      <w:pPr>
-        <w:pStyle w:val="Heading2"/>
-      </w:pPr>
-      <w:r>
-        <w:rPr>
-          <w:lang w:val="id_ID" w:bidi="id_ID"/>
-        </w:rPr>
-        <w:t>2 Korintus 11:9 (#1)</w:t>
-      </w:r>
-      <w:r>
-        <w:rPr>
-          <w:lang w:val="id_ID" w:bidi="id_ID"/>
-        </w:rPr>
-      </w:r>
-    </w:p>
-    <w:p>
-      <w:pPr/>
-      <w:r>
-        <w:rPr>
-          <w:lang w:val="id_ID" w:bidi="id_ID"/>
-        </w:rPr>
-      </w:r>
-      <w:r>
-        <w:rPr>
-          <w:b/>
-          <w:lang w:val="id_ID" w:bidi="id_ID"/>
-        </w:rPr>
-        <w:t>"dalam kekurangan"</w:t>
-      </w:r>
-    </w:p>
-    <w:p>
-      <w:pPr/>
-      <w:r>
-        <w:rPr>
-          <w:lang w:val="id_ID" w:bidi="id_ID"/>
-        </w:rPr>
-      </w:r>
-      <w:r>
-        <w:rPr>
-          <w:lang w:val="id_ID" w:bidi="id_ID"/>
-        </w:rPr>
-        <w:t xml:space="preserve">Di sini Paulus menyiratkan bahwa ia </w:t>
-      </w:r>
-      <w:r>
-        <w:rPr>
-          <w:b/>
-          <w:lang w:val="id_ID" w:bidi="id_ID"/>
-        </w:rPr>
-        <w:t>kekurangan</w:t>
-      </w:r>
-      <w:r>
-        <w:rPr>
-          <w:lang w:val="id_ID" w:bidi="id_ID"/>
-        </w:rPr>
-        <w:t xml:space="preserve"> atau tidak memiliki cukup dari apa yang ia butuhkan untuk hidup, termasuk hal-hal seperti makanan dan pakaian. Jika ini lebih membantu dalam bahasa Anda, Anda bisa membuat ide ini lebih eksplisit. Terjemahan alternatif: “telah kekurangan hal-hal yang diperlukan untuk hidup” atau “telah kekurangan dalam kebutuhan dasar”.</w:t>
-      </w:r>
-    </w:p>
-    <w:p>
-      <w:pPr/>
-      <w:r>
-        <w:rPr>
-          <w:lang w:val="id_ID" w:bidi="id_ID"/>
-        </w:rPr>
-      </w:r>
-      <w:r>
-        <w:rPr>
-          <w:lang w:val="id_ID" w:bidi="id_ID"/>
-        </w:rPr>
-        <w:t xml:space="preserve">Lihat: </w:t>
-      </w:r>
-      <w:r>
-        <w:rPr>
-          <w:lang w:val="id_ID" w:bidi="id_ID"/>
-        </w:rPr>
-        <w:t>Hal-Hal yang Dianggap Sudah Diketahui dan Informasi Tersirat</w:t>
-      </w:r>
-      <w:r>
-        <w:rPr>
-          <w:lang w:val="id_ID" w:bidi="id_ID"/>
-        </w:rPr>
-      </w:r>
-      <w:r>
-        <w:rPr>
-          <w:lang w:val="id_ID" w:bidi="id_ID"/>
-        </w:rPr>
-      </w:r>
-    </w:p>
-    <w:p>
-      <w:pPr/>
-      <w:r>
-        <w:rPr>
-          <w:lang w:val="id_ID" w:bidi="id_ID"/>
-        </w:rPr>
-      </w:r>
-    </w:p>
-    <w:p>
-      <w:pPr>
-        <w:pStyle w:val="Heading2"/>
-      </w:pPr>
-      <w:r>
-        <w:rPr>
-          <w:lang w:val="id_ID" w:bidi="id_ID"/>
-        </w:rPr>
-        <w:t>2 Korintus 11:9 (#2)</w:t>
-      </w:r>
-      <w:r>
-        <w:rPr>
-          <w:lang w:val="id_ID" w:bidi="id_ID"/>
-        </w:rPr>
-      </w:r>
-    </w:p>
-    <w:p>
-      <w:pPr/>
-      <w:r>
-        <w:rPr>
-          <w:lang w:val="id_ID" w:bidi="id_ID"/>
-        </w:rPr>
-      </w:r>
-      <w:r>
-        <w:rPr>
-          <w:b/>
-          <w:lang w:val="id_ID" w:bidi="id_ID"/>
-        </w:rPr>
-        <w:t>"aku tidak menyusahkan"</w:t>
-      </w:r>
-    </w:p>
-    <w:p>
-      <w:pPr/>
-      <w:r>
-        <w:rPr>
-          <w:lang w:val="id_ID" w:bidi="id_ID"/>
-        </w:rPr>
-      </w:r>
-      <w:r>
-        <w:rPr>
-          <w:lang w:val="id_ID" w:bidi="id_ID"/>
-        </w:rPr>
-        <w:t xml:space="preserve">Di sini Paulus berbicara tentang meminta uang seolah-olah itu adalah </w:t>
-      </w:r>
-      <w:r>
-        <w:rPr>
-          <w:b/>
-          <w:lang w:val="id_ID" w:bidi="id_ID"/>
-        </w:rPr>
-        <w:t>beban</w:t>
-      </w:r>
-      <w:r>
-        <w:rPr>
-          <w:lang w:val="id_ID" w:bidi="id_ID"/>
-        </w:rPr>
-        <w:t xml:space="preserve"> berat yang akan dia minta kepada jemaat Korintus untuk menanggungnya. Jika ini lebih membantu dalam bahasa Anda, Anda bisa menggunakan kiasan, majas, atau bahasa sederhana yang mirip. Terjemahan alternatif: “Aku tidak ingin menyusahkan” atau “Aku tidak meminta uang sehingga mengganggu”.</w:t>
-      </w:r>
-    </w:p>
-    <w:p>
-      <w:pPr/>
-      <w:r>
-        <w:rPr>
-          <w:lang w:val="id_ID" w:bidi="id_ID"/>
-        </w:rPr>
-      </w:r>
-      <w:r>
-        <w:rPr>
-          <w:lang w:val="id_ID" w:bidi="id_ID"/>
-        </w:rPr>
-        <w:t xml:space="preserve">Lihat: </w:t>
-      </w:r>
-      <w:r>
-        <w:rPr>
-          <w:lang w:val="id_ID" w:bidi="id_ID"/>
-        </w:rPr>
-        <w:t>Metafora</w:t>
-      </w:r>
-      <w:r>
-        <w:rPr>
-          <w:lang w:val="id_ID" w:bidi="id_ID"/>
-        </w:rPr>
-      </w:r>
-      <w:r>
-        <w:rPr>
-          <w:lang w:val="id_ID" w:bidi="id_ID"/>
-        </w:rPr>
-      </w:r>
-    </w:p>
-    <w:p>
-      <w:pPr/>
-      <w:r>
-        <w:rPr>
-          <w:lang w:val="id_ID" w:bidi="id_ID"/>
-        </w:rPr>
-      </w:r>
-    </w:p>
-    <w:p>
-      <w:pPr>
-        <w:pStyle w:val="Heading2"/>
-      </w:pPr>
-      <w:r>
-        <w:rPr>
-          <w:lang w:val="id_ID" w:bidi="id_ID"/>
-        </w:rPr>
-        <w:t>2 Korintus 11:9 (#3)</w:t>
-      </w:r>
-      <w:r>
-        <w:rPr>
-          <w:lang w:val="id_ID" w:bidi="id_ID"/>
-        </w:rPr>
-      </w:r>
-    </w:p>
-    <w:p>
-      <w:pPr/>
-      <w:r>
-        <w:rPr>
-          <w:lang w:val="id_ID" w:bidi="id_ID"/>
-        </w:rPr>
-      </w:r>
-      <w:r>
-        <w:rPr>
-          <w:b/>
-          <w:lang w:val="id_ID" w:bidi="id_ID"/>
-        </w:rPr>
-        <w:t>"saudara-saudara"</w:t>
-      </w:r>
-    </w:p>
-    <w:p>
-      <w:pPr/>
-      <w:r>
-        <w:rPr>
-          <w:lang w:val="id_ID" w:bidi="id_ID"/>
-        </w:rPr>
-      </w:r>
-      <w:r>
-        <w:rPr>
-          <w:lang w:val="id_ID" w:bidi="id_ID"/>
-        </w:rPr>
-        <w:t xml:space="preserve">Walaupun istilah </w:t>
-      </w:r>
-      <w:r>
-        <w:rPr>
-          <w:b/>
-          <w:lang w:val="id_ID" w:bidi="id_ID"/>
-        </w:rPr>
-        <w:t>saudara</w:t>
-      </w:r>
-      <w:r>
-        <w:rPr>
-          <w:lang w:val="id_ID" w:bidi="id_ID"/>
-        </w:rPr>
-        <w:t xml:space="preserve"> bersifat maskulin, Paulus mungkin tidak hanya merujuk kepada pria. Ada kemungkinan bahwa ia hanya merujuk kepada pria, tetapi ia juga mungkin menyertakan wanita. Jika akan membantu dalam bahasa Anda, Anda dapat menggunakan frasa yang membuat hal ini jelas. Alternatif terjemahan: “saudara kandung” atau “saudara laki-laki dan perempuan”.</w:t>
-      </w:r>
-    </w:p>
-    <w:p>
-      <w:pPr/>
-      <w:r>
-        <w:rPr>
-          <w:lang w:val="id_ID" w:bidi="id_ID"/>
-        </w:rPr>
-      </w:r>
-      <w:r>
-        <w:rPr>
-          <w:lang w:val="id_ID" w:bidi="id_ID"/>
-        </w:rPr>
-        <w:t xml:space="preserve">Lihat: </w:t>
-      </w:r>
-      <w:r>
-        <w:rPr>
-          <w:lang w:val="id_ID" w:bidi="id_ID"/>
-        </w:rPr>
-        <w:t>Ketika Kata Maskulin Mencakup Perempuan</w:t>
-      </w:r>
-      <w:r>
-        <w:rPr>
-          <w:lang w:val="id_ID" w:bidi="id_ID"/>
-        </w:rPr>
-      </w:r>
-      <w:r>
-        <w:rPr>
-          <w:lang w:val="id_ID" w:bidi="id_ID"/>
-        </w:rPr>
-      </w:r>
-    </w:p>
-    <w:p>
-      <w:pPr/>
-      <w:r>
-        <w:rPr>
-          <w:lang w:val="id_ID" w:bidi="id_ID"/>
-        </w:rPr>
-      </w:r>
-    </w:p>
-    <w:p>
-      <w:pPr>
-        <w:pStyle w:val="Heading2"/>
-      </w:pPr>
-      <w:r>
-        <w:rPr>
-          <w:lang w:val="id_ID" w:bidi="id_ID"/>
-        </w:rPr>
-        <w:t>2 Korintus 11:9 (#4)</w:t>
-      </w:r>
-      <w:r>
-        <w:rPr>
-          <w:lang w:val="id_ID" w:bidi="id_ID"/>
-        </w:rPr>
-      </w:r>
-    </w:p>
-    <w:p>
-      <w:pPr/>
-      <w:r>
-        <w:rPr>
-          <w:lang w:val="id_ID" w:bidi="id_ID"/>
-        </w:rPr>
-      </w:r>
-      <w:r>
-        <w:rPr>
-          <w:b/>
-          <w:lang w:val="id_ID" w:bidi="id_ID"/>
-        </w:rPr>
-        <w:t>"saudara-saudara"</w:t>
-      </w:r>
-    </w:p>
-    <w:p>
-      <w:pPr/>
-      <w:r>
-        <w:rPr>
-          <w:lang w:val="id_ID" w:bidi="id_ID"/>
-        </w:rPr>
-      </w:r>
-      <w:r>
-        <w:rPr>
-          <w:lang w:val="id_ID" w:bidi="id_ID"/>
-        </w:rPr>
-        <w:t xml:space="preserve">Paulus menggunakan istilah </w:t>
-      </w:r>
-      <w:r>
-        <w:rPr>
-          <w:b/>
-          <w:lang w:val="id_ID" w:bidi="id_ID"/>
-        </w:rPr>
-        <w:t>saudara-saudara</w:t>
-      </w:r>
-      <w:r>
-        <w:rPr>
-          <w:lang w:val="id_ID" w:bidi="id_ID"/>
-        </w:rPr>
-        <w:t xml:space="preserve"> untuk merujuk pada orang-orang yang memiliki iman yang sama. Jika lebih bermanfaat dalam bahasa Anda, Anda bisa menyatakan maknanya secara jelas. Terjemahan alternatif: “orang-orang percaya”.</w:t>
-      </w:r>
-    </w:p>
-    <w:p>
-      <w:pPr/>
-      <w:r>
-        <w:rPr>
-          <w:lang w:val="id_ID" w:bidi="id_ID"/>
-        </w:rPr>
-      </w:r>
-      <w:r>
-        <w:rPr>
-          <w:lang w:val="id_ID" w:bidi="id_ID"/>
-        </w:rPr>
-        <w:t xml:space="preserve">Lihat: </w:t>
-      </w:r>
-      <w:r>
-        <w:rPr>
-          <w:lang w:val="id_ID" w:bidi="id_ID"/>
-        </w:rPr>
-        <w:t>Metafora</w:t>
-      </w:r>
-      <w:r>
-        <w:rPr>
-          <w:lang w:val="id_ID" w:bidi="id_ID"/>
-        </w:rPr>
-      </w:r>
-      <w:r>
-        <w:rPr>
-          <w:lang w:val="id_ID" w:bidi="id_ID"/>
-        </w:rPr>
-      </w:r>
-    </w:p>
-    <w:p>
-      <w:pPr/>
-      <w:r>
-        <w:rPr>
-          <w:lang w:val="id_ID" w:bidi="id_ID"/>
-        </w:rPr>
-      </w:r>
-    </w:p>
-    <w:p>
-      <w:pPr>
-        <w:pStyle w:val="Heading2"/>
-      </w:pPr>
-      <w:r>
-        <w:rPr>
-          <w:lang w:val="id_ID" w:bidi="id_ID"/>
-        </w:rPr>
-        <w:t>2 Korintus 11:9 (#5)</w:t>
-      </w:r>
-      <w:r>
-        <w:rPr>
-          <w:lang w:val="id_ID" w:bidi="id_ID"/>
-        </w:rPr>
-      </w:r>
-    </w:p>
-    <w:p>
-      <w:pPr/>
-      <w:r>
-        <w:rPr>
-          <w:lang w:val="id_ID" w:bidi="id_ID"/>
-        </w:rPr>
-      </w:r>
-      <w:r>
-        <w:rPr>
-          <w:b/>
-          <w:lang w:val="id_ID" w:bidi="id_ID"/>
-        </w:rPr>
-        <w:t>"aku menjaga diriku supaya jangan menjadi beban bagi kamu"</w:t>
-      </w:r>
-    </w:p>
-    <w:p>
-      <w:pPr/>
-      <w:r>
-        <w:rPr>
-          <w:lang w:val="id_ID" w:bidi="id_ID"/>
-        </w:rPr>
-      </w:r>
-      <w:r>
-        <w:rPr>
-          <w:lang w:val="id_ID" w:bidi="id_ID"/>
-        </w:rPr>
-        <w:t xml:space="preserve">Di sini, seperti pada awal Ayat, </w:t>
-      </w:r>
-      <w:r>
-        <w:rPr>
-          <w:b/>
-          <w:lang w:val="id_ID" w:bidi="id_ID"/>
-        </w:rPr>
-        <w:t>beban</w:t>
-      </w:r>
-      <w:r>
-        <w:rPr>
-          <w:lang w:val="id_ID" w:bidi="id_ID"/>
-        </w:rPr>
-        <w:t xml:space="preserve"> merujuk pada meminta uang. Ungkapkan ide ini seperti yang Anda lakukan di awal ayat. Terjemahan alternatif: "Aku tidak dan tidak akan terus menyusahkanmu" atau "Aku tidak dan tidak akan terus meminta uang sehingga mengganggu kamu"</w:t>
-      </w:r>
-    </w:p>
-    <w:p>
-      <w:pPr/>
-      <w:r>
-        <w:rPr>
-          <w:lang w:val="id_ID" w:bidi="id_ID"/>
-        </w:rPr>
-      </w:r>
-      <w:r>
-        <w:rPr>
-          <w:lang w:val="id_ID" w:bidi="id_ID"/>
-        </w:rPr>
-        <w:t xml:space="preserve">Lihat: </w:t>
-      </w:r>
-      <w:r>
-        <w:rPr>
-          <w:lang w:val="id_ID" w:bidi="id_ID"/>
-        </w:rPr>
-        <w:t>Metafora</w:t>
-      </w:r>
-      <w:r>
-        <w:rPr>
-          <w:lang w:val="id_ID" w:bidi="id_ID"/>
-        </w:rPr>
-      </w:r>
-      <w:r>
-        <w:rPr>
-          <w:lang w:val="id_ID" w:bidi="id_ID"/>
-        </w:rPr>
-      </w:r>
-    </w:p>
-    <w:p>
-      <w:pPr/>
-      <w:r>
-        <w:rPr>
-          <w:lang w:val="id_ID" w:bidi="id_ID"/>
-        </w:rPr>
-      </w:r>
-    </w:p>
-    <w:p>
-      <w:pPr>
-        <w:pStyle w:val="Heading2"/>
-      </w:pPr>
-      <w:r>
-        <w:rPr>
-          <w:lang w:val="id_ID" w:bidi="id_ID"/>
-        </w:rPr>
-        <w:t>2 Korintus 11:9 (#6)</w:t>
-      </w:r>
-      <w:r>
-        <w:rPr>
-          <w:lang w:val="id_ID" w:bidi="id_ID"/>
-        </w:rPr>
-      </w:r>
-    </w:p>
-    <w:p>
-      <w:pPr/>
-      <w:r>
-        <w:rPr>
-          <w:lang w:val="id_ID" w:bidi="id_ID"/>
-        </w:rPr>
-      </w:r>
-      <w:r>
-        <w:rPr>
-          <w:b/>
-          <w:lang w:val="id_ID" w:bidi="id_ID"/>
-        </w:rPr>
-        <w:t>"aku menjaga … dan aku akan tetap berbuat demikian"</w:t>
-      </w:r>
-    </w:p>
-    <w:p>
-      <w:pPr/>
-      <w:r>
-        <w:rPr>
-          <w:lang w:val="id_ID" w:bidi="id_ID"/>
-        </w:rPr>
-      </w:r>
-      <w:r>
-        <w:rPr>
-          <w:lang w:val="id_ID" w:bidi="id_ID"/>
-        </w:rPr>
-        <w:t xml:space="preserve">Di sini, Paulus menunjukkan bahwa ia tidak menjadi </w:t>
-      </w:r>
-      <w:r>
-        <w:rPr>
-          <w:b/>
-          <w:lang w:val="id_ID" w:bidi="id_ID"/>
-        </w:rPr>
-        <w:t>beban</w:t>
-      </w:r>
-      <w:r>
-        <w:rPr>
-          <w:lang w:val="id_ID" w:bidi="id_ID"/>
-        </w:rPr>
-        <w:t xml:space="preserve"> bagi mereka ketika ia mengunjungi mereka di masa lalu, dan ia berjanji bahwa ia tidak akan pernah menjadi </w:t>
-      </w:r>
-      <w:r>
-        <w:rPr>
-          <w:b/>
-          <w:lang w:val="id_ID" w:bidi="id_ID"/>
-        </w:rPr>
-        <w:t>beban</w:t>
-      </w:r>
-      <w:r>
-        <w:rPr>
-          <w:lang w:val="id_ID" w:bidi="id_ID"/>
-        </w:rPr>
-        <w:t xml:space="preserve"> bagi mereka di masa mendatang. Jika ini akan membantu dalam bahasa Anda, Anda bisa menggunakan bentuk yang menyatakan ide ini dengan jelas.Terjemahan alternatif: “Aku telah menjaga dan akan selalu menjaga” atau “di masa lalu aku telah menjaga dan di masa depan akan menjaga”.</w:t>
-      </w:r>
-    </w:p>
-    <w:p>
-      <w:pPr/>
-      <w:r>
-        <w:rPr>
-          <w:lang w:val="id_ID" w:bidi="id_ID"/>
-        </w:rPr>
-      </w:r>
-      <w:r>
-        <w:rPr>
-          <w:lang w:val="id_ID" w:bidi="id_ID"/>
-        </w:rPr>
-        <w:t xml:space="preserve">Lihat: </w:t>
-      </w:r>
-      <w:r>
-        <w:rPr>
-          <w:lang w:val="id_ID" w:bidi="id_ID"/>
-        </w:rPr>
-        <w:t>Hal-Hal yang Dianggap Sudah Diketahui dan Informasi Tersirat</w:t>
-      </w:r>
-      <w:r>
-        <w:rPr>
-          <w:lang w:val="id_ID" w:bidi="id_ID"/>
-        </w:rPr>
-      </w:r>
-      <w:r>
-        <w:rPr>
-          <w:lang w:val="id_ID" w:bidi="id_ID"/>
-        </w:rPr>
-      </w:r>
-    </w:p>
-    <w:p>
-      <w:pPr/>
-      <w:r>
-        <w:rPr>
-          <w:lang w:val="id_ID" w:bidi="id_ID"/>
-        </w:rPr>
-      </w:r>
-    </w:p>
-    <w:p>
-      <w:pPr>
-        <w:pStyle w:val="Heading2"/>
-      </w:pPr>
-      <w:r>
-        <w:rPr>
-          <w:lang w:val="id_ID" w:bidi="id_ID"/>
-        </w:rPr>
-        <w:t>2 Korintus 11:10 (#1)</w:t>
-      </w:r>
-      <w:r>
-        <w:rPr>
-          <w:lang w:val="id_ID" w:bidi="id_ID"/>
-        </w:rPr>
-      </w:r>
-    </w:p>
-    <w:p>
-      <w:pPr/>
-      <w:r>
-        <w:rPr>
-          <w:lang w:val="id_ID" w:bidi="id_ID"/>
-        </w:rPr>
-      </w:r>
-      <w:r>
-        <w:rPr>
-          <w:b/>
-          <w:lang w:val="id_ID" w:bidi="id_ID"/>
-        </w:rPr>
-        <w:t>"kebenaran Kristus di dalam diriku, bahwa"</w:t>
-      </w:r>
-    </w:p>
-    <w:p>
-      <w:pPr/>
-      <w:r>
-        <w:rPr>
-          <w:lang w:val="id_ID" w:bidi="id_ID"/>
-        </w:rPr>
-      </w:r>
-      <w:r>
-        <w:rPr>
-          <w:lang w:val="id_ID" w:bidi="id_ID"/>
-        </w:rPr>
-        <w:t xml:space="preserve">Frasa </w:t>
-      </w:r>
-      <w:r>
-        <w:rPr>
-          <w:b/>
-          <w:lang w:val="id_ID" w:bidi="id_ID"/>
-        </w:rPr>
-        <w:t>kebenaran Kristus di dalam diriku</w:t>
-      </w:r>
-      <w:r>
-        <w:rPr>
-          <w:lang w:val="id_ID" w:bidi="id_ID"/>
-        </w:rPr>
-        <w:t xml:space="preserve"> adalah ungkapan sumpah yang digunakan Paulus untuk menegaskan bahwa apa yang akan ia sampaikan adalah benar. Gunakan cara alami dalam bahasa Anda untuk mengekspresikan sumpah. Terjemahan alternatif: “Sebagaimana kebenaran Kristus ada di dalam diriku,”</w:t>
-      </w:r>
-    </w:p>
-    <w:p>
-      <w:pPr/>
-      <w:r>
-        <w:rPr>
-          <w:lang w:val="id_ID" w:bidi="id_ID"/>
-        </w:rPr>
-      </w:r>
-      <w:r>
-        <w:rPr>
-          <w:lang w:val="id_ID" w:bidi="id_ID"/>
-        </w:rPr>
-        <w:t xml:space="preserve">Lihat: </w:t>
-      </w:r>
-      <w:r>
-        <w:rPr>
-          <w:lang w:val="id_ID" w:bidi="id_ID"/>
-        </w:rPr>
-        <w:t>Rumusan Sumpah</w:t>
-      </w:r>
-      <w:r>
-        <w:rPr>
-          <w:lang w:val="id_ID" w:bidi="id_ID"/>
-        </w:rPr>
-      </w:r>
-      <w:r>
-        <w:rPr>
-          <w:lang w:val="id_ID" w:bidi="id_ID"/>
-        </w:rPr>
-      </w:r>
-    </w:p>
-    <w:p>
-      <w:pPr/>
-      <w:r>
-        <w:rPr>
-          <w:lang w:val="id_ID" w:bidi="id_ID"/>
-        </w:rPr>
-      </w:r>
-    </w:p>
-    <w:p>
-      <w:pPr>
-        <w:pStyle w:val="Heading2"/>
-      </w:pPr>
-      <w:r>
-        <w:rPr>
-          <w:lang w:val="id_ID" w:bidi="id_ID"/>
-        </w:rPr>
-        <w:t>2 Korintus 11:10 (#2)</w:t>
-      </w:r>
-      <w:r>
-        <w:rPr>
-          <w:lang w:val="id_ID" w:bidi="id_ID"/>
-        </w:rPr>
-      </w:r>
-    </w:p>
-    <w:p>
-      <w:pPr/>
-      <w:r>
-        <w:rPr>
-          <w:lang w:val="id_ID" w:bidi="id_ID"/>
-        </w:rPr>
-      </w:r>
-      <w:r>
-        <w:rPr>
-          <w:b/>
-          <w:lang w:val="id_ID" w:bidi="id_ID"/>
-        </w:rPr>
-        <w:t>"kebenaran Kristus ada di dalam diriku"</w:t>
-      </w:r>
-    </w:p>
-    <w:p>
-      <w:pPr/>
-      <w:r>
-        <w:rPr>
-          <w:lang w:val="id_ID" w:bidi="id_ID"/>
-        </w:rPr>
-      </w:r>
-      <w:r>
-        <w:rPr>
-          <w:lang w:val="id_ID" w:bidi="id_ID"/>
-        </w:rPr>
-        <w:t xml:space="preserve">Di sini, Paulus mungkin menggunakan bentuk kepemilikan untuk menunjukkan bahwa: (1) ia jujur seperti </w:t>
-      </w:r>
-      <w:r>
-        <w:rPr>
-          <w:b/>
-          <w:lang w:val="id_ID" w:bidi="id_ID"/>
-        </w:rPr>
-        <w:t>Kristus</w:t>
-      </w:r>
-      <w:r>
-        <w:rPr>
-          <w:lang w:val="id_ID" w:bidi="id_ID"/>
-        </w:rPr>
-        <w:t xml:space="preserve"> yang jujur. Terjemahan alternatif: “Aku jujur, seperti Kristus” (2) ia telah menerima </w:t>
-      </w:r>
-      <w:r>
-        <w:rPr>
-          <w:b/>
-          <w:lang w:val="id_ID" w:bidi="id_ID"/>
-        </w:rPr>
-        <w:t>kebenaran</w:t>
-      </w:r>
-      <w:r>
-        <w:rPr>
-          <w:lang w:val="id_ID" w:bidi="id_ID"/>
-        </w:rPr>
-        <w:t xml:space="preserve"> dari </w:t>
-      </w:r>
-      <w:r>
-        <w:rPr>
-          <w:b/>
-          <w:lang w:val="id_ID" w:bidi="id_ID"/>
-        </w:rPr>
-        <w:t>Kristus</w:t>
-      </w:r>
-      <w:r>
-        <w:rPr>
-          <w:lang w:val="id_ID" w:bidi="id_ID"/>
-        </w:rPr>
-        <w:t xml:space="preserve">. Terjemahan alternatif: “Kebenaran dari Kristus ada dalam diriku” (3) ia berbicara apa yang benar tentang </w:t>
-      </w:r>
-      <w:r>
-        <w:rPr>
-          <w:b/>
-          <w:lang w:val="id_ID" w:bidi="id_ID"/>
-        </w:rPr>
-        <w:t>Kristus</w:t>
-      </w:r>
-      <w:r>
-        <w:rPr>
-          <w:lang w:val="id_ID" w:bidi="id_ID"/>
-        </w:rPr>
-        <w:t>. Terjemahan alternatif: “Kebenaran tentang Kristus ada dalam diriku”</w:t>
-      </w:r>
-    </w:p>
-    <w:p>
-      <w:pPr/>
-      <w:r>
-        <w:rPr>
-          <w:lang w:val="id_ID" w:bidi="id_ID"/>
-        </w:rPr>
-      </w:r>
-      <w:r>
-        <w:rPr>
-          <w:lang w:val="id_ID" w:bidi="id_ID"/>
-        </w:rPr>
-        <w:t xml:space="preserve">Lihat: </w:t>
-      </w:r>
-      <w:r>
-        <w:rPr>
-          <w:lang w:val="id_ID" w:bidi="id_ID"/>
-        </w:rPr>
-        <w:t>Kepemilikan</w:t>
-      </w:r>
-      <w:r>
-        <w:rPr>
-          <w:lang w:val="id_ID" w:bidi="id_ID"/>
-        </w:rPr>
-      </w:r>
-      <w:r>
-        <w:rPr>
-          <w:lang w:val="id_ID" w:bidi="id_ID"/>
-        </w:rPr>
-      </w:r>
-    </w:p>
-    <w:p>
-      <w:pPr/>
-      <w:r>
-        <w:rPr>
-          <w:lang w:val="id_ID" w:bidi="id_ID"/>
-        </w:rPr>
-      </w:r>
-    </w:p>
-    <w:p>
-      <w:pPr>
-        <w:pStyle w:val="Heading2"/>
-      </w:pPr>
-      <w:r>
-        <w:rPr>
-          <w:lang w:val="id_ID" w:bidi="id_ID"/>
-        </w:rPr>
-        <w:t>2 Korintus 11:10 (#3)</w:t>
-      </w:r>
-      <w:r>
-        <w:rPr>
-          <w:lang w:val="id_ID" w:bidi="id_ID"/>
-        </w:rPr>
-      </w:r>
-    </w:p>
-    <w:p>
-      <w:pPr/>
-      <w:r>
-        <w:rPr>
-          <w:lang w:val="id_ID" w:bidi="id_ID"/>
-        </w:rPr>
-      </w:r>
-      <w:r>
-        <w:rPr>
-          <w:b/>
-          <w:lang w:val="id_ID" w:bidi="id_ID"/>
-        </w:rPr>
-        <w:t>"kebenaran Kristus di dalam diriku"</w:t>
-      </w:r>
-    </w:p>
-    <w:p>
-      <w:pPr/>
-      <w:r>
-        <w:rPr>
-          <w:lang w:val="id_ID" w:bidi="id_ID"/>
-        </w:rPr>
-      </w:r>
-      <w:r>
-        <w:rPr>
-          <w:lang w:val="id_ID" w:bidi="id_ID"/>
-        </w:rPr>
-        <w:t xml:space="preserve">Jika bahasa Anda tidak menggunakan kata benda abstrak untuk ide </w:t>
-      </w:r>
-      <w:r>
-        <w:rPr>
-          <w:b/>
-          <w:lang w:val="id_ID" w:bidi="id_ID"/>
-        </w:rPr>
-        <w:t>kebenaran</w:t>
-      </w:r>
-      <w:r>
-        <w:rPr>
-          <w:lang w:val="id_ID" w:bidi="id_ID"/>
-        </w:rPr>
-        <w:t>, Anda dapat menyampaikan ide yang sama dengan cara lain. Terjemahan alternatif: “Aku sama jujurnya dengan Sang Mesias”</w:t>
-      </w:r>
-    </w:p>
-    <w:p>
-      <w:pPr/>
-      <w:r>
-        <w:rPr>
-          <w:lang w:val="id_ID" w:bidi="id_ID"/>
-        </w:rPr>
-      </w:r>
-      <w:r>
-        <w:rPr>
-          <w:lang w:val="id_ID" w:bidi="id_ID"/>
-        </w:rPr>
-        <w:t xml:space="preserve">Lihat: </w:t>
-      </w:r>
-      <w:r>
-        <w:rPr>
-          <w:lang w:val="id_ID" w:bidi="id_ID"/>
-        </w:rPr>
-        <w:t>Kata Benda Abstrak</w:t>
-      </w:r>
-      <w:r>
-        <w:rPr>
-          <w:lang w:val="id_ID" w:bidi="id_ID"/>
-        </w:rPr>
-      </w:r>
-      <w:r>
-        <w:rPr>
-          <w:lang w:val="id_ID" w:bidi="id_ID"/>
-        </w:rPr>
-      </w:r>
-    </w:p>
-    <w:p>
-      <w:pPr/>
-      <w:r>
-        <w:rPr>
-          <w:lang w:val="id_ID" w:bidi="id_ID"/>
-        </w:rPr>
-      </w:r>
-    </w:p>
-    <w:p>
-      <w:pPr>
-        <w:pStyle w:val="Heading2"/>
-      </w:pPr>
-      <w:r>
-        <w:rPr>
-          <w:lang w:val="id_ID" w:bidi="id_ID"/>
-        </w:rPr>
-        <w:t>2 Korintus 11:10 (#4)</w:t>
-      </w:r>
-      <w:r>
-        <w:rPr>
-          <w:lang w:val="id_ID" w:bidi="id_ID"/>
-        </w:rPr>
-      </w:r>
-    </w:p>
-    <w:p>
-      <w:pPr/>
-      <w:r>
-        <w:rPr>
-          <w:lang w:val="id_ID" w:bidi="id_ID"/>
-        </w:rPr>
-      </w:r>
-      <w:r>
-        <w:rPr>
-          <w:b/>
-          <w:lang w:val="id_ID" w:bidi="id_ID"/>
-        </w:rPr>
-        <w:t>"kemegahanku itu"</w:t>
-      </w:r>
-    </w:p>
-    <w:p>
-      <w:pPr/>
-      <w:r>
-        <w:rPr>
-          <w:lang w:val="id_ID" w:bidi="id_ID"/>
-        </w:rPr>
-      </w:r>
-      <w:r>
-        <w:rPr>
-          <w:lang w:val="id_ID" w:bidi="id_ID"/>
-        </w:rPr>
-        <w:t>Di sini Paulus merujuk pada bagaimana ia memegahkan dirinya karena tidak menerima uang dari jemaat Korintus ketika ia memberitakan kabar baik kepada mereka. Jika akan lebih membantu dalam bahasa Anda, Anda bisa membuat ide ini lebih eksplisit. Terjemahan alternatif: “kebanggaan ini tentang bagaimana aku tidak membebani kamu”</w:t>
-      </w:r>
-    </w:p>
-    <w:p>
-      <w:pPr/>
-      <w:r>
-        <w:rPr>
-          <w:lang w:val="id_ID" w:bidi="id_ID"/>
-        </w:rPr>
-      </w:r>
-      <w:r>
-        <w:rPr>
-          <w:lang w:val="id_ID" w:bidi="id_ID"/>
-        </w:rPr>
-        <w:t xml:space="preserve">Lihat: </w:t>
-      </w:r>
-      <w:r>
-        <w:rPr>
-          <w:lang w:val="id_ID" w:bidi="id_ID"/>
-        </w:rPr>
-        <w:t>Hal-Hal yang Dianggap Sudah Diketahui dan Informasi Tersirat</w:t>
-      </w:r>
-      <w:r>
-        <w:rPr>
-          <w:lang w:val="id_ID" w:bidi="id_ID"/>
-        </w:rPr>
-      </w:r>
-      <w:r>
-        <w:rPr>
-          <w:lang w:val="id_ID" w:bidi="id_ID"/>
-        </w:rPr>
-      </w:r>
-    </w:p>
-    <w:p>
-      <w:pPr/>
-      <w:r>
-        <w:rPr>
-          <w:lang w:val="id_ID" w:bidi="id_ID"/>
-        </w:rPr>
-      </w:r>
-    </w:p>
-    <w:p>
-      <w:pPr>
-        <w:pStyle w:val="Heading2"/>
-      </w:pPr>
-      <w:r>
-        <w:rPr>
-          <w:lang w:val="id_ID" w:bidi="id_ID"/>
-        </w:rPr>
-        <w:t>2 Korintus 11:10 (#5)</w:t>
-      </w:r>
-      <w:r>
-        <w:rPr>
-          <w:lang w:val="id_ID" w:bidi="id_ID"/>
-        </w:rPr>
-      </w:r>
-    </w:p>
-    <w:p>
-      <w:pPr/>
-      <w:r>
-        <w:rPr>
-          <w:lang w:val="id_ID" w:bidi="id_ID"/>
-        </w:rPr>
-      </w:r>
-      <w:r>
-        <w:rPr>
-          <w:b/>
-          <w:lang w:val="id_ID" w:bidi="id_ID"/>
-        </w:rPr>
-        <w:t>"tidak akan dirintangi"</w:t>
-      </w:r>
-    </w:p>
-    <w:p>
-      <w:pPr/>
-      <w:r>
-        <w:rPr>
-          <w:lang w:val="id_ID" w:bidi="id_ID"/>
-        </w:rPr>
-      </w:r>
-      <w:r>
-        <w:rPr>
-          <w:lang w:val="id_ID" w:bidi="id_ID"/>
-        </w:rPr>
-        <w:t xml:space="preserve">Di sini Paulus berbicara seolah-olah </w:t>
-      </w:r>
-      <w:r>
-        <w:rPr>
-          <w:b/>
-          <w:lang w:val="id_ID" w:bidi="id_ID"/>
-        </w:rPr>
-        <w:t>membanggakan</w:t>
-      </w:r>
-      <w:r>
-        <w:rPr>
-          <w:lang w:val="id_ID" w:bidi="id_ID"/>
-        </w:rPr>
-        <w:t xml:space="preserve"> dirinya adalah pintu yang </w:t>
-      </w:r>
-      <w:r>
-        <w:rPr>
-          <w:b/>
-          <w:lang w:val="id_ID" w:bidi="id_ID"/>
-        </w:rPr>
-        <w:t>tidak akan tertutup</w:t>
-      </w:r>
-      <w:r>
-        <w:rPr>
-          <w:lang w:val="id_ID" w:bidi="id_ID"/>
-        </w:rPr>
-        <w:t xml:space="preserve"> baginya. Maksudnya adalah tidak ada yang bisa menghalanginya untuk membanggakan diri atau membuktikan bahwa apa yang ia katakan salah. Jika lebih membantu dalam bahasa Anda, Anda bisa menyatakan maknanya secara jelas. Terjemahan alternatif: "aku tidak akan dibungkam" atau "tidak akan terbukti salah".</w:t>
-      </w:r>
-    </w:p>
-    <w:p>
-      <w:pPr/>
-      <w:r>
-        <w:rPr>
-          <w:lang w:val="id_ID" w:bidi="id_ID"/>
-        </w:rPr>
-      </w:r>
-      <w:r>
-        <w:rPr>
-          <w:lang w:val="id_ID" w:bidi="id_ID"/>
-        </w:rPr>
-        <w:t xml:space="preserve">Lihat: </w:t>
-      </w:r>
-      <w:r>
-        <w:rPr>
-          <w:lang w:val="id_ID" w:bidi="id_ID"/>
-        </w:rPr>
-        <w:t>Metafora</w:t>
-      </w:r>
-      <w:r>
-        <w:rPr>
-          <w:lang w:val="id_ID" w:bidi="id_ID"/>
-        </w:rPr>
-      </w:r>
-      <w:r>
-        <w:rPr>
-          <w:lang w:val="id_ID" w:bidi="id_ID"/>
-        </w:rPr>
-      </w:r>
-    </w:p>
-    <w:p>
-      <w:pPr/>
-      <w:r>
-        <w:rPr>
-          <w:lang w:val="id_ID" w:bidi="id_ID"/>
-        </w:rPr>
-      </w:r>
-    </w:p>
-    <w:p>
-      <w:pPr>
-        <w:pStyle w:val="Heading2"/>
-      </w:pPr>
-      <w:r>
-        <w:rPr>
-          <w:lang w:val="id_ID" w:bidi="id_ID"/>
-        </w:rPr>
-        <w:t>2 Korintus 11:10 (#6)</w:t>
-      </w:r>
-      <w:r>
-        <w:rPr>
-          <w:lang w:val="id_ID" w:bidi="id_ID"/>
-        </w:rPr>
-      </w:r>
-    </w:p>
-    <w:p>
-      <w:pPr/>
-      <w:r>
-        <w:rPr>
-          <w:lang w:val="id_ID" w:bidi="id_ID"/>
-        </w:rPr>
-      </w:r>
-      <w:r>
-        <w:rPr>
-          <w:b/>
-          <w:lang w:val="id_ID" w:bidi="id_ID"/>
-        </w:rPr>
-        <w:t>"kemegahanku itu tidak akan dirintangi oleh siapa pun"</w:t>
-      </w:r>
-    </w:p>
-    <w:p>
-      <w:pPr/>
-      <w:r>
-        <w:rPr>
-          <w:lang w:val="id_ID" w:bidi="id_ID"/>
-        </w:rPr>
-      </w:r>
-      <w:r>
-        <w:rPr>
-          <w:lang w:val="id_ID" w:bidi="id_ID"/>
-        </w:rPr>
-        <w:t>Jika bahasa Anda tidak menggunakan bentuk pasif ini, Anda dapat menyampaikan ide tersebut dalam bentuk aktif atau dengan cara lain yang alami dalam bahasa Anda. Terjemahan alternatif: "tidak ada seorang pun dapat menghentikan kemegahan ini terhadap aku"</w:t>
-      </w:r>
-    </w:p>
-    <w:p>
-      <w:pPr/>
-      <w:r>
-        <w:rPr>
-          <w:lang w:val="id_ID" w:bidi="id_ID"/>
-        </w:rPr>
-      </w:r>
-      <w:r>
-        <w:rPr>
-          <w:lang w:val="id_ID" w:bidi="id_ID"/>
-        </w:rPr>
-        <w:t xml:space="preserve">Lihat: </w:t>
-      </w:r>
-      <w:r>
-        <w:rPr>
-          <w:lang w:val="id_ID" w:bidi="id_ID"/>
-        </w:rPr>
-        <w:t>Aktif atau Pasif</w:t>
-      </w:r>
-      <w:r>
-        <w:rPr>
-          <w:lang w:val="id_ID" w:bidi="id_ID"/>
-        </w:rPr>
-      </w:r>
-      <w:r>
-        <w:rPr>
-          <w:lang w:val="id_ID" w:bidi="id_ID"/>
-        </w:rPr>
-      </w:r>
-    </w:p>
-    <w:p>
-      <w:pPr/>
-      <w:r>
-        <w:rPr>
-          <w:lang w:val="id_ID" w:bidi="id_ID"/>
-        </w:rPr>
-      </w:r>
-    </w:p>
-    <w:p>
-      <w:pPr>
-        <w:pStyle w:val="Heading2"/>
-      </w:pPr>
-      <w:r>
-        <w:rPr>
-          <w:lang w:val="id_ID" w:bidi="id_ID"/>
-        </w:rPr>
-        <w:t>2 Korintus 11:10 (#7)</w:t>
-      </w:r>
-      <w:r>
-        <w:rPr>
-          <w:lang w:val="id_ID" w:bidi="id_ID"/>
-        </w:rPr>
-      </w:r>
-    </w:p>
-    <w:p>
-      <w:pPr/>
-      <w:r>
-        <w:rPr>
-          <w:lang w:val="id_ID" w:bidi="id_ID"/>
-        </w:rPr>
-      </w:r>
-      <w:r>
-        <w:rPr>
-          <w:b/>
-          <w:lang w:val="id_ID" w:bidi="id_ID"/>
-        </w:rPr>
-        <w:t>"di daerah-daerah Akhaya"</w:t>
-      </w:r>
-    </w:p>
-    <w:p>
-      <w:pPr/>
-      <w:r>
-        <w:rPr>
-          <w:lang w:val="id_ID" w:bidi="id_ID"/>
-        </w:rPr>
-      </w:r>
-      <w:r>
-        <w:rPr>
-          <w:lang w:val="id_ID" w:bidi="id_ID"/>
-        </w:rPr>
-        <w:t xml:space="preserve">Di sini Paulus merujuk pada </w:t>
-      </w:r>
-      <w:r>
-        <w:rPr>
-          <w:b/>
-          <w:lang w:val="id_ID" w:bidi="id_ID"/>
-        </w:rPr>
-        <w:t>daerah-daerah</w:t>
-      </w:r>
-      <w:r>
-        <w:rPr>
-          <w:lang w:val="id_ID" w:bidi="id_ID"/>
-        </w:rPr>
-        <w:t xml:space="preserve"> yang bersama-sama membentuk provinsi </w:t>
-      </w:r>
-      <w:r>
-        <w:rPr>
-          <w:b/>
-          <w:lang w:val="id_ID" w:bidi="id_ID"/>
-        </w:rPr>
-        <w:t>Akhaya</w:t>
-      </w:r>
-      <w:r>
-        <w:rPr>
-          <w:lang w:val="id_ID" w:bidi="id_ID"/>
-        </w:rPr>
-        <w:t xml:space="preserve">. Ia menyebut </w:t>
-      </w:r>
-      <w:r>
-        <w:rPr>
-          <w:b/>
-          <w:lang w:val="id_ID" w:bidi="id_ID"/>
-        </w:rPr>
-        <w:t>daerah-daerah</w:t>
-      </w:r>
-      <w:r>
-        <w:rPr>
-          <w:lang w:val="id_ID" w:bidi="id_ID"/>
-        </w:rPr>
-        <w:t xml:space="preserve"> untuk menunjukkan bahwa tidak ada tempat di seluruh provinsi di mana seseorang dapat mencegahnya membanggakan diri atau membuktikan bahwa apa yang ia katakan salah. Jika bermanfaat dalam bahasa Anda, Anda bisa membuat ide ini lebih eksplisit. Alternatif terjemahan: “di seluruh Akhaya” atau “di seluruh provinsi Akhaya”.</w:t>
-      </w:r>
-    </w:p>
-    <w:p>
-      <w:pPr/>
-      <w:r>
-        <w:rPr>
-          <w:lang w:val="id_ID" w:bidi="id_ID"/>
-        </w:rPr>
-      </w:r>
-      <w:r>
-        <w:rPr>
-          <w:lang w:val="id_ID" w:bidi="id_ID"/>
-        </w:rPr>
-        <w:t xml:space="preserve">Lihat: </w:t>
-      </w:r>
-      <w:r>
-        <w:rPr>
-          <w:lang w:val="id_ID" w:bidi="id_ID"/>
-        </w:rPr>
-        <w:t>Hal-Hal yang Dianggap Sudah Diketahui dan Informasi Tersirat</w:t>
-      </w:r>
-      <w:r>
-        <w:rPr>
-          <w:lang w:val="id_ID" w:bidi="id_ID"/>
-        </w:rPr>
-      </w:r>
-      <w:r>
-        <w:rPr>
-          <w:lang w:val="id_ID" w:bidi="id_ID"/>
-        </w:rPr>
-      </w:r>
-    </w:p>
-    <w:p>
-      <w:pPr/>
-      <w:r>
-        <w:rPr>
-          <w:lang w:val="id_ID" w:bidi="id_ID"/>
-        </w:rPr>
-      </w:r>
-    </w:p>
-    <w:p>
-      <w:pPr>
-        <w:pStyle w:val="Heading2"/>
-      </w:pPr>
-      <w:r>
-        <w:rPr>
-          <w:lang w:val="id_ID" w:bidi="id_ID"/>
-        </w:rPr>
-        <w:t>2 Korintus 11:11 (#1)</w:t>
-      </w:r>
-      <w:r>
-        <w:rPr>
-          <w:lang w:val="id_ID" w:bidi="id_ID"/>
-        </w:rPr>
-      </w:r>
-    </w:p>
-    <w:p>
-      <w:pPr/>
-      <w:r>
-        <w:rPr>
-          <w:lang w:val="id_ID" w:bidi="id_ID"/>
-        </w:rPr>
-      </w:r>
-      <w:r>
-        <w:rPr>
-          <w:b/>
-          <w:lang w:val="id_ID" w:bidi="id_ID"/>
-        </w:rPr>
-        <w:t>"Mengapa"</w:t>
-      </w:r>
-    </w:p>
-    <w:p>
-      <w:pPr/>
-      <w:r>
-        <w:rPr>
-          <w:lang w:val="id_ID" w:bidi="id_ID"/>
-        </w:rPr>
-      </w:r>
-      <w:r>
-        <w:rPr>
-          <w:lang w:val="id_ID" w:bidi="id_ID"/>
-        </w:rPr>
-        <w:t xml:space="preserve">Di sini Paulus bertanya mengapa ia tidak "membebani" orang-orang Korintus (Lihat: </w:t>
-      </w:r>
-      <w:hyperlink r:id="rId38">
+        <w:t>2 Korintus 11:13 (#1)</w:t>
+      </w:r>
+      <w:r>
+        <w:rPr>
+          <w:lang w:val="id_ID" w:bidi="id_ID"/>
+        </w:rPr>
+      </w:r>
+    </w:p>
+    <w:p>
+      <w:pPr/>
+      <w:r>
+        <w:rPr>
+          <w:lang w:val="id_ID" w:bidi="id_ID"/>
+        </w:rPr>
+      </w:r>
+      <w:r>
+        <w:rPr>
+          <w:b/>
+          <w:lang w:val="id_ID" w:bidi="id_ID"/>
+        </w:rPr>
+        <w:t>"Sebab"</w:t>
+      </w:r>
+    </w:p>
+    <w:p>
+      <w:pPr/>
+      <w:r>
+        <w:rPr>
+          <w:lang w:val="id_ID" w:bidi="id_ID"/>
+        </w:rPr>
+      </w:r>
+      <w:r>
+        <w:rPr>
+          <w:lang w:val="id_ID" w:bidi="id_ID"/>
+        </w:rPr>
+        <w:t xml:space="preserve">Di sini, kata </w:t>
+      </w:r>
+      <w:r>
+        <w:rPr>
+          <w:b/>
+          <w:lang w:val="id_ID" w:bidi="id_ID"/>
+        </w:rPr>
+        <w:t>Sebab</w:t>
+      </w:r>
+      <w:r>
+        <w:rPr>
+          <w:lang w:val="id_ID" w:bidi="id_ID"/>
+        </w:rPr>
+        <w:t xml:space="preserve"> digunakan untuk memperkenalkan penjelasan yang lebih lanjut tentang apa yang Paulus katakan di ayat sebelumnya (</w:t>
+      </w:r>
+      <w:hyperlink r:id="rId36">
         <w:r>
           <w:rPr>
             <w:lang w:val="id_ID" w:bidi="id_ID"/>
@@ -23136,1065 +24130,6 @@
             <w:color w:val="0000EE"/>
             <w:u w:val="single"/>
           </w:rPr>
-          <w:t>11:9</w:t>
-        </w:r>
-      </w:hyperlink>
-      <w:r>
-        <w:rPr>
-          <w:lang w:val="id_ID" w:bidi="id_ID"/>
-        </w:rPr>
-        <w:t>). Jika ini akan membantu dalam bahasa Anda, Anda bisa membuat hubungan ini lebih eksplisit. Terjemahan alternatif: “Mengapa aku tidak membebani kamu?”</w:t>
-      </w:r>
-    </w:p>
-    <w:p>
-      <w:pPr/>
-      <w:r>
-        <w:rPr>
-          <w:lang w:val="id_ID" w:bidi="id_ID"/>
-        </w:rPr>
-      </w:r>
-      <w:r>
-        <w:rPr>
-          <w:lang w:val="id_ID" w:bidi="id_ID"/>
-        </w:rPr>
-        <w:t xml:space="preserve">Lihat: </w:t>
-      </w:r>
-      <w:r>
-        <w:rPr>
-          <w:lang w:val="id_ID" w:bidi="id_ID"/>
-        </w:rPr>
-        <w:t>Hal-Hal yang Dianggap Sudah Diketahui dan Informasi Tersirat</w:t>
-      </w:r>
-      <w:r>
-        <w:rPr>
-          <w:lang w:val="id_ID" w:bidi="id_ID"/>
-        </w:rPr>
-      </w:r>
-      <w:r>
-        <w:rPr>
-          <w:lang w:val="id_ID" w:bidi="id_ID"/>
-        </w:rPr>
-      </w:r>
-    </w:p>
-    <w:p>
-      <w:pPr/>
-      <w:r>
-        <w:rPr>
-          <w:lang w:val="id_ID" w:bidi="id_ID"/>
-        </w:rPr>
-      </w:r>
-    </w:p>
-    <w:p>
-      <w:pPr>
-        <w:pStyle w:val="Heading2"/>
-      </w:pPr>
-      <w:r>
-        <w:rPr>
-          <w:lang w:val="id_ID" w:bidi="id_ID"/>
-        </w:rPr>
-        <w:t>2 Korintus 11:11 (#2)</w:t>
-      </w:r>
-      <w:r>
-        <w:rPr>
-          <w:lang w:val="id_ID" w:bidi="id_ID"/>
-        </w:rPr>
-      </w:r>
-    </w:p>
-    <w:p>
-      <w:pPr/>
-      <w:r>
-        <w:rPr>
-          <w:lang w:val="id_ID" w:bidi="id_ID"/>
-        </w:rPr>
-      </w:r>
-      <w:r>
-        <w:rPr>
-          <w:b/>
-          <w:lang w:val="id_ID" w:bidi="id_ID"/>
-        </w:rPr>
-        <w:t>"Mengapa tidak? Apakah karena aku tidak mengasihi kamu"</w:t>
-      </w:r>
-    </w:p>
-    <w:p>
-      <w:pPr/>
-      <w:r>
-        <w:rPr>
-          <w:lang w:val="id_ID" w:bidi="id_ID"/>
-        </w:rPr>
-      </w:r>
-      <w:r>
-        <w:rPr>
-          <w:lang w:val="id_ID" w:bidi="id_ID"/>
-        </w:rPr>
-        <w:t>Paulus menggunakan bentuk pertanyaan untuk menunjukkan kepada jemaat Korintus bahwa alasannya tidak membebani mereka bukan karena ia tidak mencintai mereka. Jika Anda tidak menggunakan bentuk pertanyaan untuk tujuan ini dalam bahasa Anda, Anda dapat menerjemahkan dua pertanyaan ini sebagai pernyataan atau seruan, atau Anda dapat menggabungkannya menjadi satu pernyataan. Terjemahan alternatif: “Aku memiliki alasan untuk ini. Namun, bukan berarti aku tidak mengasihi kamu!” atau “Alasanku bukan karena aku tidak mengasihi kamu.”</w:t>
-      </w:r>
-    </w:p>
-    <w:p>
-      <w:pPr/>
-      <w:r>
-        <w:rPr>
-          <w:lang w:val="id_ID" w:bidi="id_ID"/>
-        </w:rPr>
-      </w:r>
-      <w:r>
-        <w:rPr>
-          <w:lang w:val="id_ID" w:bidi="id_ID"/>
-        </w:rPr>
-        <w:t xml:space="preserve">Lihat: </w:t>
-      </w:r>
-      <w:r>
-        <w:rPr>
-          <w:lang w:val="id_ID" w:bidi="id_ID"/>
-        </w:rPr>
-        <w:t>Pertanyaan Retoris</w:t>
-      </w:r>
-      <w:r>
-        <w:rPr>
-          <w:lang w:val="id_ID" w:bidi="id_ID"/>
-        </w:rPr>
-      </w:r>
-      <w:r>
-        <w:rPr>
-          <w:lang w:val="id_ID" w:bidi="id_ID"/>
-        </w:rPr>
-      </w:r>
-    </w:p>
-    <w:p>
-      <w:pPr/>
-      <w:r>
-        <w:rPr>
-          <w:lang w:val="id_ID" w:bidi="id_ID"/>
-        </w:rPr>
-      </w:r>
-    </w:p>
-    <w:p>
-      <w:pPr>
-        <w:pStyle w:val="Heading2"/>
-      </w:pPr>
-      <w:r>
-        <w:rPr>
-          <w:lang w:val="id_ID" w:bidi="id_ID"/>
-        </w:rPr>
-        <w:t>2 Korintus 11:11 (#3)</w:t>
-      </w:r>
-      <w:r>
-        <w:rPr>
-          <w:lang w:val="id_ID" w:bidi="id_ID"/>
-        </w:rPr>
-      </w:r>
-    </w:p>
-    <w:p>
-      <w:pPr/>
-      <w:r>
-        <w:rPr>
-          <w:lang w:val="id_ID" w:bidi="id_ID"/>
-        </w:rPr>
-      </w:r>
-      <w:r>
-        <w:rPr>
-          <w:b/>
-          <w:lang w:val="id_ID" w:bidi="id_ID"/>
-        </w:rPr>
-        <w:t>"Allah mengetahuinya"</w:t>
-      </w:r>
-    </w:p>
-    <w:p>
-      <w:pPr/>
-      <w:r>
-        <w:rPr>
-          <w:lang w:val="id_ID" w:bidi="id_ID"/>
-        </w:rPr>
-      </w:r>
-      <w:r>
-        <w:rPr>
-          <w:lang w:val="id_ID" w:bidi="id_ID"/>
-        </w:rPr>
-        <w:t xml:space="preserve">Di sini Paulus menyatakan bahwa </w:t>
-      </w:r>
-      <w:r>
-        <w:rPr>
-          <w:b/>
-          <w:lang w:val="id_ID" w:bidi="id_ID"/>
-        </w:rPr>
-        <w:t>Allah mengetahui</w:t>
-      </w:r>
-      <w:r>
-        <w:rPr>
-          <w:lang w:val="id_ID" w:bidi="id_ID"/>
-        </w:rPr>
-        <w:t xml:space="preserve"> sesuatu. Ia menyiratkan bahwa </w:t>
-      </w:r>
-      <w:r>
-        <w:rPr>
-          <w:b/>
-          <w:lang w:val="id_ID" w:bidi="id_ID"/>
-        </w:rPr>
-        <w:t>Allah mengetahui</w:t>
-      </w:r>
-      <w:r>
-        <w:rPr>
-          <w:lang w:val="id_ID" w:bidi="id_ID"/>
-        </w:rPr>
-        <w:t xml:space="preserve"> bahwa Paulus benar-benar mengasihi jemaat Korintus. Frasa </w:t>
-      </w:r>
-      <w:r>
-        <w:rPr>
-          <w:b/>
-          <w:lang w:val="id_ID" w:bidi="id_ID"/>
-        </w:rPr>
-        <w:t>Allah mengetahui</w:t>
-      </w:r>
-      <w:r>
-        <w:rPr>
-          <w:lang w:val="id_ID" w:bidi="id_ID"/>
-        </w:rPr>
-        <w:t xml:space="preserve"> memperkuat klaim tersebut, karena </w:t>
-      </w:r>
-      <w:r>
-        <w:rPr>
-          <w:b/>
-          <w:lang w:val="id_ID" w:bidi="id_ID"/>
-        </w:rPr>
-        <w:t>Allah</w:t>
-      </w:r>
-      <w:r>
-        <w:rPr>
-          <w:lang w:val="id_ID" w:bidi="id_ID"/>
-        </w:rPr>
-        <w:t xml:space="preserve"> adalah yang dapat membuktikan kebenaran klaim itu. Jika perlu membantu dalam bahasa Anda, Anda dapat membuat ide tersebut lebih eksplisit. Terjemahan alternatif: “Allah sendiri mengetahui bahwa aku mengasihimu” atau “Kamu dapat mengetahui secara pasti bahwa aku mengasihimu, karena Allah mengetahuinya”</w:t>
-      </w:r>
-    </w:p>
-    <w:p>
-      <w:pPr/>
-      <w:r>
-        <w:rPr>
-          <w:lang w:val="id_ID" w:bidi="id_ID"/>
-        </w:rPr>
-      </w:r>
-      <w:r>
-        <w:rPr>
-          <w:lang w:val="id_ID" w:bidi="id_ID"/>
-        </w:rPr>
-        <w:t xml:space="preserve">Lihat: </w:t>
-      </w:r>
-      <w:r>
-        <w:rPr>
-          <w:lang w:val="id_ID" w:bidi="id_ID"/>
-        </w:rPr>
-        <w:t>Hal-Hal yang Dianggap Sudah Diketahui dan Informasi Tersirat</w:t>
-      </w:r>
-      <w:r>
-        <w:rPr>
-          <w:lang w:val="id_ID" w:bidi="id_ID"/>
-        </w:rPr>
-      </w:r>
-      <w:r>
-        <w:rPr>
-          <w:lang w:val="id_ID" w:bidi="id_ID"/>
-        </w:rPr>
-      </w:r>
-    </w:p>
-    <w:p>
-      <w:pPr/>
-      <w:r>
-        <w:rPr>
-          <w:lang w:val="id_ID" w:bidi="id_ID"/>
-        </w:rPr>
-      </w:r>
-    </w:p>
-    <w:p>
-      <w:pPr>
-        <w:pStyle w:val="Heading2"/>
-      </w:pPr>
-      <w:r>
-        <w:rPr>
-          <w:lang w:val="id_ID" w:bidi="id_ID"/>
-        </w:rPr>
-        <w:t>2 Korintus 11:12 (#1)</w:t>
-      </w:r>
-      <w:r>
-        <w:rPr>
-          <w:lang w:val="id_ID" w:bidi="id_ID"/>
-        </w:rPr>
-      </w:r>
-    </w:p>
-    <w:p>
-      <w:pPr/>
-      <w:r>
-        <w:rPr>
-          <w:lang w:val="id_ID" w:bidi="id_ID"/>
-        </w:rPr>
-      </w:r>
-      <w:r>
-        <w:rPr>
-          <w:b/>
-          <w:lang w:val="id_ID" w:bidi="id_ID"/>
-        </w:rPr>
-        <w:t>"Tetapi"</w:t>
-      </w:r>
-    </w:p>
-    <w:p>
-      <w:pPr/>
-      <w:r>
-        <w:rPr>
-          <w:lang w:val="id_ID" w:bidi="id_ID"/>
-        </w:rPr>
-      </w:r>
-      <w:r>
-        <w:rPr>
-          <w:lang w:val="id_ID" w:bidi="id_ID"/>
-        </w:rPr>
-        <w:t xml:space="preserve">Di sini, kata </w:t>
-      </w:r>
-      <w:r>
-        <w:rPr>
-          <w:b/>
-          <w:lang w:val="id_ID" w:bidi="id_ID"/>
-        </w:rPr>
-        <w:t xml:space="preserve">Tetapi </w:t>
-      </w:r>
-      <w:r>
-        <w:rPr>
-          <w:lang w:val="id_ID" w:bidi="id_ID"/>
-        </w:rPr>
-        <w:t xml:space="preserve">memperkenalkan alasan sebenarnya mengapa Paulus tidak membebani jemaat Korintus, berbeda dengan alasan palsu yang ia sangkal di ayat sebelumnya (Lihat: </w:t>
-      </w:r>
-      <w:hyperlink r:id="rId38">
-        <w:r>
-          <w:rPr>
-            <w:lang w:val="id_ID" w:bidi="id_ID"/>
-          </w:rPr>
-          <w:rPr>
-            <w:color w:val="0000EE"/>
-            <w:u w:val="single"/>
-          </w:rPr>
-          <w:t xml:space="preserve">2 Korintus </w:t>
-        </w:r>
-      </w:hyperlink>
-      <w:hyperlink r:id="rId42">
-        <w:r>
-          <w:rPr>
-            <w:lang w:val="id_ID" w:bidi="id_ID"/>
-          </w:rPr>
-          <w:rPr>
-            <w:color w:val="0000EE"/>
-            <w:u w:val="single"/>
-          </w:rPr>
-          <w:t>11:11</w:t>
-        </w:r>
-      </w:hyperlink>
-      <w:r>
-        <w:rPr>
-          <w:lang w:val="id_ID" w:bidi="id_ID"/>
-        </w:rPr>
-        <w:t>). Jika dapat membantu dalam bahasa Anda, Anda dapat menggunakan kata atau frasa yang menunjukkan kekontrasan. Terjemahan alternatif: “Sebaliknya,”</w:t>
-      </w:r>
-    </w:p>
-    <w:p>
-      <w:pPr/>
-      <w:r>
-        <w:rPr>
-          <w:lang w:val="id_ID" w:bidi="id_ID"/>
-        </w:rPr>
-      </w:r>
-      <w:r>
-        <w:rPr>
-          <w:lang w:val="id_ID" w:bidi="id_ID"/>
-        </w:rPr>
-        <w:t xml:space="preserve">Lihat: </w:t>
-      </w:r>
-      <w:r>
-        <w:rPr>
-          <w:lang w:val="id_ID" w:bidi="id_ID"/>
-        </w:rPr>
-        <w:t>Menghubungkan — Hubungan Kontras</w:t>
-      </w:r>
-      <w:r>
-        <w:rPr>
-          <w:lang w:val="id_ID" w:bidi="id_ID"/>
-        </w:rPr>
-      </w:r>
-      <w:r>
-        <w:rPr>
-          <w:lang w:val="id_ID" w:bidi="id_ID"/>
-        </w:rPr>
-      </w:r>
-    </w:p>
-    <w:p>
-      <w:pPr/>
-      <w:r>
-        <w:rPr>
-          <w:lang w:val="id_ID" w:bidi="id_ID"/>
-        </w:rPr>
-      </w:r>
-    </w:p>
-    <w:p>
-      <w:pPr>
-        <w:pStyle w:val="Heading2"/>
-      </w:pPr>
-      <w:r>
-        <w:rPr>
-          <w:lang w:val="id_ID" w:bidi="id_ID"/>
-        </w:rPr>
-        <w:t>2 Korintus 11:12 (#2)</w:t>
-      </w:r>
-      <w:r>
-        <w:rPr>
-          <w:lang w:val="id_ID" w:bidi="id_ID"/>
-        </w:rPr>
-      </w:r>
-    </w:p>
-    <w:p>
-      <w:pPr/>
-      <w:r>
-        <w:rPr>
-          <w:lang w:val="id_ID" w:bidi="id_ID"/>
-        </w:rPr>
-      </w:r>
-      <w:r>
-        <w:rPr>
-          <w:b/>
-          <w:lang w:val="id_ID" w:bidi="id_ID"/>
-        </w:rPr>
-        <w:t>"apa yang kulakukan, akan tetap kulakukan"</w:t>
-      </w:r>
-    </w:p>
-    <w:p>
-      <w:pPr/>
-      <w:r>
-        <w:rPr>
-          <w:lang w:val="id_ID" w:bidi="id_ID"/>
-        </w:rPr>
-      </w:r>
-      <w:r>
-        <w:rPr>
-          <w:lang w:val="id_ID" w:bidi="id_ID"/>
-        </w:rPr>
-        <w:t xml:space="preserve">Di sini, frasa </w:t>
-      </w:r>
-      <w:r>
-        <w:rPr>
-          <w:b/>
-          <w:lang w:val="id_ID" w:bidi="id_ID"/>
-        </w:rPr>
-        <w:t>apa yang aku lakukan</w:t>
-      </w:r>
-      <w:r>
-        <w:rPr>
-          <w:lang w:val="id_ID" w:bidi="id_ID"/>
-        </w:rPr>
-        <w:t xml:space="preserve"> merujuk pada tindakan Paulus yang tidak meminta uang dari jemaat Korintus. Jika dapat membantu dalam bahasa Anda, Anda dapat membuat rujukan untuk frasa ini eksplisit. Terjemahan alternatif: “Aku juga akan terus tidak menerima uang dari kamu” atau “Aku juga akan terus tidak membebani kamu”.</w:t>
-      </w:r>
-    </w:p>
-    <w:p>
-      <w:pPr/>
-      <w:r>
-        <w:rPr>
-          <w:lang w:val="id_ID" w:bidi="id_ID"/>
-        </w:rPr>
-      </w:r>
-      <w:r>
-        <w:rPr>
-          <w:lang w:val="id_ID" w:bidi="id_ID"/>
-        </w:rPr>
-        <w:t xml:space="preserve">Lihat: </w:t>
-      </w:r>
-      <w:r>
-        <w:rPr>
-          <w:lang w:val="id_ID" w:bidi="id_ID"/>
-        </w:rPr>
-        <w:t>Kata Ganti — Kapan Menggunakannya</w:t>
-      </w:r>
-      <w:r>
-        <w:rPr>
-          <w:lang w:val="id_ID" w:bidi="id_ID"/>
-        </w:rPr>
-      </w:r>
-      <w:r>
-        <w:rPr>
-          <w:lang w:val="id_ID" w:bidi="id_ID"/>
-        </w:rPr>
-      </w:r>
-    </w:p>
-    <w:p>
-      <w:pPr/>
-      <w:r>
-        <w:rPr>
-          <w:lang w:val="id_ID" w:bidi="id_ID"/>
-        </w:rPr>
-      </w:r>
-    </w:p>
-    <w:p>
-      <w:pPr>
-        <w:pStyle w:val="Heading2"/>
-      </w:pPr>
-      <w:r>
-        <w:rPr>
-          <w:lang w:val="id_ID" w:bidi="id_ID"/>
-        </w:rPr>
-        <w:t>2 Korintus 11:12 (#3)</w:t>
-      </w:r>
-      <w:r>
-        <w:rPr>
-          <w:lang w:val="id_ID" w:bidi="id_ID"/>
-        </w:rPr>
-      </w:r>
-    </w:p>
-    <w:p>
-      <w:pPr/>
-      <w:r>
-        <w:rPr>
-          <w:lang w:val="id_ID" w:bidi="id_ID"/>
-        </w:rPr>
-      </w:r>
-      <w:r>
-        <w:rPr>
-          <w:b/>
-          <w:lang w:val="id_ID" w:bidi="id_ID"/>
-        </w:rPr>
-        <w:t>"kulakukan untuk mencegah"</w:t>
-      </w:r>
-    </w:p>
-    <w:p>
-      <w:pPr/>
-      <w:r>
-        <w:rPr>
-          <w:lang w:val="id_ID" w:bidi="id_ID"/>
-        </w:rPr>
-      </w:r>
-      <w:r>
-        <w:rPr>
-          <w:lang w:val="id_ID" w:bidi="id_ID"/>
-        </w:rPr>
-        <w:t xml:space="preserve">Di sini Paulus berbicara tentang menghilangkan satu </w:t>
-      </w:r>
-      <w:r>
-        <w:rPr>
-          <w:b/>
-          <w:lang w:val="id_ID" w:bidi="id_ID"/>
-        </w:rPr>
-        <w:t>kesempatan</w:t>
-      </w:r>
-      <w:r>
-        <w:rPr>
-          <w:lang w:val="id_ID" w:bidi="id_ID"/>
-        </w:rPr>
-        <w:t xml:space="preserve"> seolah-olah memotong atau menghancurkan sesuatu. Jika dapat membantu dalam bahasa Anda, Anda dapat menggunakan kiasan atau bahasa biasa yang sepadan. Terjemahan alternatif: “aku dapat mengalahkan” atau “aku dapat menghilangkan”</w:t>
-      </w:r>
-    </w:p>
-    <w:p>
-      <w:pPr/>
-      <w:r>
-        <w:rPr>
-          <w:lang w:val="id_ID" w:bidi="id_ID"/>
-        </w:rPr>
-      </w:r>
-      <w:r>
-        <w:rPr>
-          <w:lang w:val="id_ID" w:bidi="id_ID"/>
-        </w:rPr>
-        <w:t xml:space="preserve">Lihat: </w:t>
-      </w:r>
-      <w:r>
-        <w:rPr>
-          <w:lang w:val="id_ID" w:bidi="id_ID"/>
-        </w:rPr>
-        <w:t>Metafora</w:t>
-      </w:r>
-      <w:r>
-        <w:rPr>
-          <w:lang w:val="id_ID" w:bidi="id_ID"/>
-        </w:rPr>
-      </w:r>
-      <w:r>
-        <w:rPr>
-          <w:lang w:val="id_ID" w:bidi="id_ID"/>
-        </w:rPr>
-      </w:r>
-    </w:p>
-    <w:p>
-      <w:pPr/>
-      <w:r>
-        <w:rPr>
-          <w:lang w:val="id_ID" w:bidi="id_ID"/>
-        </w:rPr>
-      </w:r>
-    </w:p>
-    <w:p>
-      <w:pPr>
-        <w:pStyle w:val="Heading2"/>
-      </w:pPr>
-      <w:r>
-        <w:rPr>
-          <w:lang w:val="id_ID" w:bidi="id_ID"/>
-        </w:rPr>
-        <w:t>2 Korintus 11:12 (#4)</w:t>
-      </w:r>
-      <w:r>
-        <w:rPr>
-          <w:lang w:val="id_ID" w:bidi="id_ID"/>
-        </w:rPr>
-      </w:r>
-    </w:p>
-    <w:p>
-      <w:pPr/>
-      <w:r>
-        <w:rPr>
-          <w:lang w:val="id_ID" w:bidi="id_ID"/>
-        </w:rPr>
-      </w:r>
-      <w:r>
-        <w:rPr>
-          <w:b/>
-          <w:lang w:val="id_ID" w:bidi="id_ID"/>
-        </w:rPr>
-        <w:t>"untuk mencegah mereka yang mencari kesempatan guna menyatakan, bahwa mereka sama dengan kami dalam hal yang dapat dimegahkan"</w:t>
-      </w:r>
-    </w:p>
-    <w:p>
-      <w:pPr/>
-      <w:r>
-        <w:rPr>
-          <w:lang w:val="id_ID" w:bidi="id_ID"/>
-        </w:rPr>
-      </w:r>
-      <w:r>
-        <w:rPr>
-          <w:lang w:val="id_ID" w:bidi="id_ID"/>
-        </w:rPr>
-        <w:t xml:space="preserve">Di sini, kata </w:t>
-      </w:r>
-      <w:r>
-        <w:rPr>
-          <w:b/>
-          <w:lang w:val="id_ID" w:bidi="id_ID"/>
-        </w:rPr>
-        <w:t>kesempatan</w:t>
-      </w:r>
-      <w:r>
-        <w:rPr>
-          <w:lang w:val="id_ID" w:bidi="id_ID"/>
-        </w:rPr>
-        <w:t xml:space="preserve"> merujuk pada peluang atau kemampuan untuk melakukan sesuatu. Paulus menjelaskan apa yang terkait dengan </w:t>
-      </w:r>
-      <w:r>
-        <w:rPr>
-          <w:b/>
-          <w:lang w:val="id_ID" w:bidi="id_ID"/>
-        </w:rPr>
-        <w:t>kesempatan</w:t>
-      </w:r>
-      <w:r>
-        <w:rPr>
-          <w:lang w:val="id_ID" w:bidi="id_ID"/>
-        </w:rPr>
-        <w:t xml:space="preserve"> tersebut dengan menggunakan klausa </w:t>
-      </w:r>
-      <w:r>
-        <w:rPr>
-          <w:b/>
-          <w:lang w:val="id_ID" w:bidi="id_ID"/>
-        </w:rPr>
-        <w:t>agar dalam hal-hal yang mereka banggakan, mereka dapat ditemukan sama seperti kami juga</w:t>
-      </w:r>
-      <w:r>
-        <w:rPr>
-          <w:lang w:val="id_ID" w:bidi="id_ID"/>
-        </w:rPr>
-        <w:t xml:space="preserve">. Gunakan bentuk yang dengan jelas memperkenalkan apa yang terkait dengan </w:t>
-      </w:r>
-      <w:r>
-        <w:rPr>
-          <w:b/>
-          <w:lang w:val="id_ID" w:bidi="id_ID"/>
-        </w:rPr>
-        <w:t>kesempatan</w:t>
-      </w:r>
-      <w:r>
-        <w:rPr>
-          <w:lang w:val="id_ID" w:bidi="id_ID"/>
-        </w:rPr>
-        <w:t xml:space="preserve"> tersebut. Terjemahan alternatif: “setiap kesempatan dari mereka yang menginginkan kesempatan untuk ditemukan sama seperti kami juga dalam hal-hal yang mereka banggakan”</w:t>
-      </w:r>
-    </w:p>
-    <w:p>
-      <w:pPr/>
-      <w:r>
-        <w:rPr>
-          <w:lang w:val="id_ID" w:bidi="id_ID"/>
-        </w:rPr>
-      </w:r>
-      <w:r>
-        <w:rPr>
-          <w:lang w:val="id_ID" w:bidi="id_ID"/>
-        </w:rPr>
-        <w:t xml:space="preserve">Lihat: </w:t>
-      </w:r>
-      <w:r>
-        <w:rPr>
-          <w:lang w:val="id_ID" w:bidi="id_ID"/>
-        </w:rPr>
-        <w:t>Hal-Hal yang Dianggap Sudah Diketahui dan Informasi Tersirat</w:t>
-      </w:r>
-      <w:r>
-        <w:rPr>
-          <w:lang w:val="id_ID" w:bidi="id_ID"/>
-        </w:rPr>
-      </w:r>
-      <w:r>
-        <w:rPr>
-          <w:lang w:val="id_ID" w:bidi="id_ID"/>
-        </w:rPr>
-      </w:r>
-    </w:p>
-    <w:p>
-      <w:pPr/>
-      <w:r>
-        <w:rPr>
-          <w:lang w:val="id_ID" w:bidi="id_ID"/>
-        </w:rPr>
-      </w:r>
-    </w:p>
-    <w:p>
-      <w:pPr>
-        <w:pStyle w:val="Heading2"/>
-      </w:pPr>
-      <w:r>
-        <w:rPr>
-          <w:lang w:val="id_ID" w:bidi="id_ID"/>
-        </w:rPr>
-        <w:t>2 Korintus 11:12 (#5)</w:t>
-      </w:r>
-      <w:r>
-        <w:rPr>
-          <w:lang w:val="id_ID" w:bidi="id_ID"/>
-        </w:rPr>
-      </w:r>
-    </w:p>
-    <w:p>
-      <w:pPr/>
-      <w:r>
-        <w:rPr>
-          <w:lang w:val="id_ID" w:bidi="id_ID"/>
-        </w:rPr>
-      </w:r>
-      <w:r>
-        <w:rPr>
-          <w:b/>
-          <w:lang w:val="id_ID" w:bidi="id_ID"/>
-        </w:rPr>
-        <w:t>"mereka yang mencari kesempatan guna menyatakan"</w:t>
-      </w:r>
-    </w:p>
-    <w:p>
-      <w:pPr/>
-      <w:r>
-        <w:rPr>
-          <w:lang w:val="id_ID" w:bidi="id_ID"/>
-        </w:rPr>
-      </w:r>
-      <w:r>
-        <w:rPr>
-          <w:lang w:val="id_ID" w:bidi="id_ID"/>
-        </w:rPr>
-        <w:t xml:space="preserve">Jika bahasa Anda tidak menggunakan kata benda abstrak untuk ide </w:t>
-      </w:r>
-      <w:r>
-        <w:rPr>
-          <w:b/>
-          <w:lang w:val="id_ID" w:bidi="id_ID"/>
-        </w:rPr>
-        <w:t>kesempatan</w:t>
-      </w:r>
-      <w:r>
-        <w:rPr>
-          <w:lang w:val="id_ID" w:bidi="id_ID"/>
-        </w:rPr>
-        <w:t>, Anda bisa mengungkapkan ide yang sama dengan cara lain. Terjemahan alternatif: "apa yang dikehendaiki oleh sebagian orang untuk terjadi" atau "apa yang diinginkan oleh mereka yang menginginkannya"</w:t>
-      </w:r>
-    </w:p>
-    <w:p>
-      <w:pPr/>
-      <w:r>
-        <w:rPr>
-          <w:lang w:val="id_ID" w:bidi="id_ID"/>
-        </w:rPr>
-      </w:r>
-      <w:r>
-        <w:rPr>
-          <w:lang w:val="id_ID" w:bidi="id_ID"/>
-        </w:rPr>
-        <w:t xml:space="preserve">Lihat: </w:t>
-      </w:r>
-      <w:r>
-        <w:rPr>
-          <w:lang w:val="id_ID" w:bidi="id_ID"/>
-        </w:rPr>
-        <w:t>Kata Benda Abstrak</w:t>
-      </w:r>
-      <w:r>
-        <w:rPr>
-          <w:lang w:val="id_ID" w:bidi="id_ID"/>
-        </w:rPr>
-      </w:r>
-      <w:r>
-        <w:rPr>
-          <w:lang w:val="id_ID" w:bidi="id_ID"/>
-        </w:rPr>
-      </w:r>
-    </w:p>
-    <w:p>
-      <w:pPr/>
-      <w:r>
-        <w:rPr>
-          <w:lang w:val="id_ID" w:bidi="id_ID"/>
-        </w:rPr>
-      </w:r>
-    </w:p>
-    <w:p>
-      <w:pPr>
-        <w:pStyle w:val="Heading2"/>
-      </w:pPr>
-      <w:r>
-        <w:rPr>
-          <w:lang w:val="id_ID" w:bidi="id_ID"/>
-        </w:rPr>
-        <w:t>2 Korintus 11:12 (#6)</w:t>
-      </w:r>
-      <w:r>
-        <w:rPr>
-          <w:lang w:val="id_ID" w:bidi="id_ID"/>
-        </w:rPr>
-      </w:r>
-    </w:p>
-    <w:p>
-      <w:pPr/>
-      <w:r>
-        <w:rPr>
-          <w:lang w:val="id_ID" w:bidi="id_ID"/>
-        </w:rPr>
-      </w:r>
-      <w:r>
-        <w:rPr>
-          <w:b/>
-          <w:lang w:val="id_ID" w:bidi="id_ID"/>
-        </w:rPr>
-        <w:t>"dalam hal yang dapat dimegahkan"</w:t>
-      </w:r>
-    </w:p>
-    <w:p>
-      <w:pPr/>
-      <w:r>
-        <w:rPr>
-          <w:lang w:val="id_ID" w:bidi="id_ID"/>
-        </w:rPr>
-      </w:r>
-      <w:r>
-        <w:rPr>
-          <w:lang w:val="id_ID" w:bidi="id_ID"/>
-        </w:rPr>
-        <w:t>Di sini Paulus secara umum merujuk pada apa pun yang mungkin dibanggakan seseorang. Ia tidak menyebutkan secara spesifik apa yang dibanggakan oleh orang-orang. Jika dapat membantu dalam bahasa Anda, Anda dapat membuat ide ini lebih eksplisit. Terjemahan alternatif: “dalam segala hal yang mereka megahkan”</w:t>
-      </w:r>
-    </w:p>
-    <w:p>
-      <w:pPr/>
-      <w:r>
-        <w:rPr>
-          <w:lang w:val="id_ID" w:bidi="id_ID"/>
-        </w:rPr>
-      </w:r>
-      <w:r>
-        <w:rPr>
-          <w:lang w:val="id_ID" w:bidi="id_ID"/>
-        </w:rPr>
-        <w:t xml:space="preserve">Lihat: </w:t>
-      </w:r>
-      <w:r>
-        <w:rPr>
-          <w:lang w:val="id_ID" w:bidi="id_ID"/>
-        </w:rPr>
-        <w:t>Hal-Hal yang Dianggap Sudah Diketahui dan Informasi Tersirat</w:t>
-      </w:r>
-      <w:r>
-        <w:rPr>
-          <w:lang w:val="id_ID" w:bidi="id_ID"/>
-        </w:rPr>
-      </w:r>
-      <w:r>
-        <w:rPr>
-          <w:lang w:val="id_ID" w:bidi="id_ID"/>
-        </w:rPr>
-      </w:r>
-    </w:p>
-    <w:p>
-      <w:pPr/>
-      <w:r>
-        <w:rPr>
-          <w:lang w:val="id_ID" w:bidi="id_ID"/>
-        </w:rPr>
-      </w:r>
-    </w:p>
-    <w:p>
-      <w:pPr>
-        <w:pStyle w:val="Heading2"/>
-      </w:pPr>
-      <w:r>
-        <w:rPr>
-          <w:lang w:val="id_ID" w:bidi="id_ID"/>
-        </w:rPr>
-        <w:t>2 Korintus 11:12 (#7)</w:t>
-      </w:r>
-      <w:r>
-        <w:rPr>
-          <w:lang w:val="id_ID" w:bidi="id_ID"/>
-        </w:rPr>
-      </w:r>
-    </w:p>
-    <w:p>
-      <w:pPr/>
-      <w:r>
-        <w:rPr>
-          <w:lang w:val="id_ID" w:bidi="id_ID"/>
-        </w:rPr>
-      </w:r>
-      <w:r>
-        <w:rPr>
-          <w:b/>
-          <w:lang w:val="id_ID" w:bidi="id_ID"/>
-        </w:rPr>
-        <w:t>"bahwa mereka sama dengan kami"</w:t>
-      </w:r>
-    </w:p>
-    <w:p>
-      <w:pPr/>
-      <w:r>
-        <w:rPr>
-          <w:lang w:val="id_ID" w:bidi="id_ID"/>
-        </w:rPr>
-      </w:r>
-      <w:r>
-        <w:rPr>
-          <w:lang w:val="id_ID" w:bidi="id_ID"/>
-        </w:rPr>
-        <w:t>Jika bahasa Anda tidak menggunakan bentuk pasif ini, Anda dapat menyampaikan ide tersebut dalam bentuk aktif atau dengan cara lain yang lebih alami dalam bahasa Anda. Jika Anda perlu menyatakan siapa yang melakukan tindakan, Anda dapat menggunakan subjek tak tentu. Terjemahan alternatif: "orang-orang lain dapat menemukan mereka" atau "orang-orang dapat menganggap mereka demikian"</w:t>
-      </w:r>
-    </w:p>
-    <w:p>
-      <w:pPr/>
-      <w:r>
-        <w:rPr>
-          <w:lang w:val="id_ID" w:bidi="id_ID"/>
-        </w:rPr>
-      </w:r>
-      <w:r>
-        <w:rPr>
-          <w:lang w:val="id_ID" w:bidi="id_ID"/>
-        </w:rPr>
-        <w:t xml:space="preserve">Lihat: </w:t>
-      </w:r>
-      <w:r>
-        <w:rPr>
-          <w:lang w:val="id_ID" w:bidi="id_ID"/>
-        </w:rPr>
-        <w:t>Aktif atau Pasif</w:t>
-      </w:r>
-      <w:r>
-        <w:rPr>
-          <w:lang w:val="id_ID" w:bidi="id_ID"/>
-        </w:rPr>
-      </w:r>
-      <w:r>
-        <w:rPr>
-          <w:lang w:val="id_ID" w:bidi="id_ID"/>
-        </w:rPr>
-      </w:r>
-    </w:p>
-    <w:p>
-      <w:pPr/>
-      <w:r>
-        <w:rPr>
-          <w:lang w:val="id_ID" w:bidi="id_ID"/>
-        </w:rPr>
-      </w:r>
-    </w:p>
-    <w:p>
-      <w:pPr>
-        <w:pStyle w:val="Heading2"/>
-      </w:pPr>
-      <w:r>
-        <w:rPr>
-          <w:lang w:val="id_ID" w:bidi="id_ID"/>
-        </w:rPr>
-        <w:t>2 Korintus 11:13 (#1)</w:t>
-      </w:r>
-      <w:r>
-        <w:rPr>
-          <w:lang w:val="id_ID" w:bidi="id_ID"/>
-        </w:rPr>
-      </w:r>
-    </w:p>
-    <w:p>
-      <w:pPr/>
-      <w:r>
-        <w:rPr>
-          <w:lang w:val="id_ID" w:bidi="id_ID"/>
-        </w:rPr>
-      </w:r>
-      <w:r>
-        <w:rPr>
-          <w:b/>
-          <w:lang w:val="id_ID" w:bidi="id_ID"/>
-        </w:rPr>
-        <w:t>"Sebab"</w:t>
-      </w:r>
-    </w:p>
-    <w:p>
-      <w:pPr/>
-      <w:r>
-        <w:rPr>
-          <w:lang w:val="id_ID" w:bidi="id_ID"/>
-        </w:rPr>
-      </w:r>
-      <w:r>
-        <w:rPr>
-          <w:lang w:val="id_ID" w:bidi="id_ID"/>
-        </w:rPr>
-        <w:t xml:space="preserve">Di sini, kata </w:t>
-      </w:r>
-      <w:r>
-        <w:rPr>
-          <w:b/>
-          <w:lang w:val="id_ID" w:bidi="id_ID"/>
-        </w:rPr>
-        <w:t>Sebab</w:t>
-      </w:r>
-      <w:r>
-        <w:rPr>
-          <w:lang w:val="id_ID" w:bidi="id_ID"/>
-        </w:rPr>
-        <w:t xml:space="preserve"> digunakan untuk memperkenalkan penjelasan yang lebih lanjut tentang apa yang Paulus katakan di ayat sebelumnya (</w:t>
-      </w:r>
-      <w:hyperlink r:id="rId38">
-        <w:r>
-          <w:rPr>
-            <w:lang w:val="id_ID" w:bidi="id_ID"/>
-          </w:rPr>
-          <w:rPr>
-            <w:color w:val="0000EE"/>
-            <w:u w:val="single"/>
-          </w:rPr>
-          <w:t xml:space="preserve">2 Korintus </w:t>
-        </w:r>
-      </w:hyperlink>
-      <w:hyperlink r:id="rId43">
-        <w:r>
-          <w:rPr>
-            <w:lang w:val="id_ID" w:bidi="id_ID"/>
-          </w:rPr>
-          <w:rPr>
-            <w:color w:val="0000EE"/>
-            <w:u w:val="single"/>
-          </w:rPr>
           <w:t>9:15</w:t>
         </w:r>
       </w:hyperlink>
@@ -24710,7 +24645,7 @@
         </w:rPr>
         <w:t xml:space="preserve">Perhatikan bagaimana Anda menerjemahkan frasa serupa di akhir </w:t>
       </w:r>
-      <w:hyperlink r:id="rId44">
+      <w:hyperlink r:id="rId42">
         <w:r>
           <w:rPr>
             <w:lang w:val="id_ID" w:bidi="id_ID"/>
@@ -25316,7 +25251,7 @@
         </w:rPr>
         <w:t xml:space="preserve">Perhatikan bagaimana Anda menerjemahkan frasa serupa di akhir </w:t>
       </w:r>
-      <w:hyperlink r:id="rId44">
+      <w:hyperlink r:id="rId42">
         <w:r>
           <w:rPr>
             <w:lang w:val="id_ID" w:bidi="id_ID"/>
@@ -25835,7 +25770,7 @@
         </w:rPr>
         <w:t xml:space="preserve"> untuk merujuk pada: (1) apa yang dia katakan di </w:t>
       </w:r>
-      <w:hyperlink r:id="rId38">
+      <w:hyperlink r:id="rId36">
         <w:r>
           <w:rPr>
             <w:lang w:val="id_ID" w:bidi="id_ID"/>
@@ -25853,7 +25788,7 @@
         </w:rPr>
         <w:t xml:space="preserve">tentang keinginannya agar orang-orang Korintus bersabar dengan kebodohannya. Terjemahan alternatif: “apa yang sudah aku katakan” (2) apa yang ia katakan di </w:t>
       </w:r>
-      <w:hyperlink r:id="rId45">
+      <w:hyperlink r:id="rId43">
         <w:r>
           <w:rPr>
             <w:lang w:val="id_ID" w:bidi="id_ID"/>
@@ -27055,7 +26990,7 @@
         </w:rPr>
         <w:t xml:space="preserve"> digunakan untuk memperkenalkan penjelasan lebih lanjut tentang apa yang Paulus sampaikan dalam ayat-ayat sebelumnya (</w:t>
       </w:r>
-      <w:hyperlink r:id="rId46">
+      <w:hyperlink r:id="rId44">
         <w:r>
           <w:rPr>
             <w:lang w:val="id_ID" w:bidi="id_ID"/>
@@ -27496,7 +27431,7 @@
         </w:rPr>
         <w:t xml:space="preserve"> memperkenalkan contoh-contoh dari apa yang Paulus katakan di ayat sebelumnya (</w:t>
       </w:r>
-      <w:hyperlink r:id="rId47">
+      <w:hyperlink r:id="rId45">
         <w:r>
           <w:rPr>
             <w:lang w:val="id_ID" w:bidi="id_ID"/>
@@ -29152,7 +29087,7 @@
         </w:rPr>
         <w:t xml:space="preserve">Sama seperti dalam </w:t>
       </w:r>
-      <w:hyperlink r:id="rId48">
+      <w:hyperlink r:id="rId46">
         <w:r>
           <w:rPr>
             <w:lang w:val="id_ID" w:bidi="id_ID"/>
@@ -29822,7 +29757,7 @@
         </w:rPr>
         <w:t xml:space="preserve">Frasa ini merujuk pada bagaimana dalam hukum Yahudi seseorang dapat dicambuk maksimal 40 kali (Lihat: </w:t>
       </w:r>
-      <w:hyperlink r:id="rId49">
+      <w:hyperlink r:id="rId47">
         <w:r>
           <w:rPr>
             <w:lang w:val="id_ID" w:bidi="id_ID"/>
@@ -33932,7 +33867,7 @@
         </w:rPr>
         <w:t xml:space="preserve"> dari kota Damsyik (Lihat: </w:t>
       </w:r>
-      <w:hyperlink r:id="rId50">
+      <w:hyperlink r:id="rId48">
         <w:r>
           <w:rPr>
             <w:lang w:val="id_ID" w:bidi="id_ID"/>
@@ -34996,7 +34931,7 @@
         </w:rPr>
         <w:t xml:space="preserve">Dalam </w:t>
       </w:r>
-      <w:hyperlink r:id="rId51">
+      <w:hyperlink r:id="rId49">
         <w:r>
           <w:rPr>
             <w:lang w:val="id_ID" w:bidi="id_ID"/>
@@ -35027,7 +34962,7 @@
         </w:rPr>
         <w:t xml:space="preserve">. Jelas dari </w:t>
       </w:r>
-      <w:hyperlink r:id="rId52">
+      <w:hyperlink r:id="rId50">
         <w:r>
           <w:rPr>
             <w:lang w:val="id_ID" w:bidi="id_ID"/>
@@ -35045,7 +34980,7 @@
         </w:rPr>
         <w:t xml:space="preserve"> bahwa ia sebenarnya sedang berbicara tentang dirinya sendiri. Jadi, Paulus menggunakan orang ketiga untuk menghindar dari memegahkan diri secara langsung. Jika memungkinkan, gunakan orang ketiga dalam </w:t>
       </w:r>
-      <w:hyperlink r:id="rId51">
+      <w:hyperlink r:id="rId49">
         <w:r>
           <w:rPr>
             <w:lang w:val="id_ID" w:bidi="id_ID"/>
@@ -35076,7 +35011,7 @@
         </w:rPr>
         <w:t xml:space="preserve"> ini. Jika perlu, Anda dapat menyatakan dalam ayat ini bahwa Paulus berbicara tentang dirinya sendiri. Pastikan terjemahan Anda di sini konsisten dengan bagaimana Anda menerjemahkan </w:t>
       </w:r>
-      <w:hyperlink r:id="rId53">
+      <w:hyperlink r:id="rId51">
         <w:r>
           <w:rPr>
             <w:lang w:val="id_ID" w:bidi="id_ID"/>
@@ -35896,7 +35831,7 @@
         </w:rPr>
         <w:t xml:space="preserve">Di sini Paulus terus berbicara tentang dirinya sendiri dalam orang ketiga. Pastikan terjemahan Anda konsisten dengan pilihan Anda dalam menerjemahkan </w:t>
       </w:r>
-      <w:hyperlink r:id="rId54">
+      <w:hyperlink r:id="rId52">
         <w:r>
           <w:rPr>
             <w:lang w:val="id_ID" w:bidi="id_ID"/>
@@ -36010,7 +35945,7 @@
         </w:rPr>
         <w:t xml:space="preserve"> itu pergi ke surga dalam bentuk tubuh atau tidak. Ia menggunakan kata-kata yang hampir sama seperti yang ia gunakan di </w:t>
       </w:r>
-      <w:hyperlink r:id="rId54">
+      <w:hyperlink r:id="rId52">
         <w:r>
           <w:rPr>
             <w:lang w:val="id_ID" w:bidi="id_ID"/>
@@ -36041,7 +35976,7 @@
         </w:rPr>
         <w:t xml:space="preserve"> di sini. Terjemahkan kata-kata ini seperti yang Anda lakukan di </w:t>
       </w:r>
-      <w:hyperlink r:id="rId54">
+      <w:hyperlink r:id="rId52">
         <w:r>
           <w:rPr>
             <w:lang w:val="id_ID" w:bidi="id_ID"/>

--- a/ind/docx/47.content.docx
+++ b/ind/docx/47.content.docx
@@ -28,15 +28,49 @@
       </w:r>
     </w:p>
     <w:p>
-      <w:pPr/>
-      <w:r>
-        <w:rPr>
-          <w:lang w:val="id_ID" w:bidi="id_ID"/>
-        </w:rPr>
-      </w:r>
-      <w:r>
-        <w:rPr>
-          <w:b/>
+      <w:pPr>
+        <w:pStyle w:val="Heading2"/>
+      </w:pPr>
+      <w:r>
+        <w:rPr>
+          <w:lang w:val="id_ID" w:bidi="id_ID"/>
+        </w:rPr>
+        <w:t>License Information</w:t>
+      </w:r>
+      <w:r>
+        <w:rPr>
+          <w:lang w:val="id_ID" w:bidi="id_ID"/>
+        </w:rPr>
+      </w:r>
+    </w:p>
+    <w:p>
+      <w:pPr/>
+      <w:r>
+        <w:rPr>
+          <w:lang w:val="id_ID" w:bidi="id_ID"/>
+        </w:rPr>
+      </w:r>
+      <w:r>
+        <w:rPr>
+          <w:b/>
+          <w:lang w:val="id_ID" w:bidi="id_ID"/>
+        </w:rPr>
+        <w:t>Catatan Terjemahan (unfoldingWord)</w:t>
+      </w:r>
+      <w:r>
+        <w:rPr>
+          <w:lang w:val="id_ID" w:bidi="id_ID"/>
+        </w:rPr>
+        <w:t xml:space="preserve"> (Indonesian) is based on</w:t>
+      </w:r>
+      <w:r>
+        <w:rPr>
+          <w:lang w:val="id_ID" w:bidi="id_ID"/>
+        </w:rPr>
+        <w:t xml:space="preserve">: </w:t>
+      </w:r>
+      <w:r>
+        <w:rPr>
           <w:lang w:val="id_ID" w:bidi="id_ID"/>
         </w:rPr>
         <w:t>unfoldingWord® Translation Notes</w:t>
@@ -45,31 +79,62 @@
         <w:rPr>
           <w:lang w:val="id_ID" w:bidi="id_ID"/>
         </w:rPr>
-        <w:t xml:space="preserve"> © 2022 unfoldingWord. Released under CC BY-SA 4.0 license. </w:t>
-      </w:r>
-      <w:r>
-        <w:rPr>
-          <w:lang w:val="id_ID" w:bidi="id_ID"/>
-        </w:rPr>
-        <w:t>unfoldingWord® Translation Notes</w:t>
-      </w:r>
-      <w:r>
-        <w:rPr>
-          <w:lang w:val="id_ID" w:bidi="id_ID"/>
-        </w:rPr>
-        <w:t xml:space="preserve"> has been adapted in the following languages: Tok Pisin, Arabic (عربي), French (Français), Hindi (हिंदी), Indonesian (Bahasa Indonesia), Portuguese (Português), Russian (Русский), Spanish (Español), Swahili (Kiswahili), and Simplified Chinese (简体中文) from </w:t>
-      </w:r>
-      <w:r>
-        <w:rPr>
-          <w:lang w:val="id_ID" w:bidi="id_ID"/>
-        </w:rPr>
-        <w:t>unfoldingWord® Translation Notes</w:t>
-      </w:r>
-      <w:r>
-        <w:rPr>
-          <w:lang w:val="id_ID" w:bidi="id_ID"/>
-        </w:rPr>
-        <w:t xml:space="preserve"> © 2022 unfoldingWord. Released under CC BY-SA 4.0 license by Mission Mutual</w:t>
+        <w:t xml:space="preserve">, </w:t>
+      </w:r>
+      <w:hyperlink r:id="rId13">
+        <w:r>
+          <w:rPr>
+            <w:lang w:val="id_ID" w:bidi="id_ID"/>
+          </w:rPr>
+          <w:rPr>
+            <w:color w:val="0000EE"/>
+            <w:u w:val="single"/>
+          </w:rPr>
+          <w:t>unfoldingWord</w:t>
+        </w:r>
+      </w:hyperlink>
+      <w:r>
+        <w:rPr>
+          <w:lang w:val="id_ID" w:bidi="id_ID"/>
+        </w:rPr>
+        <w:t xml:space="preserve">, 2022, which is licensed under a </w:t>
+      </w:r>
+      <w:hyperlink r:id="rId14">
+        <w:r>
+          <w:rPr>
+            <w:lang w:val="id_ID" w:bidi="id_ID"/>
+          </w:rPr>
+          <w:rPr>
+            <w:color w:val="0000EE"/>
+            <w:u w:val="single"/>
+          </w:rPr>
+          <w:t>CC BY-SA 4.0 license</w:t>
+        </w:r>
+      </w:hyperlink>
+      <w:r>
+        <w:rPr>
+          <w:lang w:val="id_ID" w:bidi="id_ID"/>
+        </w:rPr>
+        <w:t>.</w:t>
+      </w:r>
+      <w:r>
+        <w:rPr>
+          <w:lang w:val="id_ID" w:bidi="id_ID"/>
+        </w:rPr>
+      </w:r>
+    </w:p>
+    <w:p>
+      <w:pPr/>
+      <w:r>
+        <w:rPr>
+          <w:lang w:val="id_ID" w:bidi="id_ID"/>
+        </w:rPr>
+      </w:r>
+      <w:r>
+        <w:rPr>
+          <w:lang w:val="id_ID" w:bidi="id_ID"/>
+        </w:rPr>
+        <w:t>This PDF version is provided under the same license.</w:t>
       </w:r>
       <w:r>
         <w:rPr>
@@ -945,7 +1010,7 @@
         </w:rPr>
         <w:t xml:space="preserve">. ULT mengikuti bacaan tersebut. Beberapa manuskrip kuno membaca "situasi membanggakan ini." Kemungkinan besar, frasa "membanggakan" ditambahkan secara tidak sengaja karena muncul dalam frasa serupa di </w:t>
       </w:r>
-      <w:hyperlink r:id="rId13">
+      <w:hyperlink r:id="rId15">
         <w:r>
           <w:rPr>
             <w:lang w:val="id_ID" w:bidi="id_ID"/>
@@ -1059,7 +1124,7 @@
         </w:rPr>
         <w:t xml:space="preserve"> memperkenalkan sebuah inferensi atau kesimpulan dari apa yang Paulus katakan di ayat sebelumnya (Lihat: </w:t>
       </w:r>
-      <w:hyperlink r:id="rId14">
+      <w:hyperlink r:id="rId16">
         <w:r>
           <w:rPr>
             <w:lang w:val="id_ID" w:bidi="id_ID"/>
@@ -1173,7 +1238,7 @@
         </w:rPr>
         <w:t xml:space="preserve"> merujuk kepada Titus dan dua orang percaya yang bepergian bersamanya. Perhatikan bagaimana Anda menerjemahkan kata ini di </w:t>
       </w:r>
-      <w:hyperlink r:id="rId15">
+      <w:hyperlink r:id="rId17">
         <w:r>
           <w:rPr>
             <w:lang w:val="id_ID" w:bidi="id_ID"/>
@@ -3150,7 +3215,7 @@
         </w:rPr>
         <w:t xml:space="preserve">Di sini, Paulus mengutip dari Kitab Suci Perjanjian Lama, khususnya dari Mazmur </w:t>
       </w:r>
-      <w:hyperlink r:id="rId16">
+      <w:hyperlink r:id="rId18">
         <w:r>
           <w:rPr>
             <w:lang w:val="id_ID" w:bidi="id_ID"/>
@@ -3373,7 +3438,7 @@
         </w:rPr>
         <w:t xml:space="preserve"> dapat merujuk kepada: (1) seseorang yang takut dan taat kepada Allah. Inilah yang dimaksud dengan kata ganti dalam </w:t>
       </w:r>
-      <w:hyperlink r:id="rId16">
+      <w:hyperlink r:id="rId18">
         <w:r>
           <w:rPr>
             <w:lang w:val="id_ID" w:bidi="id_ID"/>
@@ -6918,7 +6983,7 @@
         </w:rPr>
         <w:t xml:space="preserve"> menggambarkan hal lain yang dilakukan oleh umat percaya Yerusalem, selain “memuliakan Allah” (Lihat: </w:t>
       </w:r>
-      <w:hyperlink r:id="rId17">
+      <w:hyperlink r:id="rId19">
         <w:r>
           <w:rPr>
             <w:lang w:val="id_ID" w:bidi="id_ID"/>
@@ -6936,7 +7001,7 @@
         </w:rPr>
         <w:t xml:space="preserve">). Terjemahan alternatif: “dan mereka merindukan kamu dalam doa mereka untukmu,” (2) frasa “karena” dalam ayat sebelumnya (Lihat: </w:t>
       </w:r>
-      <w:hyperlink r:id="rId17">
+      <w:hyperlink r:id="rId19">
         <w:r>
           <w:rPr>
             <w:lang w:val="id_ID" w:bidi="id_ID"/>
@@ -7390,7 +7455,7 @@
         </w:rPr>
         <w:t xml:space="preserve"> adalah frasa seruan yang menyampaikan rasa syukur dari Paulus. Gunakan bentuk seruan yang alami dalam bahasa Anda untuk menyampaikan rasa terima kasih. Perhatikan bagaimana Anda menerjemahkan frasa serupa di </w:t>
       </w:r>
-      <w:hyperlink r:id="rId18">
+      <w:hyperlink r:id="rId20">
         <w:r>
           <w:rPr>
             <w:lang w:val="id_ID" w:bidi="id_ID"/>
@@ -8977,7 +9042,7 @@
         </w:rPr>
         <w:t xml:space="preserve"> digunakan untuk memperkenalkan penjelasan lebih lanjut tentang apa yang Paulus katakan di ayat sebelumnya (</w:t>
       </w:r>
-      <w:hyperlink r:id="rId19">
+      <w:hyperlink r:id="rId21">
         <w:r>
           <w:rPr>
             <w:lang w:val="id_ID" w:bidi="id_ID"/>
@@ -9091,7 +9156,7 @@
         </w:rPr>
         <w:t xml:space="preserve"> seperti yang Anda lakukan di </w:t>
       </w:r>
-      <w:hyperlink r:id="rId19">
+      <w:hyperlink r:id="rId21">
         <w:r>
           <w:rPr>
             <w:lang w:val="id_ID" w:bidi="id_ID"/>
@@ -9301,7 +9366,7 @@
         </w:rPr>
         <w:t xml:space="preserve">Di sini dan dalam </w:t>
       </w:r>
-      <w:hyperlink r:id="rId20">
+      <w:hyperlink r:id="rId22">
         <w:r>
           <w:rPr>
             <w:lang w:val="id_ID" w:bidi="id_ID"/>
@@ -9402,7 +9467,7 @@
         </w:rPr>
         <w:t xml:space="preserve">Anda harus menerjemahkan frasa ini seperti yang Anda lakukan di </w:t>
       </w:r>
-      <w:hyperlink r:id="rId19">
+      <w:hyperlink r:id="rId21">
         <w:r>
           <w:rPr>
             <w:lang w:val="id_ID" w:bidi="id_ID"/>
@@ -9516,7 +9581,7 @@
         </w:rPr>
         <w:t xml:space="preserve"> memperkenalkan penjelasan lebih lanjut tentang apa yang Paulus katakan di ayat sebelumnya (</w:t>
       </w:r>
-      <w:hyperlink r:id="rId21">
+      <w:hyperlink r:id="rId23">
         <w:r>
           <w:rPr>
             <w:lang w:val="id_ID" w:bidi="id_ID"/>
@@ -9630,7 +9695,7 @@
         </w:rPr>
         <w:t xml:space="preserve">Di sini, seperti dalam </w:t>
       </w:r>
-      <w:hyperlink r:id="rId21">
+      <w:hyperlink r:id="rId23">
         <w:r>
           <w:rPr>
             <w:lang w:val="id_ID" w:bidi="id_ID"/>
@@ -10315,7 +10380,7 @@
         </w:rPr>
         <w:t xml:space="preserve">Di sini, seperti dalam </w:t>
       </w:r>
-      <w:hyperlink r:id="rId22">
+      <w:hyperlink r:id="rId24">
         <w:r>
           <w:rPr>
             <w:lang w:val="id_ID" w:bidi="id_ID"/>
@@ -11288,7 +11353,7 @@
         </w:rPr>
         <w:t xml:space="preserve"> dapat merujuk pada: (1) ketaatan kepada Kristus. Pilihan ini didukung oleh frasa “ketaatan kepada Kristus” dalam </w:t>
       </w:r>
-      <w:hyperlink r:id="rId23">
+      <w:hyperlink r:id="rId25">
         <w:r>
           <w:rPr>
             <w:lang w:val="id_ID" w:bidi="id_ID"/>
@@ -12381,7 +12446,7 @@
         </w:rPr>
         <w:t xml:space="preserve"> digunakan untuk memperkenalkan penjelasan lebih lanjut tentang klaim Paulus bahwa dia dan rekan-rekannya adalah milik Kristus (Lihat: </w:t>
       </w:r>
-      <w:hyperlink r:id="rId24">
+      <w:hyperlink r:id="rId26">
         <w:r>
           <w:rPr>
             <w:lang w:val="id_ID" w:bidi="id_ID"/>
@@ -12962,7 +13027,7 @@
         </w:rPr>
         <w:t xml:space="preserve"> dapat memperkenalkan: (1) sebuah kesimpulan umum atau hasil berdasarkan apa yang Paulus telah katakan. Terjemahan alternatif: “dan karena itu” (2) tujuan untuk mana Tuhan memberikan kuasa kepada Paulus (Lihat: </w:t>
       </w:r>
-      <w:hyperlink r:id="rId25">
+      <w:hyperlink r:id="rId27">
         <w:r>
           <w:rPr>
             <w:lang w:val="id_ID" w:bidi="id_ID"/>
@@ -12980,7 +13045,7 @@
         </w:rPr>
         <w:t xml:space="preserve">). Terjemahan alternatif: “dan Ia telah memberikan kepadaku kuasa supaya” (3) tujuan dari apa yang Paulus katakan di </w:t>
       </w:r>
-      <w:hyperlink r:id="rId26">
+      <w:hyperlink r:id="rId28">
         <w:r>
           <w:rPr>
             <w:lang w:val="id_ID" w:bidi="id_ID"/>
@@ -13190,7 +13255,7 @@
         </w:rPr>
         <w:t xml:space="preserve"> digunakan untuk memperkenalkan penjelasan atau alasan mengapa orang-orang Korintus mungkin berpikir bahwa Paulus mencoba menakut-nakuti mereka dengan surat-suratnya (Lihat: </w:t>
       </w:r>
-      <w:hyperlink r:id="rId27">
+      <w:hyperlink r:id="rId29">
         <w:r>
           <w:rPr>
             <w:lang w:val="id_ID" w:bidi="id_ID"/>
@@ -13950,7 +14015,7 @@
         </w:rPr>
         <w:t xml:space="preserve"> merujuk kepada siapa pun yang mengatakan bahwa surat-surat Paulus kuat tetapi kehadiran pribadinya lemah (Lihat: </w:t>
       </w:r>
-      <w:hyperlink r:id="rId28">
+      <w:hyperlink r:id="rId30">
         <w:r>
           <w:rPr>
             <w:lang w:val="id_ID" w:bidi="id_ID"/>
@@ -14506,7 +14571,7 @@
         </w:rPr>
         <w:t xml:space="preserve"> memperkenalkan penjelasan lebih lanjut tentang apa yang Paulus katakan dalam ayat-ayat sebelumnya (</w:t>
       </w:r>
-      <w:hyperlink r:id="rId29">
+      <w:hyperlink r:id="rId31">
         <w:r>
           <w:rPr>
             <w:lang w:val="id_ID" w:bidi="id_ID"/>
@@ -15697,7 +15762,7 @@
         </w:rPr>
         <w:t xml:space="preserve"> digunakan oleh Paulus untuk menunjukkan bahwa "batas" yang disebutkan dalam ayat sebelumnya memang mencakup orang-orang Korintus (Lihat: </w:t>
       </w:r>
-      <w:hyperlink r:id="rId30">
+      <w:hyperlink r:id="rId32">
         <w:r>
           <w:rPr>
             <w:lang w:val="id_ID" w:bidi="id_ID"/>
@@ -15798,7 +15863,7 @@
         </w:rPr>
         <w:t xml:space="preserve">Di sini, Paulus menegaskan bahwa ia dan rekan-rekannya tidak melampaui "batas" yang disebutkannya di </w:t>
       </w:r>
-      <w:hyperlink r:id="rId30">
+      <w:hyperlink r:id="rId32">
         <w:r>
           <w:rPr>
             <w:lang w:val="id_ID" w:bidi="id_ID"/>
@@ -16193,7 +16258,7 @@
         </w:rPr>
         <w:t xml:space="preserve">Perhatikan bagaimana Anda menerjemahkan frasa serupa di </w:t>
       </w:r>
-      <w:hyperlink r:id="rId30">
+      <w:hyperlink r:id="rId32">
         <w:r>
           <w:rPr>
             <w:lang w:val="id_ID" w:bidi="id_ID"/>
@@ -16992,7 +17057,7 @@
         </w:rPr>
         <w:t xml:space="preserve">Di sini, seperti halnya dengan kata "batas" dalam </w:t>
       </w:r>
-      <w:hyperlink r:id="rId31">
+      <w:hyperlink r:id="rId33">
         <w:r>
           <w:rPr>
             <w:lang w:val="id_ID" w:bidi="id_ID"/>
@@ -17119,7 +17184,7 @@
         </w:rPr>
         <w:t xml:space="preserve">Di sini Paulus mengutip dari Kitab Suci Perjanjian Lama, khususnya dari </w:t>
       </w:r>
-      <w:hyperlink r:id="rId32">
+      <w:hyperlink r:id="rId34">
         <w:r>
           <w:rPr>
             <w:lang w:val="id_ID" w:bidi="id_ID"/>
@@ -17316,7 +17381,7 @@
         </w:rPr>
         <w:t xml:space="preserve"> digunakan untuk memberikan penjelasan lebih lanjut tentang apa yang Paulus katakan di ayat sebelumnya (</w:t>
       </w:r>
-      <w:hyperlink r:id="rId33">
+      <w:hyperlink r:id="rId35">
         <w:r>
           <w:rPr>
             <w:lang w:val="id_ID" w:bidi="id_ID"/>
@@ -18499,7 +18564,7 @@
         </w:rPr>
         <w:t xml:space="preserve">Di sini Paulus merujuk pada sebuah kisah dalam </w:t>
       </w:r>
-      <w:hyperlink r:id="rId34">
+      <w:hyperlink r:id="rId36">
         <w:r>
           <w:rPr>
             <w:lang w:val="id_ID" w:bidi="id_ID"/>
@@ -19210,7 +19275,7 @@
         </w:rPr>
         <w:t xml:space="preserve"> dapat memperkenalkan alasan mengapa: (1) Paulus khawatir bahwa seseorang akan menyesatkan orang-orang Korintus (Lihat:</w:t>
       </w:r>
-      <w:hyperlink r:id="rId35">
+      <w:hyperlink r:id="rId37">
         <w:r>
           <w:rPr>
             <w:lang w:val="id_ID" w:bidi="id_ID"/>
@@ -19228,7 +19293,7 @@
         </w:rPr>
         <w:t xml:space="preserve">). Terjemahan alternatif: “Aku khawatir akan hal itu karena” (2) orang-orang Korintus seharusnya “bersabar dengan” Paulus (Lihat: </w:t>
       </w:r>
-      <w:hyperlink r:id="rId36">
+      <w:hyperlink r:id="rId38">
         <w:r>
           <w:rPr>
             <w:lang w:val="id_ID" w:bidi="id_ID"/>
@@ -19630,7 +19695,7 @@
         </w:rPr>
         <w:t xml:space="preserve">Perhatikan bagaimana Anda menerjemahkan frasa serupa di </w:t>
       </w:r>
-      <w:hyperlink r:id="rId36">
+      <w:hyperlink r:id="rId38">
         <w:r>
           <w:rPr>
             <w:lang w:val="id_ID" w:bidi="id_ID"/>
@@ -19648,7 +19713,7 @@
         </w:rPr>
         <w:t xml:space="preserve">. Di sini, Paulus bermaksud bahwa jemaat Korintus mendengarkan dengan sabar bahkan ketika guru-guru palsu mengatakan kebohongan kepada mereka. Ia tidak menyetujui perilaku ini, tetapi ia menggunakan klausa ini untuk menghubungkan apa yang ia katakan di sini dengan apa yang ia katakan di </w:t>
       </w:r>
-      <w:hyperlink r:id="rId36">
+      <w:hyperlink r:id="rId38">
         <w:r>
           <w:rPr>
             <w:lang w:val="id_ID" w:bidi="id_ID"/>
@@ -19762,3295 +19827,7 @@
         </w:rPr>
         <w:t xml:space="preserve"> dapat memperkenalkan: (1) alasan mengapa Paulus mengatakan kepada mereka hal-hal tentang Yesus, Roh, dan Injil (Lihat: </w:t>
       </w:r>
-      <w:hyperlink r:id="rId36">
-        <w:r>
-          <w:rPr>
-            <w:lang w:val="id_ID" w:bidi="id_ID"/>
-          </w:rPr>
-          <w:rPr>
-            <w:color w:val="0000EE"/>
-            <w:u w:val="single"/>
-          </w:rPr>
-          <w:t xml:space="preserve">2 Korintus </w:t>
-        </w:r>
-      </w:hyperlink>
-      <w:hyperlink r:id="rId37">
-        <w:r>
-          <w:rPr>
-            <w:lang w:val="id_ID" w:bidi="id_ID"/>
-          </w:rPr>
-          <w:rPr>
-            <w:color w:val="0000EE"/>
-            <w:u w:val="single"/>
-          </w:rPr>
-          <w:t>11:4</w:t>
-        </w:r>
-      </w:hyperlink>
-      <w:r>
-        <w:rPr>
-          <w:lang w:val="id_ID" w:bidi="id_ID"/>
-        </w:rPr>
-        <w:t xml:space="preserve">) harus lebih diutamakan daripada apa yang dikatakan orang lain kepada mereka. Terjemahan alternatif: “Jadi, apa yang aku ajarkan kepadamu lebih diutamakan, karena” (2) suatu alasan mengapa mereka harus “bersabar dengan” Paulus (Lihat: </w:t>
-      </w:r>
-      <w:hyperlink r:id="rId36">
-        <w:r>
-          <w:rPr>
-            <w:lang w:val="id_ID" w:bidi="id_ID"/>
-          </w:rPr>
-          <w:rPr>
-            <w:color w:val="0000EE"/>
-            <w:u w:val="single"/>
-          </w:rPr>
-          <w:t>2 Korintus 11:1</w:t>
-        </w:r>
-      </w:hyperlink>
-      <w:r>
-        <w:rPr>
-          <w:lang w:val="id_ID" w:bidi="id_ID"/>
-        </w:rPr>
-        <w:t>). Terjemahan alternatif: “Lebih lanjut, aku ingin kamu bersabar dengan aku karena”</w:t>
-      </w:r>
-    </w:p>
-    <w:p>
-      <w:pPr/>
-      <w:r>
-        <w:rPr>
-          <w:lang w:val="id_ID" w:bidi="id_ID"/>
-        </w:rPr>
-      </w:r>
-      <w:r>
-        <w:rPr>
-          <w:lang w:val="id_ID" w:bidi="id_ID"/>
-        </w:rPr>
-        <w:t xml:space="preserve">Lihat: </w:t>
-      </w:r>
-      <w:r>
-        <w:rPr>
-          <w:lang w:val="id_ID" w:bidi="id_ID"/>
-        </w:rPr>
-        <w:t>Kata dan Frasa Penghubung</w:t>
-      </w:r>
-      <w:r>
-        <w:rPr>
-          <w:lang w:val="id_ID" w:bidi="id_ID"/>
-        </w:rPr>
-      </w:r>
-      <w:r>
-        <w:rPr>
-          <w:lang w:val="id_ID" w:bidi="id_ID"/>
-        </w:rPr>
-      </w:r>
-    </w:p>
-    <w:p>
-      <w:pPr/>
-      <w:r>
-        <w:rPr>
-          <w:lang w:val="id_ID" w:bidi="id_ID"/>
-        </w:rPr>
-      </w:r>
-    </w:p>
-    <w:p>
-      <w:pPr>
-        <w:pStyle w:val="Heading2"/>
-      </w:pPr>
-      <w:r>
-        <w:rPr>
-          <w:lang w:val="id_ID" w:bidi="id_ID"/>
-        </w:rPr>
-        <w:t>2 Korintus 11:5 (#2)</w:t>
-      </w:r>
-      <w:r>
-        <w:rPr>
-          <w:lang w:val="id_ID" w:bidi="id_ID"/>
-        </w:rPr>
-      </w:r>
-    </w:p>
-    <w:p>
-      <w:pPr/>
-      <w:r>
-        <w:rPr>
-          <w:lang w:val="id_ID" w:bidi="id_ID"/>
-        </w:rPr>
-      </w:r>
-      <w:r>
-        <w:rPr>
-          <w:b/>
-          <w:lang w:val="id_ID" w:bidi="id_ID"/>
-        </w:rPr>
-        <w:t>"kurang dari pada rasul-rasul yang tak ada taranya itu"</w:t>
-      </w:r>
-    </w:p>
-    <w:p>
-      <w:pPr/>
-      <w:r>
-        <w:rPr>
-          <w:lang w:val="id_ID" w:bidi="id_ID"/>
-        </w:rPr>
-      </w:r>
-      <w:r>
-        <w:rPr>
-          <w:lang w:val="id_ID" w:bidi="id_ID"/>
-        </w:rPr>
-        <w:t xml:space="preserve">Di sini Paulus berbicara seolah-olah dia setara dengan </w:t>
-      </w:r>
-      <w:r>
-        <w:rPr>
-          <w:b/>
-          <w:lang w:val="id_ID" w:bidi="id_ID"/>
-        </w:rPr>
-        <w:t>“rasul-rasul yang tiada taranya itu”</w:t>
-      </w:r>
-      <w:r>
-        <w:rPr>
-          <w:lang w:val="id_ID" w:bidi="id_ID"/>
-        </w:rPr>
-        <w:t>. Ia ingin menyampaikan bahwa ia memiliki kuasa dan otoritas yang sama dengan mereka. Jika lebih mudah dipahami dalam bahasa Anda, Anda bisa menyampaikan ide tersebut secara sederhana. Terjemahan alternatif: “menjadi lebih rendah dari ‘rasul-rasul yang tiada taranya itu’” atau “memiliki otoritas yang lebih rendah dari ‘rasul-rasul yang tiada taranya itu’”</w:t>
-      </w:r>
-    </w:p>
-    <w:p>
-      <w:pPr/>
-      <w:r>
-        <w:rPr>
-          <w:lang w:val="id_ID" w:bidi="id_ID"/>
-        </w:rPr>
-      </w:r>
-      <w:r>
-        <w:rPr>
-          <w:lang w:val="id_ID" w:bidi="id_ID"/>
-        </w:rPr>
-        <w:t xml:space="preserve">Lihat: </w:t>
-      </w:r>
-      <w:r>
-        <w:rPr>
-          <w:lang w:val="id_ID" w:bidi="id_ID"/>
-        </w:rPr>
-        <w:t>Metafora</w:t>
-      </w:r>
-      <w:r>
-        <w:rPr>
-          <w:lang w:val="id_ID" w:bidi="id_ID"/>
-        </w:rPr>
-      </w:r>
-      <w:r>
-        <w:rPr>
-          <w:lang w:val="id_ID" w:bidi="id_ID"/>
-        </w:rPr>
-      </w:r>
-    </w:p>
-    <w:p>
-      <w:pPr/>
-      <w:r>
-        <w:rPr>
-          <w:lang w:val="id_ID" w:bidi="id_ID"/>
-        </w:rPr>
-      </w:r>
-    </w:p>
-    <w:p>
-      <w:pPr>
-        <w:pStyle w:val="Heading2"/>
-      </w:pPr>
-      <w:r>
-        <w:rPr>
-          <w:lang w:val="id_ID" w:bidi="id_ID"/>
-        </w:rPr>
-        <w:t>2 Korintus 11:5 (#3)</w:t>
-      </w:r>
-      <w:r>
-        <w:rPr>
-          <w:lang w:val="id_ID" w:bidi="id_ID"/>
-        </w:rPr>
-      </w:r>
-    </w:p>
-    <w:p>
-      <w:pPr/>
-      <w:r>
-        <w:rPr>
-          <w:lang w:val="id_ID" w:bidi="id_ID"/>
-        </w:rPr>
-      </w:r>
-      <w:r>
-        <w:rPr>
-          <w:b/>
-          <w:lang w:val="id_ID" w:bidi="id_ID"/>
-        </w:rPr>
-        <w:t>"dari pada rasul-rasul yang tak ada taranya itu'"</w:t>
-      </w:r>
-    </w:p>
-    <w:p>
-      <w:pPr/>
-      <w:r>
-        <w:rPr>
-          <w:lang w:val="id_ID" w:bidi="id_ID"/>
-        </w:rPr>
-      </w:r>
-      <w:r>
-        <w:rPr>
-          <w:lang w:val="id_ID" w:bidi="id_ID"/>
-        </w:rPr>
-        <w:t xml:space="preserve">Di sini Paulus merujuk kepada lawan-lawannya, para pengajar palsu, dengan istilah yang mereka sendiri atau pengikut mereka gunakan untuk menggambarkan diri mereka: </w:t>
-      </w:r>
-      <w:r>
-        <w:rPr>
-          <w:b/>
-          <w:lang w:val="id_ID" w:bidi="id_ID"/>
-        </w:rPr>
-        <w:t>"rasul yang tak ada taranya"</w:t>
-      </w:r>
-      <w:r>
-        <w:rPr>
-          <w:lang w:val="id_ID" w:bidi="id_ID"/>
-        </w:rPr>
-        <w:t xml:space="preserve">. Ia sebenarnya tidak percaya bahwa orang-orang ini adalah </w:t>
-      </w:r>
-      <w:r>
-        <w:rPr>
-          <w:b/>
-          <w:lang w:val="id_ID" w:bidi="id_ID"/>
-        </w:rPr>
-        <w:t>rasul</w:t>
-      </w:r>
-      <w:r>
-        <w:rPr>
-          <w:lang w:val="id_ID" w:bidi="id_ID"/>
-        </w:rPr>
-        <w:t xml:space="preserve"> yang lebih baik atau lebih hebat dari siapa pun. Jika bermanfaat dalam bahasa Anda, Anda dapat menggunakan bentuk yang menunjukkan bahwa Paulus berbicara dari sudut pandang orang lain untuk menyampaikan maksudnya. Terjemahan alternatif: "dari mereka yang disebut 'rasul yang tiada taranya itu'" atau "dari mereka yang menganggap diri mereka rasul-rasul-rasul yang tiada taranya"</w:t>
-      </w:r>
-    </w:p>
-    <w:p>
-      <w:pPr/>
-      <w:r>
-        <w:rPr>
-          <w:lang w:val="id_ID" w:bidi="id_ID"/>
-        </w:rPr>
-      </w:r>
-      <w:r>
-        <w:rPr>
-          <w:lang w:val="id_ID" w:bidi="id_ID"/>
-        </w:rPr>
-        <w:t xml:space="preserve">Lihat: </w:t>
-      </w:r>
-      <w:r>
-        <w:rPr>
-          <w:lang w:val="id_ID" w:bidi="id_ID"/>
-        </w:rPr>
-        <w:t>Ironi</w:t>
-      </w:r>
-      <w:r>
-        <w:rPr>
-          <w:lang w:val="id_ID" w:bidi="id_ID"/>
-        </w:rPr>
-      </w:r>
-      <w:r>
-        <w:rPr>
-          <w:lang w:val="id_ID" w:bidi="id_ID"/>
-        </w:rPr>
-      </w:r>
-    </w:p>
-    <w:p>
-      <w:pPr/>
-      <w:r>
-        <w:rPr>
-          <w:lang w:val="id_ID" w:bidi="id_ID"/>
-        </w:rPr>
-      </w:r>
-    </w:p>
-    <w:p>
-      <w:pPr>
-        <w:pStyle w:val="Heading2"/>
-      </w:pPr>
-      <w:r>
-        <w:rPr>
-          <w:lang w:val="id_ID" w:bidi="id_ID"/>
-        </w:rPr>
-        <w:t>2 Korintus 11:6 (#1)</w:t>
-      </w:r>
-      <w:r>
-        <w:rPr>
-          <w:lang w:val="id_ID" w:bidi="id_ID"/>
-        </w:rPr>
-      </w:r>
-    </w:p>
-    <w:p>
-      <w:pPr/>
-      <w:r>
-        <w:rPr>
-          <w:lang w:val="id_ID" w:bidi="id_ID"/>
-        </w:rPr>
-      </w:r>
-      <w:r>
-        <w:rPr>
-          <w:b/>
-          <w:lang w:val="id_ID" w:bidi="id_ID"/>
-        </w:rPr>
-        <w:t>"Jikalau"</w:t>
-      </w:r>
-    </w:p>
-    <w:p>
-      <w:pPr/>
-      <w:r>
-        <w:rPr>
-          <w:lang w:val="id_ID" w:bidi="id_ID"/>
-        </w:rPr>
-      </w:r>
-      <w:r>
-        <w:rPr>
-          <w:lang w:val="id_ID" w:bidi="id_ID"/>
-        </w:rPr>
-        <w:t xml:space="preserve">Di sini, kata </w:t>
-      </w:r>
-      <w:r>
-        <w:rPr>
-          <w:b/>
-          <w:lang w:val="id_ID" w:bidi="id_ID"/>
-        </w:rPr>
-        <w:t>jikalau</w:t>
-      </w:r>
-      <w:r>
-        <w:rPr>
-          <w:lang w:val="id_ID" w:bidi="id_ID"/>
-        </w:rPr>
-        <w:t xml:space="preserve"> memperkenalkan perkembangan ide dari ayat sebelumnya. Jika lebih bermanfaat dalam bahasa Anda, Anda bisa menggunakan kata atau frasa yang memperkenalkan perkembangan, atau Anda bisa membiarkan kata </w:t>
-      </w:r>
-      <w:r>
-        <w:rPr>
-          <w:b/>
-          <w:lang w:val="id_ID" w:bidi="id_ID"/>
-        </w:rPr>
-        <w:t>jikalau</w:t>
-      </w:r>
-      <w:r>
-        <w:rPr>
-          <w:lang w:val="id_ID" w:bidi="id_ID"/>
-        </w:rPr>
-        <w:t xml:space="preserve"> tidak diterjemahkan. Terjemahan alternatif: “Memang,”</w:t>
-      </w:r>
-    </w:p>
-    <w:p>
-      <w:pPr/>
-      <w:r>
-        <w:rPr>
-          <w:lang w:val="id_ID" w:bidi="id_ID"/>
-        </w:rPr>
-      </w:r>
-      <w:r>
-        <w:rPr>
-          <w:lang w:val="id_ID" w:bidi="id_ID"/>
-        </w:rPr>
-        <w:t xml:space="preserve">Lihat: </w:t>
-      </w:r>
-      <w:r>
-        <w:rPr>
-          <w:lang w:val="id_ID" w:bidi="id_ID"/>
-        </w:rPr>
-        <w:t>Kata dan Frasa Penghubung</w:t>
-      </w:r>
-      <w:r>
-        <w:rPr>
-          <w:lang w:val="id_ID" w:bidi="id_ID"/>
-        </w:rPr>
-      </w:r>
-      <w:r>
-        <w:rPr>
-          <w:lang w:val="id_ID" w:bidi="id_ID"/>
-        </w:rPr>
-      </w:r>
-    </w:p>
-    <w:p>
-      <w:pPr/>
-      <w:r>
-        <w:rPr>
-          <w:lang w:val="id_ID" w:bidi="id_ID"/>
-        </w:rPr>
-      </w:r>
-    </w:p>
-    <w:p>
-      <w:pPr>
-        <w:pStyle w:val="Heading2"/>
-      </w:pPr>
-      <w:r>
-        <w:rPr>
-          <w:lang w:val="id_ID" w:bidi="id_ID"/>
-        </w:rPr>
-        <w:t>2 Korintus 11:6 (#2)</w:t>
-      </w:r>
-      <w:r>
-        <w:rPr>
-          <w:lang w:val="id_ID" w:bidi="id_ID"/>
-        </w:rPr>
-      </w:r>
-    </w:p>
-    <w:p>
-      <w:pPr/>
-      <w:r>
-        <w:rPr>
-          <w:lang w:val="id_ID" w:bidi="id_ID"/>
-        </w:rPr>
-      </w:r>
-      <w:r>
-        <w:rPr>
-          <w:b/>
-          <w:lang w:val="id_ID" w:bidi="id_ID"/>
-        </w:rPr>
-        <w:t>"jikalau aku kurang paham"</w:t>
-      </w:r>
-    </w:p>
-    <w:p>
-      <w:pPr/>
-      <w:r>
-        <w:rPr>
-          <w:lang w:val="id_ID" w:bidi="id_ID"/>
-        </w:rPr>
-      </w:r>
-      <w:r>
-        <w:rPr>
-          <w:lang w:val="id_ID" w:bidi="id_ID"/>
-        </w:rPr>
-        <w:t xml:space="preserve">Di sini Paulus mungkin menggunakan frasa </w:t>
-      </w:r>
-      <w:r>
-        <w:rPr>
-          <w:b/>
-          <w:lang w:val="id_ID" w:bidi="id_ID"/>
-        </w:rPr>
-        <w:t>jikalau aku kurang paham</w:t>
-      </w:r>
-      <w:r>
-        <w:rPr>
-          <w:lang w:val="id_ID" w:bidi="id_ID"/>
-        </w:rPr>
-        <w:t xml:space="preserve"> untuk: (1) mengakui bahwa ia </w:t>
-      </w:r>
-      <w:r>
-        <w:rPr>
-          <w:b/>
-          <w:lang w:val="id_ID" w:bidi="id_ID"/>
-        </w:rPr>
-        <w:t>tidak terlatih</w:t>
-      </w:r>
-      <w:r>
-        <w:rPr>
-          <w:lang w:val="id_ID" w:bidi="id_ID"/>
-        </w:rPr>
-        <w:t xml:space="preserve"> dalam berbicara dengan baik. Terjemahan alternatif: “meskipun aku tidak terlatih” (2) mengakui bahwa beberapa orang berpikir bahwa ia </w:t>
-      </w:r>
-      <w:r>
-        <w:rPr>
-          <w:b/>
-          <w:lang w:val="id_ID" w:bidi="id_ID"/>
-        </w:rPr>
-        <w:t>tidak terlatih</w:t>
-      </w:r>
-      <w:r>
-        <w:rPr>
-          <w:lang w:val="id_ID" w:bidi="id_ID"/>
-        </w:rPr>
-        <w:t xml:space="preserve"> dalam berbicara dengan baik, meskipun ia tidak setuju dengan pandangan ini. Terjemahan alternatif: “bahkan jika aku tidak terlatih”</w:t>
-      </w:r>
-    </w:p>
-    <w:p>
-      <w:pPr/>
-      <w:r>
-        <w:rPr>
-          <w:lang w:val="id_ID" w:bidi="id_ID"/>
-        </w:rPr>
-      </w:r>
-      <w:r>
-        <w:rPr>
-          <w:lang w:val="id_ID" w:bidi="id_ID"/>
-        </w:rPr>
-        <w:t xml:space="preserve">Lihat: </w:t>
-      </w:r>
-      <w:r>
-        <w:rPr>
-          <w:lang w:val="id_ID" w:bidi="id_ID"/>
-        </w:rPr>
-        <w:t>Menghubungkan — Kalimat Pengandaian Faktual</w:t>
-      </w:r>
-      <w:r>
-        <w:rPr>
-          <w:lang w:val="id_ID" w:bidi="id_ID"/>
-        </w:rPr>
-      </w:r>
-      <w:r>
-        <w:rPr>
-          <w:lang w:val="id_ID" w:bidi="id_ID"/>
-        </w:rPr>
-      </w:r>
-    </w:p>
-    <w:p>
-      <w:pPr/>
-      <w:r>
-        <w:rPr>
-          <w:lang w:val="id_ID" w:bidi="id_ID"/>
-        </w:rPr>
-      </w:r>
-    </w:p>
-    <w:p>
-      <w:pPr>
-        <w:pStyle w:val="Heading2"/>
-      </w:pPr>
-      <w:r>
-        <w:rPr>
-          <w:lang w:val="id_ID" w:bidi="id_ID"/>
-        </w:rPr>
-        <w:t>2 Korintus 11:6 (#3)</w:t>
-      </w:r>
-      <w:r>
-        <w:rPr>
-          <w:lang w:val="id_ID" w:bidi="id_ID"/>
-        </w:rPr>
-      </w:r>
-    </w:p>
-    <w:p>
-      <w:pPr/>
-      <w:r>
-        <w:rPr>
-          <w:lang w:val="id_ID" w:bidi="id_ID"/>
-        </w:rPr>
-      </w:r>
-      <w:r>
-        <w:rPr>
-          <w:b/>
-          <w:lang w:val="id_ID" w:bidi="id_ID"/>
-        </w:rPr>
-        <w:t>"dalam hal berkata-kata"</w:t>
-      </w:r>
-    </w:p>
-    <w:p>
-      <w:pPr/>
-      <w:r>
-        <w:rPr>
-          <w:lang w:val="id_ID" w:bidi="id_ID"/>
-        </w:rPr>
-      </w:r>
-      <w:r>
-        <w:rPr>
-          <w:lang w:val="id_ID" w:bidi="id_ID"/>
-        </w:rPr>
-        <w:t>Di sini, Paulus merujuk pada praktik berbicara di depan umum untuk meyakinkan banyak orang. Jika ini akan membantu dalam bahasa Anda, Anda bisa membuat ide ini lebih eksplisit. Terjemahan alternatif: “dalam hal berbicara di depan umum”</w:t>
-      </w:r>
-    </w:p>
-    <w:p>
-      <w:pPr/>
-      <w:r>
-        <w:rPr>
-          <w:lang w:val="id_ID" w:bidi="id_ID"/>
-        </w:rPr>
-      </w:r>
-      <w:r>
-        <w:rPr>
-          <w:lang w:val="id_ID" w:bidi="id_ID"/>
-        </w:rPr>
-        <w:t xml:space="preserve">Lihat: </w:t>
-      </w:r>
-      <w:r>
-        <w:rPr>
-          <w:lang w:val="id_ID" w:bidi="id_ID"/>
-        </w:rPr>
-        <w:t>Hal-Hal yang Dianggap Sudah Diketahui dan Informasi Tersirat</w:t>
-      </w:r>
-      <w:r>
-        <w:rPr>
-          <w:lang w:val="id_ID" w:bidi="id_ID"/>
-        </w:rPr>
-      </w:r>
-      <w:r>
-        <w:rPr>
-          <w:lang w:val="id_ID" w:bidi="id_ID"/>
-        </w:rPr>
-      </w:r>
-    </w:p>
-    <w:p>
-      <w:pPr/>
-      <w:r>
-        <w:rPr>
-          <w:lang w:val="id_ID" w:bidi="id_ID"/>
-        </w:rPr>
-      </w:r>
-    </w:p>
-    <w:p>
-      <w:pPr>
-        <w:pStyle w:val="Heading2"/>
-      </w:pPr>
-      <w:r>
-        <w:rPr>
-          <w:lang w:val="id_ID" w:bidi="id_ID"/>
-        </w:rPr>
-        <w:t>2 Korintus 11:6 (#4)</w:t>
-      </w:r>
-      <w:r>
-        <w:rPr>
-          <w:lang w:val="id_ID" w:bidi="id_ID"/>
-        </w:rPr>
-      </w:r>
-    </w:p>
-    <w:p>
-      <w:pPr/>
-      <w:r>
-        <w:rPr>
-          <w:lang w:val="id_ID" w:bidi="id_ID"/>
-        </w:rPr>
-      </w:r>
-      <w:r>
-        <w:rPr>
-          <w:b/>
-          <w:lang w:val="id_ID" w:bidi="id_ID"/>
-        </w:rPr>
-        <w:t>"dalam hal pengetahuan"</w:t>
-      </w:r>
-    </w:p>
-    <w:p>
-      <w:pPr/>
-      <w:r>
-        <w:rPr>
-          <w:lang w:val="id_ID" w:bidi="id_ID"/>
-        </w:rPr>
-      </w:r>
-      <w:r>
-        <w:rPr>
-          <w:lang w:val="id_ID" w:bidi="id_ID"/>
-        </w:rPr>
-        <w:t xml:space="preserve">Jika bahasa Anda tidak menggunakan kata benda abstrak untuk ide </w:t>
-      </w:r>
-      <w:r>
-        <w:rPr>
-          <w:b/>
-          <w:lang w:val="id_ID" w:bidi="id_ID"/>
-        </w:rPr>
-        <w:t>pengetahuan</w:t>
-      </w:r>
-      <w:r>
-        <w:rPr>
-          <w:lang w:val="id_ID" w:bidi="id_ID"/>
-        </w:rPr>
-        <w:t>, Anda dapat menyampaikan ide yang sama dengan cara lain. Terjemahan alternatif: “dalam mengetahui Injil” atau “dalam memahami berita tentang Yesus”</w:t>
-      </w:r>
-    </w:p>
-    <w:p>
-      <w:pPr/>
-      <w:r>
-        <w:rPr>
-          <w:lang w:val="id_ID" w:bidi="id_ID"/>
-        </w:rPr>
-      </w:r>
-      <w:r>
-        <w:rPr>
-          <w:lang w:val="id_ID" w:bidi="id_ID"/>
-        </w:rPr>
-        <w:t xml:space="preserve">Lihat: </w:t>
-      </w:r>
-      <w:r>
-        <w:rPr>
-          <w:lang w:val="id_ID" w:bidi="id_ID"/>
-        </w:rPr>
-        <w:t>Kata Benda Abstrak</w:t>
-      </w:r>
-      <w:r>
-        <w:rPr>
-          <w:lang w:val="id_ID" w:bidi="id_ID"/>
-        </w:rPr>
-      </w:r>
-      <w:r>
-        <w:rPr>
-          <w:lang w:val="id_ID" w:bidi="id_ID"/>
-        </w:rPr>
-      </w:r>
-    </w:p>
-    <w:p>
-      <w:pPr/>
-      <w:r>
-        <w:rPr>
-          <w:lang w:val="id_ID" w:bidi="id_ID"/>
-        </w:rPr>
-      </w:r>
-    </w:p>
-    <w:p>
-      <w:pPr>
-        <w:pStyle w:val="Heading2"/>
-      </w:pPr>
-      <w:r>
-        <w:rPr>
-          <w:lang w:val="id_ID" w:bidi="id_ID"/>
-        </w:rPr>
-        <w:t>2 Korintus 11:6 (#5)</w:t>
-      </w:r>
-      <w:r>
-        <w:rPr>
-          <w:lang w:val="id_ID" w:bidi="id_ID"/>
-        </w:rPr>
-      </w:r>
-    </w:p>
-    <w:p>
-      <w:pPr/>
-      <w:r>
-        <w:rPr>
-          <w:lang w:val="id_ID" w:bidi="id_ID"/>
-        </w:rPr>
-      </w:r>
-      <w:r>
-        <w:rPr>
-          <w:b/>
-          <w:lang w:val="id_ID" w:bidi="id_ID"/>
-        </w:rPr>
-        <w:t>"dalam hal pengetahuan"</w:t>
-      </w:r>
-    </w:p>
-    <w:p>
-      <w:pPr/>
-      <w:r>
-        <w:rPr>
-          <w:lang w:val="id_ID" w:bidi="id_ID"/>
-        </w:rPr>
-      </w:r>
-      <w:r>
-        <w:rPr>
-          <w:lang w:val="id_ID" w:bidi="id_ID"/>
-        </w:rPr>
-        <w:t xml:space="preserve">Di sini, kata </w:t>
-      </w:r>
-      <w:r>
-        <w:rPr>
-          <w:b/>
-          <w:lang w:val="id_ID" w:bidi="id_ID"/>
-        </w:rPr>
-        <w:t>pengetahuan</w:t>
-      </w:r>
-      <w:r>
-        <w:rPr>
-          <w:lang w:val="id_ID" w:bidi="id_ID"/>
-        </w:rPr>
-        <w:t xml:space="preserve"> merujuk pada apa yang seseorang ketahui tentang Yesus dan kabar baik mengenai-Nya. Jika perlu, Anda bisa membuat ide tersebut lebih jelas dalam bahasa Anda. Terjemahan alternatif: “dalam pengetahuan tentang Yesus” atau “dalam pengetahuan tentang Injil”.</w:t>
-      </w:r>
-    </w:p>
-    <w:p>
-      <w:pPr/>
-      <w:r>
-        <w:rPr>
-          <w:lang w:val="id_ID" w:bidi="id_ID"/>
-        </w:rPr>
-      </w:r>
-      <w:r>
-        <w:rPr>
-          <w:lang w:val="id_ID" w:bidi="id_ID"/>
-        </w:rPr>
-        <w:t xml:space="preserve">Lihat: </w:t>
-      </w:r>
-      <w:r>
-        <w:rPr>
-          <w:lang w:val="id_ID" w:bidi="id_ID"/>
-        </w:rPr>
-        <w:t>Hal-Hal yang Dianggap Sudah Diketahui dan Informasi Tersirat</w:t>
-      </w:r>
-      <w:r>
-        <w:rPr>
-          <w:lang w:val="id_ID" w:bidi="id_ID"/>
-        </w:rPr>
-      </w:r>
-      <w:r>
-        <w:rPr>
-          <w:lang w:val="id_ID" w:bidi="id_ID"/>
-        </w:rPr>
-      </w:r>
-    </w:p>
-    <w:p>
-      <w:pPr/>
-      <w:r>
-        <w:rPr>
-          <w:lang w:val="id_ID" w:bidi="id_ID"/>
-        </w:rPr>
-      </w:r>
-    </w:p>
-    <w:p>
-      <w:pPr>
-        <w:pStyle w:val="Heading2"/>
-      </w:pPr>
-      <w:r>
-        <w:rPr>
-          <w:lang w:val="id_ID" w:bidi="id_ID"/>
-        </w:rPr>
-        <w:t>2 Korintus 11:6 (#6)</w:t>
-      </w:r>
-      <w:r>
-        <w:rPr>
-          <w:lang w:val="id_ID" w:bidi="id_ID"/>
-        </w:rPr>
-      </w:r>
-    </w:p>
-    <w:p>
-      <w:pPr/>
-      <w:r>
-        <w:rPr>
-          <w:lang w:val="id_ID" w:bidi="id_ID"/>
-        </w:rPr>
-      </w:r>
-      <w:r>
-        <w:rPr>
-          <w:b/>
-          <w:lang w:val="id_ID" w:bidi="id_ID"/>
-        </w:rPr>
-        <w:t>"pada segala waktu"</w:t>
-      </w:r>
-      <w:r>
-        <w:rPr>
-          <w:lang w:val="id_ID" w:bidi="id_ID"/>
-        </w:rPr>
-        <w:t xml:space="preserve"> - </w:t>
-      </w:r>
-      <w:r>
-        <w:rPr>
-          <w:b/>
-          <w:lang w:val="id_ID" w:bidi="id_ID"/>
-        </w:rPr>
-        <w:t>"di dalam segala hal"</w:t>
-      </w:r>
-    </w:p>
-    <w:p>
-      <w:pPr/>
-      <w:r>
-        <w:rPr>
-          <w:lang w:val="id_ID" w:bidi="id_ID"/>
-        </w:rPr>
-      </w:r>
-      <w:r>
-        <w:rPr>
-          <w:lang w:val="id_ID" w:bidi="id_ID"/>
-        </w:rPr>
-        <w:t xml:space="preserve">Di sini, frasa </w:t>
-      </w:r>
-      <w:r>
-        <w:rPr>
-          <w:b/>
-          <w:lang w:val="id_ID" w:bidi="id_ID"/>
-        </w:rPr>
-        <w:t>pada segala waktu</w:t>
-      </w:r>
-      <w:r>
-        <w:rPr>
-          <w:lang w:val="id_ID" w:bidi="id_ID"/>
-        </w:rPr>
-        <w:t xml:space="preserve"> dan </w:t>
-      </w:r>
-      <w:r>
-        <w:rPr>
-          <w:b/>
-          <w:lang w:val="id_ID" w:bidi="id_ID"/>
-        </w:rPr>
-        <w:t>dalam segala hal</w:t>
-      </w:r>
-      <w:r>
-        <w:rPr>
-          <w:lang w:val="id_ID" w:bidi="id_ID"/>
-        </w:rPr>
-        <w:t xml:space="preserve"> menunjukkan bahwa Paulus dan rekan-rekannya membuat segala sesuatu </w:t>
-      </w:r>
-      <w:r>
-        <w:rPr>
-          <w:b/>
-          <w:lang w:val="id_ID" w:bidi="id_ID"/>
-        </w:rPr>
-        <w:t>jelas</w:t>
-      </w:r>
-      <w:r>
-        <w:rPr>
-          <w:lang w:val="id_ID" w:bidi="id_ID"/>
-        </w:rPr>
-        <w:t>: (1) dengan segala cara yang mungkin dan dalam semua yang mereka katakan dan lakukan. Terjemahan alternatif: “dengan segala cara ... dalam semua yang kami lakukan” (2) dengan segala cara yang mungkin dan di antara semua orang. Terjemahan alternatif: “dengan segala cara ... di antara semua orang”</w:t>
-      </w:r>
-    </w:p>
-    <w:p>
-      <w:pPr/>
-      <w:r>
-        <w:rPr>
-          <w:lang w:val="id_ID" w:bidi="id_ID"/>
-        </w:rPr>
-      </w:r>
-      <w:r>
-        <w:rPr>
-          <w:lang w:val="id_ID" w:bidi="id_ID"/>
-        </w:rPr>
-        <w:t xml:space="preserve">Lihat: </w:t>
-      </w:r>
-      <w:r>
-        <w:rPr>
-          <w:lang w:val="id_ID" w:bidi="id_ID"/>
-        </w:rPr>
-        <w:t>Hal-Hal yang Dianggap Sudah Diketahui dan Informasi Tersirat</w:t>
-      </w:r>
-      <w:r>
-        <w:rPr>
-          <w:lang w:val="id_ID" w:bidi="id_ID"/>
-        </w:rPr>
-      </w:r>
-      <w:r>
-        <w:rPr>
-          <w:lang w:val="id_ID" w:bidi="id_ID"/>
-        </w:rPr>
-      </w:r>
-    </w:p>
-    <w:p>
-      <w:pPr/>
-      <w:r>
-        <w:rPr>
-          <w:lang w:val="id_ID" w:bidi="id_ID"/>
-        </w:rPr>
-      </w:r>
-    </w:p>
-    <w:p>
-      <w:pPr>
-        <w:pStyle w:val="Heading2"/>
-      </w:pPr>
-      <w:r>
-        <w:rPr>
-          <w:lang w:val="id_ID" w:bidi="id_ID"/>
-        </w:rPr>
-        <w:t>2 Korintus 11:6 (#7)</w:t>
-      </w:r>
-      <w:r>
-        <w:rPr>
-          <w:lang w:val="id_ID" w:bidi="id_ID"/>
-        </w:rPr>
-      </w:r>
-    </w:p>
-    <w:p>
-      <w:pPr/>
-      <w:r>
-        <w:rPr>
-          <w:lang w:val="id_ID" w:bidi="id_ID"/>
-        </w:rPr>
-      </w:r>
-      <w:r>
-        <w:rPr>
-          <w:b/>
-          <w:lang w:val="id_ID" w:bidi="id_ID"/>
-        </w:rPr>
-        <w:t>"telah menyatakannya kepada kamu"</w:t>
-      </w:r>
-    </w:p>
-    <w:p>
-      <w:pPr/>
-      <w:r>
-        <w:rPr>
-          <w:lang w:val="id_ID" w:bidi="id_ID"/>
-        </w:rPr>
-      </w:r>
-      <w:r>
-        <w:rPr>
-          <w:lang w:val="id_ID" w:bidi="id_ID"/>
-        </w:rPr>
-        <w:t xml:space="preserve">Di sini Paulus menyiratkan bahwa yang dia </w:t>
-      </w:r>
-      <w:r>
-        <w:rPr>
-          <w:b/>
-          <w:lang w:val="id_ID" w:bidi="id_ID"/>
-        </w:rPr>
-        <w:t xml:space="preserve">tekankan </w:t>
-      </w:r>
-      <w:r>
-        <w:rPr>
-          <w:lang w:val="id_ID" w:bidi="id_ID"/>
-        </w:rPr>
-        <w:t xml:space="preserve">adalah bahwa dia memiliki </w:t>
-      </w:r>
-      <w:r>
-        <w:rPr>
-          <w:b/>
-          <w:lang w:val="id_ID" w:bidi="id_ID"/>
-        </w:rPr>
-        <w:t>pengetahuan</w:t>
-      </w:r>
-      <w:r>
-        <w:rPr>
-          <w:lang w:val="id_ID" w:bidi="id_ID"/>
-        </w:rPr>
-        <w:t>. Jika ini akan membantu dalam bahasa Anda, Anda bisa membuat ide tersebut lebih eksplisit. Terjemahan alternatif: "telah membuktikan bahwa aku memiliki pengetahuan”</w:t>
-      </w:r>
-    </w:p>
-    <w:p>
-      <w:pPr/>
-      <w:r>
-        <w:rPr>
-          <w:lang w:val="id_ID" w:bidi="id_ID"/>
-        </w:rPr>
-      </w:r>
-      <w:r>
-        <w:rPr>
-          <w:lang w:val="id_ID" w:bidi="id_ID"/>
-        </w:rPr>
-        <w:t xml:space="preserve">Lihat: </w:t>
-      </w:r>
-      <w:r>
-        <w:rPr>
-          <w:lang w:val="id_ID" w:bidi="id_ID"/>
-        </w:rPr>
-        <w:t>Hal-Hal yang Dianggap Sudah Diketahui dan Informasi Tersirat</w:t>
-      </w:r>
-      <w:r>
-        <w:rPr>
-          <w:lang w:val="id_ID" w:bidi="id_ID"/>
-        </w:rPr>
-      </w:r>
-      <w:r>
-        <w:rPr>
-          <w:lang w:val="id_ID" w:bidi="id_ID"/>
-        </w:rPr>
-      </w:r>
-    </w:p>
-    <w:p>
-      <w:pPr/>
-      <w:r>
-        <w:rPr>
-          <w:lang w:val="id_ID" w:bidi="id_ID"/>
-        </w:rPr>
-      </w:r>
-    </w:p>
-    <w:p>
-      <w:pPr>
-        <w:pStyle w:val="Heading2"/>
-      </w:pPr>
-      <w:r>
-        <w:rPr>
-          <w:lang w:val="id_ID" w:bidi="id_ID"/>
-        </w:rPr>
-        <w:t>2 Korintus 11:7 (#1)</w:t>
-      </w:r>
-      <w:r>
-        <w:rPr>
-          <w:lang w:val="id_ID" w:bidi="id_ID"/>
-        </w:rPr>
-      </w:r>
-    </w:p>
-    <w:p>
-      <w:pPr/>
-      <w:r>
-        <w:rPr>
-          <w:lang w:val="id_ID" w:bidi="id_ID"/>
-        </w:rPr>
-      </w:r>
-      <w:r>
-        <w:rPr>
-          <w:b/>
-          <w:lang w:val="id_ID" w:bidi="id_ID"/>
-        </w:rPr>
-        <w:t>"Apakah aku"</w:t>
-      </w:r>
-    </w:p>
-    <w:p>
-      <w:pPr/>
-      <w:r>
-        <w:rPr>
-          <w:lang w:val="id_ID" w:bidi="id_ID"/>
-        </w:rPr>
-      </w:r>
-      <w:r>
-        <w:rPr>
-          <w:lang w:val="id_ID" w:bidi="id_ID"/>
-        </w:rPr>
-        <w:t xml:space="preserve">Frasa </w:t>
-      </w:r>
-      <w:r>
-        <w:rPr>
-          <w:b/>
-          <w:lang w:val="id_ID" w:bidi="id_ID"/>
-        </w:rPr>
-        <w:t>Apakah aku</w:t>
-      </w:r>
-      <w:r>
-        <w:rPr>
-          <w:lang w:val="id_ID" w:bidi="id_ID"/>
-        </w:rPr>
-        <w:t xml:space="preserve"> memperkenalkan alternatif terhadap apa yang Paulus katakan di ayat sebelumnya, di mana ia menyatakan bahwa ia memiliki "pengetahuan" (Lihat: </w:t>
-      </w:r>
-      <w:hyperlink r:id="rId36">
-        <w:r>
-          <w:rPr>
-            <w:lang w:val="id_ID" w:bidi="id_ID"/>
-          </w:rPr>
-          <w:rPr>
-            <w:color w:val="0000EE"/>
-            <w:u w:val="single"/>
-          </w:rPr>
-          <w:t xml:space="preserve">2 Korintus </w:t>
-        </w:r>
-      </w:hyperlink>
       <w:hyperlink r:id="rId38">
-        <w:r>
-          <w:rPr>
-            <w:lang w:val="id_ID" w:bidi="id_ID"/>
-          </w:rPr>
-          <w:rPr>
-            <w:color w:val="0000EE"/>
-            <w:u w:val="single"/>
-          </w:rPr>
-          <w:t>11:6</w:t>
-        </w:r>
-      </w:hyperlink>
-      <w:r>
-        <w:rPr>
-          <w:lang w:val="id_ID" w:bidi="id_ID"/>
-        </w:rPr>
-        <w:t xml:space="preserve">). Dengan frasa </w:t>
-      </w:r>
-      <w:r>
-        <w:rPr>
-          <w:b/>
-          <w:lang w:val="id_ID" w:bidi="id_ID"/>
-        </w:rPr>
-        <w:t>apakah aku</w:t>
-      </w:r>
-      <w:r>
-        <w:rPr>
-          <w:lang w:val="id_ID" w:bidi="id_ID"/>
-        </w:rPr>
-        <w:t xml:space="preserve">, Paulus kemudian memperkenalkan sebuah pertanyaan yang menimbulkan kemungkinan keberatan lain terhadap otoritasnya sebagai rasul: ia tidak meminta bayaran dari mereka untuk mengajarkan mereka. Jika akan membantu dalam bahasa Anda, Anda bisa mengekspresikan kata </w:t>
-      </w:r>
-      <w:r>
-        <w:rPr>
-          <w:b/>
-          <w:lang w:val="id_ID" w:bidi="id_ID"/>
-        </w:rPr>
-        <w:t>apakah</w:t>
-      </w:r>
-      <w:r>
-        <w:rPr>
-          <w:lang w:val="id_ID" w:bidi="id_ID"/>
-        </w:rPr>
-        <w:t xml:space="preserve"> dengan kata yang menandakan kontras atau memberikan alternatif. Terjemahan alternatif: "Tetapi" atau "Namun,"</w:t>
-      </w:r>
-    </w:p>
-    <w:p>
-      <w:pPr/>
-      <w:r>
-        <w:rPr>
-          <w:lang w:val="id_ID" w:bidi="id_ID"/>
-        </w:rPr>
-      </w:r>
-      <w:r>
-        <w:rPr>
-          <w:lang w:val="id_ID" w:bidi="id_ID"/>
-        </w:rPr>
-        <w:t xml:space="preserve">Lihat: </w:t>
-      </w:r>
-      <w:r>
-        <w:rPr>
-          <w:lang w:val="id_ID" w:bidi="id_ID"/>
-        </w:rPr>
-        <w:t>Menghubungkan — Hubungan Kontras</w:t>
-      </w:r>
-      <w:r>
-        <w:rPr>
-          <w:lang w:val="id_ID" w:bidi="id_ID"/>
-        </w:rPr>
-      </w:r>
-      <w:r>
-        <w:rPr>
-          <w:lang w:val="id_ID" w:bidi="id_ID"/>
-        </w:rPr>
-      </w:r>
-    </w:p>
-    <w:p>
-      <w:pPr/>
-      <w:r>
-        <w:rPr>
-          <w:lang w:val="id_ID" w:bidi="id_ID"/>
-        </w:rPr>
-      </w:r>
-    </w:p>
-    <w:p>
-      <w:pPr>
-        <w:pStyle w:val="Heading2"/>
-      </w:pPr>
-      <w:r>
-        <w:rPr>
-          <w:lang w:val="id_ID" w:bidi="id_ID"/>
-        </w:rPr>
-        <w:t>2 Korintus 11:7 (#2)</w:t>
-      </w:r>
-      <w:r>
-        <w:rPr>
-          <w:lang w:val="id_ID" w:bidi="id_ID"/>
-        </w:rPr>
-      </w:r>
-    </w:p>
-    <w:p>
-      <w:pPr/>
-      <w:r>
-        <w:rPr>
-          <w:lang w:val="id_ID" w:bidi="id_ID"/>
-        </w:rPr>
-      </w:r>
-      <w:r>
-        <w:rPr>
-          <w:b/>
-          <w:lang w:val="id_ID" w:bidi="id_ID"/>
-        </w:rPr>
-        <w:t>"Apakah aku berbuat salah jika aku merendahkan diri untuk meinggikan kamu, karena aku memberitakan Injil Allah kepada kamu dengan cuma-cuma?"</w:t>
-      </w:r>
-    </w:p>
-    <w:p>
-      <w:pPr/>
-      <w:r>
-        <w:rPr>
-          <w:lang w:val="id_ID" w:bidi="id_ID"/>
-        </w:rPr>
-      </w:r>
-      <w:r>
-        <w:rPr>
-          <w:lang w:val="id_ID" w:bidi="id_ID"/>
-        </w:rPr>
-        <w:t xml:space="preserve">Paulus menggunakan bentuk pertanyaan untuk menunjukkan kepada jemaat Korintus bahwa ia tidak </w:t>
-      </w:r>
-      <w:r>
-        <w:rPr>
-          <w:b/>
-          <w:lang w:val="id_ID" w:bidi="id_ID"/>
-        </w:rPr>
-        <w:t>melakukan dosa</w:t>
-      </w:r>
-      <w:r>
-        <w:rPr>
-          <w:lang w:val="id_ID" w:bidi="id_ID"/>
-        </w:rPr>
-        <w:t>. Jika dalam bahasa Anda tidak menggunakan bentuk pertanyaan untuk tujuan ini, Anda dapat menerjemahkannya sebagai pernyataan atau seruan. Terjemahan alternatif: “Namun, aku tentu tidak melakukan dosa dengan merendahkan diri agar kamu ditinggikan, karena aku memberitakan Injil Allah kepada kamu tanpa bayaran!”</w:t>
-      </w:r>
-    </w:p>
-    <w:p>
-      <w:pPr/>
-      <w:r>
-        <w:rPr>
-          <w:lang w:val="id_ID" w:bidi="id_ID"/>
-        </w:rPr>
-      </w:r>
-      <w:r>
-        <w:rPr>
-          <w:lang w:val="id_ID" w:bidi="id_ID"/>
-        </w:rPr>
-        <w:t xml:space="preserve">Lihat: </w:t>
-      </w:r>
-      <w:r>
-        <w:rPr>
-          <w:lang w:val="id_ID" w:bidi="id_ID"/>
-        </w:rPr>
-        <w:t>Pertanyaan Retoris</w:t>
-      </w:r>
-      <w:r>
-        <w:rPr>
-          <w:lang w:val="id_ID" w:bidi="id_ID"/>
-        </w:rPr>
-      </w:r>
-      <w:r>
-        <w:rPr>
-          <w:lang w:val="id_ID" w:bidi="id_ID"/>
-        </w:rPr>
-      </w:r>
-    </w:p>
-    <w:p>
-      <w:pPr/>
-      <w:r>
-        <w:rPr>
-          <w:lang w:val="id_ID" w:bidi="id_ID"/>
-        </w:rPr>
-      </w:r>
-    </w:p>
-    <w:p>
-      <w:pPr>
-        <w:pStyle w:val="Heading2"/>
-      </w:pPr>
-      <w:r>
-        <w:rPr>
-          <w:lang w:val="id_ID" w:bidi="id_ID"/>
-        </w:rPr>
-        <w:t>2 Korintus 11:7 (#3)</w:t>
-      </w:r>
-      <w:r>
-        <w:rPr>
-          <w:lang w:val="id_ID" w:bidi="id_ID"/>
-        </w:rPr>
-      </w:r>
-    </w:p>
-    <w:p>
-      <w:pPr/>
-      <w:r>
-        <w:rPr>
-          <w:lang w:val="id_ID" w:bidi="id_ID"/>
-        </w:rPr>
-      </w:r>
-      <w:r>
-        <w:rPr>
-          <w:b/>
-          <w:lang w:val="id_ID" w:bidi="id_ID"/>
-        </w:rPr>
-        <w:t>"merendahkan diri"</w:t>
-      </w:r>
-    </w:p>
-    <w:p>
-      <w:pPr/>
-      <w:r>
-        <w:rPr>
-          <w:lang w:val="id_ID" w:bidi="id_ID"/>
-        </w:rPr>
-      </w:r>
-      <w:r>
-        <w:rPr>
-          <w:lang w:val="id_ID" w:bidi="id_ID"/>
-        </w:rPr>
-        <w:t xml:space="preserve">Di sini Paulus merujuk pada bagaimana ia bekerja untuk mencari nafkah bagi dirinya sendiri. Dalam budayanya, ini dianggap sebagai </w:t>
-      </w:r>
-      <w:r>
-        <w:rPr>
-          <w:b/>
-          <w:lang w:val="id_ID" w:bidi="id_ID"/>
-        </w:rPr>
-        <w:t>tindakan merendahkan diri</w:t>
-      </w:r>
-      <w:r>
-        <w:rPr>
-          <w:lang w:val="id_ID" w:bidi="id_ID"/>
-        </w:rPr>
-        <w:t>, karena pembicara dan guru yang baik biasanya tidak perlu melakukan pekerjaan tambahan, sebab mereka akan mendapatkan cukup uang dari orang-orang yang mereka ajar. Jika ini akan membantu dalam bahasa Anda, Anda bisa membuat ide ini lebih eksplisit. Terjemahan alternatif: “merendahkan diri dengan menafkahi diri sendiri”</w:t>
-      </w:r>
-    </w:p>
-    <w:p>
-      <w:pPr/>
-      <w:r>
-        <w:rPr>
-          <w:lang w:val="id_ID" w:bidi="id_ID"/>
-        </w:rPr>
-      </w:r>
-      <w:r>
-        <w:rPr>
-          <w:lang w:val="id_ID" w:bidi="id_ID"/>
-        </w:rPr>
-        <w:t xml:space="preserve">Lihat: </w:t>
-      </w:r>
-      <w:r>
-        <w:rPr>
-          <w:lang w:val="id_ID" w:bidi="id_ID"/>
-        </w:rPr>
-        <w:t>Hal-Hal yang Dianggap Sudah Diketahui dan Informasi Tersirat</w:t>
-      </w:r>
-      <w:r>
-        <w:rPr>
-          <w:lang w:val="id_ID" w:bidi="id_ID"/>
-        </w:rPr>
-      </w:r>
-      <w:r>
-        <w:rPr>
-          <w:lang w:val="id_ID" w:bidi="id_ID"/>
-        </w:rPr>
-      </w:r>
-    </w:p>
-    <w:p>
-      <w:pPr/>
-      <w:r>
-        <w:rPr>
-          <w:lang w:val="id_ID" w:bidi="id_ID"/>
-        </w:rPr>
-      </w:r>
-    </w:p>
-    <w:p>
-      <w:pPr>
-        <w:pStyle w:val="Heading2"/>
-      </w:pPr>
-      <w:r>
-        <w:rPr>
-          <w:lang w:val="id_ID" w:bidi="id_ID"/>
-        </w:rPr>
-        <w:t>2 Korintus 11:7 (#4)</w:t>
-      </w:r>
-      <w:r>
-        <w:rPr>
-          <w:lang w:val="id_ID" w:bidi="id_ID"/>
-        </w:rPr>
-      </w:r>
-    </w:p>
-    <w:p>
-      <w:pPr/>
-      <w:r>
-        <w:rPr>
-          <w:lang w:val="id_ID" w:bidi="id_ID"/>
-        </w:rPr>
-      </w:r>
-      <w:r>
-        <w:rPr>
-          <w:b/>
-          <w:lang w:val="id_ID" w:bidi="id_ID"/>
-        </w:rPr>
-        <w:t>"untuk meninggikan kamu"</w:t>
-      </w:r>
-    </w:p>
-    <w:p>
-      <w:pPr/>
-      <w:r>
-        <w:rPr>
-          <w:lang w:val="id_ID" w:bidi="id_ID"/>
-        </w:rPr>
-      </w:r>
-      <w:r>
-        <w:rPr>
-          <w:lang w:val="id_ID" w:bidi="id_ID"/>
-        </w:rPr>
-        <w:t>Jika bahasa Anda tidak menggunakan bentuk pasif ini, Anda dapat menyampaikan ide tersebut dalam bentuk aktif atau dengan cara lain yang alami dalam bahasa Anda. Jika Anda perlu menyebutkan siapa yang melakukan tindakan, jelas dari konteks bahwa itu adalah Paulus. Terjemahan alternatif: "aku bisa meninggikan kamu sendiri"</w:t>
-      </w:r>
-    </w:p>
-    <w:p>
-      <w:pPr/>
-      <w:r>
-        <w:rPr>
-          <w:lang w:val="id_ID" w:bidi="id_ID"/>
-        </w:rPr>
-      </w:r>
-      <w:r>
-        <w:rPr>
-          <w:lang w:val="id_ID" w:bidi="id_ID"/>
-        </w:rPr>
-        <w:t xml:space="preserve">Lihat: </w:t>
-      </w:r>
-      <w:r>
-        <w:rPr>
-          <w:lang w:val="id_ID" w:bidi="id_ID"/>
-        </w:rPr>
-        <w:t>Aktif atau Pasif</w:t>
-      </w:r>
-      <w:r>
-        <w:rPr>
-          <w:lang w:val="id_ID" w:bidi="id_ID"/>
-        </w:rPr>
-      </w:r>
-      <w:r>
-        <w:rPr>
-          <w:lang w:val="id_ID" w:bidi="id_ID"/>
-        </w:rPr>
-      </w:r>
-    </w:p>
-    <w:p>
-      <w:pPr/>
-      <w:r>
-        <w:rPr>
-          <w:lang w:val="id_ID" w:bidi="id_ID"/>
-        </w:rPr>
-      </w:r>
-    </w:p>
-    <w:p>
-      <w:pPr>
-        <w:pStyle w:val="Heading2"/>
-      </w:pPr>
-      <w:r>
-        <w:rPr>
-          <w:lang w:val="id_ID" w:bidi="id_ID"/>
-        </w:rPr>
-        <w:t>2 Korintus 11:7 (#5)</w:t>
-      </w:r>
-      <w:r>
-        <w:rPr>
-          <w:lang w:val="id_ID" w:bidi="id_ID"/>
-        </w:rPr>
-      </w:r>
-    </w:p>
-    <w:p>
-      <w:pPr/>
-      <w:r>
-        <w:rPr>
-          <w:lang w:val="id_ID" w:bidi="id_ID"/>
-        </w:rPr>
-      </w:r>
-      <w:r>
-        <w:rPr>
-          <w:b/>
-          <w:lang w:val="id_ID" w:bidi="id_ID"/>
-        </w:rPr>
-        <w:t>"untuk meninggikan kamu"</w:t>
-      </w:r>
-    </w:p>
-    <w:p>
-      <w:pPr/>
-      <w:r>
-        <w:rPr>
-          <w:lang w:val="id_ID" w:bidi="id_ID"/>
-        </w:rPr>
-      </w:r>
-      <w:r>
-        <w:rPr>
-          <w:lang w:val="id_ID" w:bidi="id_ID"/>
-        </w:rPr>
-        <w:t xml:space="preserve">Di sini, kata yang diterjemahkan sebagai </w:t>
-      </w:r>
-      <w:r>
-        <w:rPr>
-          <w:b/>
-          <w:lang w:val="id_ID" w:bidi="id_ID"/>
-        </w:rPr>
-        <w:t>dirimu sendiri</w:t>
-      </w:r>
-      <w:r>
-        <w:rPr>
-          <w:lang w:val="id_ID" w:bidi="id_ID"/>
-        </w:rPr>
-        <w:t xml:space="preserve"> menekankan </w:t>
-      </w:r>
-      <w:r>
-        <w:rPr>
-          <w:b/>
-          <w:lang w:val="id_ID" w:bidi="id_ID"/>
-        </w:rPr>
-        <w:t>kamu</w:t>
-      </w:r>
-      <w:r>
-        <w:rPr>
-          <w:lang w:val="id_ID" w:bidi="id_ID"/>
-        </w:rPr>
-        <w:t xml:space="preserve">. Pertimbangkan untuk menggunakan cara yang alami untuk menekankan </w:t>
-      </w:r>
-      <w:r>
-        <w:rPr>
-          <w:b/>
-          <w:lang w:val="id_ID" w:bidi="id_ID"/>
-        </w:rPr>
-        <w:t>kamu</w:t>
-      </w:r>
-      <w:r>
-        <w:rPr>
-          <w:lang w:val="id_ID" w:bidi="id_ID"/>
-        </w:rPr>
-        <w:t xml:space="preserve"> dalam bahasa Anda. Alternatif terjemahan: “kamu mungkin ditinggikan” atau “itu adalah kamu yang mungkin ditinggikan”.</w:t>
-      </w:r>
-    </w:p>
-    <w:p>
-      <w:pPr/>
-      <w:r>
-        <w:rPr>
-          <w:lang w:val="id_ID" w:bidi="id_ID"/>
-        </w:rPr>
-      </w:r>
-      <w:r>
-        <w:rPr>
-          <w:lang w:val="id_ID" w:bidi="id_ID"/>
-        </w:rPr>
-        <w:t xml:space="preserve">Lihat: </w:t>
-      </w:r>
-      <w:r>
-        <w:rPr>
-          <w:lang w:val="id_ID" w:bidi="id_ID"/>
-        </w:rPr>
-        <w:t>Kata Ganti Diri Sendiri</w:t>
-      </w:r>
-      <w:r>
-        <w:rPr>
-          <w:lang w:val="id_ID" w:bidi="id_ID"/>
-        </w:rPr>
-      </w:r>
-      <w:r>
-        <w:rPr>
-          <w:lang w:val="id_ID" w:bidi="id_ID"/>
-        </w:rPr>
-      </w:r>
-    </w:p>
-    <w:p>
-      <w:pPr/>
-      <w:r>
-        <w:rPr>
-          <w:lang w:val="id_ID" w:bidi="id_ID"/>
-        </w:rPr>
-      </w:r>
-    </w:p>
-    <w:p>
-      <w:pPr>
-        <w:pStyle w:val="Heading2"/>
-      </w:pPr>
-      <w:r>
-        <w:rPr>
-          <w:lang w:val="id_ID" w:bidi="id_ID"/>
-        </w:rPr>
-        <w:t>2 Korintus 11:7 (#6)</w:t>
-      </w:r>
-      <w:r>
-        <w:rPr>
-          <w:lang w:val="id_ID" w:bidi="id_ID"/>
-        </w:rPr>
-      </w:r>
-    </w:p>
-    <w:p>
-      <w:pPr/>
-      <w:r>
-        <w:rPr>
-          <w:lang w:val="id_ID" w:bidi="id_ID"/>
-        </w:rPr>
-      </w:r>
-      <w:r>
-        <w:rPr>
-          <w:b/>
-          <w:lang w:val="id_ID" w:bidi="id_ID"/>
-        </w:rPr>
-        <w:t>"Injil Allah"</w:t>
-      </w:r>
-    </w:p>
-    <w:p>
-      <w:pPr/>
-      <w:r>
-        <w:rPr>
-          <w:lang w:val="id_ID" w:bidi="id_ID"/>
-        </w:rPr>
-      </w:r>
-      <w:r>
-        <w:rPr>
-          <w:lang w:val="id_ID" w:bidi="id_ID"/>
-        </w:rPr>
-        <w:t xml:space="preserve">Di sini, Paulus menggunakan bentuk kepemilikan untuk menggambarkan </w:t>
-      </w:r>
-      <w:r>
-        <w:rPr>
-          <w:b/>
-          <w:lang w:val="id_ID" w:bidi="id_ID"/>
-        </w:rPr>
-        <w:t>Injil</w:t>
-      </w:r>
-      <w:r>
-        <w:rPr>
-          <w:lang w:val="id_ID" w:bidi="id_ID"/>
-        </w:rPr>
-        <w:t xml:space="preserve"> yang dapat: (1) berasal dari </w:t>
-      </w:r>
-      <w:r>
-        <w:rPr>
-          <w:b/>
-          <w:lang w:val="id_ID" w:bidi="id_ID"/>
-        </w:rPr>
-        <w:t>Allah</w:t>
-      </w:r>
-      <w:r>
-        <w:rPr>
-          <w:lang w:val="id_ID" w:bidi="id_ID"/>
-        </w:rPr>
-        <w:t xml:space="preserve">. Terjemahan alternatif: “Injil yang berasal dari Allah” (2) berasal dari dan mengenai </w:t>
-      </w:r>
-      <w:r>
-        <w:rPr>
-          <w:b/>
-          <w:lang w:val="id_ID" w:bidi="id_ID"/>
-        </w:rPr>
-        <w:t>Allah</w:t>
-      </w:r>
-      <w:r>
-        <w:rPr>
-          <w:lang w:val="id_ID" w:bidi="id_ID"/>
-        </w:rPr>
-        <w:t>. Terjemahan alternatif: “Injil dari Allah dan mengenai Allah”</w:t>
-      </w:r>
-    </w:p>
-    <w:p>
-      <w:pPr/>
-      <w:r>
-        <w:rPr>
-          <w:lang w:val="id_ID" w:bidi="id_ID"/>
-        </w:rPr>
-      </w:r>
-      <w:r>
-        <w:rPr>
-          <w:lang w:val="id_ID" w:bidi="id_ID"/>
-        </w:rPr>
-        <w:t xml:space="preserve">Lihat: </w:t>
-      </w:r>
-      <w:r>
-        <w:rPr>
-          <w:lang w:val="id_ID" w:bidi="id_ID"/>
-        </w:rPr>
-        <w:t>Kepemilikan</w:t>
-      </w:r>
-      <w:r>
-        <w:rPr>
-          <w:lang w:val="id_ID" w:bidi="id_ID"/>
-        </w:rPr>
-      </w:r>
-      <w:r>
-        <w:rPr>
-          <w:lang w:val="id_ID" w:bidi="id_ID"/>
-        </w:rPr>
-      </w:r>
-    </w:p>
-    <w:p>
-      <w:pPr/>
-      <w:r>
-        <w:rPr>
-          <w:lang w:val="id_ID" w:bidi="id_ID"/>
-        </w:rPr>
-      </w:r>
-    </w:p>
-    <w:p>
-      <w:pPr>
-        <w:pStyle w:val="Heading2"/>
-      </w:pPr>
-      <w:r>
-        <w:rPr>
-          <w:lang w:val="id_ID" w:bidi="id_ID"/>
-        </w:rPr>
-        <w:t>2 Korintus 11:8 (#1)</w:t>
-      </w:r>
-      <w:r>
-        <w:rPr>
-          <w:lang w:val="id_ID" w:bidi="id_ID"/>
-        </w:rPr>
-      </w:r>
-    </w:p>
-    <w:p>
-      <w:pPr/>
-      <w:r>
-        <w:rPr>
-          <w:lang w:val="id_ID" w:bidi="id_ID"/>
-        </w:rPr>
-      </w:r>
-      <w:r>
-        <w:rPr>
-          <w:b/>
-          <w:lang w:val="id_ID" w:bidi="id_ID"/>
-        </w:rPr>
-        <w:t>"Jemaat-jemaat lain telah kurampok"</w:t>
-      </w:r>
-    </w:p>
-    <w:p>
-      <w:pPr/>
-      <w:r>
-        <w:rPr>
-          <w:lang w:val="id_ID" w:bidi="id_ID"/>
-        </w:rPr>
-      </w:r>
-      <w:r>
-        <w:rPr>
-          <w:lang w:val="id_ID" w:bidi="id_ID"/>
-        </w:rPr>
-        <w:t xml:space="preserve">Di sini, Paulus merujuk pada penerimaan uang dari </w:t>
-      </w:r>
-      <w:r>
-        <w:rPr>
-          <w:b/>
-          <w:lang w:val="id_ID" w:bidi="id_ID"/>
-        </w:rPr>
-        <w:t>jemaat-jemaat lain</w:t>
-      </w:r>
-      <w:r>
-        <w:rPr>
-          <w:lang w:val="id_ID" w:bidi="id_ID"/>
-        </w:rPr>
-        <w:t xml:space="preserve"> untuk mendukung dirinya saat melayani jemaat Korintus, seolah-olah itu adalah perampokan. Maksudnya adalah bahwa ia menerima uang dari gereja-gereja ini tanpa memberikan imbalan, yang oleh beberapa orang mungkin dianggap sebagai perampokan. Ia menggunakan bahasa yang kuat ini untuk menunjukkan betapa besar pengorbanannya dan </w:t>
-      </w:r>
-      <w:r>
-        <w:rPr>
-          <w:b/>
-          <w:lang w:val="id_ID" w:bidi="id_ID"/>
-        </w:rPr>
-        <w:t>gereja-gereja lain</w:t>
-      </w:r>
-      <w:r>
-        <w:rPr>
-          <w:lang w:val="id_ID" w:bidi="id_ID"/>
-        </w:rPr>
-        <w:t xml:space="preserve"> dalam membantu jemaat Korintus. Jika ini berguna dalam bahasa Anda, Anda bisa menggunakan bentuk yang dengan jelas menunjukkan bahwa Paulus berbicara dari sudut pandang orang lain dan melebih-lebihkan maksudnya. Terjemahan alternatif: “Seolah-olah aku merampok gereja-gereja lain” atau “Beberapa orang mungkin mengatakan bahwa aku merampok gereja-gereja yang lain.”</w:t>
-      </w:r>
-    </w:p>
-    <w:p>
-      <w:pPr/>
-      <w:r>
-        <w:rPr>
-          <w:lang w:val="id_ID" w:bidi="id_ID"/>
-        </w:rPr>
-      </w:r>
-      <w:r>
-        <w:rPr>
-          <w:lang w:val="id_ID" w:bidi="id_ID"/>
-        </w:rPr>
-        <w:t xml:space="preserve">Lihat: </w:t>
-      </w:r>
-      <w:r>
-        <w:rPr>
-          <w:lang w:val="id_ID" w:bidi="id_ID"/>
-        </w:rPr>
-        <w:t>Ironi</w:t>
-      </w:r>
-      <w:r>
-        <w:rPr>
-          <w:lang w:val="id_ID" w:bidi="id_ID"/>
-        </w:rPr>
-      </w:r>
-      <w:r>
-        <w:rPr>
-          <w:lang w:val="id_ID" w:bidi="id_ID"/>
-        </w:rPr>
-      </w:r>
-    </w:p>
-    <w:p>
-      <w:pPr/>
-      <w:r>
-        <w:rPr>
-          <w:lang w:val="id_ID" w:bidi="id_ID"/>
-        </w:rPr>
-      </w:r>
-    </w:p>
-    <w:p>
-      <w:pPr>
-        <w:pStyle w:val="Heading2"/>
-      </w:pPr>
-      <w:r>
-        <w:rPr>
-          <w:lang w:val="id_ID" w:bidi="id_ID"/>
-        </w:rPr>
-        <w:t>2 Korintus 11:8 (#2)</w:t>
-      </w:r>
-      <w:r>
-        <w:rPr>
-          <w:lang w:val="id_ID" w:bidi="id_ID"/>
-        </w:rPr>
-      </w:r>
-    </w:p>
-    <w:p>
-      <w:pPr/>
-      <w:r>
-        <w:rPr>
-          <w:lang w:val="id_ID" w:bidi="id_ID"/>
-        </w:rPr>
-      </w:r>
-      <w:r>
-        <w:rPr>
-          <w:b/>
-          <w:lang w:val="id_ID" w:bidi="id_ID"/>
-        </w:rPr>
-        <w:t>"telah menerima tunjangan dari mereka, supaya aku dapat melayani kamu"</w:t>
-      </w:r>
-    </w:p>
-    <w:p>
-      <w:pPr/>
-      <w:r>
-        <w:rPr>
-          <w:lang w:val="id_ID" w:bidi="id_ID"/>
-        </w:rPr>
-      </w:r>
-      <w:r>
-        <w:rPr>
-          <w:lang w:val="id_ID" w:bidi="id_ID"/>
-        </w:rPr>
-        <w:t xml:space="preserve">Di sini Paulus menyiratkan bahwa </w:t>
-      </w:r>
-      <w:r>
-        <w:rPr>
-          <w:b/>
-          <w:lang w:val="id_ID" w:bidi="id_ID"/>
-        </w:rPr>
-        <w:t>jemaat-jemaat lain</w:t>
-      </w:r>
-      <w:r>
-        <w:rPr>
-          <w:lang w:val="id_ID" w:bidi="id_ID"/>
-        </w:rPr>
-        <w:t xml:space="preserve"> memberikan </w:t>
-      </w:r>
-      <w:r>
-        <w:rPr>
-          <w:b/>
-          <w:lang w:val="id_ID" w:bidi="id_ID"/>
-        </w:rPr>
-        <w:t>tunjangan</w:t>
-      </w:r>
-      <w:r>
-        <w:rPr>
-          <w:lang w:val="id_ID" w:bidi="id_ID"/>
-        </w:rPr>
-        <w:t xml:space="preserve"> kepadanya, tetapi ia menggunakannya untuk melayani jemaat Korintus, bukan gereja-gereja tersebut. Jika lebih membantu dalam bahasa Anda, Anda bisa membuat ide tersebut lebih eksplisit. Terjemahan alternatif: “menerima tunjangan dari mereka tetapi menggunakannya untuk pelayanan kepada kamu”</w:t>
-      </w:r>
-    </w:p>
-    <w:p>
-      <w:pPr/>
-      <w:r>
-        <w:rPr>
-          <w:lang w:val="id_ID" w:bidi="id_ID"/>
-        </w:rPr>
-      </w:r>
-      <w:r>
-        <w:rPr>
-          <w:lang w:val="id_ID" w:bidi="id_ID"/>
-        </w:rPr>
-        <w:t xml:space="preserve">Lihat: </w:t>
-      </w:r>
-      <w:r>
-        <w:rPr>
-          <w:lang w:val="id_ID" w:bidi="id_ID"/>
-        </w:rPr>
-        <w:t>Hal-Hal yang Dianggap Sudah Diketahui dan Informasi Tersirat</w:t>
-      </w:r>
-      <w:r>
-        <w:rPr>
-          <w:lang w:val="id_ID" w:bidi="id_ID"/>
-        </w:rPr>
-      </w:r>
-      <w:r>
-        <w:rPr>
-          <w:lang w:val="id_ID" w:bidi="id_ID"/>
-        </w:rPr>
-      </w:r>
-    </w:p>
-    <w:p>
-      <w:pPr/>
-      <w:r>
-        <w:rPr>
-          <w:lang w:val="id_ID" w:bidi="id_ID"/>
-        </w:rPr>
-      </w:r>
-    </w:p>
-    <w:p>
-      <w:pPr>
-        <w:pStyle w:val="Heading2"/>
-      </w:pPr>
-      <w:r>
-        <w:rPr>
-          <w:lang w:val="id_ID" w:bidi="id_ID"/>
-        </w:rPr>
-        <w:t>2 Korintus 11:9 (#1)</w:t>
-      </w:r>
-      <w:r>
-        <w:rPr>
-          <w:lang w:val="id_ID" w:bidi="id_ID"/>
-        </w:rPr>
-      </w:r>
-    </w:p>
-    <w:p>
-      <w:pPr/>
-      <w:r>
-        <w:rPr>
-          <w:lang w:val="id_ID" w:bidi="id_ID"/>
-        </w:rPr>
-      </w:r>
-      <w:r>
-        <w:rPr>
-          <w:b/>
-          <w:lang w:val="id_ID" w:bidi="id_ID"/>
-        </w:rPr>
-        <w:t>"dalam kekurangan"</w:t>
-      </w:r>
-    </w:p>
-    <w:p>
-      <w:pPr/>
-      <w:r>
-        <w:rPr>
-          <w:lang w:val="id_ID" w:bidi="id_ID"/>
-        </w:rPr>
-      </w:r>
-      <w:r>
-        <w:rPr>
-          <w:lang w:val="id_ID" w:bidi="id_ID"/>
-        </w:rPr>
-        <w:t xml:space="preserve">Di sini Paulus menyiratkan bahwa ia </w:t>
-      </w:r>
-      <w:r>
-        <w:rPr>
-          <w:b/>
-          <w:lang w:val="id_ID" w:bidi="id_ID"/>
-        </w:rPr>
-        <w:t>kekurangan</w:t>
-      </w:r>
-      <w:r>
-        <w:rPr>
-          <w:lang w:val="id_ID" w:bidi="id_ID"/>
-        </w:rPr>
-        <w:t xml:space="preserve"> atau tidak memiliki cukup dari apa yang ia butuhkan untuk hidup, termasuk hal-hal seperti makanan dan pakaian. Jika ini lebih membantu dalam bahasa Anda, Anda bisa membuat ide ini lebih eksplisit. Terjemahan alternatif: “telah kekurangan hal-hal yang diperlukan untuk hidup” atau “telah kekurangan dalam kebutuhan dasar”.</w:t>
-      </w:r>
-    </w:p>
-    <w:p>
-      <w:pPr/>
-      <w:r>
-        <w:rPr>
-          <w:lang w:val="id_ID" w:bidi="id_ID"/>
-        </w:rPr>
-      </w:r>
-      <w:r>
-        <w:rPr>
-          <w:lang w:val="id_ID" w:bidi="id_ID"/>
-        </w:rPr>
-        <w:t xml:space="preserve">Lihat: </w:t>
-      </w:r>
-      <w:r>
-        <w:rPr>
-          <w:lang w:val="id_ID" w:bidi="id_ID"/>
-        </w:rPr>
-        <w:t>Hal-Hal yang Dianggap Sudah Diketahui dan Informasi Tersirat</w:t>
-      </w:r>
-      <w:r>
-        <w:rPr>
-          <w:lang w:val="id_ID" w:bidi="id_ID"/>
-        </w:rPr>
-      </w:r>
-      <w:r>
-        <w:rPr>
-          <w:lang w:val="id_ID" w:bidi="id_ID"/>
-        </w:rPr>
-      </w:r>
-    </w:p>
-    <w:p>
-      <w:pPr/>
-      <w:r>
-        <w:rPr>
-          <w:lang w:val="id_ID" w:bidi="id_ID"/>
-        </w:rPr>
-      </w:r>
-    </w:p>
-    <w:p>
-      <w:pPr>
-        <w:pStyle w:val="Heading2"/>
-      </w:pPr>
-      <w:r>
-        <w:rPr>
-          <w:lang w:val="id_ID" w:bidi="id_ID"/>
-        </w:rPr>
-        <w:t>2 Korintus 11:9 (#2)</w:t>
-      </w:r>
-      <w:r>
-        <w:rPr>
-          <w:lang w:val="id_ID" w:bidi="id_ID"/>
-        </w:rPr>
-      </w:r>
-    </w:p>
-    <w:p>
-      <w:pPr/>
-      <w:r>
-        <w:rPr>
-          <w:lang w:val="id_ID" w:bidi="id_ID"/>
-        </w:rPr>
-      </w:r>
-      <w:r>
-        <w:rPr>
-          <w:b/>
-          <w:lang w:val="id_ID" w:bidi="id_ID"/>
-        </w:rPr>
-        <w:t>"aku tidak menyusahkan"</w:t>
-      </w:r>
-    </w:p>
-    <w:p>
-      <w:pPr/>
-      <w:r>
-        <w:rPr>
-          <w:lang w:val="id_ID" w:bidi="id_ID"/>
-        </w:rPr>
-      </w:r>
-      <w:r>
-        <w:rPr>
-          <w:lang w:val="id_ID" w:bidi="id_ID"/>
-        </w:rPr>
-        <w:t xml:space="preserve">Di sini Paulus berbicara tentang meminta uang seolah-olah itu adalah </w:t>
-      </w:r>
-      <w:r>
-        <w:rPr>
-          <w:b/>
-          <w:lang w:val="id_ID" w:bidi="id_ID"/>
-        </w:rPr>
-        <w:t>beban</w:t>
-      </w:r>
-      <w:r>
-        <w:rPr>
-          <w:lang w:val="id_ID" w:bidi="id_ID"/>
-        </w:rPr>
-        <w:t xml:space="preserve"> berat yang akan dia minta kepada jemaat Korintus untuk menanggungnya. Jika ini lebih membantu dalam bahasa Anda, Anda bisa menggunakan kiasan, majas, atau bahasa sederhana yang mirip. Terjemahan alternatif: “Aku tidak ingin menyusahkan” atau “Aku tidak meminta uang sehingga mengganggu”.</w:t>
-      </w:r>
-    </w:p>
-    <w:p>
-      <w:pPr/>
-      <w:r>
-        <w:rPr>
-          <w:lang w:val="id_ID" w:bidi="id_ID"/>
-        </w:rPr>
-      </w:r>
-      <w:r>
-        <w:rPr>
-          <w:lang w:val="id_ID" w:bidi="id_ID"/>
-        </w:rPr>
-        <w:t xml:space="preserve">Lihat: </w:t>
-      </w:r>
-      <w:r>
-        <w:rPr>
-          <w:lang w:val="id_ID" w:bidi="id_ID"/>
-        </w:rPr>
-        <w:t>Metafora</w:t>
-      </w:r>
-      <w:r>
-        <w:rPr>
-          <w:lang w:val="id_ID" w:bidi="id_ID"/>
-        </w:rPr>
-      </w:r>
-      <w:r>
-        <w:rPr>
-          <w:lang w:val="id_ID" w:bidi="id_ID"/>
-        </w:rPr>
-      </w:r>
-    </w:p>
-    <w:p>
-      <w:pPr/>
-      <w:r>
-        <w:rPr>
-          <w:lang w:val="id_ID" w:bidi="id_ID"/>
-        </w:rPr>
-      </w:r>
-    </w:p>
-    <w:p>
-      <w:pPr>
-        <w:pStyle w:val="Heading2"/>
-      </w:pPr>
-      <w:r>
-        <w:rPr>
-          <w:lang w:val="id_ID" w:bidi="id_ID"/>
-        </w:rPr>
-        <w:t>2 Korintus 11:9 (#3)</w:t>
-      </w:r>
-      <w:r>
-        <w:rPr>
-          <w:lang w:val="id_ID" w:bidi="id_ID"/>
-        </w:rPr>
-      </w:r>
-    </w:p>
-    <w:p>
-      <w:pPr/>
-      <w:r>
-        <w:rPr>
-          <w:lang w:val="id_ID" w:bidi="id_ID"/>
-        </w:rPr>
-      </w:r>
-      <w:r>
-        <w:rPr>
-          <w:b/>
-          <w:lang w:val="id_ID" w:bidi="id_ID"/>
-        </w:rPr>
-        <w:t>"saudara-saudara"</w:t>
-      </w:r>
-    </w:p>
-    <w:p>
-      <w:pPr/>
-      <w:r>
-        <w:rPr>
-          <w:lang w:val="id_ID" w:bidi="id_ID"/>
-        </w:rPr>
-      </w:r>
-      <w:r>
-        <w:rPr>
-          <w:lang w:val="id_ID" w:bidi="id_ID"/>
-        </w:rPr>
-        <w:t xml:space="preserve">Walaupun istilah </w:t>
-      </w:r>
-      <w:r>
-        <w:rPr>
-          <w:b/>
-          <w:lang w:val="id_ID" w:bidi="id_ID"/>
-        </w:rPr>
-        <w:t>saudara</w:t>
-      </w:r>
-      <w:r>
-        <w:rPr>
-          <w:lang w:val="id_ID" w:bidi="id_ID"/>
-        </w:rPr>
-        <w:t xml:space="preserve"> bersifat maskulin, Paulus mungkin tidak hanya merujuk kepada pria. Ada kemungkinan bahwa ia hanya merujuk kepada pria, tetapi ia juga mungkin menyertakan wanita. Jika akan membantu dalam bahasa Anda, Anda dapat menggunakan frasa yang membuat hal ini jelas. Alternatif terjemahan: “saudara kandung” atau “saudara laki-laki dan perempuan”.</w:t>
-      </w:r>
-    </w:p>
-    <w:p>
-      <w:pPr/>
-      <w:r>
-        <w:rPr>
-          <w:lang w:val="id_ID" w:bidi="id_ID"/>
-        </w:rPr>
-      </w:r>
-      <w:r>
-        <w:rPr>
-          <w:lang w:val="id_ID" w:bidi="id_ID"/>
-        </w:rPr>
-        <w:t xml:space="preserve">Lihat: </w:t>
-      </w:r>
-      <w:r>
-        <w:rPr>
-          <w:lang w:val="id_ID" w:bidi="id_ID"/>
-        </w:rPr>
-        <w:t>Ketika Kata Maskulin Mencakup Perempuan</w:t>
-      </w:r>
-      <w:r>
-        <w:rPr>
-          <w:lang w:val="id_ID" w:bidi="id_ID"/>
-        </w:rPr>
-      </w:r>
-      <w:r>
-        <w:rPr>
-          <w:lang w:val="id_ID" w:bidi="id_ID"/>
-        </w:rPr>
-      </w:r>
-    </w:p>
-    <w:p>
-      <w:pPr/>
-      <w:r>
-        <w:rPr>
-          <w:lang w:val="id_ID" w:bidi="id_ID"/>
-        </w:rPr>
-      </w:r>
-    </w:p>
-    <w:p>
-      <w:pPr>
-        <w:pStyle w:val="Heading2"/>
-      </w:pPr>
-      <w:r>
-        <w:rPr>
-          <w:lang w:val="id_ID" w:bidi="id_ID"/>
-        </w:rPr>
-        <w:t>2 Korintus 11:9 (#4)</w:t>
-      </w:r>
-      <w:r>
-        <w:rPr>
-          <w:lang w:val="id_ID" w:bidi="id_ID"/>
-        </w:rPr>
-      </w:r>
-    </w:p>
-    <w:p>
-      <w:pPr/>
-      <w:r>
-        <w:rPr>
-          <w:lang w:val="id_ID" w:bidi="id_ID"/>
-        </w:rPr>
-      </w:r>
-      <w:r>
-        <w:rPr>
-          <w:b/>
-          <w:lang w:val="id_ID" w:bidi="id_ID"/>
-        </w:rPr>
-        <w:t>"saudara-saudara"</w:t>
-      </w:r>
-    </w:p>
-    <w:p>
-      <w:pPr/>
-      <w:r>
-        <w:rPr>
-          <w:lang w:val="id_ID" w:bidi="id_ID"/>
-        </w:rPr>
-      </w:r>
-      <w:r>
-        <w:rPr>
-          <w:lang w:val="id_ID" w:bidi="id_ID"/>
-        </w:rPr>
-        <w:t xml:space="preserve">Paulus menggunakan istilah </w:t>
-      </w:r>
-      <w:r>
-        <w:rPr>
-          <w:b/>
-          <w:lang w:val="id_ID" w:bidi="id_ID"/>
-        </w:rPr>
-        <w:t>saudara-saudara</w:t>
-      </w:r>
-      <w:r>
-        <w:rPr>
-          <w:lang w:val="id_ID" w:bidi="id_ID"/>
-        </w:rPr>
-        <w:t xml:space="preserve"> untuk merujuk pada orang-orang yang memiliki iman yang sama. Jika lebih bermanfaat dalam bahasa Anda, Anda bisa menyatakan maknanya secara jelas. Terjemahan alternatif: “orang-orang percaya”.</w:t>
-      </w:r>
-    </w:p>
-    <w:p>
-      <w:pPr/>
-      <w:r>
-        <w:rPr>
-          <w:lang w:val="id_ID" w:bidi="id_ID"/>
-        </w:rPr>
-      </w:r>
-      <w:r>
-        <w:rPr>
-          <w:lang w:val="id_ID" w:bidi="id_ID"/>
-        </w:rPr>
-        <w:t xml:space="preserve">Lihat: </w:t>
-      </w:r>
-      <w:r>
-        <w:rPr>
-          <w:lang w:val="id_ID" w:bidi="id_ID"/>
-        </w:rPr>
-        <w:t>Metafora</w:t>
-      </w:r>
-      <w:r>
-        <w:rPr>
-          <w:lang w:val="id_ID" w:bidi="id_ID"/>
-        </w:rPr>
-      </w:r>
-      <w:r>
-        <w:rPr>
-          <w:lang w:val="id_ID" w:bidi="id_ID"/>
-        </w:rPr>
-      </w:r>
-    </w:p>
-    <w:p>
-      <w:pPr/>
-      <w:r>
-        <w:rPr>
-          <w:lang w:val="id_ID" w:bidi="id_ID"/>
-        </w:rPr>
-      </w:r>
-    </w:p>
-    <w:p>
-      <w:pPr>
-        <w:pStyle w:val="Heading2"/>
-      </w:pPr>
-      <w:r>
-        <w:rPr>
-          <w:lang w:val="id_ID" w:bidi="id_ID"/>
-        </w:rPr>
-        <w:t>2 Korintus 11:9 (#5)</w:t>
-      </w:r>
-      <w:r>
-        <w:rPr>
-          <w:lang w:val="id_ID" w:bidi="id_ID"/>
-        </w:rPr>
-      </w:r>
-    </w:p>
-    <w:p>
-      <w:pPr/>
-      <w:r>
-        <w:rPr>
-          <w:lang w:val="id_ID" w:bidi="id_ID"/>
-        </w:rPr>
-      </w:r>
-      <w:r>
-        <w:rPr>
-          <w:b/>
-          <w:lang w:val="id_ID" w:bidi="id_ID"/>
-        </w:rPr>
-        <w:t>"aku menjaga diriku supaya jangan menjadi beban bagi kamu"</w:t>
-      </w:r>
-    </w:p>
-    <w:p>
-      <w:pPr/>
-      <w:r>
-        <w:rPr>
-          <w:lang w:val="id_ID" w:bidi="id_ID"/>
-        </w:rPr>
-      </w:r>
-      <w:r>
-        <w:rPr>
-          <w:lang w:val="id_ID" w:bidi="id_ID"/>
-        </w:rPr>
-        <w:t xml:space="preserve">Di sini, seperti pada awal Ayat, </w:t>
-      </w:r>
-      <w:r>
-        <w:rPr>
-          <w:b/>
-          <w:lang w:val="id_ID" w:bidi="id_ID"/>
-        </w:rPr>
-        <w:t>beban</w:t>
-      </w:r>
-      <w:r>
-        <w:rPr>
-          <w:lang w:val="id_ID" w:bidi="id_ID"/>
-        </w:rPr>
-        <w:t xml:space="preserve"> merujuk pada meminta uang. Ungkapkan ide ini seperti yang Anda lakukan di awal ayat. Terjemahan alternatif: "Aku tidak dan tidak akan terus menyusahkanmu" atau "Aku tidak dan tidak akan terus meminta uang sehingga mengganggu kamu"</w:t>
-      </w:r>
-    </w:p>
-    <w:p>
-      <w:pPr/>
-      <w:r>
-        <w:rPr>
-          <w:lang w:val="id_ID" w:bidi="id_ID"/>
-        </w:rPr>
-      </w:r>
-      <w:r>
-        <w:rPr>
-          <w:lang w:val="id_ID" w:bidi="id_ID"/>
-        </w:rPr>
-        <w:t xml:space="preserve">Lihat: </w:t>
-      </w:r>
-      <w:r>
-        <w:rPr>
-          <w:lang w:val="id_ID" w:bidi="id_ID"/>
-        </w:rPr>
-        <w:t>Metafora</w:t>
-      </w:r>
-      <w:r>
-        <w:rPr>
-          <w:lang w:val="id_ID" w:bidi="id_ID"/>
-        </w:rPr>
-      </w:r>
-      <w:r>
-        <w:rPr>
-          <w:lang w:val="id_ID" w:bidi="id_ID"/>
-        </w:rPr>
-      </w:r>
-    </w:p>
-    <w:p>
-      <w:pPr/>
-      <w:r>
-        <w:rPr>
-          <w:lang w:val="id_ID" w:bidi="id_ID"/>
-        </w:rPr>
-      </w:r>
-    </w:p>
-    <w:p>
-      <w:pPr>
-        <w:pStyle w:val="Heading2"/>
-      </w:pPr>
-      <w:r>
-        <w:rPr>
-          <w:lang w:val="id_ID" w:bidi="id_ID"/>
-        </w:rPr>
-        <w:t>2 Korintus 11:9 (#6)</w:t>
-      </w:r>
-      <w:r>
-        <w:rPr>
-          <w:lang w:val="id_ID" w:bidi="id_ID"/>
-        </w:rPr>
-      </w:r>
-    </w:p>
-    <w:p>
-      <w:pPr/>
-      <w:r>
-        <w:rPr>
-          <w:lang w:val="id_ID" w:bidi="id_ID"/>
-        </w:rPr>
-      </w:r>
-      <w:r>
-        <w:rPr>
-          <w:b/>
-          <w:lang w:val="id_ID" w:bidi="id_ID"/>
-        </w:rPr>
-        <w:t>"aku menjaga … dan aku akan tetap berbuat demikian"</w:t>
-      </w:r>
-    </w:p>
-    <w:p>
-      <w:pPr/>
-      <w:r>
-        <w:rPr>
-          <w:lang w:val="id_ID" w:bidi="id_ID"/>
-        </w:rPr>
-      </w:r>
-      <w:r>
-        <w:rPr>
-          <w:lang w:val="id_ID" w:bidi="id_ID"/>
-        </w:rPr>
-        <w:t xml:space="preserve">Di sini, Paulus menunjukkan bahwa ia tidak menjadi </w:t>
-      </w:r>
-      <w:r>
-        <w:rPr>
-          <w:b/>
-          <w:lang w:val="id_ID" w:bidi="id_ID"/>
-        </w:rPr>
-        <w:t>beban</w:t>
-      </w:r>
-      <w:r>
-        <w:rPr>
-          <w:lang w:val="id_ID" w:bidi="id_ID"/>
-        </w:rPr>
-        <w:t xml:space="preserve"> bagi mereka ketika ia mengunjungi mereka di masa lalu, dan ia berjanji bahwa ia tidak akan pernah menjadi </w:t>
-      </w:r>
-      <w:r>
-        <w:rPr>
-          <w:b/>
-          <w:lang w:val="id_ID" w:bidi="id_ID"/>
-        </w:rPr>
-        <w:t>beban</w:t>
-      </w:r>
-      <w:r>
-        <w:rPr>
-          <w:lang w:val="id_ID" w:bidi="id_ID"/>
-        </w:rPr>
-        <w:t xml:space="preserve"> bagi mereka di masa mendatang. Jika ini akan membantu dalam bahasa Anda, Anda bisa menggunakan bentuk yang menyatakan ide ini dengan jelas.Terjemahan alternatif: “Aku telah menjaga dan akan selalu menjaga” atau “di masa lalu aku telah menjaga dan di masa depan akan menjaga”.</w:t>
-      </w:r>
-    </w:p>
-    <w:p>
-      <w:pPr/>
-      <w:r>
-        <w:rPr>
-          <w:lang w:val="id_ID" w:bidi="id_ID"/>
-        </w:rPr>
-      </w:r>
-      <w:r>
-        <w:rPr>
-          <w:lang w:val="id_ID" w:bidi="id_ID"/>
-        </w:rPr>
-        <w:t xml:space="preserve">Lihat: </w:t>
-      </w:r>
-      <w:r>
-        <w:rPr>
-          <w:lang w:val="id_ID" w:bidi="id_ID"/>
-        </w:rPr>
-        <w:t>Hal-Hal yang Dianggap Sudah Diketahui dan Informasi Tersirat</w:t>
-      </w:r>
-      <w:r>
-        <w:rPr>
-          <w:lang w:val="id_ID" w:bidi="id_ID"/>
-        </w:rPr>
-      </w:r>
-      <w:r>
-        <w:rPr>
-          <w:lang w:val="id_ID" w:bidi="id_ID"/>
-        </w:rPr>
-      </w:r>
-    </w:p>
-    <w:p>
-      <w:pPr/>
-      <w:r>
-        <w:rPr>
-          <w:lang w:val="id_ID" w:bidi="id_ID"/>
-        </w:rPr>
-      </w:r>
-    </w:p>
-    <w:p>
-      <w:pPr>
-        <w:pStyle w:val="Heading2"/>
-      </w:pPr>
-      <w:r>
-        <w:rPr>
-          <w:lang w:val="id_ID" w:bidi="id_ID"/>
-        </w:rPr>
-        <w:t>2 Korintus 11:10 (#1)</w:t>
-      </w:r>
-      <w:r>
-        <w:rPr>
-          <w:lang w:val="id_ID" w:bidi="id_ID"/>
-        </w:rPr>
-      </w:r>
-    </w:p>
-    <w:p>
-      <w:pPr/>
-      <w:r>
-        <w:rPr>
-          <w:lang w:val="id_ID" w:bidi="id_ID"/>
-        </w:rPr>
-      </w:r>
-      <w:r>
-        <w:rPr>
-          <w:b/>
-          <w:lang w:val="id_ID" w:bidi="id_ID"/>
-        </w:rPr>
-        <w:t>"kebenaran Kristus di dalam diriku, bahwa"</w:t>
-      </w:r>
-    </w:p>
-    <w:p>
-      <w:pPr/>
-      <w:r>
-        <w:rPr>
-          <w:lang w:val="id_ID" w:bidi="id_ID"/>
-        </w:rPr>
-      </w:r>
-      <w:r>
-        <w:rPr>
-          <w:lang w:val="id_ID" w:bidi="id_ID"/>
-        </w:rPr>
-        <w:t xml:space="preserve">Frasa </w:t>
-      </w:r>
-      <w:r>
-        <w:rPr>
-          <w:b/>
-          <w:lang w:val="id_ID" w:bidi="id_ID"/>
-        </w:rPr>
-        <w:t>kebenaran Kristus di dalam diriku</w:t>
-      </w:r>
-      <w:r>
-        <w:rPr>
-          <w:lang w:val="id_ID" w:bidi="id_ID"/>
-        </w:rPr>
-        <w:t xml:space="preserve"> adalah ungkapan sumpah yang digunakan Paulus untuk menegaskan bahwa apa yang akan ia sampaikan adalah benar. Gunakan cara alami dalam bahasa Anda untuk mengekspresikan sumpah. Terjemahan alternatif: “Sebagaimana kebenaran Kristus ada di dalam diriku,”</w:t>
-      </w:r>
-    </w:p>
-    <w:p>
-      <w:pPr/>
-      <w:r>
-        <w:rPr>
-          <w:lang w:val="id_ID" w:bidi="id_ID"/>
-        </w:rPr>
-      </w:r>
-      <w:r>
-        <w:rPr>
-          <w:lang w:val="id_ID" w:bidi="id_ID"/>
-        </w:rPr>
-        <w:t xml:space="preserve">Lihat: </w:t>
-      </w:r>
-      <w:r>
-        <w:rPr>
-          <w:lang w:val="id_ID" w:bidi="id_ID"/>
-        </w:rPr>
-        <w:t>Rumusan Sumpah</w:t>
-      </w:r>
-      <w:r>
-        <w:rPr>
-          <w:lang w:val="id_ID" w:bidi="id_ID"/>
-        </w:rPr>
-      </w:r>
-      <w:r>
-        <w:rPr>
-          <w:lang w:val="id_ID" w:bidi="id_ID"/>
-        </w:rPr>
-      </w:r>
-    </w:p>
-    <w:p>
-      <w:pPr/>
-      <w:r>
-        <w:rPr>
-          <w:lang w:val="id_ID" w:bidi="id_ID"/>
-        </w:rPr>
-      </w:r>
-    </w:p>
-    <w:p>
-      <w:pPr>
-        <w:pStyle w:val="Heading2"/>
-      </w:pPr>
-      <w:r>
-        <w:rPr>
-          <w:lang w:val="id_ID" w:bidi="id_ID"/>
-        </w:rPr>
-        <w:t>2 Korintus 11:10 (#2)</w:t>
-      </w:r>
-      <w:r>
-        <w:rPr>
-          <w:lang w:val="id_ID" w:bidi="id_ID"/>
-        </w:rPr>
-      </w:r>
-    </w:p>
-    <w:p>
-      <w:pPr/>
-      <w:r>
-        <w:rPr>
-          <w:lang w:val="id_ID" w:bidi="id_ID"/>
-        </w:rPr>
-      </w:r>
-      <w:r>
-        <w:rPr>
-          <w:b/>
-          <w:lang w:val="id_ID" w:bidi="id_ID"/>
-        </w:rPr>
-        <w:t>"kebenaran Kristus ada di dalam diriku"</w:t>
-      </w:r>
-    </w:p>
-    <w:p>
-      <w:pPr/>
-      <w:r>
-        <w:rPr>
-          <w:lang w:val="id_ID" w:bidi="id_ID"/>
-        </w:rPr>
-      </w:r>
-      <w:r>
-        <w:rPr>
-          <w:lang w:val="id_ID" w:bidi="id_ID"/>
-        </w:rPr>
-        <w:t xml:space="preserve">Di sini, Paulus mungkin menggunakan bentuk kepemilikan untuk menunjukkan bahwa: (1) ia jujur seperti </w:t>
-      </w:r>
-      <w:r>
-        <w:rPr>
-          <w:b/>
-          <w:lang w:val="id_ID" w:bidi="id_ID"/>
-        </w:rPr>
-        <w:t>Kristus</w:t>
-      </w:r>
-      <w:r>
-        <w:rPr>
-          <w:lang w:val="id_ID" w:bidi="id_ID"/>
-        </w:rPr>
-        <w:t xml:space="preserve"> yang jujur. Terjemahan alternatif: “Aku jujur, seperti Kristus” (2) ia telah menerima </w:t>
-      </w:r>
-      <w:r>
-        <w:rPr>
-          <w:b/>
-          <w:lang w:val="id_ID" w:bidi="id_ID"/>
-        </w:rPr>
-        <w:t>kebenaran</w:t>
-      </w:r>
-      <w:r>
-        <w:rPr>
-          <w:lang w:val="id_ID" w:bidi="id_ID"/>
-        </w:rPr>
-        <w:t xml:space="preserve"> dari </w:t>
-      </w:r>
-      <w:r>
-        <w:rPr>
-          <w:b/>
-          <w:lang w:val="id_ID" w:bidi="id_ID"/>
-        </w:rPr>
-        <w:t>Kristus</w:t>
-      </w:r>
-      <w:r>
-        <w:rPr>
-          <w:lang w:val="id_ID" w:bidi="id_ID"/>
-        </w:rPr>
-        <w:t xml:space="preserve">. Terjemahan alternatif: “Kebenaran dari Kristus ada dalam diriku” (3) ia berbicara apa yang benar tentang </w:t>
-      </w:r>
-      <w:r>
-        <w:rPr>
-          <w:b/>
-          <w:lang w:val="id_ID" w:bidi="id_ID"/>
-        </w:rPr>
-        <w:t>Kristus</w:t>
-      </w:r>
-      <w:r>
-        <w:rPr>
-          <w:lang w:val="id_ID" w:bidi="id_ID"/>
-        </w:rPr>
-        <w:t>. Terjemahan alternatif: “Kebenaran tentang Kristus ada dalam diriku”</w:t>
-      </w:r>
-    </w:p>
-    <w:p>
-      <w:pPr/>
-      <w:r>
-        <w:rPr>
-          <w:lang w:val="id_ID" w:bidi="id_ID"/>
-        </w:rPr>
-      </w:r>
-      <w:r>
-        <w:rPr>
-          <w:lang w:val="id_ID" w:bidi="id_ID"/>
-        </w:rPr>
-        <w:t xml:space="preserve">Lihat: </w:t>
-      </w:r>
-      <w:r>
-        <w:rPr>
-          <w:lang w:val="id_ID" w:bidi="id_ID"/>
-        </w:rPr>
-        <w:t>Kepemilikan</w:t>
-      </w:r>
-      <w:r>
-        <w:rPr>
-          <w:lang w:val="id_ID" w:bidi="id_ID"/>
-        </w:rPr>
-      </w:r>
-      <w:r>
-        <w:rPr>
-          <w:lang w:val="id_ID" w:bidi="id_ID"/>
-        </w:rPr>
-      </w:r>
-    </w:p>
-    <w:p>
-      <w:pPr/>
-      <w:r>
-        <w:rPr>
-          <w:lang w:val="id_ID" w:bidi="id_ID"/>
-        </w:rPr>
-      </w:r>
-    </w:p>
-    <w:p>
-      <w:pPr>
-        <w:pStyle w:val="Heading2"/>
-      </w:pPr>
-      <w:r>
-        <w:rPr>
-          <w:lang w:val="id_ID" w:bidi="id_ID"/>
-        </w:rPr>
-        <w:t>2 Korintus 11:10 (#3)</w:t>
-      </w:r>
-      <w:r>
-        <w:rPr>
-          <w:lang w:val="id_ID" w:bidi="id_ID"/>
-        </w:rPr>
-      </w:r>
-    </w:p>
-    <w:p>
-      <w:pPr/>
-      <w:r>
-        <w:rPr>
-          <w:lang w:val="id_ID" w:bidi="id_ID"/>
-        </w:rPr>
-      </w:r>
-      <w:r>
-        <w:rPr>
-          <w:b/>
-          <w:lang w:val="id_ID" w:bidi="id_ID"/>
-        </w:rPr>
-        <w:t>"kebenaran Kristus di dalam diriku"</w:t>
-      </w:r>
-    </w:p>
-    <w:p>
-      <w:pPr/>
-      <w:r>
-        <w:rPr>
-          <w:lang w:val="id_ID" w:bidi="id_ID"/>
-        </w:rPr>
-      </w:r>
-      <w:r>
-        <w:rPr>
-          <w:lang w:val="id_ID" w:bidi="id_ID"/>
-        </w:rPr>
-        <w:t xml:space="preserve">Jika bahasa Anda tidak menggunakan kata benda abstrak untuk ide </w:t>
-      </w:r>
-      <w:r>
-        <w:rPr>
-          <w:b/>
-          <w:lang w:val="id_ID" w:bidi="id_ID"/>
-        </w:rPr>
-        <w:t>kebenaran</w:t>
-      </w:r>
-      <w:r>
-        <w:rPr>
-          <w:lang w:val="id_ID" w:bidi="id_ID"/>
-        </w:rPr>
-        <w:t>, Anda dapat menyampaikan ide yang sama dengan cara lain. Terjemahan alternatif: “Aku sama jujurnya dengan Sang Mesias”</w:t>
-      </w:r>
-    </w:p>
-    <w:p>
-      <w:pPr/>
-      <w:r>
-        <w:rPr>
-          <w:lang w:val="id_ID" w:bidi="id_ID"/>
-        </w:rPr>
-      </w:r>
-      <w:r>
-        <w:rPr>
-          <w:lang w:val="id_ID" w:bidi="id_ID"/>
-        </w:rPr>
-        <w:t xml:space="preserve">Lihat: </w:t>
-      </w:r>
-      <w:r>
-        <w:rPr>
-          <w:lang w:val="id_ID" w:bidi="id_ID"/>
-        </w:rPr>
-        <w:t>Kata Benda Abstrak</w:t>
-      </w:r>
-      <w:r>
-        <w:rPr>
-          <w:lang w:val="id_ID" w:bidi="id_ID"/>
-        </w:rPr>
-      </w:r>
-      <w:r>
-        <w:rPr>
-          <w:lang w:val="id_ID" w:bidi="id_ID"/>
-        </w:rPr>
-      </w:r>
-    </w:p>
-    <w:p>
-      <w:pPr/>
-      <w:r>
-        <w:rPr>
-          <w:lang w:val="id_ID" w:bidi="id_ID"/>
-        </w:rPr>
-      </w:r>
-    </w:p>
-    <w:p>
-      <w:pPr>
-        <w:pStyle w:val="Heading2"/>
-      </w:pPr>
-      <w:r>
-        <w:rPr>
-          <w:lang w:val="id_ID" w:bidi="id_ID"/>
-        </w:rPr>
-        <w:t>2 Korintus 11:10 (#4)</w:t>
-      </w:r>
-      <w:r>
-        <w:rPr>
-          <w:lang w:val="id_ID" w:bidi="id_ID"/>
-        </w:rPr>
-      </w:r>
-    </w:p>
-    <w:p>
-      <w:pPr/>
-      <w:r>
-        <w:rPr>
-          <w:lang w:val="id_ID" w:bidi="id_ID"/>
-        </w:rPr>
-      </w:r>
-      <w:r>
-        <w:rPr>
-          <w:b/>
-          <w:lang w:val="id_ID" w:bidi="id_ID"/>
-        </w:rPr>
-        <w:t>"kemegahanku itu"</w:t>
-      </w:r>
-    </w:p>
-    <w:p>
-      <w:pPr/>
-      <w:r>
-        <w:rPr>
-          <w:lang w:val="id_ID" w:bidi="id_ID"/>
-        </w:rPr>
-      </w:r>
-      <w:r>
-        <w:rPr>
-          <w:lang w:val="id_ID" w:bidi="id_ID"/>
-        </w:rPr>
-        <w:t>Di sini Paulus merujuk pada bagaimana ia memegahkan dirinya karena tidak menerima uang dari jemaat Korintus ketika ia memberitakan kabar baik kepada mereka. Jika akan lebih membantu dalam bahasa Anda, Anda bisa membuat ide ini lebih eksplisit. Terjemahan alternatif: “kebanggaan ini tentang bagaimana aku tidak membebani kamu”</w:t>
-      </w:r>
-    </w:p>
-    <w:p>
-      <w:pPr/>
-      <w:r>
-        <w:rPr>
-          <w:lang w:val="id_ID" w:bidi="id_ID"/>
-        </w:rPr>
-      </w:r>
-      <w:r>
-        <w:rPr>
-          <w:lang w:val="id_ID" w:bidi="id_ID"/>
-        </w:rPr>
-        <w:t xml:space="preserve">Lihat: </w:t>
-      </w:r>
-      <w:r>
-        <w:rPr>
-          <w:lang w:val="id_ID" w:bidi="id_ID"/>
-        </w:rPr>
-        <w:t>Hal-Hal yang Dianggap Sudah Diketahui dan Informasi Tersirat</w:t>
-      </w:r>
-      <w:r>
-        <w:rPr>
-          <w:lang w:val="id_ID" w:bidi="id_ID"/>
-        </w:rPr>
-      </w:r>
-      <w:r>
-        <w:rPr>
-          <w:lang w:val="id_ID" w:bidi="id_ID"/>
-        </w:rPr>
-      </w:r>
-    </w:p>
-    <w:p>
-      <w:pPr/>
-      <w:r>
-        <w:rPr>
-          <w:lang w:val="id_ID" w:bidi="id_ID"/>
-        </w:rPr>
-      </w:r>
-    </w:p>
-    <w:p>
-      <w:pPr>
-        <w:pStyle w:val="Heading2"/>
-      </w:pPr>
-      <w:r>
-        <w:rPr>
-          <w:lang w:val="id_ID" w:bidi="id_ID"/>
-        </w:rPr>
-        <w:t>2 Korintus 11:10 (#5)</w:t>
-      </w:r>
-      <w:r>
-        <w:rPr>
-          <w:lang w:val="id_ID" w:bidi="id_ID"/>
-        </w:rPr>
-      </w:r>
-    </w:p>
-    <w:p>
-      <w:pPr/>
-      <w:r>
-        <w:rPr>
-          <w:lang w:val="id_ID" w:bidi="id_ID"/>
-        </w:rPr>
-      </w:r>
-      <w:r>
-        <w:rPr>
-          <w:b/>
-          <w:lang w:val="id_ID" w:bidi="id_ID"/>
-        </w:rPr>
-        <w:t>"tidak akan dirintangi"</w:t>
-      </w:r>
-    </w:p>
-    <w:p>
-      <w:pPr/>
-      <w:r>
-        <w:rPr>
-          <w:lang w:val="id_ID" w:bidi="id_ID"/>
-        </w:rPr>
-      </w:r>
-      <w:r>
-        <w:rPr>
-          <w:lang w:val="id_ID" w:bidi="id_ID"/>
-        </w:rPr>
-        <w:t xml:space="preserve">Di sini Paulus berbicara seolah-olah </w:t>
-      </w:r>
-      <w:r>
-        <w:rPr>
-          <w:b/>
-          <w:lang w:val="id_ID" w:bidi="id_ID"/>
-        </w:rPr>
-        <w:t>membanggakan</w:t>
-      </w:r>
-      <w:r>
-        <w:rPr>
-          <w:lang w:val="id_ID" w:bidi="id_ID"/>
-        </w:rPr>
-        <w:t xml:space="preserve"> dirinya adalah pintu yang </w:t>
-      </w:r>
-      <w:r>
-        <w:rPr>
-          <w:b/>
-          <w:lang w:val="id_ID" w:bidi="id_ID"/>
-        </w:rPr>
-        <w:t>tidak akan tertutup</w:t>
-      </w:r>
-      <w:r>
-        <w:rPr>
-          <w:lang w:val="id_ID" w:bidi="id_ID"/>
-        </w:rPr>
-        <w:t xml:space="preserve"> baginya. Maksudnya adalah tidak ada yang bisa menghalanginya untuk membanggakan diri atau membuktikan bahwa apa yang ia katakan salah. Jika lebih membantu dalam bahasa Anda, Anda bisa menyatakan maknanya secara jelas. Terjemahan alternatif: "aku tidak akan dibungkam" atau "tidak akan terbukti salah".</w:t>
-      </w:r>
-    </w:p>
-    <w:p>
-      <w:pPr/>
-      <w:r>
-        <w:rPr>
-          <w:lang w:val="id_ID" w:bidi="id_ID"/>
-        </w:rPr>
-      </w:r>
-      <w:r>
-        <w:rPr>
-          <w:lang w:val="id_ID" w:bidi="id_ID"/>
-        </w:rPr>
-        <w:t xml:space="preserve">Lihat: </w:t>
-      </w:r>
-      <w:r>
-        <w:rPr>
-          <w:lang w:val="id_ID" w:bidi="id_ID"/>
-        </w:rPr>
-        <w:t>Metafora</w:t>
-      </w:r>
-      <w:r>
-        <w:rPr>
-          <w:lang w:val="id_ID" w:bidi="id_ID"/>
-        </w:rPr>
-      </w:r>
-      <w:r>
-        <w:rPr>
-          <w:lang w:val="id_ID" w:bidi="id_ID"/>
-        </w:rPr>
-      </w:r>
-    </w:p>
-    <w:p>
-      <w:pPr/>
-      <w:r>
-        <w:rPr>
-          <w:lang w:val="id_ID" w:bidi="id_ID"/>
-        </w:rPr>
-      </w:r>
-    </w:p>
-    <w:p>
-      <w:pPr>
-        <w:pStyle w:val="Heading2"/>
-      </w:pPr>
-      <w:r>
-        <w:rPr>
-          <w:lang w:val="id_ID" w:bidi="id_ID"/>
-        </w:rPr>
-        <w:t>2 Korintus 11:10 (#6)</w:t>
-      </w:r>
-      <w:r>
-        <w:rPr>
-          <w:lang w:val="id_ID" w:bidi="id_ID"/>
-        </w:rPr>
-      </w:r>
-    </w:p>
-    <w:p>
-      <w:pPr/>
-      <w:r>
-        <w:rPr>
-          <w:lang w:val="id_ID" w:bidi="id_ID"/>
-        </w:rPr>
-      </w:r>
-      <w:r>
-        <w:rPr>
-          <w:b/>
-          <w:lang w:val="id_ID" w:bidi="id_ID"/>
-        </w:rPr>
-        <w:t>"kemegahanku itu tidak akan dirintangi oleh siapa pun"</w:t>
-      </w:r>
-    </w:p>
-    <w:p>
-      <w:pPr/>
-      <w:r>
-        <w:rPr>
-          <w:lang w:val="id_ID" w:bidi="id_ID"/>
-        </w:rPr>
-      </w:r>
-      <w:r>
-        <w:rPr>
-          <w:lang w:val="id_ID" w:bidi="id_ID"/>
-        </w:rPr>
-        <w:t>Jika bahasa Anda tidak menggunakan bentuk pasif ini, Anda dapat menyampaikan ide tersebut dalam bentuk aktif atau dengan cara lain yang alami dalam bahasa Anda. Terjemahan alternatif: "tidak ada seorang pun dapat menghentikan kemegahan ini terhadap aku"</w:t>
-      </w:r>
-    </w:p>
-    <w:p>
-      <w:pPr/>
-      <w:r>
-        <w:rPr>
-          <w:lang w:val="id_ID" w:bidi="id_ID"/>
-        </w:rPr>
-      </w:r>
-      <w:r>
-        <w:rPr>
-          <w:lang w:val="id_ID" w:bidi="id_ID"/>
-        </w:rPr>
-        <w:t xml:space="preserve">Lihat: </w:t>
-      </w:r>
-      <w:r>
-        <w:rPr>
-          <w:lang w:val="id_ID" w:bidi="id_ID"/>
-        </w:rPr>
-        <w:t>Aktif atau Pasif</w:t>
-      </w:r>
-      <w:r>
-        <w:rPr>
-          <w:lang w:val="id_ID" w:bidi="id_ID"/>
-        </w:rPr>
-      </w:r>
-      <w:r>
-        <w:rPr>
-          <w:lang w:val="id_ID" w:bidi="id_ID"/>
-        </w:rPr>
-      </w:r>
-    </w:p>
-    <w:p>
-      <w:pPr/>
-      <w:r>
-        <w:rPr>
-          <w:lang w:val="id_ID" w:bidi="id_ID"/>
-        </w:rPr>
-      </w:r>
-    </w:p>
-    <w:p>
-      <w:pPr>
-        <w:pStyle w:val="Heading2"/>
-      </w:pPr>
-      <w:r>
-        <w:rPr>
-          <w:lang w:val="id_ID" w:bidi="id_ID"/>
-        </w:rPr>
-        <w:t>2 Korintus 11:10 (#7)</w:t>
-      </w:r>
-      <w:r>
-        <w:rPr>
-          <w:lang w:val="id_ID" w:bidi="id_ID"/>
-        </w:rPr>
-      </w:r>
-    </w:p>
-    <w:p>
-      <w:pPr/>
-      <w:r>
-        <w:rPr>
-          <w:lang w:val="id_ID" w:bidi="id_ID"/>
-        </w:rPr>
-      </w:r>
-      <w:r>
-        <w:rPr>
-          <w:b/>
-          <w:lang w:val="id_ID" w:bidi="id_ID"/>
-        </w:rPr>
-        <w:t>"di daerah-daerah Akhaya"</w:t>
-      </w:r>
-    </w:p>
-    <w:p>
-      <w:pPr/>
-      <w:r>
-        <w:rPr>
-          <w:lang w:val="id_ID" w:bidi="id_ID"/>
-        </w:rPr>
-      </w:r>
-      <w:r>
-        <w:rPr>
-          <w:lang w:val="id_ID" w:bidi="id_ID"/>
-        </w:rPr>
-        <w:t xml:space="preserve">Di sini Paulus merujuk pada </w:t>
-      </w:r>
-      <w:r>
-        <w:rPr>
-          <w:b/>
-          <w:lang w:val="id_ID" w:bidi="id_ID"/>
-        </w:rPr>
-        <w:t>daerah-daerah</w:t>
-      </w:r>
-      <w:r>
-        <w:rPr>
-          <w:lang w:val="id_ID" w:bidi="id_ID"/>
-        </w:rPr>
-        <w:t xml:space="preserve"> yang bersama-sama membentuk provinsi </w:t>
-      </w:r>
-      <w:r>
-        <w:rPr>
-          <w:b/>
-          <w:lang w:val="id_ID" w:bidi="id_ID"/>
-        </w:rPr>
-        <w:t>Akhaya</w:t>
-      </w:r>
-      <w:r>
-        <w:rPr>
-          <w:lang w:val="id_ID" w:bidi="id_ID"/>
-        </w:rPr>
-        <w:t xml:space="preserve">. Ia menyebut </w:t>
-      </w:r>
-      <w:r>
-        <w:rPr>
-          <w:b/>
-          <w:lang w:val="id_ID" w:bidi="id_ID"/>
-        </w:rPr>
-        <w:t>daerah-daerah</w:t>
-      </w:r>
-      <w:r>
-        <w:rPr>
-          <w:lang w:val="id_ID" w:bidi="id_ID"/>
-        </w:rPr>
-        <w:t xml:space="preserve"> untuk menunjukkan bahwa tidak ada tempat di seluruh provinsi di mana seseorang dapat mencegahnya membanggakan diri atau membuktikan bahwa apa yang ia katakan salah. Jika bermanfaat dalam bahasa Anda, Anda bisa membuat ide ini lebih eksplisit. Alternatif terjemahan: “di seluruh Akhaya” atau “di seluruh provinsi Akhaya”.</w:t>
-      </w:r>
-    </w:p>
-    <w:p>
-      <w:pPr/>
-      <w:r>
-        <w:rPr>
-          <w:lang w:val="id_ID" w:bidi="id_ID"/>
-        </w:rPr>
-      </w:r>
-      <w:r>
-        <w:rPr>
-          <w:lang w:val="id_ID" w:bidi="id_ID"/>
-        </w:rPr>
-        <w:t xml:space="preserve">Lihat: </w:t>
-      </w:r>
-      <w:r>
-        <w:rPr>
-          <w:lang w:val="id_ID" w:bidi="id_ID"/>
-        </w:rPr>
-        <w:t>Hal-Hal yang Dianggap Sudah Diketahui dan Informasi Tersirat</w:t>
-      </w:r>
-      <w:r>
-        <w:rPr>
-          <w:lang w:val="id_ID" w:bidi="id_ID"/>
-        </w:rPr>
-      </w:r>
-      <w:r>
-        <w:rPr>
-          <w:lang w:val="id_ID" w:bidi="id_ID"/>
-        </w:rPr>
-      </w:r>
-    </w:p>
-    <w:p>
-      <w:pPr/>
-      <w:r>
-        <w:rPr>
-          <w:lang w:val="id_ID" w:bidi="id_ID"/>
-        </w:rPr>
-      </w:r>
-    </w:p>
-    <w:p>
-      <w:pPr>
-        <w:pStyle w:val="Heading2"/>
-      </w:pPr>
-      <w:r>
-        <w:rPr>
-          <w:lang w:val="id_ID" w:bidi="id_ID"/>
-        </w:rPr>
-        <w:t>2 Korintus 11:11 (#1)</w:t>
-      </w:r>
-      <w:r>
-        <w:rPr>
-          <w:lang w:val="id_ID" w:bidi="id_ID"/>
-        </w:rPr>
-      </w:r>
-    </w:p>
-    <w:p>
-      <w:pPr/>
-      <w:r>
-        <w:rPr>
-          <w:lang w:val="id_ID" w:bidi="id_ID"/>
-        </w:rPr>
-      </w:r>
-      <w:r>
-        <w:rPr>
-          <w:b/>
-          <w:lang w:val="id_ID" w:bidi="id_ID"/>
-        </w:rPr>
-        <w:t>"Mengapa"</w:t>
-      </w:r>
-    </w:p>
-    <w:p>
-      <w:pPr/>
-      <w:r>
-        <w:rPr>
-          <w:lang w:val="id_ID" w:bidi="id_ID"/>
-        </w:rPr>
-      </w:r>
-      <w:r>
-        <w:rPr>
-          <w:lang w:val="id_ID" w:bidi="id_ID"/>
-        </w:rPr>
-        <w:t xml:space="preserve">Di sini Paulus bertanya mengapa ia tidak "membebani" orang-orang Korintus (Lihat: </w:t>
-      </w:r>
-      <w:hyperlink r:id="rId36">
         <w:r>
           <w:rPr>
             <w:lang w:val="id_ID" w:bidi="id_ID"/>
@@ -23071,14 +19848,32 @@
             <w:color w:val="0000EE"/>
             <w:u w:val="single"/>
           </w:rPr>
-          <w:t>11:9</w:t>
+          <w:t>11:4</w:t>
         </w:r>
       </w:hyperlink>
       <w:r>
         <w:rPr>
           <w:lang w:val="id_ID" w:bidi="id_ID"/>
         </w:rPr>
-        <w:t>). Jika ini akan membantu dalam bahasa Anda, Anda bisa membuat hubungan ini lebih eksplisit. Terjemahan alternatif: “Mengapa aku tidak membebani kamu?”</w:t>
+        <w:t xml:space="preserve">) harus lebih diutamakan daripada apa yang dikatakan orang lain kepada mereka. Terjemahan alternatif: “Jadi, apa yang aku ajarkan kepadamu lebih diutamakan, karena” (2) suatu alasan mengapa mereka harus “bersabar dengan” Paulus (Lihat: </w:t>
+      </w:r>
+      <w:hyperlink r:id="rId38">
+        <w:r>
+          <w:rPr>
+            <w:lang w:val="id_ID" w:bidi="id_ID"/>
+          </w:rPr>
+          <w:rPr>
+            <w:color w:val="0000EE"/>
+            <w:u w:val="single"/>
+          </w:rPr>
+          <w:t>2 Korintus 11:1</w:t>
+        </w:r>
+      </w:hyperlink>
+      <w:r>
+        <w:rPr>
+          <w:lang w:val="id_ID" w:bidi="id_ID"/>
+        </w:rPr>
+        <w:t>). Terjemahan alternatif: “Lebih lanjut, aku ingin kamu bersabar dengan aku karena”</w:t>
       </w:r>
     </w:p>
     <w:p>
@@ -23098,6 +19893,525 @@
         <w:rPr>
           <w:lang w:val="id_ID" w:bidi="id_ID"/>
         </w:rPr>
+        <w:t>Kata dan Frasa Penghubung</w:t>
+      </w:r>
+      <w:r>
+        <w:rPr>
+          <w:lang w:val="id_ID" w:bidi="id_ID"/>
+        </w:rPr>
+      </w:r>
+      <w:r>
+        <w:rPr>
+          <w:lang w:val="id_ID" w:bidi="id_ID"/>
+        </w:rPr>
+      </w:r>
+    </w:p>
+    <w:p>
+      <w:pPr/>
+      <w:r>
+        <w:rPr>
+          <w:lang w:val="id_ID" w:bidi="id_ID"/>
+        </w:rPr>
+      </w:r>
+    </w:p>
+    <w:p>
+      <w:pPr>
+        <w:pStyle w:val="Heading2"/>
+      </w:pPr>
+      <w:r>
+        <w:rPr>
+          <w:lang w:val="id_ID" w:bidi="id_ID"/>
+        </w:rPr>
+        <w:t>2 Korintus 11:5 (#2)</w:t>
+      </w:r>
+      <w:r>
+        <w:rPr>
+          <w:lang w:val="id_ID" w:bidi="id_ID"/>
+        </w:rPr>
+      </w:r>
+    </w:p>
+    <w:p>
+      <w:pPr/>
+      <w:r>
+        <w:rPr>
+          <w:lang w:val="id_ID" w:bidi="id_ID"/>
+        </w:rPr>
+      </w:r>
+      <w:r>
+        <w:rPr>
+          <w:b/>
+          <w:lang w:val="id_ID" w:bidi="id_ID"/>
+        </w:rPr>
+        <w:t>"kurang dari pada rasul-rasul yang tak ada taranya itu"</w:t>
+      </w:r>
+    </w:p>
+    <w:p>
+      <w:pPr/>
+      <w:r>
+        <w:rPr>
+          <w:lang w:val="id_ID" w:bidi="id_ID"/>
+        </w:rPr>
+      </w:r>
+      <w:r>
+        <w:rPr>
+          <w:lang w:val="id_ID" w:bidi="id_ID"/>
+        </w:rPr>
+        <w:t xml:space="preserve">Di sini Paulus berbicara seolah-olah dia setara dengan </w:t>
+      </w:r>
+      <w:r>
+        <w:rPr>
+          <w:b/>
+          <w:lang w:val="id_ID" w:bidi="id_ID"/>
+        </w:rPr>
+        <w:t>“rasul-rasul yang tiada taranya itu”</w:t>
+      </w:r>
+      <w:r>
+        <w:rPr>
+          <w:lang w:val="id_ID" w:bidi="id_ID"/>
+        </w:rPr>
+        <w:t>. Ia ingin menyampaikan bahwa ia memiliki kuasa dan otoritas yang sama dengan mereka. Jika lebih mudah dipahami dalam bahasa Anda, Anda bisa menyampaikan ide tersebut secara sederhana. Terjemahan alternatif: “menjadi lebih rendah dari ‘rasul-rasul yang tiada taranya itu’” atau “memiliki otoritas yang lebih rendah dari ‘rasul-rasul yang tiada taranya itu’”</w:t>
+      </w:r>
+    </w:p>
+    <w:p>
+      <w:pPr/>
+      <w:r>
+        <w:rPr>
+          <w:lang w:val="id_ID" w:bidi="id_ID"/>
+        </w:rPr>
+      </w:r>
+      <w:r>
+        <w:rPr>
+          <w:lang w:val="id_ID" w:bidi="id_ID"/>
+        </w:rPr>
+        <w:t xml:space="preserve">Lihat: </w:t>
+      </w:r>
+      <w:r>
+        <w:rPr>
+          <w:lang w:val="id_ID" w:bidi="id_ID"/>
+        </w:rPr>
+        <w:t>Metafora</w:t>
+      </w:r>
+      <w:r>
+        <w:rPr>
+          <w:lang w:val="id_ID" w:bidi="id_ID"/>
+        </w:rPr>
+      </w:r>
+      <w:r>
+        <w:rPr>
+          <w:lang w:val="id_ID" w:bidi="id_ID"/>
+        </w:rPr>
+      </w:r>
+    </w:p>
+    <w:p>
+      <w:pPr/>
+      <w:r>
+        <w:rPr>
+          <w:lang w:val="id_ID" w:bidi="id_ID"/>
+        </w:rPr>
+      </w:r>
+    </w:p>
+    <w:p>
+      <w:pPr>
+        <w:pStyle w:val="Heading2"/>
+      </w:pPr>
+      <w:r>
+        <w:rPr>
+          <w:lang w:val="id_ID" w:bidi="id_ID"/>
+        </w:rPr>
+        <w:t>2 Korintus 11:5 (#3)</w:t>
+      </w:r>
+      <w:r>
+        <w:rPr>
+          <w:lang w:val="id_ID" w:bidi="id_ID"/>
+        </w:rPr>
+      </w:r>
+    </w:p>
+    <w:p>
+      <w:pPr/>
+      <w:r>
+        <w:rPr>
+          <w:lang w:val="id_ID" w:bidi="id_ID"/>
+        </w:rPr>
+      </w:r>
+      <w:r>
+        <w:rPr>
+          <w:b/>
+          <w:lang w:val="id_ID" w:bidi="id_ID"/>
+        </w:rPr>
+        <w:t>"dari pada rasul-rasul yang tak ada taranya itu'"</w:t>
+      </w:r>
+    </w:p>
+    <w:p>
+      <w:pPr/>
+      <w:r>
+        <w:rPr>
+          <w:lang w:val="id_ID" w:bidi="id_ID"/>
+        </w:rPr>
+      </w:r>
+      <w:r>
+        <w:rPr>
+          <w:lang w:val="id_ID" w:bidi="id_ID"/>
+        </w:rPr>
+        <w:t xml:space="preserve">Di sini Paulus merujuk kepada lawan-lawannya, para pengajar palsu, dengan istilah yang mereka sendiri atau pengikut mereka gunakan untuk menggambarkan diri mereka: </w:t>
+      </w:r>
+      <w:r>
+        <w:rPr>
+          <w:b/>
+          <w:lang w:val="id_ID" w:bidi="id_ID"/>
+        </w:rPr>
+        <w:t>"rasul yang tak ada taranya"</w:t>
+      </w:r>
+      <w:r>
+        <w:rPr>
+          <w:lang w:val="id_ID" w:bidi="id_ID"/>
+        </w:rPr>
+        <w:t xml:space="preserve">. Ia sebenarnya tidak percaya bahwa orang-orang ini adalah </w:t>
+      </w:r>
+      <w:r>
+        <w:rPr>
+          <w:b/>
+          <w:lang w:val="id_ID" w:bidi="id_ID"/>
+        </w:rPr>
+        <w:t>rasul</w:t>
+      </w:r>
+      <w:r>
+        <w:rPr>
+          <w:lang w:val="id_ID" w:bidi="id_ID"/>
+        </w:rPr>
+        <w:t xml:space="preserve"> yang lebih baik atau lebih hebat dari siapa pun. Jika bermanfaat dalam bahasa Anda, Anda dapat menggunakan bentuk yang menunjukkan bahwa Paulus berbicara dari sudut pandang orang lain untuk menyampaikan maksudnya. Terjemahan alternatif: "dari mereka yang disebut 'rasul yang tiada taranya itu'" atau "dari mereka yang menganggap diri mereka rasul-rasul-rasul yang tiada taranya"</w:t>
+      </w:r>
+    </w:p>
+    <w:p>
+      <w:pPr/>
+      <w:r>
+        <w:rPr>
+          <w:lang w:val="id_ID" w:bidi="id_ID"/>
+        </w:rPr>
+      </w:r>
+      <w:r>
+        <w:rPr>
+          <w:lang w:val="id_ID" w:bidi="id_ID"/>
+        </w:rPr>
+        <w:t xml:space="preserve">Lihat: </w:t>
+      </w:r>
+      <w:r>
+        <w:rPr>
+          <w:lang w:val="id_ID" w:bidi="id_ID"/>
+        </w:rPr>
+        <w:t>Ironi</w:t>
+      </w:r>
+      <w:r>
+        <w:rPr>
+          <w:lang w:val="id_ID" w:bidi="id_ID"/>
+        </w:rPr>
+      </w:r>
+      <w:r>
+        <w:rPr>
+          <w:lang w:val="id_ID" w:bidi="id_ID"/>
+        </w:rPr>
+      </w:r>
+    </w:p>
+    <w:p>
+      <w:pPr/>
+      <w:r>
+        <w:rPr>
+          <w:lang w:val="id_ID" w:bidi="id_ID"/>
+        </w:rPr>
+      </w:r>
+    </w:p>
+    <w:p>
+      <w:pPr>
+        <w:pStyle w:val="Heading2"/>
+      </w:pPr>
+      <w:r>
+        <w:rPr>
+          <w:lang w:val="id_ID" w:bidi="id_ID"/>
+        </w:rPr>
+        <w:t>2 Korintus 11:6 (#1)</w:t>
+      </w:r>
+      <w:r>
+        <w:rPr>
+          <w:lang w:val="id_ID" w:bidi="id_ID"/>
+        </w:rPr>
+      </w:r>
+    </w:p>
+    <w:p>
+      <w:pPr/>
+      <w:r>
+        <w:rPr>
+          <w:lang w:val="id_ID" w:bidi="id_ID"/>
+        </w:rPr>
+      </w:r>
+      <w:r>
+        <w:rPr>
+          <w:b/>
+          <w:lang w:val="id_ID" w:bidi="id_ID"/>
+        </w:rPr>
+        <w:t>"Jikalau"</w:t>
+      </w:r>
+    </w:p>
+    <w:p>
+      <w:pPr/>
+      <w:r>
+        <w:rPr>
+          <w:lang w:val="id_ID" w:bidi="id_ID"/>
+        </w:rPr>
+      </w:r>
+      <w:r>
+        <w:rPr>
+          <w:lang w:val="id_ID" w:bidi="id_ID"/>
+        </w:rPr>
+        <w:t xml:space="preserve">Di sini, kata </w:t>
+      </w:r>
+      <w:r>
+        <w:rPr>
+          <w:b/>
+          <w:lang w:val="id_ID" w:bidi="id_ID"/>
+        </w:rPr>
+        <w:t>jikalau</w:t>
+      </w:r>
+      <w:r>
+        <w:rPr>
+          <w:lang w:val="id_ID" w:bidi="id_ID"/>
+        </w:rPr>
+        <w:t xml:space="preserve"> memperkenalkan perkembangan ide dari ayat sebelumnya. Jika lebih bermanfaat dalam bahasa Anda, Anda bisa menggunakan kata atau frasa yang memperkenalkan perkembangan, atau Anda bisa membiarkan kata </w:t>
+      </w:r>
+      <w:r>
+        <w:rPr>
+          <w:b/>
+          <w:lang w:val="id_ID" w:bidi="id_ID"/>
+        </w:rPr>
+        <w:t>jikalau</w:t>
+      </w:r>
+      <w:r>
+        <w:rPr>
+          <w:lang w:val="id_ID" w:bidi="id_ID"/>
+        </w:rPr>
+        <w:t xml:space="preserve"> tidak diterjemahkan. Terjemahan alternatif: “Memang,”</w:t>
+      </w:r>
+    </w:p>
+    <w:p>
+      <w:pPr/>
+      <w:r>
+        <w:rPr>
+          <w:lang w:val="id_ID" w:bidi="id_ID"/>
+        </w:rPr>
+      </w:r>
+      <w:r>
+        <w:rPr>
+          <w:lang w:val="id_ID" w:bidi="id_ID"/>
+        </w:rPr>
+        <w:t xml:space="preserve">Lihat: </w:t>
+      </w:r>
+      <w:r>
+        <w:rPr>
+          <w:lang w:val="id_ID" w:bidi="id_ID"/>
+        </w:rPr>
+        <w:t>Kata dan Frasa Penghubung</w:t>
+      </w:r>
+      <w:r>
+        <w:rPr>
+          <w:lang w:val="id_ID" w:bidi="id_ID"/>
+        </w:rPr>
+      </w:r>
+      <w:r>
+        <w:rPr>
+          <w:lang w:val="id_ID" w:bidi="id_ID"/>
+        </w:rPr>
+      </w:r>
+    </w:p>
+    <w:p>
+      <w:pPr/>
+      <w:r>
+        <w:rPr>
+          <w:lang w:val="id_ID" w:bidi="id_ID"/>
+        </w:rPr>
+      </w:r>
+    </w:p>
+    <w:p>
+      <w:pPr>
+        <w:pStyle w:val="Heading2"/>
+      </w:pPr>
+      <w:r>
+        <w:rPr>
+          <w:lang w:val="id_ID" w:bidi="id_ID"/>
+        </w:rPr>
+        <w:t>2 Korintus 11:6 (#2)</w:t>
+      </w:r>
+      <w:r>
+        <w:rPr>
+          <w:lang w:val="id_ID" w:bidi="id_ID"/>
+        </w:rPr>
+      </w:r>
+    </w:p>
+    <w:p>
+      <w:pPr/>
+      <w:r>
+        <w:rPr>
+          <w:lang w:val="id_ID" w:bidi="id_ID"/>
+        </w:rPr>
+      </w:r>
+      <w:r>
+        <w:rPr>
+          <w:b/>
+          <w:lang w:val="id_ID" w:bidi="id_ID"/>
+        </w:rPr>
+        <w:t>"jikalau aku kurang paham"</w:t>
+      </w:r>
+    </w:p>
+    <w:p>
+      <w:pPr/>
+      <w:r>
+        <w:rPr>
+          <w:lang w:val="id_ID" w:bidi="id_ID"/>
+        </w:rPr>
+      </w:r>
+      <w:r>
+        <w:rPr>
+          <w:lang w:val="id_ID" w:bidi="id_ID"/>
+        </w:rPr>
+        <w:t xml:space="preserve">Di sini Paulus mungkin menggunakan frasa </w:t>
+      </w:r>
+      <w:r>
+        <w:rPr>
+          <w:b/>
+          <w:lang w:val="id_ID" w:bidi="id_ID"/>
+        </w:rPr>
+        <w:t>jikalau aku kurang paham</w:t>
+      </w:r>
+      <w:r>
+        <w:rPr>
+          <w:lang w:val="id_ID" w:bidi="id_ID"/>
+        </w:rPr>
+        <w:t xml:space="preserve"> untuk: (1) mengakui bahwa ia </w:t>
+      </w:r>
+      <w:r>
+        <w:rPr>
+          <w:b/>
+          <w:lang w:val="id_ID" w:bidi="id_ID"/>
+        </w:rPr>
+        <w:t>tidak terlatih</w:t>
+      </w:r>
+      <w:r>
+        <w:rPr>
+          <w:lang w:val="id_ID" w:bidi="id_ID"/>
+        </w:rPr>
+        <w:t xml:space="preserve"> dalam berbicara dengan baik. Terjemahan alternatif: “meskipun aku tidak terlatih” (2) mengakui bahwa beberapa orang berpikir bahwa ia </w:t>
+      </w:r>
+      <w:r>
+        <w:rPr>
+          <w:b/>
+          <w:lang w:val="id_ID" w:bidi="id_ID"/>
+        </w:rPr>
+        <w:t>tidak terlatih</w:t>
+      </w:r>
+      <w:r>
+        <w:rPr>
+          <w:lang w:val="id_ID" w:bidi="id_ID"/>
+        </w:rPr>
+        <w:t xml:space="preserve"> dalam berbicara dengan baik, meskipun ia tidak setuju dengan pandangan ini. Terjemahan alternatif: “bahkan jika aku tidak terlatih”</w:t>
+      </w:r>
+    </w:p>
+    <w:p>
+      <w:pPr/>
+      <w:r>
+        <w:rPr>
+          <w:lang w:val="id_ID" w:bidi="id_ID"/>
+        </w:rPr>
+      </w:r>
+      <w:r>
+        <w:rPr>
+          <w:lang w:val="id_ID" w:bidi="id_ID"/>
+        </w:rPr>
+        <w:t xml:space="preserve">Lihat: </w:t>
+      </w:r>
+      <w:r>
+        <w:rPr>
+          <w:lang w:val="id_ID" w:bidi="id_ID"/>
+        </w:rPr>
+        <w:t>Menghubungkan — Kalimat Pengandaian Faktual</w:t>
+      </w:r>
+      <w:r>
+        <w:rPr>
+          <w:lang w:val="id_ID" w:bidi="id_ID"/>
+        </w:rPr>
+      </w:r>
+      <w:r>
+        <w:rPr>
+          <w:lang w:val="id_ID" w:bidi="id_ID"/>
+        </w:rPr>
+      </w:r>
+    </w:p>
+    <w:p>
+      <w:pPr/>
+      <w:r>
+        <w:rPr>
+          <w:lang w:val="id_ID" w:bidi="id_ID"/>
+        </w:rPr>
+      </w:r>
+    </w:p>
+    <w:p>
+      <w:pPr>
+        <w:pStyle w:val="Heading2"/>
+      </w:pPr>
+      <w:r>
+        <w:rPr>
+          <w:lang w:val="id_ID" w:bidi="id_ID"/>
+        </w:rPr>
+        <w:t>2 Korintus 11:6 (#3)</w:t>
+      </w:r>
+      <w:r>
+        <w:rPr>
+          <w:lang w:val="id_ID" w:bidi="id_ID"/>
+        </w:rPr>
+      </w:r>
+    </w:p>
+    <w:p>
+      <w:pPr/>
+      <w:r>
+        <w:rPr>
+          <w:lang w:val="id_ID" w:bidi="id_ID"/>
+        </w:rPr>
+      </w:r>
+      <w:r>
+        <w:rPr>
+          <w:b/>
+          <w:lang w:val="id_ID" w:bidi="id_ID"/>
+        </w:rPr>
+        <w:t>"dalam hal berkata-kata"</w:t>
+      </w:r>
+    </w:p>
+    <w:p>
+      <w:pPr/>
+      <w:r>
+        <w:rPr>
+          <w:lang w:val="id_ID" w:bidi="id_ID"/>
+        </w:rPr>
+      </w:r>
+      <w:r>
+        <w:rPr>
+          <w:lang w:val="id_ID" w:bidi="id_ID"/>
+        </w:rPr>
+        <w:t>Di sini, Paulus merujuk pada praktik berbicara di depan umum untuk meyakinkan banyak orang. Jika ini akan membantu dalam bahasa Anda, Anda bisa membuat ide ini lebih eksplisit. Terjemahan alternatif: “dalam hal berbicara di depan umum”</w:t>
+      </w:r>
+    </w:p>
+    <w:p>
+      <w:pPr/>
+      <w:r>
+        <w:rPr>
+          <w:lang w:val="id_ID" w:bidi="id_ID"/>
+        </w:rPr>
+      </w:r>
+      <w:r>
+        <w:rPr>
+          <w:lang w:val="id_ID" w:bidi="id_ID"/>
+        </w:rPr>
+        <w:t xml:space="preserve">Lihat: </w:t>
+      </w:r>
+      <w:r>
+        <w:rPr>
+          <w:lang w:val="id_ID" w:bidi="id_ID"/>
+        </w:rPr>
         <w:t>Hal-Hal yang Dianggap Sudah Diketahui dan Informasi Tersirat</w:t>
       </w:r>
       <w:r>
@@ -23127,41 +20441,54 @@
         <w:rPr>
           <w:lang w:val="id_ID" w:bidi="id_ID"/>
         </w:rPr>
-        <w:t>2 Korintus 11:11 (#2)</w:t>
-      </w:r>
-      <w:r>
-        <w:rPr>
-          <w:lang w:val="id_ID" w:bidi="id_ID"/>
-        </w:rPr>
-      </w:r>
-    </w:p>
-    <w:p>
-      <w:pPr/>
-      <w:r>
-        <w:rPr>
-          <w:lang w:val="id_ID" w:bidi="id_ID"/>
-        </w:rPr>
-      </w:r>
-      <w:r>
-        <w:rPr>
-          <w:b/>
-          <w:lang w:val="id_ID" w:bidi="id_ID"/>
-        </w:rPr>
-        <w:t>"Mengapa tidak? Apakah karena aku tidak mengasihi kamu"</w:t>
-      </w:r>
-    </w:p>
-    <w:p>
-      <w:pPr/>
-      <w:r>
-        <w:rPr>
-          <w:lang w:val="id_ID" w:bidi="id_ID"/>
-        </w:rPr>
-      </w:r>
-      <w:r>
-        <w:rPr>
-          <w:lang w:val="id_ID" w:bidi="id_ID"/>
-        </w:rPr>
-        <w:t>Paulus menggunakan bentuk pertanyaan untuk menunjukkan kepada jemaat Korintus bahwa alasannya tidak membebani mereka bukan karena ia tidak mencintai mereka. Jika Anda tidak menggunakan bentuk pertanyaan untuk tujuan ini dalam bahasa Anda, Anda dapat menerjemahkan dua pertanyaan ini sebagai pernyataan atau seruan, atau Anda dapat menggabungkannya menjadi satu pernyataan. Terjemahan alternatif: “Aku memiliki alasan untuk ini. Namun, bukan berarti aku tidak mengasihi kamu!” atau “Alasanku bukan karena aku tidak mengasihi kamu.”</w:t>
+        <w:t>2 Korintus 11:6 (#4)</w:t>
+      </w:r>
+      <w:r>
+        <w:rPr>
+          <w:lang w:val="id_ID" w:bidi="id_ID"/>
+        </w:rPr>
+      </w:r>
+    </w:p>
+    <w:p>
+      <w:pPr/>
+      <w:r>
+        <w:rPr>
+          <w:lang w:val="id_ID" w:bidi="id_ID"/>
+        </w:rPr>
+      </w:r>
+      <w:r>
+        <w:rPr>
+          <w:b/>
+          <w:lang w:val="id_ID" w:bidi="id_ID"/>
+        </w:rPr>
+        <w:t>"dalam hal pengetahuan"</w:t>
+      </w:r>
+    </w:p>
+    <w:p>
+      <w:pPr/>
+      <w:r>
+        <w:rPr>
+          <w:lang w:val="id_ID" w:bidi="id_ID"/>
+        </w:rPr>
+      </w:r>
+      <w:r>
+        <w:rPr>
+          <w:lang w:val="id_ID" w:bidi="id_ID"/>
+        </w:rPr>
+        <w:t xml:space="preserve">Jika bahasa Anda tidak menggunakan kata benda abstrak untuk ide </w:t>
+      </w:r>
+      <w:r>
+        <w:rPr>
+          <w:b/>
+          <w:lang w:val="id_ID" w:bidi="id_ID"/>
+        </w:rPr>
+        <w:t>pengetahuan</w:t>
+      </w:r>
+      <w:r>
+        <w:rPr>
+          <w:lang w:val="id_ID" w:bidi="id_ID"/>
+        </w:rPr>
+        <w:t>, Anda dapat menyampaikan ide yang sama dengan cara lain. Terjemahan alternatif: “dalam mengetahui Injil” atau “dalam memahami berita tentang Yesus”</w:t>
       </w:r>
     </w:p>
     <w:p>
@@ -23181,7 +20508,7 @@
         <w:rPr>
           <w:lang w:val="id_ID" w:bidi="id_ID"/>
         </w:rPr>
-        <w:t>Pertanyaan Retoris</w:t>
+        <w:t>Kata Benda Abstrak</w:t>
       </w:r>
       <w:r>
         <w:rPr>
@@ -23210,93 +20537,54 @@
         <w:rPr>
           <w:lang w:val="id_ID" w:bidi="id_ID"/>
         </w:rPr>
-        <w:t>2 Korintus 11:11 (#3)</w:t>
-      </w:r>
-      <w:r>
-        <w:rPr>
-          <w:lang w:val="id_ID" w:bidi="id_ID"/>
-        </w:rPr>
-      </w:r>
-    </w:p>
-    <w:p>
-      <w:pPr/>
-      <w:r>
-        <w:rPr>
-          <w:lang w:val="id_ID" w:bidi="id_ID"/>
-        </w:rPr>
-      </w:r>
-      <w:r>
-        <w:rPr>
-          <w:b/>
-          <w:lang w:val="id_ID" w:bidi="id_ID"/>
-        </w:rPr>
-        <w:t>"Allah mengetahuinya"</w:t>
-      </w:r>
-    </w:p>
-    <w:p>
-      <w:pPr/>
-      <w:r>
-        <w:rPr>
-          <w:lang w:val="id_ID" w:bidi="id_ID"/>
-        </w:rPr>
-      </w:r>
-      <w:r>
-        <w:rPr>
-          <w:lang w:val="id_ID" w:bidi="id_ID"/>
-        </w:rPr>
-        <w:t xml:space="preserve">Di sini Paulus menyatakan bahwa </w:t>
-      </w:r>
-      <w:r>
-        <w:rPr>
-          <w:b/>
-          <w:lang w:val="id_ID" w:bidi="id_ID"/>
-        </w:rPr>
-        <w:t>Allah mengetahui</w:t>
-      </w:r>
-      <w:r>
-        <w:rPr>
-          <w:lang w:val="id_ID" w:bidi="id_ID"/>
-        </w:rPr>
-        <w:t xml:space="preserve"> sesuatu. Ia menyiratkan bahwa </w:t>
-      </w:r>
-      <w:r>
-        <w:rPr>
-          <w:b/>
-          <w:lang w:val="id_ID" w:bidi="id_ID"/>
-        </w:rPr>
-        <w:t>Allah mengetahui</w:t>
-      </w:r>
-      <w:r>
-        <w:rPr>
-          <w:lang w:val="id_ID" w:bidi="id_ID"/>
-        </w:rPr>
-        <w:t xml:space="preserve"> bahwa Paulus benar-benar mengasihi jemaat Korintus. Frasa </w:t>
-      </w:r>
-      <w:r>
-        <w:rPr>
-          <w:b/>
-          <w:lang w:val="id_ID" w:bidi="id_ID"/>
-        </w:rPr>
-        <w:t>Allah mengetahui</w:t>
-      </w:r>
-      <w:r>
-        <w:rPr>
-          <w:lang w:val="id_ID" w:bidi="id_ID"/>
-        </w:rPr>
-        <w:t xml:space="preserve"> memperkuat klaim tersebut, karena </w:t>
-      </w:r>
-      <w:r>
-        <w:rPr>
-          <w:b/>
-          <w:lang w:val="id_ID" w:bidi="id_ID"/>
-        </w:rPr>
-        <w:t>Allah</w:t>
-      </w:r>
-      <w:r>
-        <w:rPr>
-          <w:lang w:val="id_ID" w:bidi="id_ID"/>
-        </w:rPr>
-        <w:t xml:space="preserve"> adalah yang dapat membuktikan kebenaran klaim itu. Jika perlu membantu dalam bahasa Anda, Anda dapat membuat ide tersebut lebih eksplisit. Terjemahan alternatif: “Allah sendiri mengetahui bahwa aku mengasihimu” atau “Kamu dapat mengetahui secara pasti bahwa aku mengasihimu, karena Allah mengetahuinya”</w:t>
+        <w:t>2 Korintus 11:6 (#5)</w:t>
+      </w:r>
+      <w:r>
+        <w:rPr>
+          <w:lang w:val="id_ID" w:bidi="id_ID"/>
+        </w:rPr>
+      </w:r>
+    </w:p>
+    <w:p>
+      <w:pPr/>
+      <w:r>
+        <w:rPr>
+          <w:lang w:val="id_ID" w:bidi="id_ID"/>
+        </w:rPr>
+      </w:r>
+      <w:r>
+        <w:rPr>
+          <w:b/>
+          <w:lang w:val="id_ID" w:bidi="id_ID"/>
+        </w:rPr>
+        <w:t>"dalam hal pengetahuan"</w:t>
+      </w:r>
+    </w:p>
+    <w:p>
+      <w:pPr/>
+      <w:r>
+        <w:rPr>
+          <w:lang w:val="id_ID" w:bidi="id_ID"/>
+        </w:rPr>
+      </w:r>
+      <w:r>
+        <w:rPr>
+          <w:lang w:val="id_ID" w:bidi="id_ID"/>
+        </w:rPr>
+        <w:t xml:space="preserve">Di sini, kata </w:t>
+      </w:r>
+      <w:r>
+        <w:rPr>
+          <w:b/>
+          <w:lang w:val="id_ID" w:bidi="id_ID"/>
+        </w:rPr>
+        <w:t>pengetahuan</w:t>
+      </w:r>
+      <w:r>
+        <w:rPr>
+          <w:lang w:val="id_ID" w:bidi="id_ID"/>
+        </w:rPr>
+        <w:t xml:space="preserve"> merujuk pada apa yang seseorang ketahui tentang Yesus dan kabar baik mengenai-Nya. Jika perlu, Anda bisa membuat ide tersebut lebih jelas dalam bahasa Anda. Terjemahan alternatif: “dalam pengetahuan tentang Yesus” atau “dalam pengetahuan tentang Injil”.</w:t>
       </w:r>
     </w:p>
     <w:p>
@@ -23345,56 +20633,300 @@
         <w:rPr>
           <w:lang w:val="id_ID" w:bidi="id_ID"/>
         </w:rPr>
-        <w:t>2 Korintus 11:12 (#1)</w:t>
-      </w:r>
-      <w:r>
-        <w:rPr>
-          <w:lang w:val="id_ID" w:bidi="id_ID"/>
-        </w:rPr>
-      </w:r>
-    </w:p>
-    <w:p>
-      <w:pPr/>
-      <w:r>
-        <w:rPr>
-          <w:lang w:val="id_ID" w:bidi="id_ID"/>
-        </w:rPr>
-      </w:r>
-      <w:r>
-        <w:rPr>
-          <w:b/>
-          <w:lang w:val="id_ID" w:bidi="id_ID"/>
-        </w:rPr>
-        <w:t>"Tetapi"</w:t>
-      </w:r>
-    </w:p>
-    <w:p>
-      <w:pPr/>
-      <w:r>
-        <w:rPr>
-          <w:lang w:val="id_ID" w:bidi="id_ID"/>
-        </w:rPr>
-      </w:r>
-      <w:r>
-        <w:rPr>
-          <w:lang w:val="id_ID" w:bidi="id_ID"/>
-        </w:rPr>
-        <w:t xml:space="preserve">Di sini, kata </w:t>
-      </w:r>
-      <w:r>
-        <w:rPr>
-          <w:b/>
-          <w:lang w:val="id_ID" w:bidi="id_ID"/>
-        </w:rPr>
-        <w:t xml:space="preserve">Tetapi </w:t>
-      </w:r>
-      <w:r>
-        <w:rPr>
-          <w:lang w:val="id_ID" w:bidi="id_ID"/>
-        </w:rPr>
-        <w:t xml:space="preserve">memperkenalkan alasan sebenarnya mengapa Paulus tidak membebani jemaat Korintus, berbeda dengan alasan palsu yang ia sangkal di ayat sebelumnya (Lihat: </w:t>
-      </w:r>
-      <w:hyperlink r:id="rId36">
+        <w:t>2 Korintus 11:6 (#6)</w:t>
+      </w:r>
+      <w:r>
+        <w:rPr>
+          <w:lang w:val="id_ID" w:bidi="id_ID"/>
+        </w:rPr>
+      </w:r>
+    </w:p>
+    <w:p>
+      <w:pPr/>
+      <w:r>
+        <w:rPr>
+          <w:lang w:val="id_ID" w:bidi="id_ID"/>
+        </w:rPr>
+      </w:r>
+      <w:r>
+        <w:rPr>
+          <w:b/>
+          <w:lang w:val="id_ID" w:bidi="id_ID"/>
+        </w:rPr>
+        <w:t>"pada segala waktu"</w:t>
+      </w:r>
+      <w:r>
+        <w:rPr>
+          <w:lang w:val="id_ID" w:bidi="id_ID"/>
+        </w:rPr>
+        <w:t xml:space="preserve"> - </w:t>
+      </w:r>
+      <w:r>
+        <w:rPr>
+          <w:b/>
+          <w:lang w:val="id_ID" w:bidi="id_ID"/>
+        </w:rPr>
+        <w:t>"di dalam segala hal"</w:t>
+      </w:r>
+    </w:p>
+    <w:p>
+      <w:pPr/>
+      <w:r>
+        <w:rPr>
+          <w:lang w:val="id_ID" w:bidi="id_ID"/>
+        </w:rPr>
+      </w:r>
+      <w:r>
+        <w:rPr>
+          <w:lang w:val="id_ID" w:bidi="id_ID"/>
+        </w:rPr>
+        <w:t xml:space="preserve">Di sini, frasa </w:t>
+      </w:r>
+      <w:r>
+        <w:rPr>
+          <w:b/>
+          <w:lang w:val="id_ID" w:bidi="id_ID"/>
+        </w:rPr>
+        <w:t>pada segala waktu</w:t>
+      </w:r>
+      <w:r>
+        <w:rPr>
+          <w:lang w:val="id_ID" w:bidi="id_ID"/>
+        </w:rPr>
+        <w:t xml:space="preserve"> dan </w:t>
+      </w:r>
+      <w:r>
+        <w:rPr>
+          <w:b/>
+          <w:lang w:val="id_ID" w:bidi="id_ID"/>
+        </w:rPr>
+        <w:t>dalam segala hal</w:t>
+      </w:r>
+      <w:r>
+        <w:rPr>
+          <w:lang w:val="id_ID" w:bidi="id_ID"/>
+        </w:rPr>
+        <w:t xml:space="preserve"> menunjukkan bahwa Paulus dan rekan-rekannya membuat segala sesuatu </w:t>
+      </w:r>
+      <w:r>
+        <w:rPr>
+          <w:b/>
+          <w:lang w:val="id_ID" w:bidi="id_ID"/>
+        </w:rPr>
+        <w:t>jelas</w:t>
+      </w:r>
+      <w:r>
+        <w:rPr>
+          <w:lang w:val="id_ID" w:bidi="id_ID"/>
+        </w:rPr>
+        <w:t>: (1) dengan segala cara yang mungkin dan dalam semua yang mereka katakan dan lakukan. Terjemahan alternatif: “dengan segala cara ... dalam semua yang kami lakukan” (2) dengan segala cara yang mungkin dan di antara semua orang. Terjemahan alternatif: “dengan segala cara ... di antara semua orang”</w:t>
+      </w:r>
+    </w:p>
+    <w:p>
+      <w:pPr/>
+      <w:r>
+        <w:rPr>
+          <w:lang w:val="id_ID" w:bidi="id_ID"/>
+        </w:rPr>
+      </w:r>
+      <w:r>
+        <w:rPr>
+          <w:lang w:val="id_ID" w:bidi="id_ID"/>
+        </w:rPr>
+        <w:t xml:space="preserve">Lihat: </w:t>
+      </w:r>
+      <w:r>
+        <w:rPr>
+          <w:lang w:val="id_ID" w:bidi="id_ID"/>
+        </w:rPr>
+        <w:t>Hal-Hal yang Dianggap Sudah Diketahui dan Informasi Tersirat</w:t>
+      </w:r>
+      <w:r>
+        <w:rPr>
+          <w:lang w:val="id_ID" w:bidi="id_ID"/>
+        </w:rPr>
+      </w:r>
+      <w:r>
+        <w:rPr>
+          <w:lang w:val="id_ID" w:bidi="id_ID"/>
+        </w:rPr>
+      </w:r>
+    </w:p>
+    <w:p>
+      <w:pPr/>
+      <w:r>
+        <w:rPr>
+          <w:lang w:val="id_ID" w:bidi="id_ID"/>
+        </w:rPr>
+      </w:r>
+    </w:p>
+    <w:p>
+      <w:pPr>
+        <w:pStyle w:val="Heading2"/>
+      </w:pPr>
+      <w:r>
+        <w:rPr>
+          <w:lang w:val="id_ID" w:bidi="id_ID"/>
+        </w:rPr>
+        <w:t>2 Korintus 11:6 (#7)</w:t>
+      </w:r>
+      <w:r>
+        <w:rPr>
+          <w:lang w:val="id_ID" w:bidi="id_ID"/>
+        </w:rPr>
+      </w:r>
+    </w:p>
+    <w:p>
+      <w:pPr/>
+      <w:r>
+        <w:rPr>
+          <w:lang w:val="id_ID" w:bidi="id_ID"/>
+        </w:rPr>
+      </w:r>
+      <w:r>
+        <w:rPr>
+          <w:b/>
+          <w:lang w:val="id_ID" w:bidi="id_ID"/>
+        </w:rPr>
+        <w:t>"telah menyatakannya kepada kamu"</w:t>
+      </w:r>
+    </w:p>
+    <w:p>
+      <w:pPr/>
+      <w:r>
+        <w:rPr>
+          <w:lang w:val="id_ID" w:bidi="id_ID"/>
+        </w:rPr>
+      </w:r>
+      <w:r>
+        <w:rPr>
+          <w:lang w:val="id_ID" w:bidi="id_ID"/>
+        </w:rPr>
+        <w:t xml:space="preserve">Di sini Paulus menyiratkan bahwa yang dia </w:t>
+      </w:r>
+      <w:r>
+        <w:rPr>
+          <w:b/>
+          <w:lang w:val="id_ID" w:bidi="id_ID"/>
+        </w:rPr>
+        <w:t xml:space="preserve">tekankan </w:t>
+      </w:r>
+      <w:r>
+        <w:rPr>
+          <w:lang w:val="id_ID" w:bidi="id_ID"/>
+        </w:rPr>
+        <w:t xml:space="preserve">adalah bahwa dia memiliki </w:t>
+      </w:r>
+      <w:r>
+        <w:rPr>
+          <w:b/>
+          <w:lang w:val="id_ID" w:bidi="id_ID"/>
+        </w:rPr>
+        <w:t>pengetahuan</w:t>
+      </w:r>
+      <w:r>
+        <w:rPr>
+          <w:lang w:val="id_ID" w:bidi="id_ID"/>
+        </w:rPr>
+        <w:t>. Jika ini akan membantu dalam bahasa Anda, Anda bisa membuat ide tersebut lebih eksplisit. Terjemahan alternatif: "telah membuktikan bahwa aku memiliki pengetahuan”</w:t>
+      </w:r>
+    </w:p>
+    <w:p>
+      <w:pPr/>
+      <w:r>
+        <w:rPr>
+          <w:lang w:val="id_ID" w:bidi="id_ID"/>
+        </w:rPr>
+      </w:r>
+      <w:r>
+        <w:rPr>
+          <w:lang w:val="id_ID" w:bidi="id_ID"/>
+        </w:rPr>
+        <w:t xml:space="preserve">Lihat: </w:t>
+      </w:r>
+      <w:r>
+        <w:rPr>
+          <w:lang w:val="id_ID" w:bidi="id_ID"/>
+        </w:rPr>
+        <w:t>Hal-Hal yang Dianggap Sudah Diketahui dan Informasi Tersirat</w:t>
+      </w:r>
+      <w:r>
+        <w:rPr>
+          <w:lang w:val="id_ID" w:bidi="id_ID"/>
+        </w:rPr>
+      </w:r>
+      <w:r>
+        <w:rPr>
+          <w:lang w:val="id_ID" w:bidi="id_ID"/>
+        </w:rPr>
+      </w:r>
+    </w:p>
+    <w:p>
+      <w:pPr/>
+      <w:r>
+        <w:rPr>
+          <w:lang w:val="id_ID" w:bidi="id_ID"/>
+        </w:rPr>
+      </w:r>
+    </w:p>
+    <w:p>
+      <w:pPr>
+        <w:pStyle w:val="Heading2"/>
+      </w:pPr>
+      <w:r>
+        <w:rPr>
+          <w:lang w:val="id_ID" w:bidi="id_ID"/>
+        </w:rPr>
+        <w:t>2 Korintus 11:7 (#1)</w:t>
+      </w:r>
+      <w:r>
+        <w:rPr>
+          <w:lang w:val="id_ID" w:bidi="id_ID"/>
+        </w:rPr>
+      </w:r>
+    </w:p>
+    <w:p>
+      <w:pPr/>
+      <w:r>
+        <w:rPr>
+          <w:lang w:val="id_ID" w:bidi="id_ID"/>
+        </w:rPr>
+      </w:r>
+      <w:r>
+        <w:rPr>
+          <w:b/>
+          <w:lang w:val="id_ID" w:bidi="id_ID"/>
+        </w:rPr>
+        <w:t>"Apakah aku"</w:t>
+      </w:r>
+    </w:p>
+    <w:p>
+      <w:pPr/>
+      <w:r>
+        <w:rPr>
+          <w:lang w:val="id_ID" w:bidi="id_ID"/>
+        </w:rPr>
+      </w:r>
+      <w:r>
+        <w:rPr>
+          <w:lang w:val="id_ID" w:bidi="id_ID"/>
+        </w:rPr>
+        <w:t xml:space="preserve">Frasa </w:t>
+      </w:r>
+      <w:r>
+        <w:rPr>
+          <w:b/>
+          <w:lang w:val="id_ID" w:bidi="id_ID"/>
+        </w:rPr>
+        <w:t>Apakah aku</w:t>
+      </w:r>
+      <w:r>
+        <w:rPr>
+          <w:lang w:val="id_ID" w:bidi="id_ID"/>
+        </w:rPr>
+        <w:t xml:space="preserve"> memperkenalkan alternatif terhadap apa yang Paulus katakan di ayat sebelumnya, di mana ia menyatakan bahwa ia memiliki "pengetahuan" (Lihat: </w:t>
+      </w:r>
+      <w:hyperlink r:id="rId38">
         <w:r>
           <w:rPr>
             <w:lang w:val="id_ID" w:bidi="id_ID"/>
@@ -23415,14 +20947,40 @@
             <w:color w:val="0000EE"/>
             <w:u w:val="single"/>
           </w:rPr>
-          <w:t>11:11</w:t>
+          <w:t>11:6</w:t>
         </w:r>
       </w:hyperlink>
       <w:r>
         <w:rPr>
           <w:lang w:val="id_ID" w:bidi="id_ID"/>
         </w:rPr>
-        <w:t>). Jika dapat membantu dalam bahasa Anda, Anda dapat menggunakan kata atau frasa yang menunjukkan kekontrasan. Terjemahan alternatif: “Sebaliknya,”</w:t>
+        <w:t xml:space="preserve">). Dengan frasa </w:t>
+      </w:r>
+      <w:r>
+        <w:rPr>
+          <w:b/>
+          <w:lang w:val="id_ID" w:bidi="id_ID"/>
+        </w:rPr>
+        <w:t>apakah aku</w:t>
+      </w:r>
+      <w:r>
+        <w:rPr>
+          <w:lang w:val="id_ID" w:bidi="id_ID"/>
+        </w:rPr>
+        <w:t xml:space="preserve">, Paulus kemudian memperkenalkan sebuah pertanyaan yang menimbulkan kemungkinan keberatan lain terhadap otoritasnya sebagai rasul: ia tidak meminta bayaran dari mereka untuk mengajarkan mereka. Jika akan membantu dalam bahasa Anda, Anda bisa mengekspresikan kata </w:t>
+      </w:r>
+      <w:r>
+        <w:rPr>
+          <w:b/>
+          <w:lang w:val="id_ID" w:bidi="id_ID"/>
+        </w:rPr>
+        <w:t>apakah</w:t>
+      </w:r>
+      <w:r>
+        <w:rPr>
+          <w:lang w:val="id_ID" w:bidi="id_ID"/>
+        </w:rPr>
+        <w:t xml:space="preserve"> dengan kata yang menandakan kontras atau memberikan alternatif. Terjemahan alternatif: "Tetapi" atau "Namun,"</w:t>
       </w:r>
     </w:p>
     <w:p>
@@ -23471,54 +21029,54 @@
         <w:rPr>
           <w:lang w:val="id_ID" w:bidi="id_ID"/>
         </w:rPr>
-        <w:t>2 Korintus 11:12 (#2)</w:t>
-      </w:r>
-      <w:r>
-        <w:rPr>
-          <w:lang w:val="id_ID" w:bidi="id_ID"/>
-        </w:rPr>
-      </w:r>
-    </w:p>
-    <w:p>
-      <w:pPr/>
-      <w:r>
-        <w:rPr>
-          <w:lang w:val="id_ID" w:bidi="id_ID"/>
-        </w:rPr>
-      </w:r>
-      <w:r>
-        <w:rPr>
-          <w:b/>
-          <w:lang w:val="id_ID" w:bidi="id_ID"/>
-        </w:rPr>
-        <w:t>"apa yang kulakukan, akan tetap kulakukan"</w:t>
-      </w:r>
-    </w:p>
-    <w:p>
-      <w:pPr/>
-      <w:r>
-        <w:rPr>
-          <w:lang w:val="id_ID" w:bidi="id_ID"/>
-        </w:rPr>
-      </w:r>
-      <w:r>
-        <w:rPr>
-          <w:lang w:val="id_ID" w:bidi="id_ID"/>
-        </w:rPr>
-        <w:t xml:space="preserve">Di sini, frasa </w:t>
-      </w:r>
-      <w:r>
-        <w:rPr>
-          <w:b/>
-          <w:lang w:val="id_ID" w:bidi="id_ID"/>
-        </w:rPr>
-        <w:t>apa yang aku lakukan</w:t>
-      </w:r>
-      <w:r>
-        <w:rPr>
-          <w:lang w:val="id_ID" w:bidi="id_ID"/>
-        </w:rPr>
-        <w:t xml:space="preserve"> merujuk pada tindakan Paulus yang tidak meminta uang dari jemaat Korintus. Jika dapat membantu dalam bahasa Anda, Anda dapat membuat rujukan untuk frasa ini eksplisit. Terjemahan alternatif: “Aku juga akan terus tidak menerima uang dari kamu” atau “Aku juga akan terus tidak membebani kamu”.</w:t>
+        <w:t>2 Korintus 11:7 (#2)</w:t>
+      </w:r>
+      <w:r>
+        <w:rPr>
+          <w:lang w:val="id_ID" w:bidi="id_ID"/>
+        </w:rPr>
+      </w:r>
+    </w:p>
+    <w:p>
+      <w:pPr/>
+      <w:r>
+        <w:rPr>
+          <w:lang w:val="id_ID" w:bidi="id_ID"/>
+        </w:rPr>
+      </w:r>
+      <w:r>
+        <w:rPr>
+          <w:b/>
+          <w:lang w:val="id_ID" w:bidi="id_ID"/>
+        </w:rPr>
+        <w:t>"Apakah aku berbuat salah jika aku merendahkan diri untuk meinggikan kamu, karena aku memberitakan Injil Allah kepada kamu dengan cuma-cuma?"</w:t>
+      </w:r>
+    </w:p>
+    <w:p>
+      <w:pPr/>
+      <w:r>
+        <w:rPr>
+          <w:lang w:val="id_ID" w:bidi="id_ID"/>
+        </w:rPr>
+      </w:r>
+      <w:r>
+        <w:rPr>
+          <w:lang w:val="id_ID" w:bidi="id_ID"/>
+        </w:rPr>
+        <w:t xml:space="preserve">Paulus menggunakan bentuk pertanyaan untuk menunjukkan kepada jemaat Korintus bahwa ia tidak </w:t>
+      </w:r>
+      <w:r>
+        <w:rPr>
+          <w:b/>
+          <w:lang w:val="id_ID" w:bidi="id_ID"/>
+        </w:rPr>
+        <w:t>melakukan dosa</w:t>
+      </w:r>
+      <w:r>
+        <w:rPr>
+          <w:lang w:val="id_ID" w:bidi="id_ID"/>
+        </w:rPr>
+        <w:t>. Jika dalam bahasa Anda tidak menggunakan bentuk pertanyaan untuk tujuan ini, Anda dapat menerjemahkannya sebagai pernyataan atau seruan. Terjemahan alternatif: “Namun, aku tentu tidak melakukan dosa dengan merendahkan diri agar kamu ditinggikan, karena aku memberitakan Injil Allah kepada kamu tanpa bayaran!”</w:t>
       </w:r>
     </w:p>
     <w:p>
@@ -23538,7 +21096,7 @@
         <w:rPr>
           <w:lang w:val="id_ID" w:bidi="id_ID"/>
         </w:rPr>
-        <w:t>Kata Ganti — Kapan Menggunakannya</w:t>
+        <w:t>Pertanyaan Retoris</w:t>
       </w:r>
       <w:r>
         <w:rPr>
@@ -23567,54 +21125,54 @@
         <w:rPr>
           <w:lang w:val="id_ID" w:bidi="id_ID"/>
         </w:rPr>
-        <w:t>2 Korintus 11:12 (#3)</w:t>
-      </w:r>
-      <w:r>
-        <w:rPr>
-          <w:lang w:val="id_ID" w:bidi="id_ID"/>
-        </w:rPr>
-      </w:r>
-    </w:p>
-    <w:p>
-      <w:pPr/>
-      <w:r>
-        <w:rPr>
-          <w:lang w:val="id_ID" w:bidi="id_ID"/>
-        </w:rPr>
-      </w:r>
-      <w:r>
-        <w:rPr>
-          <w:b/>
-          <w:lang w:val="id_ID" w:bidi="id_ID"/>
-        </w:rPr>
-        <w:t>"kulakukan untuk mencegah"</w:t>
-      </w:r>
-    </w:p>
-    <w:p>
-      <w:pPr/>
-      <w:r>
-        <w:rPr>
-          <w:lang w:val="id_ID" w:bidi="id_ID"/>
-        </w:rPr>
-      </w:r>
-      <w:r>
-        <w:rPr>
-          <w:lang w:val="id_ID" w:bidi="id_ID"/>
-        </w:rPr>
-        <w:t xml:space="preserve">Di sini Paulus berbicara tentang menghilangkan satu </w:t>
-      </w:r>
-      <w:r>
-        <w:rPr>
-          <w:b/>
-          <w:lang w:val="id_ID" w:bidi="id_ID"/>
-        </w:rPr>
-        <w:t>kesempatan</w:t>
-      </w:r>
-      <w:r>
-        <w:rPr>
-          <w:lang w:val="id_ID" w:bidi="id_ID"/>
-        </w:rPr>
-        <w:t xml:space="preserve"> seolah-olah memotong atau menghancurkan sesuatu. Jika dapat membantu dalam bahasa Anda, Anda dapat menggunakan kiasan atau bahasa biasa yang sepadan. Terjemahan alternatif: “aku dapat mengalahkan” atau “aku dapat menghilangkan”</w:t>
+        <w:t>2 Korintus 11:7 (#3)</w:t>
+      </w:r>
+      <w:r>
+        <w:rPr>
+          <w:lang w:val="id_ID" w:bidi="id_ID"/>
+        </w:rPr>
+      </w:r>
+    </w:p>
+    <w:p>
+      <w:pPr/>
+      <w:r>
+        <w:rPr>
+          <w:lang w:val="id_ID" w:bidi="id_ID"/>
+        </w:rPr>
+      </w:r>
+      <w:r>
+        <w:rPr>
+          <w:b/>
+          <w:lang w:val="id_ID" w:bidi="id_ID"/>
+        </w:rPr>
+        <w:t>"merendahkan diri"</w:t>
+      </w:r>
+    </w:p>
+    <w:p>
+      <w:pPr/>
+      <w:r>
+        <w:rPr>
+          <w:lang w:val="id_ID" w:bidi="id_ID"/>
+        </w:rPr>
+      </w:r>
+      <w:r>
+        <w:rPr>
+          <w:lang w:val="id_ID" w:bidi="id_ID"/>
+        </w:rPr>
+        <w:t xml:space="preserve">Di sini Paulus merujuk pada bagaimana ia bekerja untuk mencari nafkah bagi dirinya sendiri. Dalam budayanya, ini dianggap sebagai </w:t>
+      </w:r>
+      <w:r>
+        <w:rPr>
+          <w:b/>
+          <w:lang w:val="id_ID" w:bidi="id_ID"/>
+        </w:rPr>
+        <w:t>tindakan merendahkan diri</w:t>
+      </w:r>
+      <w:r>
+        <w:rPr>
+          <w:lang w:val="id_ID" w:bidi="id_ID"/>
+        </w:rPr>
+        <w:t>, karena pembicara dan guru yang baik biasanya tidak perlu melakukan pekerjaan tambahan, sebab mereka akan mendapatkan cukup uang dari orang-orang yang mereka ajar. Jika ini akan membantu dalam bahasa Anda, Anda bisa membuat ide ini lebih eksplisit. Terjemahan alternatif: “merendahkan diri dengan menafkahi diri sendiri”</w:t>
       </w:r>
     </w:p>
     <w:p>
@@ -23634,6 +21192,743 @@
         <w:rPr>
           <w:lang w:val="id_ID" w:bidi="id_ID"/>
         </w:rPr>
+        <w:t>Hal-Hal yang Dianggap Sudah Diketahui dan Informasi Tersirat</w:t>
+      </w:r>
+      <w:r>
+        <w:rPr>
+          <w:lang w:val="id_ID" w:bidi="id_ID"/>
+        </w:rPr>
+      </w:r>
+      <w:r>
+        <w:rPr>
+          <w:lang w:val="id_ID" w:bidi="id_ID"/>
+        </w:rPr>
+      </w:r>
+    </w:p>
+    <w:p>
+      <w:pPr/>
+      <w:r>
+        <w:rPr>
+          <w:lang w:val="id_ID" w:bidi="id_ID"/>
+        </w:rPr>
+      </w:r>
+    </w:p>
+    <w:p>
+      <w:pPr>
+        <w:pStyle w:val="Heading2"/>
+      </w:pPr>
+      <w:r>
+        <w:rPr>
+          <w:lang w:val="id_ID" w:bidi="id_ID"/>
+        </w:rPr>
+        <w:t>2 Korintus 11:7 (#4)</w:t>
+      </w:r>
+      <w:r>
+        <w:rPr>
+          <w:lang w:val="id_ID" w:bidi="id_ID"/>
+        </w:rPr>
+      </w:r>
+    </w:p>
+    <w:p>
+      <w:pPr/>
+      <w:r>
+        <w:rPr>
+          <w:lang w:val="id_ID" w:bidi="id_ID"/>
+        </w:rPr>
+      </w:r>
+      <w:r>
+        <w:rPr>
+          <w:b/>
+          <w:lang w:val="id_ID" w:bidi="id_ID"/>
+        </w:rPr>
+        <w:t>"untuk meninggikan kamu"</w:t>
+      </w:r>
+    </w:p>
+    <w:p>
+      <w:pPr/>
+      <w:r>
+        <w:rPr>
+          <w:lang w:val="id_ID" w:bidi="id_ID"/>
+        </w:rPr>
+      </w:r>
+      <w:r>
+        <w:rPr>
+          <w:lang w:val="id_ID" w:bidi="id_ID"/>
+        </w:rPr>
+        <w:t>Jika bahasa Anda tidak menggunakan bentuk pasif ini, Anda dapat menyampaikan ide tersebut dalam bentuk aktif atau dengan cara lain yang alami dalam bahasa Anda. Jika Anda perlu menyebutkan siapa yang melakukan tindakan, jelas dari konteks bahwa itu adalah Paulus. Terjemahan alternatif: "aku bisa meninggikan kamu sendiri"</w:t>
+      </w:r>
+    </w:p>
+    <w:p>
+      <w:pPr/>
+      <w:r>
+        <w:rPr>
+          <w:lang w:val="id_ID" w:bidi="id_ID"/>
+        </w:rPr>
+      </w:r>
+      <w:r>
+        <w:rPr>
+          <w:lang w:val="id_ID" w:bidi="id_ID"/>
+        </w:rPr>
+        <w:t xml:space="preserve">Lihat: </w:t>
+      </w:r>
+      <w:r>
+        <w:rPr>
+          <w:lang w:val="id_ID" w:bidi="id_ID"/>
+        </w:rPr>
+        <w:t>Aktif atau Pasif</w:t>
+      </w:r>
+      <w:r>
+        <w:rPr>
+          <w:lang w:val="id_ID" w:bidi="id_ID"/>
+        </w:rPr>
+      </w:r>
+      <w:r>
+        <w:rPr>
+          <w:lang w:val="id_ID" w:bidi="id_ID"/>
+        </w:rPr>
+      </w:r>
+    </w:p>
+    <w:p>
+      <w:pPr/>
+      <w:r>
+        <w:rPr>
+          <w:lang w:val="id_ID" w:bidi="id_ID"/>
+        </w:rPr>
+      </w:r>
+    </w:p>
+    <w:p>
+      <w:pPr>
+        <w:pStyle w:val="Heading2"/>
+      </w:pPr>
+      <w:r>
+        <w:rPr>
+          <w:lang w:val="id_ID" w:bidi="id_ID"/>
+        </w:rPr>
+        <w:t>2 Korintus 11:7 (#5)</w:t>
+      </w:r>
+      <w:r>
+        <w:rPr>
+          <w:lang w:val="id_ID" w:bidi="id_ID"/>
+        </w:rPr>
+      </w:r>
+    </w:p>
+    <w:p>
+      <w:pPr/>
+      <w:r>
+        <w:rPr>
+          <w:lang w:val="id_ID" w:bidi="id_ID"/>
+        </w:rPr>
+      </w:r>
+      <w:r>
+        <w:rPr>
+          <w:b/>
+          <w:lang w:val="id_ID" w:bidi="id_ID"/>
+        </w:rPr>
+        <w:t>"untuk meninggikan kamu"</w:t>
+      </w:r>
+    </w:p>
+    <w:p>
+      <w:pPr/>
+      <w:r>
+        <w:rPr>
+          <w:lang w:val="id_ID" w:bidi="id_ID"/>
+        </w:rPr>
+      </w:r>
+      <w:r>
+        <w:rPr>
+          <w:lang w:val="id_ID" w:bidi="id_ID"/>
+        </w:rPr>
+        <w:t xml:space="preserve">Di sini, kata yang diterjemahkan sebagai </w:t>
+      </w:r>
+      <w:r>
+        <w:rPr>
+          <w:b/>
+          <w:lang w:val="id_ID" w:bidi="id_ID"/>
+        </w:rPr>
+        <w:t>dirimu sendiri</w:t>
+      </w:r>
+      <w:r>
+        <w:rPr>
+          <w:lang w:val="id_ID" w:bidi="id_ID"/>
+        </w:rPr>
+        <w:t xml:space="preserve"> menekankan </w:t>
+      </w:r>
+      <w:r>
+        <w:rPr>
+          <w:b/>
+          <w:lang w:val="id_ID" w:bidi="id_ID"/>
+        </w:rPr>
+        <w:t>kamu</w:t>
+      </w:r>
+      <w:r>
+        <w:rPr>
+          <w:lang w:val="id_ID" w:bidi="id_ID"/>
+        </w:rPr>
+        <w:t xml:space="preserve">. Pertimbangkan untuk menggunakan cara yang alami untuk menekankan </w:t>
+      </w:r>
+      <w:r>
+        <w:rPr>
+          <w:b/>
+          <w:lang w:val="id_ID" w:bidi="id_ID"/>
+        </w:rPr>
+        <w:t>kamu</w:t>
+      </w:r>
+      <w:r>
+        <w:rPr>
+          <w:lang w:val="id_ID" w:bidi="id_ID"/>
+        </w:rPr>
+        <w:t xml:space="preserve"> dalam bahasa Anda. Alternatif terjemahan: “kamu mungkin ditinggikan” atau “itu adalah kamu yang mungkin ditinggikan”.</w:t>
+      </w:r>
+    </w:p>
+    <w:p>
+      <w:pPr/>
+      <w:r>
+        <w:rPr>
+          <w:lang w:val="id_ID" w:bidi="id_ID"/>
+        </w:rPr>
+      </w:r>
+      <w:r>
+        <w:rPr>
+          <w:lang w:val="id_ID" w:bidi="id_ID"/>
+        </w:rPr>
+        <w:t xml:space="preserve">Lihat: </w:t>
+      </w:r>
+      <w:r>
+        <w:rPr>
+          <w:lang w:val="id_ID" w:bidi="id_ID"/>
+        </w:rPr>
+        <w:t>Kata Ganti Diri Sendiri</w:t>
+      </w:r>
+      <w:r>
+        <w:rPr>
+          <w:lang w:val="id_ID" w:bidi="id_ID"/>
+        </w:rPr>
+      </w:r>
+      <w:r>
+        <w:rPr>
+          <w:lang w:val="id_ID" w:bidi="id_ID"/>
+        </w:rPr>
+      </w:r>
+    </w:p>
+    <w:p>
+      <w:pPr/>
+      <w:r>
+        <w:rPr>
+          <w:lang w:val="id_ID" w:bidi="id_ID"/>
+        </w:rPr>
+      </w:r>
+    </w:p>
+    <w:p>
+      <w:pPr>
+        <w:pStyle w:val="Heading2"/>
+      </w:pPr>
+      <w:r>
+        <w:rPr>
+          <w:lang w:val="id_ID" w:bidi="id_ID"/>
+        </w:rPr>
+        <w:t>2 Korintus 11:7 (#6)</w:t>
+      </w:r>
+      <w:r>
+        <w:rPr>
+          <w:lang w:val="id_ID" w:bidi="id_ID"/>
+        </w:rPr>
+      </w:r>
+    </w:p>
+    <w:p>
+      <w:pPr/>
+      <w:r>
+        <w:rPr>
+          <w:lang w:val="id_ID" w:bidi="id_ID"/>
+        </w:rPr>
+      </w:r>
+      <w:r>
+        <w:rPr>
+          <w:b/>
+          <w:lang w:val="id_ID" w:bidi="id_ID"/>
+        </w:rPr>
+        <w:t>"Injil Allah"</w:t>
+      </w:r>
+    </w:p>
+    <w:p>
+      <w:pPr/>
+      <w:r>
+        <w:rPr>
+          <w:lang w:val="id_ID" w:bidi="id_ID"/>
+        </w:rPr>
+      </w:r>
+      <w:r>
+        <w:rPr>
+          <w:lang w:val="id_ID" w:bidi="id_ID"/>
+        </w:rPr>
+        <w:t xml:space="preserve">Di sini, Paulus menggunakan bentuk kepemilikan untuk menggambarkan </w:t>
+      </w:r>
+      <w:r>
+        <w:rPr>
+          <w:b/>
+          <w:lang w:val="id_ID" w:bidi="id_ID"/>
+        </w:rPr>
+        <w:t>Injil</w:t>
+      </w:r>
+      <w:r>
+        <w:rPr>
+          <w:lang w:val="id_ID" w:bidi="id_ID"/>
+        </w:rPr>
+        <w:t xml:space="preserve"> yang dapat: (1) berasal dari </w:t>
+      </w:r>
+      <w:r>
+        <w:rPr>
+          <w:b/>
+          <w:lang w:val="id_ID" w:bidi="id_ID"/>
+        </w:rPr>
+        <w:t>Allah</w:t>
+      </w:r>
+      <w:r>
+        <w:rPr>
+          <w:lang w:val="id_ID" w:bidi="id_ID"/>
+        </w:rPr>
+        <w:t xml:space="preserve">. Terjemahan alternatif: “Injil yang berasal dari Allah” (2) berasal dari dan mengenai </w:t>
+      </w:r>
+      <w:r>
+        <w:rPr>
+          <w:b/>
+          <w:lang w:val="id_ID" w:bidi="id_ID"/>
+        </w:rPr>
+        <w:t>Allah</w:t>
+      </w:r>
+      <w:r>
+        <w:rPr>
+          <w:lang w:val="id_ID" w:bidi="id_ID"/>
+        </w:rPr>
+        <w:t>. Terjemahan alternatif: “Injil dari Allah dan mengenai Allah”</w:t>
+      </w:r>
+    </w:p>
+    <w:p>
+      <w:pPr/>
+      <w:r>
+        <w:rPr>
+          <w:lang w:val="id_ID" w:bidi="id_ID"/>
+        </w:rPr>
+      </w:r>
+      <w:r>
+        <w:rPr>
+          <w:lang w:val="id_ID" w:bidi="id_ID"/>
+        </w:rPr>
+        <w:t xml:space="preserve">Lihat: </w:t>
+      </w:r>
+      <w:r>
+        <w:rPr>
+          <w:lang w:val="id_ID" w:bidi="id_ID"/>
+        </w:rPr>
+        <w:t>Kepemilikan</w:t>
+      </w:r>
+      <w:r>
+        <w:rPr>
+          <w:lang w:val="id_ID" w:bidi="id_ID"/>
+        </w:rPr>
+      </w:r>
+      <w:r>
+        <w:rPr>
+          <w:lang w:val="id_ID" w:bidi="id_ID"/>
+        </w:rPr>
+      </w:r>
+    </w:p>
+    <w:p>
+      <w:pPr/>
+      <w:r>
+        <w:rPr>
+          <w:lang w:val="id_ID" w:bidi="id_ID"/>
+        </w:rPr>
+      </w:r>
+    </w:p>
+    <w:p>
+      <w:pPr>
+        <w:pStyle w:val="Heading2"/>
+      </w:pPr>
+      <w:r>
+        <w:rPr>
+          <w:lang w:val="id_ID" w:bidi="id_ID"/>
+        </w:rPr>
+        <w:t>2 Korintus 11:8 (#1)</w:t>
+      </w:r>
+      <w:r>
+        <w:rPr>
+          <w:lang w:val="id_ID" w:bidi="id_ID"/>
+        </w:rPr>
+      </w:r>
+    </w:p>
+    <w:p>
+      <w:pPr/>
+      <w:r>
+        <w:rPr>
+          <w:lang w:val="id_ID" w:bidi="id_ID"/>
+        </w:rPr>
+      </w:r>
+      <w:r>
+        <w:rPr>
+          <w:b/>
+          <w:lang w:val="id_ID" w:bidi="id_ID"/>
+        </w:rPr>
+        <w:t>"Jemaat-jemaat lain telah kurampok"</w:t>
+      </w:r>
+    </w:p>
+    <w:p>
+      <w:pPr/>
+      <w:r>
+        <w:rPr>
+          <w:lang w:val="id_ID" w:bidi="id_ID"/>
+        </w:rPr>
+      </w:r>
+      <w:r>
+        <w:rPr>
+          <w:lang w:val="id_ID" w:bidi="id_ID"/>
+        </w:rPr>
+        <w:t xml:space="preserve">Di sini, Paulus merujuk pada penerimaan uang dari </w:t>
+      </w:r>
+      <w:r>
+        <w:rPr>
+          <w:b/>
+          <w:lang w:val="id_ID" w:bidi="id_ID"/>
+        </w:rPr>
+        <w:t>jemaat-jemaat lain</w:t>
+      </w:r>
+      <w:r>
+        <w:rPr>
+          <w:lang w:val="id_ID" w:bidi="id_ID"/>
+        </w:rPr>
+        <w:t xml:space="preserve"> untuk mendukung dirinya saat melayani jemaat Korintus, seolah-olah itu adalah perampokan. Maksudnya adalah bahwa ia menerima uang dari gereja-gereja ini tanpa memberikan imbalan, yang oleh beberapa orang mungkin dianggap sebagai perampokan. Ia menggunakan bahasa yang kuat ini untuk menunjukkan betapa besar pengorbanannya dan </w:t>
+      </w:r>
+      <w:r>
+        <w:rPr>
+          <w:b/>
+          <w:lang w:val="id_ID" w:bidi="id_ID"/>
+        </w:rPr>
+        <w:t>gereja-gereja lain</w:t>
+      </w:r>
+      <w:r>
+        <w:rPr>
+          <w:lang w:val="id_ID" w:bidi="id_ID"/>
+        </w:rPr>
+        <w:t xml:space="preserve"> dalam membantu jemaat Korintus. Jika ini berguna dalam bahasa Anda, Anda bisa menggunakan bentuk yang dengan jelas menunjukkan bahwa Paulus berbicara dari sudut pandang orang lain dan melebih-lebihkan maksudnya. Terjemahan alternatif: “Seolah-olah aku merampok gereja-gereja lain” atau “Beberapa orang mungkin mengatakan bahwa aku merampok gereja-gereja yang lain.”</w:t>
+      </w:r>
+    </w:p>
+    <w:p>
+      <w:pPr/>
+      <w:r>
+        <w:rPr>
+          <w:lang w:val="id_ID" w:bidi="id_ID"/>
+        </w:rPr>
+      </w:r>
+      <w:r>
+        <w:rPr>
+          <w:lang w:val="id_ID" w:bidi="id_ID"/>
+        </w:rPr>
+        <w:t xml:space="preserve">Lihat: </w:t>
+      </w:r>
+      <w:r>
+        <w:rPr>
+          <w:lang w:val="id_ID" w:bidi="id_ID"/>
+        </w:rPr>
+        <w:t>Ironi</w:t>
+      </w:r>
+      <w:r>
+        <w:rPr>
+          <w:lang w:val="id_ID" w:bidi="id_ID"/>
+        </w:rPr>
+      </w:r>
+      <w:r>
+        <w:rPr>
+          <w:lang w:val="id_ID" w:bidi="id_ID"/>
+        </w:rPr>
+      </w:r>
+    </w:p>
+    <w:p>
+      <w:pPr/>
+      <w:r>
+        <w:rPr>
+          <w:lang w:val="id_ID" w:bidi="id_ID"/>
+        </w:rPr>
+      </w:r>
+    </w:p>
+    <w:p>
+      <w:pPr>
+        <w:pStyle w:val="Heading2"/>
+      </w:pPr>
+      <w:r>
+        <w:rPr>
+          <w:lang w:val="id_ID" w:bidi="id_ID"/>
+        </w:rPr>
+        <w:t>2 Korintus 11:8 (#2)</w:t>
+      </w:r>
+      <w:r>
+        <w:rPr>
+          <w:lang w:val="id_ID" w:bidi="id_ID"/>
+        </w:rPr>
+      </w:r>
+    </w:p>
+    <w:p>
+      <w:pPr/>
+      <w:r>
+        <w:rPr>
+          <w:lang w:val="id_ID" w:bidi="id_ID"/>
+        </w:rPr>
+      </w:r>
+      <w:r>
+        <w:rPr>
+          <w:b/>
+          <w:lang w:val="id_ID" w:bidi="id_ID"/>
+        </w:rPr>
+        <w:t>"telah menerima tunjangan dari mereka, supaya aku dapat melayani kamu"</w:t>
+      </w:r>
+    </w:p>
+    <w:p>
+      <w:pPr/>
+      <w:r>
+        <w:rPr>
+          <w:lang w:val="id_ID" w:bidi="id_ID"/>
+        </w:rPr>
+      </w:r>
+      <w:r>
+        <w:rPr>
+          <w:lang w:val="id_ID" w:bidi="id_ID"/>
+        </w:rPr>
+        <w:t xml:space="preserve">Di sini Paulus menyiratkan bahwa </w:t>
+      </w:r>
+      <w:r>
+        <w:rPr>
+          <w:b/>
+          <w:lang w:val="id_ID" w:bidi="id_ID"/>
+        </w:rPr>
+        <w:t>jemaat-jemaat lain</w:t>
+      </w:r>
+      <w:r>
+        <w:rPr>
+          <w:lang w:val="id_ID" w:bidi="id_ID"/>
+        </w:rPr>
+        <w:t xml:space="preserve"> memberikan </w:t>
+      </w:r>
+      <w:r>
+        <w:rPr>
+          <w:b/>
+          <w:lang w:val="id_ID" w:bidi="id_ID"/>
+        </w:rPr>
+        <w:t>tunjangan</w:t>
+      </w:r>
+      <w:r>
+        <w:rPr>
+          <w:lang w:val="id_ID" w:bidi="id_ID"/>
+        </w:rPr>
+        <w:t xml:space="preserve"> kepadanya, tetapi ia menggunakannya untuk melayani jemaat Korintus, bukan gereja-gereja tersebut. Jika lebih membantu dalam bahasa Anda, Anda bisa membuat ide tersebut lebih eksplisit. Terjemahan alternatif: “menerima tunjangan dari mereka tetapi menggunakannya untuk pelayanan kepada kamu”</w:t>
+      </w:r>
+    </w:p>
+    <w:p>
+      <w:pPr/>
+      <w:r>
+        <w:rPr>
+          <w:lang w:val="id_ID" w:bidi="id_ID"/>
+        </w:rPr>
+      </w:r>
+      <w:r>
+        <w:rPr>
+          <w:lang w:val="id_ID" w:bidi="id_ID"/>
+        </w:rPr>
+        <w:t xml:space="preserve">Lihat: </w:t>
+      </w:r>
+      <w:r>
+        <w:rPr>
+          <w:lang w:val="id_ID" w:bidi="id_ID"/>
+        </w:rPr>
+        <w:t>Hal-Hal yang Dianggap Sudah Diketahui dan Informasi Tersirat</w:t>
+      </w:r>
+      <w:r>
+        <w:rPr>
+          <w:lang w:val="id_ID" w:bidi="id_ID"/>
+        </w:rPr>
+      </w:r>
+      <w:r>
+        <w:rPr>
+          <w:lang w:val="id_ID" w:bidi="id_ID"/>
+        </w:rPr>
+      </w:r>
+    </w:p>
+    <w:p>
+      <w:pPr/>
+      <w:r>
+        <w:rPr>
+          <w:lang w:val="id_ID" w:bidi="id_ID"/>
+        </w:rPr>
+      </w:r>
+    </w:p>
+    <w:p>
+      <w:pPr>
+        <w:pStyle w:val="Heading2"/>
+      </w:pPr>
+      <w:r>
+        <w:rPr>
+          <w:lang w:val="id_ID" w:bidi="id_ID"/>
+        </w:rPr>
+        <w:t>2 Korintus 11:9 (#1)</w:t>
+      </w:r>
+      <w:r>
+        <w:rPr>
+          <w:lang w:val="id_ID" w:bidi="id_ID"/>
+        </w:rPr>
+      </w:r>
+    </w:p>
+    <w:p>
+      <w:pPr/>
+      <w:r>
+        <w:rPr>
+          <w:lang w:val="id_ID" w:bidi="id_ID"/>
+        </w:rPr>
+      </w:r>
+      <w:r>
+        <w:rPr>
+          <w:b/>
+          <w:lang w:val="id_ID" w:bidi="id_ID"/>
+        </w:rPr>
+        <w:t>"dalam kekurangan"</w:t>
+      </w:r>
+    </w:p>
+    <w:p>
+      <w:pPr/>
+      <w:r>
+        <w:rPr>
+          <w:lang w:val="id_ID" w:bidi="id_ID"/>
+        </w:rPr>
+      </w:r>
+      <w:r>
+        <w:rPr>
+          <w:lang w:val="id_ID" w:bidi="id_ID"/>
+        </w:rPr>
+        <w:t xml:space="preserve">Di sini Paulus menyiratkan bahwa ia </w:t>
+      </w:r>
+      <w:r>
+        <w:rPr>
+          <w:b/>
+          <w:lang w:val="id_ID" w:bidi="id_ID"/>
+        </w:rPr>
+        <w:t>kekurangan</w:t>
+      </w:r>
+      <w:r>
+        <w:rPr>
+          <w:lang w:val="id_ID" w:bidi="id_ID"/>
+        </w:rPr>
+        <w:t xml:space="preserve"> atau tidak memiliki cukup dari apa yang ia butuhkan untuk hidup, termasuk hal-hal seperti makanan dan pakaian. Jika ini lebih membantu dalam bahasa Anda, Anda bisa membuat ide ini lebih eksplisit. Terjemahan alternatif: “telah kekurangan hal-hal yang diperlukan untuk hidup” atau “telah kekurangan dalam kebutuhan dasar”.</w:t>
+      </w:r>
+    </w:p>
+    <w:p>
+      <w:pPr/>
+      <w:r>
+        <w:rPr>
+          <w:lang w:val="id_ID" w:bidi="id_ID"/>
+        </w:rPr>
+      </w:r>
+      <w:r>
+        <w:rPr>
+          <w:lang w:val="id_ID" w:bidi="id_ID"/>
+        </w:rPr>
+        <w:t xml:space="preserve">Lihat: </w:t>
+      </w:r>
+      <w:r>
+        <w:rPr>
+          <w:lang w:val="id_ID" w:bidi="id_ID"/>
+        </w:rPr>
+        <w:t>Hal-Hal yang Dianggap Sudah Diketahui dan Informasi Tersirat</w:t>
+      </w:r>
+      <w:r>
+        <w:rPr>
+          <w:lang w:val="id_ID" w:bidi="id_ID"/>
+        </w:rPr>
+      </w:r>
+      <w:r>
+        <w:rPr>
+          <w:lang w:val="id_ID" w:bidi="id_ID"/>
+        </w:rPr>
+      </w:r>
+    </w:p>
+    <w:p>
+      <w:pPr/>
+      <w:r>
+        <w:rPr>
+          <w:lang w:val="id_ID" w:bidi="id_ID"/>
+        </w:rPr>
+      </w:r>
+    </w:p>
+    <w:p>
+      <w:pPr>
+        <w:pStyle w:val="Heading2"/>
+      </w:pPr>
+      <w:r>
+        <w:rPr>
+          <w:lang w:val="id_ID" w:bidi="id_ID"/>
+        </w:rPr>
+        <w:t>2 Korintus 11:9 (#2)</w:t>
+      </w:r>
+      <w:r>
+        <w:rPr>
+          <w:lang w:val="id_ID" w:bidi="id_ID"/>
+        </w:rPr>
+      </w:r>
+    </w:p>
+    <w:p>
+      <w:pPr/>
+      <w:r>
+        <w:rPr>
+          <w:lang w:val="id_ID" w:bidi="id_ID"/>
+        </w:rPr>
+      </w:r>
+      <w:r>
+        <w:rPr>
+          <w:b/>
+          <w:lang w:val="id_ID" w:bidi="id_ID"/>
+        </w:rPr>
+        <w:t>"aku tidak menyusahkan"</w:t>
+      </w:r>
+    </w:p>
+    <w:p>
+      <w:pPr/>
+      <w:r>
+        <w:rPr>
+          <w:lang w:val="id_ID" w:bidi="id_ID"/>
+        </w:rPr>
+      </w:r>
+      <w:r>
+        <w:rPr>
+          <w:lang w:val="id_ID" w:bidi="id_ID"/>
+        </w:rPr>
+        <w:t xml:space="preserve">Di sini Paulus berbicara tentang meminta uang seolah-olah itu adalah </w:t>
+      </w:r>
+      <w:r>
+        <w:rPr>
+          <w:b/>
+          <w:lang w:val="id_ID" w:bidi="id_ID"/>
+        </w:rPr>
+        <w:t>beban</w:t>
+      </w:r>
+      <w:r>
+        <w:rPr>
+          <w:lang w:val="id_ID" w:bidi="id_ID"/>
+        </w:rPr>
+        <w:t xml:space="preserve"> berat yang akan dia minta kepada jemaat Korintus untuk menanggungnya. Jika ini lebih membantu dalam bahasa Anda, Anda bisa menggunakan kiasan, majas, atau bahasa sederhana yang mirip. Terjemahan alternatif: “Aku tidak ingin menyusahkan” atau “Aku tidak meminta uang sehingga mengganggu”.</w:t>
+      </w:r>
+    </w:p>
+    <w:p>
+      <w:pPr/>
+      <w:r>
+        <w:rPr>
+          <w:lang w:val="id_ID" w:bidi="id_ID"/>
+        </w:rPr>
+      </w:r>
+      <w:r>
+        <w:rPr>
+          <w:lang w:val="id_ID" w:bidi="id_ID"/>
+        </w:rPr>
+        <w:t xml:space="preserve">Lihat: </w:t>
+      </w:r>
+      <w:r>
+        <w:rPr>
+          <w:lang w:val="id_ID" w:bidi="id_ID"/>
+        </w:rPr>
         <w:t>Metafora</w:t>
       </w:r>
       <w:r>
@@ -23663,93 +21958,54 @@
         <w:rPr>
           <w:lang w:val="id_ID" w:bidi="id_ID"/>
         </w:rPr>
-        <w:t>2 Korintus 11:12 (#4)</w:t>
-      </w:r>
-      <w:r>
-        <w:rPr>
-          <w:lang w:val="id_ID" w:bidi="id_ID"/>
-        </w:rPr>
-      </w:r>
-    </w:p>
-    <w:p>
-      <w:pPr/>
-      <w:r>
-        <w:rPr>
-          <w:lang w:val="id_ID" w:bidi="id_ID"/>
-        </w:rPr>
-      </w:r>
-      <w:r>
-        <w:rPr>
-          <w:b/>
-          <w:lang w:val="id_ID" w:bidi="id_ID"/>
-        </w:rPr>
-        <w:t>"untuk mencegah mereka yang mencari kesempatan guna menyatakan, bahwa mereka sama dengan kami dalam hal yang dapat dimegahkan"</w:t>
-      </w:r>
-    </w:p>
-    <w:p>
-      <w:pPr/>
-      <w:r>
-        <w:rPr>
-          <w:lang w:val="id_ID" w:bidi="id_ID"/>
-        </w:rPr>
-      </w:r>
-      <w:r>
-        <w:rPr>
-          <w:lang w:val="id_ID" w:bidi="id_ID"/>
-        </w:rPr>
-        <w:t xml:space="preserve">Di sini, kata </w:t>
-      </w:r>
-      <w:r>
-        <w:rPr>
-          <w:b/>
-          <w:lang w:val="id_ID" w:bidi="id_ID"/>
-        </w:rPr>
-        <w:t>kesempatan</w:t>
-      </w:r>
-      <w:r>
-        <w:rPr>
-          <w:lang w:val="id_ID" w:bidi="id_ID"/>
-        </w:rPr>
-        <w:t xml:space="preserve"> merujuk pada peluang atau kemampuan untuk melakukan sesuatu. Paulus menjelaskan apa yang terkait dengan </w:t>
-      </w:r>
-      <w:r>
-        <w:rPr>
-          <w:b/>
-          <w:lang w:val="id_ID" w:bidi="id_ID"/>
-        </w:rPr>
-        <w:t>kesempatan</w:t>
-      </w:r>
-      <w:r>
-        <w:rPr>
-          <w:lang w:val="id_ID" w:bidi="id_ID"/>
-        </w:rPr>
-        <w:t xml:space="preserve"> tersebut dengan menggunakan klausa </w:t>
-      </w:r>
-      <w:r>
-        <w:rPr>
-          <w:b/>
-          <w:lang w:val="id_ID" w:bidi="id_ID"/>
-        </w:rPr>
-        <w:t>agar dalam hal-hal yang mereka banggakan, mereka dapat ditemukan sama seperti kami juga</w:t>
-      </w:r>
-      <w:r>
-        <w:rPr>
-          <w:lang w:val="id_ID" w:bidi="id_ID"/>
-        </w:rPr>
-        <w:t xml:space="preserve">. Gunakan bentuk yang dengan jelas memperkenalkan apa yang terkait dengan </w:t>
-      </w:r>
-      <w:r>
-        <w:rPr>
-          <w:b/>
-          <w:lang w:val="id_ID" w:bidi="id_ID"/>
-        </w:rPr>
-        <w:t>kesempatan</w:t>
-      </w:r>
-      <w:r>
-        <w:rPr>
-          <w:lang w:val="id_ID" w:bidi="id_ID"/>
-        </w:rPr>
-        <w:t xml:space="preserve"> tersebut. Terjemahan alternatif: “setiap kesempatan dari mereka yang menginginkan kesempatan untuk ditemukan sama seperti kami juga dalam hal-hal yang mereka banggakan”</w:t>
+        <w:t>2 Korintus 11:9 (#3)</w:t>
+      </w:r>
+      <w:r>
+        <w:rPr>
+          <w:lang w:val="id_ID" w:bidi="id_ID"/>
+        </w:rPr>
+      </w:r>
+    </w:p>
+    <w:p>
+      <w:pPr/>
+      <w:r>
+        <w:rPr>
+          <w:lang w:val="id_ID" w:bidi="id_ID"/>
+        </w:rPr>
+      </w:r>
+      <w:r>
+        <w:rPr>
+          <w:b/>
+          <w:lang w:val="id_ID" w:bidi="id_ID"/>
+        </w:rPr>
+        <w:t>"saudara-saudara"</w:t>
+      </w:r>
+    </w:p>
+    <w:p>
+      <w:pPr/>
+      <w:r>
+        <w:rPr>
+          <w:lang w:val="id_ID" w:bidi="id_ID"/>
+        </w:rPr>
+      </w:r>
+      <w:r>
+        <w:rPr>
+          <w:lang w:val="id_ID" w:bidi="id_ID"/>
+        </w:rPr>
+        <w:t xml:space="preserve">Walaupun istilah </w:t>
+      </w:r>
+      <w:r>
+        <w:rPr>
+          <w:b/>
+          <w:lang w:val="id_ID" w:bidi="id_ID"/>
+        </w:rPr>
+        <w:t>saudara</w:t>
+      </w:r>
+      <w:r>
+        <w:rPr>
+          <w:lang w:val="id_ID" w:bidi="id_ID"/>
+        </w:rPr>
+        <w:t xml:space="preserve"> bersifat maskulin, Paulus mungkin tidak hanya merujuk kepada pria. Ada kemungkinan bahwa ia hanya merujuk kepada pria, tetapi ia juga mungkin menyertakan wanita. Jika akan membantu dalam bahasa Anda, Anda dapat menggunakan frasa yang membuat hal ini jelas. Alternatif terjemahan: “saudara kandung” atau “saudara laki-laki dan perempuan”.</w:t>
       </w:r>
     </w:p>
     <w:p>
@@ -23769,6 +22025,307 @@
         <w:rPr>
           <w:lang w:val="id_ID" w:bidi="id_ID"/>
         </w:rPr>
+        <w:t>Ketika Kata Maskulin Mencakup Perempuan</w:t>
+      </w:r>
+      <w:r>
+        <w:rPr>
+          <w:lang w:val="id_ID" w:bidi="id_ID"/>
+        </w:rPr>
+      </w:r>
+      <w:r>
+        <w:rPr>
+          <w:lang w:val="id_ID" w:bidi="id_ID"/>
+        </w:rPr>
+      </w:r>
+    </w:p>
+    <w:p>
+      <w:pPr/>
+      <w:r>
+        <w:rPr>
+          <w:lang w:val="id_ID" w:bidi="id_ID"/>
+        </w:rPr>
+      </w:r>
+    </w:p>
+    <w:p>
+      <w:pPr>
+        <w:pStyle w:val="Heading2"/>
+      </w:pPr>
+      <w:r>
+        <w:rPr>
+          <w:lang w:val="id_ID" w:bidi="id_ID"/>
+        </w:rPr>
+        <w:t>2 Korintus 11:9 (#4)</w:t>
+      </w:r>
+      <w:r>
+        <w:rPr>
+          <w:lang w:val="id_ID" w:bidi="id_ID"/>
+        </w:rPr>
+      </w:r>
+    </w:p>
+    <w:p>
+      <w:pPr/>
+      <w:r>
+        <w:rPr>
+          <w:lang w:val="id_ID" w:bidi="id_ID"/>
+        </w:rPr>
+      </w:r>
+      <w:r>
+        <w:rPr>
+          <w:b/>
+          <w:lang w:val="id_ID" w:bidi="id_ID"/>
+        </w:rPr>
+        <w:t>"saudara-saudara"</w:t>
+      </w:r>
+    </w:p>
+    <w:p>
+      <w:pPr/>
+      <w:r>
+        <w:rPr>
+          <w:lang w:val="id_ID" w:bidi="id_ID"/>
+        </w:rPr>
+      </w:r>
+      <w:r>
+        <w:rPr>
+          <w:lang w:val="id_ID" w:bidi="id_ID"/>
+        </w:rPr>
+        <w:t xml:space="preserve">Paulus menggunakan istilah </w:t>
+      </w:r>
+      <w:r>
+        <w:rPr>
+          <w:b/>
+          <w:lang w:val="id_ID" w:bidi="id_ID"/>
+        </w:rPr>
+        <w:t>saudara-saudara</w:t>
+      </w:r>
+      <w:r>
+        <w:rPr>
+          <w:lang w:val="id_ID" w:bidi="id_ID"/>
+        </w:rPr>
+        <w:t xml:space="preserve"> untuk merujuk pada orang-orang yang memiliki iman yang sama. Jika lebih bermanfaat dalam bahasa Anda, Anda bisa menyatakan maknanya secara jelas. Terjemahan alternatif: “orang-orang percaya”.</w:t>
+      </w:r>
+    </w:p>
+    <w:p>
+      <w:pPr/>
+      <w:r>
+        <w:rPr>
+          <w:lang w:val="id_ID" w:bidi="id_ID"/>
+        </w:rPr>
+      </w:r>
+      <w:r>
+        <w:rPr>
+          <w:lang w:val="id_ID" w:bidi="id_ID"/>
+        </w:rPr>
+        <w:t xml:space="preserve">Lihat: </w:t>
+      </w:r>
+      <w:r>
+        <w:rPr>
+          <w:lang w:val="id_ID" w:bidi="id_ID"/>
+        </w:rPr>
+        <w:t>Metafora</w:t>
+      </w:r>
+      <w:r>
+        <w:rPr>
+          <w:lang w:val="id_ID" w:bidi="id_ID"/>
+        </w:rPr>
+      </w:r>
+      <w:r>
+        <w:rPr>
+          <w:lang w:val="id_ID" w:bidi="id_ID"/>
+        </w:rPr>
+      </w:r>
+    </w:p>
+    <w:p>
+      <w:pPr/>
+      <w:r>
+        <w:rPr>
+          <w:lang w:val="id_ID" w:bidi="id_ID"/>
+        </w:rPr>
+      </w:r>
+    </w:p>
+    <w:p>
+      <w:pPr>
+        <w:pStyle w:val="Heading2"/>
+      </w:pPr>
+      <w:r>
+        <w:rPr>
+          <w:lang w:val="id_ID" w:bidi="id_ID"/>
+        </w:rPr>
+        <w:t>2 Korintus 11:9 (#5)</w:t>
+      </w:r>
+      <w:r>
+        <w:rPr>
+          <w:lang w:val="id_ID" w:bidi="id_ID"/>
+        </w:rPr>
+      </w:r>
+    </w:p>
+    <w:p>
+      <w:pPr/>
+      <w:r>
+        <w:rPr>
+          <w:lang w:val="id_ID" w:bidi="id_ID"/>
+        </w:rPr>
+      </w:r>
+      <w:r>
+        <w:rPr>
+          <w:b/>
+          <w:lang w:val="id_ID" w:bidi="id_ID"/>
+        </w:rPr>
+        <w:t>"aku menjaga diriku supaya jangan menjadi beban bagi kamu"</w:t>
+      </w:r>
+    </w:p>
+    <w:p>
+      <w:pPr/>
+      <w:r>
+        <w:rPr>
+          <w:lang w:val="id_ID" w:bidi="id_ID"/>
+        </w:rPr>
+      </w:r>
+      <w:r>
+        <w:rPr>
+          <w:lang w:val="id_ID" w:bidi="id_ID"/>
+        </w:rPr>
+        <w:t xml:space="preserve">Di sini, seperti pada awal Ayat, </w:t>
+      </w:r>
+      <w:r>
+        <w:rPr>
+          <w:b/>
+          <w:lang w:val="id_ID" w:bidi="id_ID"/>
+        </w:rPr>
+        <w:t>beban</w:t>
+      </w:r>
+      <w:r>
+        <w:rPr>
+          <w:lang w:val="id_ID" w:bidi="id_ID"/>
+        </w:rPr>
+        <w:t xml:space="preserve"> merujuk pada meminta uang. Ungkapkan ide ini seperti yang Anda lakukan di awal ayat. Terjemahan alternatif: "Aku tidak dan tidak akan terus menyusahkanmu" atau "Aku tidak dan tidak akan terus meminta uang sehingga mengganggu kamu"</w:t>
+      </w:r>
+    </w:p>
+    <w:p>
+      <w:pPr/>
+      <w:r>
+        <w:rPr>
+          <w:lang w:val="id_ID" w:bidi="id_ID"/>
+        </w:rPr>
+      </w:r>
+      <w:r>
+        <w:rPr>
+          <w:lang w:val="id_ID" w:bidi="id_ID"/>
+        </w:rPr>
+        <w:t xml:space="preserve">Lihat: </w:t>
+      </w:r>
+      <w:r>
+        <w:rPr>
+          <w:lang w:val="id_ID" w:bidi="id_ID"/>
+        </w:rPr>
+        <w:t>Metafora</w:t>
+      </w:r>
+      <w:r>
+        <w:rPr>
+          <w:lang w:val="id_ID" w:bidi="id_ID"/>
+        </w:rPr>
+      </w:r>
+      <w:r>
+        <w:rPr>
+          <w:lang w:val="id_ID" w:bidi="id_ID"/>
+        </w:rPr>
+      </w:r>
+    </w:p>
+    <w:p>
+      <w:pPr/>
+      <w:r>
+        <w:rPr>
+          <w:lang w:val="id_ID" w:bidi="id_ID"/>
+        </w:rPr>
+      </w:r>
+    </w:p>
+    <w:p>
+      <w:pPr>
+        <w:pStyle w:val="Heading2"/>
+      </w:pPr>
+      <w:r>
+        <w:rPr>
+          <w:lang w:val="id_ID" w:bidi="id_ID"/>
+        </w:rPr>
+        <w:t>2 Korintus 11:9 (#6)</w:t>
+      </w:r>
+      <w:r>
+        <w:rPr>
+          <w:lang w:val="id_ID" w:bidi="id_ID"/>
+        </w:rPr>
+      </w:r>
+    </w:p>
+    <w:p>
+      <w:pPr/>
+      <w:r>
+        <w:rPr>
+          <w:lang w:val="id_ID" w:bidi="id_ID"/>
+        </w:rPr>
+      </w:r>
+      <w:r>
+        <w:rPr>
+          <w:b/>
+          <w:lang w:val="id_ID" w:bidi="id_ID"/>
+        </w:rPr>
+        <w:t>"aku menjaga … dan aku akan tetap berbuat demikian"</w:t>
+      </w:r>
+    </w:p>
+    <w:p>
+      <w:pPr/>
+      <w:r>
+        <w:rPr>
+          <w:lang w:val="id_ID" w:bidi="id_ID"/>
+        </w:rPr>
+      </w:r>
+      <w:r>
+        <w:rPr>
+          <w:lang w:val="id_ID" w:bidi="id_ID"/>
+        </w:rPr>
+        <w:t xml:space="preserve">Di sini, Paulus menunjukkan bahwa ia tidak menjadi </w:t>
+      </w:r>
+      <w:r>
+        <w:rPr>
+          <w:b/>
+          <w:lang w:val="id_ID" w:bidi="id_ID"/>
+        </w:rPr>
+        <w:t>beban</w:t>
+      </w:r>
+      <w:r>
+        <w:rPr>
+          <w:lang w:val="id_ID" w:bidi="id_ID"/>
+        </w:rPr>
+        <w:t xml:space="preserve"> bagi mereka ketika ia mengunjungi mereka di masa lalu, dan ia berjanji bahwa ia tidak akan pernah menjadi </w:t>
+      </w:r>
+      <w:r>
+        <w:rPr>
+          <w:b/>
+          <w:lang w:val="id_ID" w:bidi="id_ID"/>
+        </w:rPr>
+        <w:t>beban</w:t>
+      </w:r>
+      <w:r>
+        <w:rPr>
+          <w:lang w:val="id_ID" w:bidi="id_ID"/>
+        </w:rPr>
+        <w:t xml:space="preserve"> bagi mereka di masa mendatang. Jika ini akan membantu dalam bahasa Anda, Anda bisa menggunakan bentuk yang menyatakan ide ini dengan jelas.Terjemahan alternatif: “Aku telah menjaga dan akan selalu menjaga” atau “di masa lalu aku telah menjaga dan di masa depan akan menjaga”.</w:t>
+      </w:r>
+    </w:p>
+    <w:p>
+      <w:pPr/>
+      <w:r>
+        <w:rPr>
+          <w:lang w:val="id_ID" w:bidi="id_ID"/>
+        </w:rPr>
+      </w:r>
+      <w:r>
+        <w:rPr>
+          <w:lang w:val="id_ID" w:bidi="id_ID"/>
+        </w:rPr>
+        <w:t xml:space="preserve">Lihat: </w:t>
+      </w:r>
+      <w:r>
+        <w:rPr>
+          <w:lang w:val="id_ID" w:bidi="id_ID"/>
+        </w:rPr>
         <w:t>Hal-Hal yang Dianggap Sudah Diketahui dan Informasi Tersirat</w:t>
       </w:r>
       <w:r>
@@ -23798,27 +22355,258 @@
         <w:rPr>
           <w:lang w:val="id_ID" w:bidi="id_ID"/>
         </w:rPr>
-        <w:t>2 Korintus 11:12 (#5)</w:t>
-      </w:r>
-      <w:r>
-        <w:rPr>
-          <w:lang w:val="id_ID" w:bidi="id_ID"/>
-        </w:rPr>
-      </w:r>
-    </w:p>
-    <w:p>
-      <w:pPr/>
-      <w:r>
-        <w:rPr>
-          <w:lang w:val="id_ID" w:bidi="id_ID"/>
-        </w:rPr>
-      </w:r>
-      <w:r>
-        <w:rPr>
-          <w:b/>
-          <w:lang w:val="id_ID" w:bidi="id_ID"/>
-        </w:rPr>
-        <w:t>"mereka yang mencari kesempatan guna menyatakan"</w:t>
+        <w:t>2 Korintus 11:10 (#1)</w:t>
+      </w:r>
+      <w:r>
+        <w:rPr>
+          <w:lang w:val="id_ID" w:bidi="id_ID"/>
+        </w:rPr>
+      </w:r>
+    </w:p>
+    <w:p>
+      <w:pPr/>
+      <w:r>
+        <w:rPr>
+          <w:lang w:val="id_ID" w:bidi="id_ID"/>
+        </w:rPr>
+      </w:r>
+      <w:r>
+        <w:rPr>
+          <w:b/>
+          <w:lang w:val="id_ID" w:bidi="id_ID"/>
+        </w:rPr>
+        <w:t>"kebenaran Kristus di dalam diriku, bahwa"</w:t>
+      </w:r>
+    </w:p>
+    <w:p>
+      <w:pPr/>
+      <w:r>
+        <w:rPr>
+          <w:lang w:val="id_ID" w:bidi="id_ID"/>
+        </w:rPr>
+      </w:r>
+      <w:r>
+        <w:rPr>
+          <w:lang w:val="id_ID" w:bidi="id_ID"/>
+        </w:rPr>
+        <w:t xml:space="preserve">Frasa </w:t>
+      </w:r>
+      <w:r>
+        <w:rPr>
+          <w:b/>
+          <w:lang w:val="id_ID" w:bidi="id_ID"/>
+        </w:rPr>
+        <w:t>kebenaran Kristus di dalam diriku</w:t>
+      </w:r>
+      <w:r>
+        <w:rPr>
+          <w:lang w:val="id_ID" w:bidi="id_ID"/>
+        </w:rPr>
+        <w:t xml:space="preserve"> adalah ungkapan sumpah yang digunakan Paulus untuk menegaskan bahwa apa yang akan ia sampaikan adalah benar. Gunakan cara alami dalam bahasa Anda untuk mengekspresikan sumpah. Terjemahan alternatif: “Sebagaimana kebenaran Kristus ada di dalam diriku,”</w:t>
+      </w:r>
+    </w:p>
+    <w:p>
+      <w:pPr/>
+      <w:r>
+        <w:rPr>
+          <w:lang w:val="id_ID" w:bidi="id_ID"/>
+        </w:rPr>
+      </w:r>
+      <w:r>
+        <w:rPr>
+          <w:lang w:val="id_ID" w:bidi="id_ID"/>
+        </w:rPr>
+        <w:t xml:space="preserve">Lihat: </w:t>
+      </w:r>
+      <w:r>
+        <w:rPr>
+          <w:lang w:val="id_ID" w:bidi="id_ID"/>
+        </w:rPr>
+        <w:t>Rumusan Sumpah</w:t>
+      </w:r>
+      <w:r>
+        <w:rPr>
+          <w:lang w:val="id_ID" w:bidi="id_ID"/>
+        </w:rPr>
+      </w:r>
+      <w:r>
+        <w:rPr>
+          <w:lang w:val="id_ID" w:bidi="id_ID"/>
+        </w:rPr>
+      </w:r>
+    </w:p>
+    <w:p>
+      <w:pPr/>
+      <w:r>
+        <w:rPr>
+          <w:lang w:val="id_ID" w:bidi="id_ID"/>
+        </w:rPr>
+      </w:r>
+    </w:p>
+    <w:p>
+      <w:pPr>
+        <w:pStyle w:val="Heading2"/>
+      </w:pPr>
+      <w:r>
+        <w:rPr>
+          <w:lang w:val="id_ID" w:bidi="id_ID"/>
+        </w:rPr>
+        <w:t>2 Korintus 11:10 (#2)</w:t>
+      </w:r>
+      <w:r>
+        <w:rPr>
+          <w:lang w:val="id_ID" w:bidi="id_ID"/>
+        </w:rPr>
+      </w:r>
+    </w:p>
+    <w:p>
+      <w:pPr/>
+      <w:r>
+        <w:rPr>
+          <w:lang w:val="id_ID" w:bidi="id_ID"/>
+        </w:rPr>
+      </w:r>
+      <w:r>
+        <w:rPr>
+          <w:b/>
+          <w:lang w:val="id_ID" w:bidi="id_ID"/>
+        </w:rPr>
+        <w:t>"kebenaran Kristus ada di dalam diriku"</w:t>
+      </w:r>
+    </w:p>
+    <w:p>
+      <w:pPr/>
+      <w:r>
+        <w:rPr>
+          <w:lang w:val="id_ID" w:bidi="id_ID"/>
+        </w:rPr>
+      </w:r>
+      <w:r>
+        <w:rPr>
+          <w:lang w:val="id_ID" w:bidi="id_ID"/>
+        </w:rPr>
+        <w:t xml:space="preserve">Di sini, Paulus mungkin menggunakan bentuk kepemilikan untuk menunjukkan bahwa: (1) ia jujur seperti </w:t>
+      </w:r>
+      <w:r>
+        <w:rPr>
+          <w:b/>
+          <w:lang w:val="id_ID" w:bidi="id_ID"/>
+        </w:rPr>
+        <w:t>Kristus</w:t>
+      </w:r>
+      <w:r>
+        <w:rPr>
+          <w:lang w:val="id_ID" w:bidi="id_ID"/>
+        </w:rPr>
+        <w:t xml:space="preserve"> yang jujur. Terjemahan alternatif: “Aku jujur, seperti Kristus” (2) ia telah menerima </w:t>
+      </w:r>
+      <w:r>
+        <w:rPr>
+          <w:b/>
+          <w:lang w:val="id_ID" w:bidi="id_ID"/>
+        </w:rPr>
+        <w:t>kebenaran</w:t>
+      </w:r>
+      <w:r>
+        <w:rPr>
+          <w:lang w:val="id_ID" w:bidi="id_ID"/>
+        </w:rPr>
+        <w:t xml:space="preserve"> dari </w:t>
+      </w:r>
+      <w:r>
+        <w:rPr>
+          <w:b/>
+          <w:lang w:val="id_ID" w:bidi="id_ID"/>
+        </w:rPr>
+        <w:t>Kristus</w:t>
+      </w:r>
+      <w:r>
+        <w:rPr>
+          <w:lang w:val="id_ID" w:bidi="id_ID"/>
+        </w:rPr>
+        <w:t xml:space="preserve">. Terjemahan alternatif: “Kebenaran dari Kristus ada dalam diriku” (3) ia berbicara apa yang benar tentang </w:t>
+      </w:r>
+      <w:r>
+        <w:rPr>
+          <w:b/>
+          <w:lang w:val="id_ID" w:bidi="id_ID"/>
+        </w:rPr>
+        <w:t>Kristus</w:t>
+      </w:r>
+      <w:r>
+        <w:rPr>
+          <w:lang w:val="id_ID" w:bidi="id_ID"/>
+        </w:rPr>
+        <w:t>. Terjemahan alternatif: “Kebenaran tentang Kristus ada dalam diriku”</w:t>
+      </w:r>
+    </w:p>
+    <w:p>
+      <w:pPr/>
+      <w:r>
+        <w:rPr>
+          <w:lang w:val="id_ID" w:bidi="id_ID"/>
+        </w:rPr>
+      </w:r>
+      <w:r>
+        <w:rPr>
+          <w:lang w:val="id_ID" w:bidi="id_ID"/>
+        </w:rPr>
+        <w:t xml:space="preserve">Lihat: </w:t>
+      </w:r>
+      <w:r>
+        <w:rPr>
+          <w:lang w:val="id_ID" w:bidi="id_ID"/>
+        </w:rPr>
+        <w:t>Kepemilikan</w:t>
+      </w:r>
+      <w:r>
+        <w:rPr>
+          <w:lang w:val="id_ID" w:bidi="id_ID"/>
+        </w:rPr>
+      </w:r>
+      <w:r>
+        <w:rPr>
+          <w:lang w:val="id_ID" w:bidi="id_ID"/>
+        </w:rPr>
+      </w:r>
+    </w:p>
+    <w:p>
+      <w:pPr/>
+      <w:r>
+        <w:rPr>
+          <w:lang w:val="id_ID" w:bidi="id_ID"/>
+        </w:rPr>
+      </w:r>
+    </w:p>
+    <w:p>
+      <w:pPr>
+        <w:pStyle w:val="Heading2"/>
+      </w:pPr>
+      <w:r>
+        <w:rPr>
+          <w:lang w:val="id_ID" w:bidi="id_ID"/>
+        </w:rPr>
+        <w:t>2 Korintus 11:10 (#3)</w:t>
+      </w:r>
+      <w:r>
+        <w:rPr>
+          <w:lang w:val="id_ID" w:bidi="id_ID"/>
+        </w:rPr>
+      </w:r>
+    </w:p>
+    <w:p>
+      <w:pPr/>
+      <w:r>
+        <w:rPr>
+          <w:lang w:val="id_ID" w:bidi="id_ID"/>
+        </w:rPr>
+      </w:r>
+      <w:r>
+        <w:rPr>
+          <w:b/>
+          <w:lang w:val="id_ID" w:bidi="id_ID"/>
+        </w:rPr>
+        <w:t>"kebenaran Kristus di dalam diriku"</w:t>
       </w:r>
     </w:p>
     <w:p>
@@ -23839,13 +22627,13 @@
           <w:b/>
           <w:lang w:val="id_ID" w:bidi="id_ID"/>
         </w:rPr>
-        <w:t>kesempatan</w:t>
-      </w:r>
-      <w:r>
-        <w:rPr>
-          <w:lang w:val="id_ID" w:bidi="id_ID"/>
-        </w:rPr>
-        <w:t>, Anda bisa mengungkapkan ide yang sama dengan cara lain. Terjemahan alternatif: "apa yang dikehendaiki oleh sebagian orang untuk terjadi" atau "apa yang diinginkan oleh mereka yang menginginkannya"</w:t>
+        <w:t>kebenaran</w:t>
+      </w:r>
+      <w:r>
+        <w:rPr>
+          <w:lang w:val="id_ID" w:bidi="id_ID"/>
+        </w:rPr>
+        <w:t>, Anda dapat menyampaikan ide yang sama dengan cara lain. Terjemahan alternatif: “Aku sama jujurnya dengan Sang Mesias”</w:t>
       </w:r>
     </w:p>
     <w:p>
@@ -23894,41 +22682,41 @@
         <w:rPr>
           <w:lang w:val="id_ID" w:bidi="id_ID"/>
         </w:rPr>
-        <w:t>2 Korintus 11:12 (#6)</w:t>
-      </w:r>
-      <w:r>
-        <w:rPr>
-          <w:lang w:val="id_ID" w:bidi="id_ID"/>
-        </w:rPr>
-      </w:r>
-    </w:p>
-    <w:p>
-      <w:pPr/>
-      <w:r>
-        <w:rPr>
-          <w:lang w:val="id_ID" w:bidi="id_ID"/>
-        </w:rPr>
-      </w:r>
-      <w:r>
-        <w:rPr>
-          <w:b/>
-          <w:lang w:val="id_ID" w:bidi="id_ID"/>
-        </w:rPr>
-        <w:t>"dalam hal yang dapat dimegahkan"</w:t>
-      </w:r>
-    </w:p>
-    <w:p>
-      <w:pPr/>
-      <w:r>
-        <w:rPr>
-          <w:lang w:val="id_ID" w:bidi="id_ID"/>
-        </w:rPr>
-      </w:r>
-      <w:r>
-        <w:rPr>
-          <w:lang w:val="id_ID" w:bidi="id_ID"/>
-        </w:rPr>
-        <w:t>Di sini Paulus secara umum merujuk pada apa pun yang mungkin dibanggakan seseorang. Ia tidak menyebutkan secara spesifik apa yang dibanggakan oleh orang-orang. Jika dapat membantu dalam bahasa Anda, Anda dapat membuat ide ini lebih eksplisit. Terjemahan alternatif: “dalam segala hal yang mereka megahkan”</w:t>
+        <w:t>2 Korintus 11:10 (#4)</w:t>
+      </w:r>
+      <w:r>
+        <w:rPr>
+          <w:lang w:val="id_ID" w:bidi="id_ID"/>
+        </w:rPr>
+      </w:r>
+    </w:p>
+    <w:p>
+      <w:pPr/>
+      <w:r>
+        <w:rPr>
+          <w:lang w:val="id_ID" w:bidi="id_ID"/>
+        </w:rPr>
+      </w:r>
+      <w:r>
+        <w:rPr>
+          <w:b/>
+          <w:lang w:val="id_ID" w:bidi="id_ID"/>
+        </w:rPr>
+        <w:t>"kemegahanku itu"</w:t>
+      </w:r>
+    </w:p>
+    <w:p>
+      <w:pPr/>
+      <w:r>
+        <w:rPr>
+          <w:lang w:val="id_ID" w:bidi="id_ID"/>
+        </w:rPr>
+      </w:r>
+      <w:r>
+        <w:rPr>
+          <w:lang w:val="id_ID" w:bidi="id_ID"/>
+        </w:rPr>
+        <w:t>Di sini Paulus merujuk pada bagaimana ia memegahkan dirinya karena tidak menerima uang dari jemaat Korintus ketika ia memberitakan kabar baik kepada mereka. Jika akan lebih membantu dalam bahasa Anda, Anda bisa membuat ide ini lebih eksplisit. Terjemahan alternatif: “kebanggaan ini tentang bagaimana aku tidak membebani kamu”</w:t>
       </w:r>
     </w:p>
     <w:p>
@@ -23977,41 +22765,67 @@
         <w:rPr>
           <w:lang w:val="id_ID" w:bidi="id_ID"/>
         </w:rPr>
-        <w:t>2 Korintus 11:12 (#7)</w:t>
-      </w:r>
-      <w:r>
-        <w:rPr>
-          <w:lang w:val="id_ID" w:bidi="id_ID"/>
-        </w:rPr>
-      </w:r>
-    </w:p>
-    <w:p>
-      <w:pPr/>
-      <w:r>
-        <w:rPr>
-          <w:lang w:val="id_ID" w:bidi="id_ID"/>
-        </w:rPr>
-      </w:r>
-      <w:r>
-        <w:rPr>
-          <w:b/>
-          <w:lang w:val="id_ID" w:bidi="id_ID"/>
-        </w:rPr>
-        <w:t>"bahwa mereka sama dengan kami"</w:t>
-      </w:r>
-    </w:p>
-    <w:p>
-      <w:pPr/>
-      <w:r>
-        <w:rPr>
-          <w:lang w:val="id_ID" w:bidi="id_ID"/>
-        </w:rPr>
-      </w:r>
-      <w:r>
-        <w:rPr>
-          <w:lang w:val="id_ID" w:bidi="id_ID"/>
-        </w:rPr>
-        <w:t>Jika bahasa Anda tidak menggunakan bentuk pasif ini, Anda dapat menyampaikan ide tersebut dalam bentuk aktif atau dengan cara lain yang lebih alami dalam bahasa Anda. Jika Anda perlu menyatakan siapa yang melakukan tindakan, Anda dapat menggunakan subjek tak tentu. Terjemahan alternatif: "orang-orang lain dapat menemukan mereka" atau "orang-orang dapat menganggap mereka demikian"</w:t>
+        <w:t>2 Korintus 11:10 (#5)</w:t>
+      </w:r>
+      <w:r>
+        <w:rPr>
+          <w:lang w:val="id_ID" w:bidi="id_ID"/>
+        </w:rPr>
+      </w:r>
+    </w:p>
+    <w:p>
+      <w:pPr/>
+      <w:r>
+        <w:rPr>
+          <w:lang w:val="id_ID" w:bidi="id_ID"/>
+        </w:rPr>
+      </w:r>
+      <w:r>
+        <w:rPr>
+          <w:b/>
+          <w:lang w:val="id_ID" w:bidi="id_ID"/>
+        </w:rPr>
+        <w:t>"tidak akan dirintangi"</w:t>
+      </w:r>
+    </w:p>
+    <w:p>
+      <w:pPr/>
+      <w:r>
+        <w:rPr>
+          <w:lang w:val="id_ID" w:bidi="id_ID"/>
+        </w:rPr>
+      </w:r>
+      <w:r>
+        <w:rPr>
+          <w:lang w:val="id_ID" w:bidi="id_ID"/>
+        </w:rPr>
+        <w:t xml:space="preserve">Di sini Paulus berbicara seolah-olah </w:t>
+      </w:r>
+      <w:r>
+        <w:rPr>
+          <w:b/>
+          <w:lang w:val="id_ID" w:bidi="id_ID"/>
+        </w:rPr>
+        <w:t>membanggakan</w:t>
+      </w:r>
+      <w:r>
+        <w:rPr>
+          <w:lang w:val="id_ID" w:bidi="id_ID"/>
+        </w:rPr>
+        <w:t xml:space="preserve"> dirinya adalah pintu yang </w:t>
+      </w:r>
+      <w:r>
+        <w:rPr>
+          <w:b/>
+          <w:lang w:val="id_ID" w:bidi="id_ID"/>
+        </w:rPr>
+        <w:t>tidak akan tertutup</w:t>
+      </w:r>
+      <w:r>
+        <w:rPr>
+          <w:lang w:val="id_ID" w:bidi="id_ID"/>
+        </w:rPr>
+        <w:t xml:space="preserve"> baginya. Maksudnya adalah tidak ada yang bisa menghalanginya untuk membanggakan diri atau membuktikan bahwa apa yang ia katakan salah. Jika lebih membantu dalam bahasa Anda, Anda bisa menyatakan maknanya secara jelas. Terjemahan alternatif: "aku tidak akan dibungkam" atau "tidak akan terbukti salah".</w:t>
       </w:r>
     </w:p>
     <w:p>
@@ -24031,6 +22845,89 @@
         <w:rPr>
           <w:lang w:val="id_ID" w:bidi="id_ID"/>
         </w:rPr>
+        <w:t>Metafora</w:t>
+      </w:r>
+      <w:r>
+        <w:rPr>
+          <w:lang w:val="id_ID" w:bidi="id_ID"/>
+        </w:rPr>
+      </w:r>
+      <w:r>
+        <w:rPr>
+          <w:lang w:val="id_ID" w:bidi="id_ID"/>
+        </w:rPr>
+      </w:r>
+    </w:p>
+    <w:p>
+      <w:pPr/>
+      <w:r>
+        <w:rPr>
+          <w:lang w:val="id_ID" w:bidi="id_ID"/>
+        </w:rPr>
+      </w:r>
+    </w:p>
+    <w:p>
+      <w:pPr>
+        <w:pStyle w:val="Heading2"/>
+      </w:pPr>
+      <w:r>
+        <w:rPr>
+          <w:lang w:val="id_ID" w:bidi="id_ID"/>
+        </w:rPr>
+        <w:t>2 Korintus 11:10 (#6)</w:t>
+      </w:r>
+      <w:r>
+        <w:rPr>
+          <w:lang w:val="id_ID" w:bidi="id_ID"/>
+        </w:rPr>
+      </w:r>
+    </w:p>
+    <w:p>
+      <w:pPr/>
+      <w:r>
+        <w:rPr>
+          <w:lang w:val="id_ID" w:bidi="id_ID"/>
+        </w:rPr>
+      </w:r>
+      <w:r>
+        <w:rPr>
+          <w:b/>
+          <w:lang w:val="id_ID" w:bidi="id_ID"/>
+        </w:rPr>
+        <w:t>"kemegahanku itu tidak akan dirintangi oleh siapa pun"</w:t>
+      </w:r>
+    </w:p>
+    <w:p>
+      <w:pPr/>
+      <w:r>
+        <w:rPr>
+          <w:lang w:val="id_ID" w:bidi="id_ID"/>
+        </w:rPr>
+      </w:r>
+      <w:r>
+        <w:rPr>
+          <w:lang w:val="id_ID" w:bidi="id_ID"/>
+        </w:rPr>
+        <w:t>Jika bahasa Anda tidak menggunakan bentuk pasif ini, Anda dapat menyampaikan ide tersebut dalam bentuk aktif atau dengan cara lain yang alami dalam bahasa Anda. Terjemahan alternatif: "tidak ada seorang pun dapat menghentikan kemegahan ini terhadap aku"</w:t>
+      </w:r>
+    </w:p>
+    <w:p>
+      <w:pPr/>
+      <w:r>
+        <w:rPr>
+          <w:lang w:val="id_ID" w:bidi="id_ID"/>
+        </w:rPr>
+      </w:r>
+      <w:r>
+        <w:rPr>
+          <w:lang w:val="id_ID" w:bidi="id_ID"/>
+        </w:rPr>
+        <w:t xml:space="preserve">Lihat: </w:t>
+      </w:r>
+      <w:r>
+        <w:rPr>
+          <w:lang w:val="id_ID" w:bidi="id_ID"/>
+        </w:rPr>
         <w:t>Aktif atau Pasif</w:t>
       </w:r>
       <w:r>
@@ -24060,56 +22957,165 @@
         <w:rPr>
           <w:lang w:val="id_ID" w:bidi="id_ID"/>
         </w:rPr>
-        <w:t>2 Korintus 11:13 (#1)</w:t>
-      </w:r>
-      <w:r>
-        <w:rPr>
-          <w:lang w:val="id_ID" w:bidi="id_ID"/>
-        </w:rPr>
-      </w:r>
-    </w:p>
-    <w:p>
-      <w:pPr/>
-      <w:r>
-        <w:rPr>
-          <w:lang w:val="id_ID" w:bidi="id_ID"/>
-        </w:rPr>
-      </w:r>
-      <w:r>
-        <w:rPr>
-          <w:b/>
-          <w:lang w:val="id_ID" w:bidi="id_ID"/>
-        </w:rPr>
-        <w:t>"Sebab"</w:t>
-      </w:r>
-    </w:p>
-    <w:p>
-      <w:pPr/>
-      <w:r>
-        <w:rPr>
-          <w:lang w:val="id_ID" w:bidi="id_ID"/>
-        </w:rPr>
-      </w:r>
-      <w:r>
-        <w:rPr>
-          <w:lang w:val="id_ID" w:bidi="id_ID"/>
-        </w:rPr>
-        <w:t xml:space="preserve">Di sini, kata </w:t>
-      </w:r>
-      <w:r>
-        <w:rPr>
-          <w:b/>
-          <w:lang w:val="id_ID" w:bidi="id_ID"/>
-        </w:rPr>
-        <w:t>Sebab</w:t>
-      </w:r>
-      <w:r>
-        <w:rPr>
-          <w:lang w:val="id_ID" w:bidi="id_ID"/>
-        </w:rPr>
-        <w:t xml:space="preserve"> digunakan untuk memperkenalkan penjelasan yang lebih lanjut tentang apa yang Paulus katakan di ayat sebelumnya (</w:t>
-      </w:r>
-      <w:hyperlink r:id="rId36">
+        <w:t>2 Korintus 11:10 (#7)</w:t>
+      </w:r>
+      <w:r>
+        <w:rPr>
+          <w:lang w:val="id_ID" w:bidi="id_ID"/>
+        </w:rPr>
+      </w:r>
+    </w:p>
+    <w:p>
+      <w:pPr/>
+      <w:r>
+        <w:rPr>
+          <w:lang w:val="id_ID" w:bidi="id_ID"/>
+        </w:rPr>
+      </w:r>
+      <w:r>
+        <w:rPr>
+          <w:b/>
+          <w:lang w:val="id_ID" w:bidi="id_ID"/>
+        </w:rPr>
+        <w:t>"di daerah-daerah Akhaya"</w:t>
+      </w:r>
+    </w:p>
+    <w:p>
+      <w:pPr/>
+      <w:r>
+        <w:rPr>
+          <w:lang w:val="id_ID" w:bidi="id_ID"/>
+        </w:rPr>
+      </w:r>
+      <w:r>
+        <w:rPr>
+          <w:lang w:val="id_ID" w:bidi="id_ID"/>
+        </w:rPr>
+        <w:t xml:space="preserve">Di sini Paulus merujuk pada </w:t>
+      </w:r>
+      <w:r>
+        <w:rPr>
+          <w:b/>
+          <w:lang w:val="id_ID" w:bidi="id_ID"/>
+        </w:rPr>
+        <w:t>daerah-daerah</w:t>
+      </w:r>
+      <w:r>
+        <w:rPr>
+          <w:lang w:val="id_ID" w:bidi="id_ID"/>
+        </w:rPr>
+        <w:t xml:space="preserve"> yang bersama-sama membentuk provinsi </w:t>
+      </w:r>
+      <w:r>
+        <w:rPr>
+          <w:b/>
+          <w:lang w:val="id_ID" w:bidi="id_ID"/>
+        </w:rPr>
+        <w:t>Akhaya</w:t>
+      </w:r>
+      <w:r>
+        <w:rPr>
+          <w:lang w:val="id_ID" w:bidi="id_ID"/>
+        </w:rPr>
+        <w:t xml:space="preserve">. Ia menyebut </w:t>
+      </w:r>
+      <w:r>
+        <w:rPr>
+          <w:b/>
+          <w:lang w:val="id_ID" w:bidi="id_ID"/>
+        </w:rPr>
+        <w:t>daerah-daerah</w:t>
+      </w:r>
+      <w:r>
+        <w:rPr>
+          <w:lang w:val="id_ID" w:bidi="id_ID"/>
+        </w:rPr>
+        <w:t xml:space="preserve"> untuk menunjukkan bahwa tidak ada tempat di seluruh provinsi di mana seseorang dapat mencegahnya membanggakan diri atau membuktikan bahwa apa yang ia katakan salah. Jika bermanfaat dalam bahasa Anda, Anda bisa membuat ide ini lebih eksplisit. Alternatif terjemahan: “di seluruh Akhaya” atau “di seluruh provinsi Akhaya”.</w:t>
+      </w:r>
+    </w:p>
+    <w:p>
+      <w:pPr/>
+      <w:r>
+        <w:rPr>
+          <w:lang w:val="id_ID" w:bidi="id_ID"/>
+        </w:rPr>
+      </w:r>
+      <w:r>
+        <w:rPr>
+          <w:lang w:val="id_ID" w:bidi="id_ID"/>
+        </w:rPr>
+        <w:t xml:space="preserve">Lihat: </w:t>
+      </w:r>
+      <w:r>
+        <w:rPr>
+          <w:lang w:val="id_ID" w:bidi="id_ID"/>
+        </w:rPr>
+        <w:t>Hal-Hal yang Dianggap Sudah Diketahui dan Informasi Tersirat</w:t>
+      </w:r>
+      <w:r>
+        <w:rPr>
+          <w:lang w:val="id_ID" w:bidi="id_ID"/>
+        </w:rPr>
+      </w:r>
+      <w:r>
+        <w:rPr>
+          <w:lang w:val="id_ID" w:bidi="id_ID"/>
+        </w:rPr>
+      </w:r>
+    </w:p>
+    <w:p>
+      <w:pPr/>
+      <w:r>
+        <w:rPr>
+          <w:lang w:val="id_ID" w:bidi="id_ID"/>
+        </w:rPr>
+      </w:r>
+    </w:p>
+    <w:p>
+      <w:pPr>
+        <w:pStyle w:val="Heading2"/>
+      </w:pPr>
+      <w:r>
+        <w:rPr>
+          <w:lang w:val="id_ID" w:bidi="id_ID"/>
+        </w:rPr>
+        <w:t>2 Korintus 11:11 (#1)</w:t>
+      </w:r>
+      <w:r>
+        <w:rPr>
+          <w:lang w:val="id_ID" w:bidi="id_ID"/>
+        </w:rPr>
+      </w:r>
+    </w:p>
+    <w:p>
+      <w:pPr/>
+      <w:r>
+        <w:rPr>
+          <w:lang w:val="id_ID" w:bidi="id_ID"/>
+        </w:rPr>
+      </w:r>
+      <w:r>
+        <w:rPr>
+          <w:b/>
+          <w:lang w:val="id_ID" w:bidi="id_ID"/>
+        </w:rPr>
+        <w:t>"Mengapa"</w:t>
+      </w:r>
+    </w:p>
+    <w:p>
+      <w:pPr/>
+      <w:r>
+        <w:rPr>
+          <w:lang w:val="id_ID" w:bidi="id_ID"/>
+        </w:rPr>
+      </w:r>
+      <w:r>
+        <w:rPr>
+          <w:lang w:val="id_ID" w:bidi="id_ID"/>
+        </w:rPr>
+        <w:t xml:space="preserve">Di sini Paulus bertanya mengapa ia tidak "membebani" orang-orang Korintus (Lihat: </w:t>
+      </w:r>
+      <w:hyperlink r:id="rId38">
         <w:r>
           <w:rPr>
             <w:lang w:val="id_ID" w:bidi="id_ID"/>
@@ -24130,6 +23136,1065 @@
             <w:color w:val="0000EE"/>
             <w:u w:val="single"/>
           </w:rPr>
+          <w:t>11:9</w:t>
+        </w:r>
+      </w:hyperlink>
+      <w:r>
+        <w:rPr>
+          <w:lang w:val="id_ID" w:bidi="id_ID"/>
+        </w:rPr>
+        <w:t>). Jika ini akan membantu dalam bahasa Anda, Anda bisa membuat hubungan ini lebih eksplisit. Terjemahan alternatif: “Mengapa aku tidak membebani kamu?”</w:t>
+      </w:r>
+    </w:p>
+    <w:p>
+      <w:pPr/>
+      <w:r>
+        <w:rPr>
+          <w:lang w:val="id_ID" w:bidi="id_ID"/>
+        </w:rPr>
+      </w:r>
+      <w:r>
+        <w:rPr>
+          <w:lang w:val="id_ID" w:bidi="id_ID"/>
+        </w:rPr>
+        <w:t xml:space="preserve">Lihat: </w:t>
+      </w:r>
+      <w:r>
+        <w:rPr>
+          <w:lang w:val="id_ID" w:bidi="id_ID"/>
+        </w:rPr>
+        <w:t>Hal-Hal yang Dianggap Sudah Diketahui dan Informasi Tersirat</w:t>
+      </w:r>
+      <w:r>
+        <w:rPr>
+          <w:lang w:val="id_ID" w:bidi="id_ID"/>
+        </w:rPr>
+      </w:r>
+      <w:r>
+        <w:rPr>
+          <w:lang w:val="id_ID" w:bidi="id_ID"/>
+        </w:rPr>
+      </w:r>
+    </w:p>
+    <w:p>
+      <w:pPr/>
+      <w:r>
+        <w:rPr>
+          <w:lang w:val="id_ID" w:bidi="id_ID"/>
+        </w:rPr>
+      </w:r>
+    </w:p>
+    <w:p>
+      <w:pPr>
+        <w:pStyle w:val="Heading2"/>
+      </w:pPr>
+      <w:r>
+        <w:rPr>
+          <w:lang w:val="id_ID" w:bidi="id_ID"/>
+        </w:rPr>
+        <w:t>2 Korintus 11:11 (#2)</w:t>
+      </w:r>
+      <w:r>
+        <w:rPr>
+          <w:lang w:val="id_ID" w:bidi="id_ID"/>
+        </w:rPr>
+      </w:r>
+    </w:p>
+    <w:p>
+      <w:pPr/>
+      <w:r>
+        <w:rPr>
+          <w:lang w:val="id_ID" w:bidi="id_ID"/>
+        </w:rPr>
+      </w:r>
+      <w:r>
+        <w:rPr>
+          <w:b/>
+          <w:lang w:val="id_ID" w:bidi="id_ID"/>
+        </w:rPr>
+        <w:t>"Mengapa tidak? Apakah karena aku tidak mengasihi kamu"</w:t>
+      </w:r>
+    </w:p>
+    <w:p>
+      <w:pPr/>
+      <w:r>
+        <w:rPr>
+          <w:lang w:val="id_ID" w:bidi="id_ID"/>
+        </w:rPr>
+      </w:r>
+      <w:r>
+        <w:rPr>
+          <w:lang w:val="id_ID" w:bidi="id_ID"/>
+        </w:rPr>
+        <w:t>Paulus menggunakan bentuk pertanyaan untuk menunjukkan kepada jemaat Korintus bahwa alasannya tidak membebani mereka bukan karena ia tidak mencintai mereka. Jika Anda tidak menggunakan bentuk pertanyaan untuk tujuan ini dalam bahasa Anda, Anda dapat menerjemahkan dua pertanyaan ini sebagai pernyataan atau seruan, atau Anda dapat menggabungkannya menjadi satu pernyataan. Terjemahan alternatif: “Aku memiliki alasan untuk ini. Namun, bukan berarti aku tidak mengasihi kamu!” atau “Alasanku bukan karena aku tidak mengasihi kamu.”</w:t>
+      </w:r>
+    </w:p>
+    <w:p>
+      <w:pPr/>
+      <w:r>
+        <w:rPr>
+          <w:lang w:val="id_ID" w:bidi="id_ID"/>
+        </w:rPr>
+      </w:r>
+      <w:r>
+        <w:rPr>
+          <w:lang w:val="id_ID" w:bidi="id_ID"/>
+        </w:rPr>
+        <w:t xml:space="preserve">Lihat: </w:t>
+      </w:r>
+      <w:r>
+        <w:rPr>
+          <w:lang w:val="id_ID" w:bidi="id_ID"/>
+        </w:rPr>
+        <w:t>Pertanyaan Retoris</w:t>
+      </w:r>
+      <w:r>
+        <w:rPr>
+          <w:lang w:val="id_ID" w:bidi="id_ID"/>
+        </w:rPr>
+      </w:r>
+      <w:r>
+        <w:rPr>
+          <w:lang w:val="id_ID" w:bidi="id_ID"/>
+        </w:rPr>
+      </w:r>
+    </w:p>
+    <w:p>
+      <w:pPr/>
+      <w:r>
+        <w:rPr>
+          <w:lang w:val="id_ID" w:bidi="id_ID"/>
+        </w:rPr>
+      </w:r>
+    </w:p>
+    <w:p>
+      <w:pPr>
+        <w:pStyle w:val="Heading2"/>
+      </w:pPr>
+      <w:r>
+        <w:rPr>
+          <w:lang w:val="id_ID" w:bidi="id_ID"/>
+        </w:rPr>
+        <w:t>2 Korintus 11:11 (#3)</w:t>
+      </w:r>
+      <w:r>
+        <w:rPr>
+          <w:lang w:val="id_ID" w:bidi="id_ID"/>
+        </w:rPr>
+      </w:r>
+    </w:p>
+    <w:p>
+      <w:pPr/>
+      <w:r>
+        <w:rPr>
+          <w:lang w:val="id_ID" w:bidi="id_ID"/>
+        </w:rPr>
+      </w:r>
+      <w:r>
+        <w:rPr>
+          <w:b/>
+          <w:lang w:val="id_ID" w:bidi="id_ID"/>
+        </w:rPr>
+        <w:t>"Allah mengetahuinya"</w:t>
+      </w:r>
+    </w:p>
+    <w:p>
+      <w:pPr/>
+      <w:r>
+        <w:rPr>
+          <w:lang w:val="id_ID" w:bidi="id_ID"/>
+        </w:rPr>
+      </w:r>
+      <w:r>
+        <w:rPr>
+          <w:lang w:val="id_ID" w:bidi="id_ID"/>
+        </w:rPr>
+        <w:t xml:space="preserve">Di sini Paulus menyatakan bahwa </w:t>
+      </w:r>
+      <w:r>
+        <w:rPr>
+          <w:b/>
+          <w:lang w:val="id_ID" w:bidi="id_ID"/>
+        </w:rPr>
+        <w:t>Allah mengetahui</w:t>
+      </w:r>
+      <w:r>
+        <w:rPr>
+          <w:lang w:val="id_ID" w:bidi="id_ID"/>
+        </w:rPr>
+        <w:t xml:space="preserve"> sesuatu. Ia menyiratkan bahwa </w:t>
+      </w:r>
+      <w:r>
+        <w:rPr>
+          <w:b/>
+          <w:lang w:val="id_ID" w:bidi="id_ID"/>
+        </w:rPr>
+        <w:t>Allah mengetahui</w:t>
+      </w:r>
+      <w:r>
+        <w:rPr>
+          <w:lang w:val="id_ID" w:bidi="id_ID"/>
+        </w:rPr>
+        <w:t xml:space="preserve"> bahwa Paulus benar-benar mengasihi jemaat Korintus. Frasa </w:t>
+      </w:r>
+      <w:r>
+        <w:rPr>
+          <w:b/>
+          <w:lang w:val="id_ID" w:bidi="id_ID"/>
+        </w:rPr>
+        <w:t>Allah mengetahui</w:t>
+      </w:r>
+      <w:r>
+        <w:rPr>
+          <w:lang w:val="id_ID" w:bidi="id_ID"/>
+        </w:rPr>
+        <w:t xml:space="preserve"> memperkuat klaim tersebut, karena </w:t>
+      </w:r>
+      <w:r>
+        <w:rPr>
+          <w:b/>
+          <w:lang w:val="id_ID" w:bidi="id_ID"/>
+        </w:rPr>
+        <w:t>Allah</w:t>
+      </w:r>
+      <w:r>
+        <w:rPr>
+          <w:lang w:val="id_ID" w:bidi="id_ID"/>
+        </w:rPr>
+        <w:t xml:space="preserve"> adalah yang dapat membuktikan kebenaran klaim itu. Jika perlu membantu dalam bahasa Anda, Anda dapat membuat ide tersebut lebih eksplisit. Terjemahan alternatif: “Allah sendiri mengetahui bahwa aku mengasihimu” atau “Kamu dapat mengetahui secara pasti bahwa aku mengasihimu, karena Allah mengetahuinya”</w:t>
+      </w:r>
+    </w:p>
+    <w:p>
+      <w:pPr/>
+      <w:r>
+        <w:rPr>
+          <w:lang w:val="id_ID" w:bidi="id_ID"/>
+        </w:rPr>
+      </w:r>
+      <w:r>
+        <w:rPr>
+          <w:lang w:val="id_ID" w:bidi="id_ID"/>
+        </w:rPr>
+        <w:t xml:space="preserve">Lihat: </w:t>
+      </w:r>
+      <w:r>
+        <w:rPr>
+          <w:lang w:val="id_ID" w:bidi="id_ID"/>
+        </w:rPr>
+        <w:t>Hal-Hal yang Dianggap Sudah Diketahui dan Informasi Tersirat</w:t>
+      </w:r>
+      <w:r>
+        <w:rPr>
+          <w:lang w:val="id_ID" w:bidi="id_ID"/>
+        </w:rPr>
+      </w:r>
+      <w:r>
+        <w:rPr>
+          <w:lang w:val="id_ID" w:bidi="id_ID"/>
+        </w:rPr>
+      </w:r>
+    </w:p>
+    <w:p>
+      <w:pPr/>
+      <w:r>
+        <w:rPr>
+          <w:lang w:val="id_ID" w:bidi="id_ID"/>
+        </w:rPr>
+      </w:r>
+    </w:p>
+    <w:p>
+      <w:pPr>
+        <w:pStyle w:val="Heading2"/>
+      </w:pPr>
+      <w:r>
+        <w:rPr>
+          <w:lang w:val="id_ID" w:bidi="id_ID"/>
+        </w:rPr>
+        <w:t>2 Korintus 11:12 (#1)</w:t>
+      </w:r>
+      <w:r>
+        <w:rPr>
+          <w:lang w:val="id_ID" w:bidi="id_ID"/>
+        </w:rPr>
+      </w:r>
+    </w:p>
+    <w:p>
+      <w:pPr/>
+      <w:r>
+        <w:rPr>
+          <w:lang w:val="id_ID" w:bidi="id_ID"/>
+        </w:rPr>
+      </w:r>
+      <w:r>
+        <w:rPr>
+          <w:b/>
+          <w:lang w:val="id_ID" w:bidi="id_ID"/>
+        </w:rPr>
+        <w:t>"Tetapi"</w:t>
+      </w:r>
+    </w:p>
+    <w:p>
+      <w:pPr/>
+      <w:r>
+        <w:rPr>
+          <w:lang w:val="id_ID" w:bidi="id_ID"/>
+        </w:rPr>
+      </w:r>
+      <w:r>
+        <w:rPr>
+          <w:lang w:val="id_ID" w:bidi="id_ID"/>
+        </w:rPr>
+        <w:t xml:space="preserve">Di sini, kata </w:t>
+      </w:r>
+      <w:r>
+        <w:rPr>
+          <w:b/>
+          <w:lang w:val="id_ID" w:bidi="id_ID"/>
+        </w:rPr>
+        <w:t xml:space="preserve">Tetapi </w:t>
+      </w:r>
+      <w:r>
+        <w:rPr>
+          <w:lang w:val="id_ID" w:bidi="id_ID"/>
+        </w:rPr>
+        <w:t xml:space="preserve">memperkenalkan alasan sebenarnya mengapa Paulus tidak membebani jemaat Korintus, berbeda dengan alasan palsu yang ia sangkal di ayat sebelumnya (Lihat: </w:t>
+      </w:r>
+      <w:hyperlink r:id="rId38">
+        <w:r>
+          <w:rPr>
+            <w:lang w:val="id_ID" w:bidi="id_ID"/>
+          </w:rPr>
+          <w:rPr>
+            <w:color w:val="0000EE"/>
+            <w:u w:val="single"/>
+          </w:rPr>
+          <w:t xml:space="preserve">2 Korintus </w:t>
+        </w:r>
+      </w:hyperlink>
+      <w:hyperlink r:id="rId42">
+        <w:r>
+          <w:rPr>
+            <w:lang w:val="id_ID" w:bidi="id_ID"/>
+          </w:rPr>
+          <w:rPr>
+            <w:color w:val="0000EE"/>
+            <w:u w:val="single"/>
+          </w:rPr>
+          <w:t>11:11</w:t>
+        </w:r>
+      </w:hyperlink>
+      <w:r>
+        <w:rPr>
+          <w:lang w:val="id_ID" w:bidi="id_ID"/>
+        </w:rPr>
+        <w:t>). Jika dapat membantu dalam bahasa Anda, Anda dapat menggunakan kata atau frasa yang menunjukkan kekontrasan. Terjemahan alternatif: “Sebaliknya,”</w:t>
+      </w:r>
+    </w:p>
+    <w:p>
+      <w:pPr/>
+      <w:r>
+        <w:rPr>
+          <w:lang w:val="id_ID" w:bidi="id_ID"/>
+        </w:rPr>
+      </w:r>
+      <w:r>
+        <w:rPr>
+          <w:lang w:val="id_ID" w:bidi="id_ID"/>
+        </w:rPr>
+        <w:t xml:space="preserve">Lihat: </w:t>
+      </w:r>
+      <w:r>
+        <w:rPr>
+          <w:lang w:val="id_ID" w:bidi="id_ID"/>
+        </w:rPr>
+        <w:t>Menghubungkan — Hubungan Kontras</w:t>
+      </w:r>
+      <w:r>
+        <w:rPr>
+          <w:lang w:val="id_ID" w:bidi="id_ID"/>
+        </w:rPr>
+      </w:r>
+      <w:r>
+        <w:rPr>
+          <w:lang w:val="id_ID" w:bidi="id_ID"/>
+        </w:rPr>
+      </w:r>
+    </w:p>
+    <w:p>
+      <w:pPr/>
+      <w:r>
+        <w:rPr>
+          <w:lang w:val="id_ID" w:bidi="id_ID"/>
+        </w:rPr>
+      </w:r>
+    </w:p>
+    <w:p>
+      <w:pPr>
+        <w:pStyle w:val="Heading2"/>
+      </w:pPr>
+      <w:r>
+        <w:rPr>
+          <w:lang w:val="id_ID" w:bidi="id_ID"/>
+        </w:rPr>
+        <w:t>2 Korintus 11:12 (#2)</w:t>
+      </w:r>
+      <w:r>
+        <w:rPr>
+          <w:lang w:val="id_ID" w:bidi="id_ID"/>
+        </w:rPr>
+      </w:r>
+    </w:p>
+    <w:p>
+      <w:pPr/>
+      <w:r>
+        <w:rPr>
+          <w:lang w:val="id_ID" w:bidi="id_ID"/>
+        </w:rPr>
+      </w:r>
+      <w:r>
+        <w:rPr>
+          <w:b/>
+          <w:lang w:val="id_ID" w:bidi="id_ID"/>
+        </w:rPr>
+        <w:t>"apa yang kulakukan, akan tetap kulakukan"</w:t>
+      </w:r>
+    </w:p>
+    <w:p>
+      <w:pPr/>
+      <w:r>
+        <w:rPr>
+          <w:lang w:val="id_ID" w:bidi="id_ID"/>
+        </w:rPr>
+      </w:r>
+      <w:r>
+        <w:rPr>
+          <w:lang w:val="id_ID" w:bidi="id_ID"/>
+        </w:rPr>
+        <w:t xml:space="preserve">Di sini, frasa </w:t>
+      </w:r>
+      <w:r>
+        <w:rPr>
+          <w:b/>
+          <w:lang w:val="id_ID" w:bidi="id_ID"/>
+        </w:rPr>
+        <w:t>apa yang aku lakukan</w:t>
+      </w:r>
+      <w:r>
+        <w:rPr>
+          <w:lang w:val="id_ID" w:bidi="id_ID"/>
+        </w:rPr>
+        <w:t xml:space="preserve"> merujuk pada tindakan Paulus yang tidak meminta uang dari jemaat Korintus. Jika dapat membantu dalam bahasa Anda, Anda dapat membuat rujukan untuk frasa ini eksplisit. Terjemahan alternatif: “Aku juga akan terus tidak menerima uang dari kamu” atau “Aku juga akan terus tidak membebani kamu”.</w:t>
+      </w:r>
+    </w:p>
+    <w:p>
+      <w:pPr/>
+      <w:r>
+        <w:rPr>
+          <w:lang w:val="id_ID" w:bidi="id_ID"/>
+        </w:rPr>
+      </w:r>
+      <w:r>
+        <w:rPr>
+          <w:lang w:val="id_ID" w:bidi="id_ID"/>
+        </w:rPr>
+        <w:t xml:space="preserve">Lihat: </w:t>
+      </w:r>
+      <w:r>
+        <w:rPr>
+          <w:lang w:val="id_ID" w:bidi="id_ID"/>
+        </w:rPr>
+        <w:t>Kata Ganti — Kapan Menggunakannya</w:t>
+      </w:r>
+      <w:r>
+        <w:rPr>
+          <w:lang w:val="id_ID" w:bidi="id_ID"/>
+        </w:rPr>
+      </w:r>
+      <w:r>
+        <w:rPr>
+          <w:lang w:val="id_ID" w:bidi="id_ID"/>
+        </w:rPr>
+      </w:r>
+    </w:p>
+    <w:p>
+      <w:pPr/>
+      <w:r>
+        <w:rPr>
+          <w:lang w:val="id_ID" w:bidi="id_ID"/>
+        </w:rPr>
+      </w:r>
+    </w:p>
+    <w:p>
+      <w:pPr>
+        <w:pStyle w:val="Heading2"/>
+      </w:pPr>
+      <w:r>
+        <w:rPr>
+          <w:lang w:val="id_ID" w:bidi="id_ID"/>
+        </w:rPr>
+        <w:t>2 Korintus 11:12 (#3)</w:t>
+      </w:r>
+      <w:r>
+        <w:rPr>
+          <w:lang w:val="id_ID" w:bidi="id_ID"/>
+        </w:rPr>
+      </w:r>
+    </w:p>
+    <w:p>
+      <w:pPr/>
+      <w:r>
+        <w:rPr>
+          <w:lang w:val="id_ID" w:bidi="id_ID"/>
+        </w:rPr>
+      </w:r>
+      <w:r>
+        <w:rPr>
+          <w:b/>
+          <w:lang w:val="id_ID" w:bidi="id_ID"/>
+        </w:rPr>
+        <w:t>"kulakukan untuk mencegah"</w:t>
+      </w:r>
+    </w:p>
+    <w:p>
+      <w:pPr/>
+      <w:r>
+        <w:rPr>
+          <w:lang w:val="id_ID" w:bidi="id_ID"/>
+        </w:rPr>
+      </w:r>
+      <w:r>
+        <w:rPr>
+          <w:lang w:val="id_ID" w:bidi="id_ID"/>
+        </w:rPr>
+        <w:t xml:space="preserve">Di sini Paulus berbicara tentang menghilangkan satu </w:t>
+      </w:r>
+      <w:r>
+        <w:rPr>
+          <w:b/>
+          <w:lang w:val="id_ID" w:bidi="id_ID"/>
+        </w:rPr>
+        <w:t>kesempatan</w:t>
+      </w:r>
+      <w:r>
+        <w:rPr>
+          <w:lang w:val="id_ID" w:bidi="id_ID"/>
+        </w:rPr>
+        <w:t xml:space="preserve"> seolah-olah memotong atau menghancurkan sesuatu. Jika dapat membantu dalam bahasa Anda, Anda dapat menggunakan kiasan atau bahasa biasa yang sepadan. Terjemahan alternatif: “aku dapat mengalahkan” atau “aku dapat menghilangkan”</w:t>
+      </w:r>
+    </w:p>
+    <w:p>
+      <w:pPr/>
+      <w:r>
+        <w:rPr>
+          <w:lang w:val="id_ID" w:bidi="id_ID"/>
+        </w:rPr>
+      </w:r>
+      <w:r>
+        <w:rPr>
+          <w:lang w:val="id_ID" w:bidi="id_ID"/>
+        </w:rPr>
+        <w:t xml:space="preserve">Lihat: </w:t>
+      </w:r>
+      <w:r>
+        <w:rPr>
+          <w:lang w:val="id_ID" w:bidi="id_ID"/>
+        </w:rPr>
+        <w:t>Metafora</w:t>
+      </w:r>
+      <w:r>
+        <w:rPr>
+          <w:lang w:val="id_ID" w:bidi="id_ID"/>
+        </w:rPr>
+      </w:r>
+      <w:r>
+        <w:rPr>
+          <w:lang w:val="id_ID" w:bidi="id_ID"/>
+        </w:rPr>
+      </w:r>
+    </w:p>
+    <w:p>
+      <w:pPr/>
+      <w:r>
+        <w:rPr>
+          <w:lang w:val="id_ID" w:bidi="id_ID"/>
+        </w:rPr>
+      </w:r>
+    </w:p>
+    <w:p>
+      <w:pPr>
+        <w:pStyle w:val="Heading2"/>
+      </w:pPr>
+      <w:r>
+        <w:rPr>
+          <w:lang w:val="id_ID" w:bidi="id_ID"/>
+        </w:rPr>
+        <w:t>2 Korintus 11:12 (#4)</w:t>
+      </w:r>
+      <w:r>
+        <w:rPr>
+          <w:lang w:val="id_ID" w:bidi="id_ID"/>
+        </w:rPr>
+      </w:r>
+    </w:p>
+    <w:p>
+      <w:pPr/>
+      <w:r>
+        <w:rPr>
+          <w:lang w:val="id_ID" w:bidi="id_ID"/>
+        </w:rPr>
+      </w:r>
+      <w:r>
+        <w:rPr>
+          <w:b/>
+          <w:lang w:val="id_ID" w:bidi="id_ID"/>
+        </w:rPr>
+        <w:t>"untuk mencegah mereka yang mencari kesempatan guna menyatakan, bahwa mereka sama dengan kami dalam hal yang dapat dimegahkan"</w:t>
+      </w:r>
+    </w:p>
+    <w:p>
+      <w:pPr/>
+      <w:r>
+        <w:rPr>
+          <w:lang w:val="id_ID" w:bidi="id_ID"/>
+        </w:rPr>
+      </w:r>
+      <w:r>
+        <w:rPr>
+          <w:lang w:val="id_ID" w:bidi="id_ID"/>
+        </w:rPr>
+        <w:t xml:space="preserve">Di sini, kata </w:t>
+      </w:r>
+      <w:r>
+        <w:rPr>
+          <w:b/>
+          <w:lang w:val="id_ID" w:bidi="id_ID"/>
+        </w:rPr>
+        <w:t>kesempatan</w:t>
+      </w:r>
+      <w:r>
+        <w:rPr>
+          <w:lang w:val="id_ID" w:bidi="id_ID"/>
+        </w:rPr>
+        <w:t xml:space="preserve"> merujuk pada peluang atau kemampuan untuk melakukan sesuatu. Paulus menjelaskan apa yang terkait dengan </w:t>
+      </w:r>
+      <w:r>
+        <w:rPr>
+          <w:b/>
+          <w:lang w:val="id_ID" w:bidi="id_ID"/>
+        </w:rPr>
+        <w:t>kesempatan</w:t>
+      </w:r>
+      <w:r>
+        <w:rPr>
+          <w:lang w:val="id_ID" w:bidi="id_ID"/>
+        </w:rPr>
+        <w:t xml:space="preserve"> tersebut dengan menggunakan klausa </w:t>
+      </w:r>
+      <w:r>
+        <w:rPr>
+          <w:b/>
+          <w:lang w:val="id_ID" w:bidi="id_ID"/>
+        </w:rPr>
+        <w:t>agar dalam hal-hal yang mereka banggakan, mereka dapat ditemukan sama seperti kami juga</w:t>
+      </w:r>
+      <w:r>
+        <w:rPr>
+          <w:lang w:val="id_ID" w:bidi="id_ID"/>
+        </w:rPr>
+        <w:t xml:space="preserve">. Gunakan bentuk yang dengan jelas memperkenalkan apa yang terkait dengan </w:t>
+      </w:r>
+      <w:r>
+        <w:rPr>
+          <w:b/>
+          <w:lang w:val="id_ID" w:bidi="id_ID"/>
+        </w:rPr>
+        <w:t>kesempatan</w:t>
+      </w:r>
+      <w:r>
+        <w:rPr>
+          <w:lang w:val="id_ID" w:bidi="id_ID"/>
+        </w:rPr>
+        <w:t xml:space="preserve"> tersebut. Terjemahan alternatif: “setiap kesempatan dari mereka yang menginginkan kesempatan untuk ditemukan sama seperti kami juga dalam hal-hal yang mereka banggakan”</w:t>
+      </w:r>
+    </w:p>
+    <w:p>
+      <w:pPr/>
+      <w:r>
+        <w:rPr>
+          <w:lang w:val="id_ID" w:bidi="id_ID"/>
+        </w:rPr>
+      </w:r>
+      <w:r>
+        <w:rPr>
+          <w:lang w:val="id_ID" w:bidi="id_ID"/>
+        </w:rPr>
+        <w:t xml:space="preserve">Lihat: </w:t>
+      </w:r>
+      <w:r>
+        <w:rPr>
+          <w:lang w:val="id_ID" w:bidi="id_ID"/>
+        </w:rPr>
+        <w:t>Hal-Hal yang Dianggap Sudah Diketahui dan Informasi Tersirat</w:t>
+      </w:r>
+      <w:r>
+        <w:rPr>
+          <w:lang w:val="id_ID" w:bidi="id_ID"/>
+        </w:rPr>
+      </w:r>
+      <w:r>
+        <w:rPr>
+          <w:lang w:val="id_ID" w:bidi="id_ID"/>
+        </w:rPr>
+      </w:r>
+    </w:p>
+    <w:p>
+      <w:pPr/>
+      <w:r>
+        <w:rPr>
+          <w:lang w:val="id_ID" w:bidi="id_ID"/>
+        </w:rPr>
+      </w:r>
+    </w:p>
+    <w:p>
+      <w:pPr>
+        <w:pStyle w:val="Heading2"/>
+      </w:pPr>
+      <w:r>
+        <w:rPr>
+          <w:lang w:val="id_ID" w:bidi="id_ID"/>
+        </w:rPr>
+        <w:t>2 Korintus 11:12 (#5)</w:t>
+      </w:r>
+      <w:r>
+        <w:rPr>
+          <w:lang w:val="id_ID" w:bidi="id_ID"/>
+        </w:rPr>
+      </w:r>
+    </w:p>
+    <w:p>
+      <w:pPr/>
+      <w:r>
+        <w:rPr>
+          <w:lang w:val="id_ID" w:bidi="id_ID"/>
+        </w:rPr>
+      </w:r>
+      <w:r>
+        <w:rPr>
+          <w:b/>
+          <w:lang w:val="id_ID" w:bidi="id_ID"/>
+        </w:rPr>
+        <w:t>"mereka yang mencari kesempatan guna menyatakan"</w:t>
+      </w:r>
+    </w:p>
+    <w:p>
+      <w:pPr/>
+      <w:r>
+        <w:rPr>
+          <w:lang w:val="id_ID" w:bidi="id_ID"/>
+        </w:rPr>
+      </w:r>
+      <w:r>
+        <w:rPr>
+          <w:lang w:val="id_ID" w:bidi="id_ID"/>
+        </w:rPr>
+        <w:t xml:space="preserve">Jika bahasa Anda tidak menggunakan kata benda abstrak untuk ide </w:t>
+      </w:r>
+      <w:r>
+        <w:rPr>
+          <w:b/>
+          <w:lang w:val="id_ID" w:bidi="id_ID"/>
+        </w:rPr>
+        <w:t>kesempatan</w:t>
+      </w:r>
+      <w:r>
+        <w:rPr>
+          <w:lang w:val="id_ID" w:bidi="id_ID"/>
+        </w:rPr>
+        <w:t>, Anda bisa mengungkapkan ide yang sama dengan cara lain. Terjemahan alternatif: "apa yang dikehendaiki oleh sebagian orang untuk terjadi" atau "apa yang diinginkan oleh mereka yang menginginkannya"</w:t>
+      </w:r>
+    </w:p>
+    <w:p>
+      <w:pPr/>
+      <w:r>
+        <w:rPr>
+          <w:lang w:val="id_ID" w:bidi="id_ID"/>
+        </w:rPr>
+      </w:r>
+      <w:r>
+        <w:rPr>
+          <w:lang w:val="id_ID" w:bidi="id_ID"/>
+        </w:rPr>
+        <w:t xml:space="preserve">Lihat: </w:t>
+      </w:r>
+      <w:r>
+        <w:rPr>
+          <w:lang w:val="id_ID" w:bidi="id_ID"/>
+        </w:rPr>
+        <w:t>Kata Benda Abstrak</w:t>
+      </w:r>
+      <w:r>
+        <w:rPr>
+          <w:lang w:val="id_ID" w:bidi="id_ID"/>
+        </w:rPr>
+      </w:r>
+      <w:r>
+        <w:rPr>
+          <w:lang w:val="id_ID" w:bidi="id_ID"/>
+        </w:rPr>
+      </w:r>
+    </w:p>
+    <w:p>
+      <w:pPr/>
+      <w:r>
+        <w:rPr>
+          <w:lang w:val="id_ID" w:bidi="id_ID"/>
+        </w:rPr>
+      </w:r>
+    </w:p>
+    <w:p>
+      <w:pPr>
+        <w:pStyle w:val="Heading2"/>
+      </w:pPr>
+      <w:r>
+        <w:rPr>
+          <w:lang w:val="id_ID" w:bidi="id_ID"/>
+        </w:rPr>
+        <w:t>2 Korintus 11:12 (#6)</w:t>
+      </w:r>
+      <w:r>
+        <w:rPr>
+          <w:lang w:val="id_ID" w:bidi="id_ID"/>
+        </w:rPr>
+      </w:r>
+    </w:p>
+    <w:p>
+      <w:pPr/>
+      <w:r>
+        <w:rPr>
+          <w:lang w:val="id_ID" w:bidi="id_ID"/>
+        </w:rPr>
+      </w:r>
+      <w:r>
+        <w:rPr>
+          <w:b/>
+          <w:lang w:val="id_ID" w:bidi="id_ID"/>
+        </w:rPr>
+        <w:t>"dalam hal yang dapat dimegahkan"</w:t>
+      </w:r>
+    </w:p>
+    <w:p>
+      <w:pPr/>
+      <w:r>
+        <w:rPr>
+          <w:lang w:val="id_ID" w:bidi="id_ID"/>
+        </w:rPr>
+      </w:r>
+      <w:r>
+        <w:rPr>
+          <w:lang w:val="id_ID" w:bidi="id_ID"/>
+        </w:rPr>
+        <w:t>Di sini Paulus secara umum merujuk pada apa pun yang mungkin dibanggakan seseorang. Ia tidak menyebutkan secara spesifik apa yang dibanggakan oleh orang-orang. Jika dapat membantu dalam bahasa Anda, Anda dapat membuat ide ini lebih eksplisit. Terjemahan alternatif: “dalam segala hal yang mereka megahkan”</w:t>
+      </w:r>
+    </w:p>
+    <w:p>
+      <w:pPr/>
+      <w:r>
+        <w:rPr>
+          <w:lang w:val="id_ID" w:bidi="id_ID"/>
+        </w:rPr>
+      </w:r>
+      <w:r>
+        <w:rPr>
+          <w:lang w:val="id_ID" w:bidi="id_ID"/>
+        </w:rPr>
+        <w:t xml:space="preserve">Lihat: </w:t>
+      </w:r>
+      <w:r>
+        <w:rPr>
+          <w:lang w:val="id_ID" w:bidi="id_ID"/>
+        </w:rPr>
+        <w:t>Hal-Hal yang Dianggap Sudah Diketahui dan Informasi Tersirat</w:t>
+      </w:r>
+      <w:r>
+        <w:rPr>
+          <w:lang w:val="id_ID" w:bidi="id_ID"/>
+        </w:rPr>
+      </w:r>
+      <w:r>
+        <w:rPr>
+          <w:lang w:val="id_ID" w:bidi="id_ID"/>
+        </w:rPr>
+      </w:r>
+    </w:p>
+    <w:p>
+      <w:pPr/>
+      <w:r>
+        <w:rPr>
+          <w:lang w:val="id_ID" w:bidi="id_ID"/>
+        </w:rPr>
+      </w:r>
+    </w:p>
+    <w:p>
+      <w:pPr>
+        <w:pStyle w:val="Heading2"/>
+      </w:pPr>
+      <w:r>
+        <w:rPr>
+          <w:lang w:val="id_ID" w:bidi="id_ID"/>
+        </w:rPr>
+        <w:t>2 Korintus 11:12 (#7)</w:t>
+      </w:r>
+      <w:r>
+        <w:rPr>
+          <w:lang w:val="id_ID" w:bidi="id_ID"/>
+        </w:rPr>
+      </w:r>
+    </w:p>
+    <w:p>
+      <w:pPr/>
+      <w:r>
+        <w:rPr>
+          <w:lang w:val="id_ID" w:bidi="id_ID"/>
+        </w:rPr>
+      </w:r>
+      <w:r>
+        <w:rPr>
+          <w:b/>
+          <w:lang w:val="id_ID" w:bidi="id_ID"/>
+        </w:rPr>
+        <w:t>"bahwa mereka sama dengan kami"</w:t>
+      </w:r>
+    </w:p>
+    <w:p>
+      <w:pPr/>
+      <w:r>
+        <w:rPr>
+          <w:lang w:val="id_ID" w:bidi="id_ID"/>
+        </w:rPr>
+      </w:r>
+      <w:r>
+        <w:rPr>
+          <w:lang w:val="id_ID" w:bidi="id_ID"/>
+        </w:rPr>
+        <w:t>Jika bahasa Anda tidak menggunakan bentuk pasif ini, Anda dapat menyampaikan ide tersebut dalam bentuk aktif atau dengan cara lain yang lebih alami dalam bahasa Anda. Jika Anda perlu menyatakan siapa yang melakukan tindakan, Anda dapat menggunakan subjek tak tentu. Terjemahan alternatif: "orang-orang lain dapat menemukan mereka" atau "orang-orang dapat menganggap mereka demikian"</w:t>
+      </w:r>
+    </w:p>
+    <w:p>
+      <w:pPr/>
+      <w:r>
+        <w:rPr>
+          <w:lang w:val="id_ID" w:bidi="id_ID"/>
+        </w:rPr>
+      </w:r>
+      <w:r>
+        <w:rPr>
+          <w:lang w:val="id_ID" w:bidi="id_ID"/>
+        </w:rPr>
+        <w:t xml:space="preserve">Lihat: </w:t>
+      </w:r>
+      <w:r>
+        <w:rPr>
+          <w:lang w:val="id_ID" w:bidi="id_ID"/>
+        </w:rPr>
+        <w:t>Aktif atau Pasif</w:t>
+      </w:r>
+      <w:r>
+        <w:rPr>
+          <w:lang w:val="id_ID" w:bidi="id_ID"/>
+        </w:rPr>
+      </w:r>
+      <w:r>
+        <w:rPr>
+          <w:lang w:val="id_ID" w:bidi="id_ID"/>
+        </w:rPr>
+      </w:r>
+    </w:p>
+    <w:p>
+      <w:pPr/>
+      <w:r>
+        <w:rPr>
+          <w:lang w:val="id_ID" w:bidi="id_ID"/>
+        </w:rPr>
+      </w:r>
+    </w:p>
+    <w:p>
+      <w:pPr>
+        <w:pStyle w:val="Heading2"/>
+      </w:pPr>
+      <w:r>
+        <w:rPr>
+          <w:lang w:val="id_ID" w:bidi="id_ID"/>
+        </w:rPr>
+        <w:t>2 Korintus 11:13 (#1)</w:t>
+      </w:r>
+      <w:r>
+        <w:rPr>
+          <w:lang w:val="id_ID" w:bidi="id_ID"/>
+        </w:rPr>
+      </w:r>
+    </w:p>
+    <w:p>
+      <w:pPr/>
+      <w:r>
+        <w:rPr>
+          <w:lang w:val="id_ID" w:bidi="id_ID"/>
+        </w:rPr>
+      </w:r>
+      <w:r>
+        <w:rPr>
+          <w:b/>
+          <w:lang w:val="id_ID" w:bidi="id_ID"/>
+        </w:rPr>
+        <w:t>"Sebab"</w:t>
+      </w:r>
+    </w:p>
+    <w:p>
+      <w:pPr/>
+      <w:r>
+        <w:rPr>
+          <w:lang w:val="id_ID" w:bidi="id_ID"/>
+        </w:rPr>
+      </w:r>
+      <w:r>
+        <w:rPr>
+          <w:lang w:val="id_ID" w:bidi="id_ID"/>
+        </w:rPr>
+        <w:t xml:space="preserve">Di sini, kata </w:t>
+      </w:r>
+      <w:r>
+        <w:rPr>
+          <w:b/>
+          <w:lang w:val="id_ID" w:bidi="id_ID"/>
+        </w:rPr>
+        <w:t>Sebab</w:t>
+      </w:r>
+      <w:r>
+        <w:rPr>
+          <w:lang w:val="id_ID" w:bidi="id_ID"/>
+        </w:rPr>
+        <w:t xml:space="preserve"> digunakan untuk memperkenalkan penjelasan yang lebih lanjut tentang apa yang Paulus katakan di ayat sebelumnya (</w:t>
+      </w:r>
+      <w:hyperlink r:id="rId38">
+        <w:r>
+          <w:rPr>
+            <w:lang w:val="id_ID" w:bidi="id_ID"/>
+          </w:rPr>
+          <w:rPr>
+            <w:color w:val="0000EE"/>
+            <w:u w:val="single"/>
+          </w:rPr>
+          <w:t xml:space="preserve">2 Korintus </w:t>
+        </w:r>
+      </w:hyperlink>
+      <w:hyperlink r:id="rId43">
+        <w:r>
+          <w:rPr>
+            <w:lang w:val="id_ID" w:bidi="id_ID"/>
+          </w:rPr>
+          <w:rPr>
+            <w:color w:val="0000EE"/>
+            <w:u w:val="single"/>
+          </w:rPr>
           <w:t>9:15</w:t>
         </w:r>
       </w:hyperlink>
@@ -24645,7 +24710,7 @@
         </w:rPr>
         <w:t xml:space="preserve">Perhatikan bagaimana Anda menerjemahkan frasa serupa di akhir </w:t>
       </w:r>
-      <w:hyperlink r:id="rId42">
+      <w:hyperlink r:id="rId44">
         <w:r>
           <w:rPr>
             <w:lang w:val="id_ID" w:bidi="id_ID"/>
@@ -25251,7 +25316,7 @@
         </w:rPr>
         <w:t xml:space="preserve">Perhatikan bagaimana Anda menerjemahkan frasa serupa di akhir </w:t>
       </w:r>
-      <w:hyperlink r:id="rId42">
+      <w:hyperlink r:id="rId44">
         <w:r>
           <w:rPr>
             <w:lang w:val="id_ID" w:bidi="id_ID"/>
@@ -25770,7 +25835,7 @@
         </w:rPr>
         <w:t xml:space="preserve"> untuk merujuk pada: (1) apa yang dia katakan di </w:t>
       </w:r>
-      <w:hyperlink r:id="rId36">
+      <w:hyperlink r:id="rId38">
         <w:r>
           <w:rPr>
             <w:lang w:val="id_ID" w:bidi="id_ID"/>
@@ -25788,7 +25853,7 @@
         </w:rPr>
         <w:t xml:space="preserve">tentang keinginannya agar orang-orang Korintus bersabar dengan kebodohannya. Terjemahan alternatif: “apa yang sudah aku katakan” (2) apa yang ia katakan di </w:t>
       </w:r>
-      <w:hyperlink r:id="rId43">
+      <w:hyperlink r:id="rId45">
         <w:r>
           <w:rPr>
             <w:lang w:val="id_ID" w:bidi="id_ID"/>
@@ -26990,7 +27055,7 @@
         </w:rPr>
         <w:t xml:space="preserve"> digunakan untuk memperkenalkan penjelasan lebih lanjut tentang apa yang Paulus sampaikan dalam ayat-ayat sebelumnya (</w:t>
       </w:r>
-      <w:hyperlink r:id="rId44">
+      <w:hyperlink r:id="rId46">
         <w:r>
           <w:rPr>
             <w:lang w:val="id_ID" w:bidi="id_ID"/>
@@ -27431,7 +27496,7 @@
         </w:rPr>
         <w:t xml:space="preserve"> memperkenalkan contoh-contoh dari apa yang Paulus katakan di ayat sebelumnya (</w:t>
       </w:r>
-      <w:hyperlink r:id="rId45">
+      <w:hyperlink r:id="rId47">
         <w:r>
           <w:rPr>
             <w:lang w:val="id_ID" w:bidi="id_ID"/>
@@ -29087,7 +29152,7 @@
         </w:rPr>
         <w:t xml:space="preserve">Sama seperti dalam </w:t>
       </w:r>
-      <w:hyperlink r:id="rId46">
+      <w:hyperlink r:id="rId48">
         <w:r>
           <w:rPr>
             <w:lang w:val="id_ID" w:bidi="id_ID"/>
@@ -29757,7 +29822,7 @@
         </w:rPr>
         <w:t xml:space="preserve">Frasa ini merujuk pada bagaimana dalam hukum Yahudi seseorang dapat dicambuk maksimal 40 kali (Lihat: </w:t>
       </w:r>
-      <w:hyperlink r:id="rId47">
+      <w:hyperlink r:id="rId49">
         <w:r>
           <w:rPr>
             <w:lang w:val="id_ID" w:bidi="id_ID"/>
@@ -33867,7 +33932,7 @@
         </w:rPr>
         <w:t xml:space="preserve"> dari kota Damsyik (Lihat: </w:t>
       </w:r>
-      <w:hyperlink r:id="rId48">
+      <w:hyperlink r:id="rId50">
         <w:r>
           <w:rPr>
             <w:lang w:val="id_ID" w:bidi="id_ID"/>
@@ -34931,7 +34996,7 @@
         </w:rPr>
         <w:t xml:space="preserve">Dalam </w:t>
       </w:r>
-      <w:hyperlink r:id="rId49">
+      <w:hyperlink r:id="rId51">
         <w:r>
           <w:rPr>
             <w:lang w:val="id_ID" w:bidi="id_ID"/>
@@ -34962,7 +35027,7 @@
         </w:rPr>
         <w:t xml:space="preserve">. Jelas dari </w:t>
       </w:r>
-      <w:hyperlink r:id="rId50">
+      <w:hyperlink r:id="rId52">
         <w:r>
           <w:rPr>
             <w:lang w:val="id_ID" w:bidi="id_ID"/>
@@ -34980,7 +35045,7 @@
         </w:rPr>
         <w:t xml:space="preserve"> bahwa ia sebenarnya sedang berbicara tentang dirinya sendiri. Jadi, Paulus menggunakan orang ketiga untuk menghindar dari memegahkan diri secara langsung. Jika memungkinkan, gunakan orang ketiga dalam </w:t>
       </w:r>
-      <w:hyperlink r:id="rId49">
+      <w:hyperlink r:id="rId51">
         <w:r>
           <w:rPr>
             <w:lang w:val="id_ID" w:bidi="id_ID"/>
@@ -35011,7 +35076,7 @@
         </w:rPr>
         <w:t xml:space="preserve"> ini. Jika perlu, Anda dapat menyatakan dalam ayat ini bahwa Paulus berbicara tentang dirinya sendiri. Pastikan terjemahan Anda di sini konsisten dengan bagaimana Anda menerjemahkan </w:t>
       </w:r>
-      <w:hyperlink r:id="rId51">
+      <w:hyperlink r:id="rId53">
         <w:r>
           <w:rPr>
             <w:lang w:val="id_ID" w:bidi="id_ID"/>
@@ -35831,7 +35896,7 @@
         </w:rPr>
         <w:t xml:space="preserve">Di sini Paulus terus berbicara tentang dirinya sendiri dalam orang ketiga. Pastikan terjemahan Anda konsisten dengan pilihan Anda dalam menerjemahkan </w:t>
       </w:r>
-      <w:hyperlink r:id="rId52">
+      <w:hyperlink r:id="rId54">
         <w:r>
           <w:rPr>
             <w:lang w:val="id_ID" w:bidi="id_ID"/>
@@ -35945,7 +36010,7 @@
         </w:rPr>
         <w:t xml:space="preserve"> itu pergi ke surga dalam bentuk tubuh atau tidak. Ia menggunakan kata-kata yang hampir sama seperti yang ia gunakan di </w:t>
       </w:r>
-      <w:hyperlink r:id="rId52">
+      <w:hyperlink r:id="rId54">
         <w:r>
           <w:rPr>
             <w:lang w:val="id_ID" w:bidi="id_ID"/>
@@ -35976,7 +36041,7 @@
         </w:rPr>
         <w:t xml:space="preserve"> di sini. Terjemahkan kata-kata ini seperti yang Anda lakukan di </w:t>
       </w:r>
-      <w:hyperlink r:id="rId52">
+      <w:hyperlink r:id="rId54">
         <w:r>
           <w:rPr>
             <w:lang w:val="id_ID" w:bidi="id_ID"/>
